--- a/my-work/report/IoMT-ag-saldiri-tespiti-raporu.docx
+++ b/my-work/report/IoMT-ag-saldiri-tespiti-raporu.docx
@@ -193,7 +193,27 @@
       </w:r>
       <w:r>
         <w:rPr/>
-        <w:t xml:space="preserve">) ve koşu başına 13 sayısal özellikle temsil edilir. Konfigürasyon-grupli, iyimserliği kırılmış bir değerlendirme altında detektörün çok-sınıflı makro-F1 skoru </w:t>
+        <w:t xml:space="preserve">) ve koşu başına 13 sayısal özellikle temsil edilir. Aynı saldırı ayarının bütün koşularını eğitim ve test kümesinin </w:t>
+      </w:r>
+      <w:r>
+        <w:rPr>
+          <w:rStyle w:val="Strong"/>
+        </w:rPr>
+        <w:t>tek bir tarafında</w:t>
+      </w:r>
+      <w:r>
+        <w:rPr/>
+        <w:t xml:space="preserve"> tutan, dolayısıyla modeli daha önce hiç görmediği bir saldırı şiddetiyle sınayan bir değerlendirme altında (</w:t>
+      </w:r>
+      <w:r>
+        <w:rPr>
+          <w:rStyle w:val="Emphasis"/>
+        </w:rPr>
+        <w:t>grouped split</w:t>
+      </w:r>
+      <w:r>
+        <w:rPr/>
+        <w:t xml:space="preserve">, §5.2) detektörün çok-sınıflı makro-F1 skoru </w:t>
       </w:r>
       <w:r>
         <w:rPr>
@@ -329,324 +349,14 @@
         <w:rPr/>
       </w:pPr>
       <w:r>
-        <w:rPr/>
-        <w:t>Teknik terimlerin bir kısmı İngilizce bırakılmıştır (</w:t>
-      </w:r>
-      <w:r>
-        <w:rPr>
-          <w:rStyle w:val="Emphasis"/>
-        </w:rPr>
-        <w:t>throughput</w:t>
-      </w:r>
-      <w:r>
-        <w:rPr/>
-        <w:t xml:space="preserve">, </w:t>
-      </w:r>
-      <w:r>
-        <w:rPr>
-          <w:rStyle w:val="Emphasis"/>
-        </w:rPr>
-        <w:t>jitter</w:t>
-      </w:r>
-      <w:r>
-        <w:rPr/>
-        <w:t xml:space="preserve">, </w:t>
-      </w:r>
-      <w:r>
-        <w:rPr>
-          <w:rStyle w:val="Emphasis"/>
-        </w:rPr>
-        <w:t>flow</w:t>
-      </w:r>
-      <w:r>
-        <w:rPr/>
-        <w:t xml:space="preserve">, </w:t>
-      </w:r>
-      <w:r>
-        <w:rPr>
-          <w:rStyle w:val="Emphasis"/>
-        </w:rPr>
-        <w:t>grey-hole</w:t>
-      </w:r>
-      <w:r>
-        <w:rPr/>
-        <w:t xml:space="preserve">). Sebebi, bu terimlerin Türkçe karşılıklarının alanda yerleşmemiş olması ve zorlama çevirilerin anlamı belirsizleştirmesidir. Her biri ilk geçtiği yerde tanımlanır; tamamı </w:t>
-      </w:r>
-      <w:r>
-        <w:rPr>
-          <w:rStyle w:val="Strong"/>
-        </w:rPr>
-        <w:t>Ek A — Terimler Sözlüğü</w:t>
-      </w:r>
-      <w:r>
-        <w:rPr/>
-        <w:t>'nde toplanmıştır.</w:t>
-      </w:r>
-    </w:p>
-    <w:p>
-      <w:pPr>
-        <w:pStyle w:val="BodyText"/>
-        <w:bidi w:val="0"/>
-        <w:rPr/>
-      </w:pPr>
-      <w:r>
-        <w:rPr/>
-        <w:t>Raporda geçen her sayısal sonuç tek bir kaynaktan üretilmiştir (</w:t>
-      </w:r>
-      <w:r>
-        <w:rPr>
-          <w:rStyle w:val="SourceText"/>
-        </w:rPr>
-        <w:t>my-work/report_numbers.py</w:t>
-      </w:r>
-      <w:r>
-        <w:rPr/>
-        <w:t xml:space="preserve"> → </w:t>
-      </w:r>
-      <w:r>
-        <w:rPr>
-          <w:rStyle w:val="SourceText"/>
-        </w:rPr>
-        <w:t>report_numbers.json</w:t>
-      </w:r>
-      <w:r>
-        <w:rPr/>
-        <w:t>) ve elle kopyalanmamıştır. Bunun neden bir ayrıntı değil bir yöntem kararı olduğu §10'da açıklanmaktadır.</w:t>
-      </w:r>
-    </w:p>
-    <w:p>
-      <w:pPr>
-        <w:pStyle w:val="HorizontalLine"/>
-        <w:bidi w:val="0"/>
-        <w:rPr/>
-      </w:pPr>
-      <w:r>
-        <w:rPr/>
-      </w:r>
-    </w:p>
-    <w:p>
-      <w:pPr>
-        <w:pStyle w:val="Heading2"/>
-        <w:bidi w:val="0"/>
-        <w:ind w:hanging="0" w:left="0" w:right="0"/>
-        <w:rPr/>
-      </w:pPr>
-      <w:bookmarkStart w:id="3" w:name="1-giris"/>
-      <w:bookmarkEnd w:id="3"/>
-      <w:r>
-        <w:rPr/>
-        <w:t>1. Giriş</w:t>
-      </w:r>
-    </w:p>
-    <w:p>
-      <w:pPr>
-        <w:pStyle w:val="Heading3"/>
-        <w:bidi w:val="0"/>
-        <w:ind w:hanging="0" w:left="0" w:right="0"/>
-        <w:rPr/>
-      </w:pPr>
-      <w:bookmarkStart w:id="4" w:name="11-problem"/>
-      <w:bookmarkEnd w:id="4"/>
-      <w:r>
-        <w:rPr/>
-        <w:t>1.1 Problem</w:t>
-      </w:r>
-    </w:p>
-    <w:p>
-      <w:pPr>
-        <w:pStyle w:val="BodyText"/>
-        <w:bidi w:val="0"/>
-        <w:rPr/>
-      </w:pPr>
-      <w:r>
-        <w:rPr>
-          <w:rStyle w:val="Strong"/>
-        </w:rPr>
-        <w:t>IoMT (Internet of Medical Things)</w:t>
-      </w:r>
-      <w:r>
-        <w:rPr/>
-        <w:t xml:space="preserve">, hastanelerde ve evde bakımda kullanılan, ölçtüğü veriyi bir ağ üzerinden başka bir yere gönderen tıbbi cihazların ortak adıdır: infüzyon pompaları, hasta başı monitörleri, giyilebilir EKG ve solunum sensörleri. Bu cihazların ortak özelliği, ürettikleri verinin </w:t>
-      </w:r>
-      <w:r>
-        <w:rPr>
-          <w:rStyle w:val="Strong"/>
-        </w:rPr>
-        <w:t>zamanında ve değişmeden</w:t>
-      </w:r>
-      <w:r>
-        <w:rPr/>
-        <w:t xml:space="preserve"> ulaşmasının klinik bir gereklilik olmasıdır. Gecikmiş ya da eksik bir ölçüm, yalnızca bir veri kaybı değil, yanlış bir klinik karara dayanak olabilir.</w:t>
-      </w:r>
-    </w:p>
-    <w:p>
-      <w:pPr>
-        <w:pStyle w:val="BodyText"/>
-        <w:bidi w:val="0"/>
-        <w:rPr/>
-      </w:pPr>
-      <w:r>
-        <w:rPr/>
-        <w:t xml:space="preserve">Bu cihazlar aynı zamanda savunması en zayıf ağ bileşenleridir. Çoğu sınırlı işlemci ve bellekle çalışır, güncelleme alması üreticiye ve hastane prosedürlerine bağlıdır, ve klinik sertifikasyon süreçleri nedeniyle yazılımlarına müdahale edilmesi kolay değildir. Yani korumayı </w:t>
-      </w:r>
-      <w:r>
-        <w:rPr>
-          <w:rStyle w:val="Strong"/>
-        </w:rPr>
-        <w:t>cihazın içine</w:t>
-      </w:r>
-      <w:r>
-        <w:rPr/>
-        <w:t xml:space="preserve"> koymak çoğu durumda mümkün değildir.</w:t>
-      </w:r>
-    </w:p>
-    <w:p>
-      <w:pPr>
-        <w:pStyle w:val="BodyText"/>
-        <w:bidi w:val="0"/>
-        <w:rPr/>
-      </w:pPr>
-      <w:r>
-        <w:rPr/>
-        <w:t xml:space="preserve">Bu, savunmayı doğal olarak </w:t>
-      </w:r>
-      <w:r>
-        <w:rPr>
-          <w:rStyle w:val="Strong"/>
-        </w:rPr>
-        <w:t>ağ tarafına</w:t>
-      </w:r>
-      <w:r>
-        <w:rPr/>
-        <w:t xml:space="preserve"> taşır. Cihazlara dokunulamıyorsa, cihazların ürettiği trafik tek bir noktadan gözlenebilir ve trafiğin kendisindeki bozulmadan saldırının varlığı çıkarılabilir. Bu çalışmanın konusu tam olarak budur: </w:t>
-      </w:r>
-      <w:r>
-        <w:rPr>
-          <w:rStyle w:val="Strong"/>
-        </w:rPr>
-        <w:t>ağ trafiğinin ölçülebilir özelliklerinden saldırı tespiti.</w:t>
-      </w:r>
-    </w:p>
-    <w:p>
-      <w:pPr>
-        <w:pStyle w:val="Heading3"/>
-        <w:bidi w:val="0"/>
-        <w:ind w:hanging="0" w:left="0" w:right="0"/>
-        <w:rPr/>
-      </w:pPr>
-      <w:bookmarkStart w:id="5" w:name="12-neden-simulasyon"/>
-      <w:bookmarkEnd w:id="5"/>
-      <w:r>
-        <w:rPr/>
-        <w:t>1.2 Neden simülasyon</w:t>
-      </w:r>
-    </w:p>
-    <w:p>
-      <w:pPr>
-        <w:pStyle w:val="BodyText"/>
-        <w:bidi w:val="0"/>
-        <w:rPr/>
-      </w:pPr>
-      <w:r>
-        <w:rPr/>
-        <w:t xml:space="preserve">Gerçek bir hastane ağında kontrollü saldırı denemesi yapmak mümkün değildir; hem hasta güvenliği hem de etik ve yasal kısıtlar bunu engeller. Ayrıca makine öğrenmesi için gerekli olan şey yalnızca "saldırı altındaki trafik" değil, </w:t>
-      </w:r>
-      <w:r>
-        <w:rPr>
-          <w:rStyle w:val="Strong"/>
-        </w:rPr>
-        <w:t>etiketli</w:t>
-      </w:r>
-      <w:r>
-        <w:rPr/>
-        <w:t xml:space="preserve"> ve </w:t>
-      </w:r>
-      <w:r>
-        <w:rPr>
-          <w:rStyle w:val="Strong"/>
-        </w:rPr>
-        <w:t>tekrarlanabilir</w:t>
-      </w:r>
-      <w:r>
-        <w:rPr/>
-        <w:t xml:space="preserve"> trafiktir: hangi koşunun hangi saldırıyı, hangi şiddette içerdiğinin kesin olarak bilinmesi gerekir. Gerçek bir ortamda bu etiket ancak varsayımla üretilebilir.</w:t>
-      </w:r>
-    </w:p>
-    <w:p>
-      <w:pPr>
-        <w:pStyle w:val="BodyText"/>
-        <w:bidi w:val="0"/>
-        <w:rPr/>
-      </w:pPr>
-      <w:r>
-        <w:rPr/>
-        <w:t xml:space="preserve">Bu nedenle çalışma </w:t>
-      </w:r>
-      <w:r>
-        <w:rPr>
-          <w:rStyle w:val="Strong"/>
-        </w:rPr>
-        <w:t>NS-3</w:t>
-      </w:r>
-      <w:r>
-        <w:rPr/>
-        <w:t xml:space="preserve"> ağ simülatörü üzerinde yürütülmüştür. NS-3, paket seviyesinde ayrıklı-olay simülasyonu yapan, akademik olarak yerleşik açık kaynaklı bir simülatördür; Wi-Fi fiziksel katmanını, MAC kuyruklarını ve yönlendirmeyi ayrı ayrı modeller. Simülasyonun karşılığında verdiği şey, bir gerçek ölçümün asla veremeyeceği iki şeydir: </w:t>
-      </w:r>
-      <w:r>
-        <w:rPr>
-          <w:rStyle w:val="Strong"/>
-        </w:rPr>
-        <w:t>her koşunun etiketi kesindir</w:t>
-      </w:r>
-      <w:r>
-        <w:rPr/>
-        <w:t xml:space="preserve"> ve </w:t>
-      </w:r>
-      <w:r>
-        <w:rPr>
-          <w:rStyle w:val="Strong"/>
-        </w:rPr>
-        <w:t>her koşu tohum (seed) verilerek birebir tekrar üretilebilir</w:t>
-      </w:r>
-      <w:r>
-        <w:rPr/>
-        <w:t>.</w:t>
-      </w:r>
-    </w:p>
-    <w:p>
-      <w:pPr>
-        <w:pStyle w:val="BodyText"/>
-        <w:bidi w:val="0"/>
-        <w:rPr/>
-      </w:pPr>
-      <w:r>
-        <w:rPr/>
-        <w:t>Karşılığında ödenen bedel de açıktır ve bu rapor onu saklamaz: simülasyon, gerçek bir hastane ağının bütün karmaşıklığını içermez. Bunun sonuçlarımızı nasıl sınırladığı §9'da ayrıntısıyla tartışılmaktadır.</w:t>
-      </w:r>
-    </w:p>
-    <w:p>
-      <w:pPr>
-        <w:pStyle w:val="Heading3"/>
-        <w:bidi w:val="0"/>
-        <w:ind w:hanging="0" w:left="0" w:right="0"/>
-        <w:rPr/>
-      </w:pPr>
-      <w:bookmarkStart w:id="6" w:name="13-ne-yaplmas-istendi"/>
-      <w:bookmarkEnd w:id="6"/>
-      <w:r>
-        <w:rPr/>
-        <w:t>1.3 Ne yapılması istendi</w:t>
-      </w:r>
-    </w:p>
-    <w:p>
-      <w:pPr>
-        <w:pStyle w:val="BodyText"/>
-        <w:bidi w:val="0"/>
-        <w:rPr/>
-      </w:pPr>
-      <w:r>
-        <w:rPr/>
-        <w:t>Çalışmanın dört teslim edilebilir çıktısı vardır:</w:t>
+        <w:rPr>
+          <w:rStyle w:val="Strong"/>
+        </w:rPr>
+        <w:t>Terimler.</w:t>
+      </w:r>
+      <w:r>
+        <w:rPr/>
+        <w:t xml:space="preserve"> Bu alanın terimlerinin çoğunun yerleşmiş bir Türkçe karşılığı yoktur ve zorlama çeviriler anlamı açmak yerine kapatır — "konfigürasyon-grupli bölme" gibi bir ifade, konuyu bilmeyen bir okura hiçbir şey söylemez, bilen okuru ise İngilizce aslını tahmin etmeye zorlar. Bu nedenle şu kural izlenmiştir:</w:t>
       </w:r>
     </w:p>
     <w:p>
@@ -667,7 +377,47 @@
       </w:pPr>
       <w:r>
         <w:rPr/>
-        <w:t xml:space="preserve">Mevcut bir saldırı senaryosunu yeniden üreten, çalışır bir NS-3 kurulumu. </w:t>
+        <w:t xml:space="preserve">Yerleşik bir Türkçe karşılığı olan terimler Türkçe kullanılır, </w:t>
+      </w:r>
+      <w:r>
+        <w:rPr>
+          <w:rStyle w:val="Strong"/>
+        </w:rPr>
+        <w:t>ilk geçtikleri yerde İngilizce aslı parantez içinde</w:t>
+      </w:r>
+      <w:r>
+        <w:rPr/>
+        <w:t xml:space="preserve"> verilir: teslim oranı (</w:t>
+      </w:r>
+      <w:r>
+        <w:rPr>
+          <w:rStyle w:val="Emphasis"/>
+        </w:rPr>
+        <w:t>delivery ratio</w:t>
+      </w:r>
+      <w:r>
+        <w:rPr/>
+        <w:t>), tıkanıklık (</w:t>
+      </w:r>
+      <w:r>
+        <w:rPr>
+          <w:rStyle w:val="Emphasis"/>
+        </w:rPr>
+        <w:t>congestion</w:t>
+      </w:r>
+      <w:r>
+        <w:rPr/>
+        <w:t>), yol kaybı (</w:t>
+      </w:r>
+      <w:r>
+        <w:rPr>
+          <w:rStyle w:val="Emphasis"/>
+        </w:rPr>
+        <w:t>path loss</w:t>
+      </w:r>
+      <w:r>
+        <w:rPr/>
+        <w:t xml:space="preserve">). </w:t>
       </w:r>
     </w:p>
     <w:p>
@@ -688,17 +438,77 @@
       </w:pPr>
       <w:r>
         <w:rPr/>
-        <w:t xml:space="preserve">Simülasyonlardan çıkarılmış, </w:t>
-      </w:r>
-      <w:r>
-        <w:rPr>
-          <w:rStyle w:val="Strong"/>
-        </w:rPr>
-        <w:t>etiketli bir ağ trafiği veri seti</w:t>
-      </w:r>
-      <w:r>
-        <w:rPr/>
-        <w:t xml:space="preserve"> (normal + saldırılar). </w:t>
+        <w:t xml:space="preserve">Karşılığı yerleşmemiş ya da çevirisi anlamı bozan terimler </w:t>
+      </w:r>
+      <w:r>
+        <w:rPr>
+          <w:rStyle w:val="Strong"/>
+        </w:rPr>
+        <w:t>İngilizce bırakılır</w:t>
+      </w:r>
+      <w:r>
+        <w:rPr/>
+        <w:t xml:space="preserve"> ve ilk geçtikleri yerde bir cümleyle tanımlanır: </w:t>
+      </w:r>
+      <w:r>
+        <w:rPr>
+          <w:rStyle w:val="Emphasis"/>
+        </w:rPr>
+        <w:t>throughput</w:t>
+      </w:r>
+      <w:r>
+        <w:rPr/>
+        <w:t xml:space="preserve">, </w:t>
+      </w:r>
+      <w:r>
+        <w:rPr>
+          <w:rStyle w:val="Emphasis"/>
+        </w:rPr>
+        <w:t>jitter</w:t>
+      </w:r>
+      <w:r>
+        <w:rPr/>
+        <w:t xml:space="preserve">, </w:t>
+      </w:r>
+      <w:r>
+        <w:rPr>
+          <w:rStyle w:val="Emphasis"/>
+        </w:rPr>
+        <w:t>flow</w:t>
+      </w:r>
+      <w:r>
+        <w:rPr/>
+        <w:t xml:space="preserve">, </w:t>
+      </w:r>
+      <w:r>
+        <w:rPr>
+          <w:rStyle w:val="Emphasis"/>
+        </w:rPr>
+        <w:t>grey-hole</w:t>
+      </w:r>
+      <w:r>
+        <w:rPr/>
+        <w:t xml:space="preserve">, </w:t>
+      </w:r>
+      <w:r>
+        <w:rPr>
+          <w:rStyle w:val="Emphasis"/>
+        </w:rPr>
+        <w:t>grouped split</w:t>
+      </w:r>
+      <w:r>
+        <w:rPr/>
+        <w:t xml:space="preserve">, </w:t>
+      </w:r>
+      <w:r>
+        <w:rPr>
+          <w:rStyle w:val="Emphasis"/>
+        </w:rPr>
+        <w:t>domain shift</w:t>
+      </w:r>
+      <w:r>
+        <w:rPr/>
+        <w:t xml:space="preserve">. </w:t>
       </w:r>
     </w:p>
     <w:p>
@@ -713,63 +523,108 @@
           <w:tab w:val="left" w:pos="709" w:leader="none"/>
         </w:tabs>
         <w:bidi w:val="0"/>
-        <w:spacing w:before="0" w:after="0"/>
         <w:ind w:hanging="283" w:left="709"/>
         <w:rPr/>
       </w:pPr>
       <w:r>
         <w:rPr/>
-        <w:t xml:space="preserve">Saldırı olup olmadığını işaretleyen ve </w:t>
-      </w:r>
-      <w:r>
-        <w:rPr>
-          <w:rStyle w:val="Strong"/>
-        </w:rPr>
-        <w:t>saldırı tipini</w:t>
-      </w:r>
-      <w:r>
-        <w:rPr/>
-        <w:t xml:space="preserve"> belirleyen bir makine öğrenmesi detektörü; yanında </w:t>
-      </w:r>
-      <w:r>
-        <w:rPr>
-          <w:rStyle w:val="Strong"/>
-        </w:rPr>
-        <w:t>tespit–saldırı şiddeti eğrisi</w:t>
-      </w:r>
-      <w:r>
-        <w:rPr/>
-        <w:t xml:space="preserve">. </w:t>
+        <w:t>Kod ve veri adları (</w:t>
+      </w:r>
+      <w:r>
+        <w:rPr>
+          <w:rStyle w:val="SourceText"/>
+        </w:rPr>
+        <w:t>delivery_ratio</w:t>
+      </w:r>
+      <w:r>
+        <w:rPr/>
+        <w:t xml:space="preserve">, </w:t>
+      </w:r>
+      <w:r>
+        <w:rPr>
+          <w:rStyle w:val="SourceText"/>
+        </w:rPr>
+        <w:t>n_flows</w:t>
+      </w:r>
+      <w:r>
+        <w:rPr/>
+        <w:t xml:space="preserve">) hiçbir zaman çevrilmez; bunlar birer değişken adıdır, terim değil. </w:t>
       </w:r>
     </w:p>
     <w:p>
       <w:pPr>
         <w:pStyle w:val="BodyText"/>
-        <w:numPr>
-          <w:ilvl w:val="0"/>
-          <w:numId w:val="1"/>
-        </w:numPr>
-        <w:tabs>
-          <w:tab w:val="clear" w:pos="1134"/>
-          <w:tab w:val="left" w:pos="709" w:leader="none"/>
-        </w:tabs>
-        <w:bidi w:val="0"/>
-        <w:ind w:hanging="283" w:left="709"/>
-        <w:rPr/>
-      </w:pPr>
-      <w:r>
-        <w:rPr/>
-        <w:t xml:space="preserve">Kaynak çalışmada bulunmayan, </w:t>
-      </w:r>
-      <w:r>
-        <w:rPr>
-          <w:rStyle w:val="Strong"/>
-        </w:rPr>
-        <w:t>yeni ve sessiz bir saldırının</w:t>
-      </w:r>
-      <w:r>
-        <w:rPr/>
-        <w:t xml:space="preserve"> NS-3'te gerçeklenmesi ve detektöre karşı sınanması. </w:t>
+        <w:bidi w:val="0"/>
+        <w:rPr/>
+      </w:pPr>
+      <w:r>
+        <w:rPr/>
+        <w:t xml:space="preserve">Terimlerin tamamı </w:t>
+      </w:r>
+      <w:r>
+        <w:rPr>
+          <w:rStyle w:val="Strong"/>
+        </w:rPr>
+        <w:t>Ek A — Terimler Sözlüğü</w:t>
+      </w:r>
+      <w:r>
+        <w:rPr/>
+        <w:t>'nde bir arada tanımlanmıştır.</w:t>
+      </w:r>
+    </w:p>
+    <w:p>
+      <w:pPr>
+        <w:pStyle w:val="BodyText"/>
+        <w:bidi w:val="0"/>
+        <w:rPr/>
+      </w:pPr>
+      <w:r>
+        <w:rPr/>
+        <w:t>Raporda geçen her sayısal sonuç tek bir kaynaktan üretilmiştir (</w:t>
+      </w:r>
+      <w:r>
+        <w:rPr>
+          <w:rStyle w:val="SourceText"/>
+        </w:rPr>
+        <w:t>my-work/report_numbers.py</w:t>
+      </w:r>
+      <w:r>
+        <w:rPr/>
+        <w:t xml:space="preserve"> → </w:t>
+      </w:r>
+      <w:r>
+        <w:rPr>
+          <w:rStyle w:val="SourceText"/>
+        </w:rPr>
+        <w:t>report_numbers.json</w:t>
+      </w:r>
+      <w:r>
+        <w:rPr/>
+        <w:t>) ve elle kopyalanmamıştır. Bunun neden bir ayrıntı değil bir yöntem kararı olduğu §10'da açıklanmaktadır.</w:t>
+      </w:r>
+    </w:p>
+    <w:p>
+      <w:pPr>
+        <w:pStyle w:val="HorizontalLine"/>
+        <w:bidi w:val="0"/>
+        <w:rPr/>
+      </w:pPr>
+      <w:r>
+        <w:rPr/>
+      </w:r>
+    </w:p>
+    <w:p>
+      <w:pPr>
+        <w:pStyle w:val="Heading2"/>
+        <w:bidi w:val="0"/>
+        <w:ind w:hanging="0" w:left="0" w:right="0"/>
+        <w:rPr/>
+      </w:pPr>
+      <w:bookmarkStart w:id="3" w:name="1-giris"/>
+      <w:bookmarkEnd w:id="3"/>
+      <w:r>
+        <w:rPr/>
+        <w:t>1. Giriş</w:t>
       </w:r>
     </w:p>
     <w:p>
@@ -779,11 +634,11 @@
         <w:ind w:hanging="0" w:left="0" w:right="0"/>
         <w:rPr/>
       </w:pPr>
-      <w:bookmarkStart w:id="7" w:name="14-ne-yapld-sonuclarn-ozeti"/>
-      <w:bookmarkEnd w:id="7"/>
-      <w:r>
-        <w:rPr/>
-        <w:t>1.4 Ne yapıldı — sonuçların özeti</w:t>
+      <w:bookmarkStart w:id="4" w:name="11-problem"/>
+      <w:bookmarkEnd w:id="4"/>
+      <w:r>
+        <w:rPr/>
+        <w:t>1.1 Problem</w:t>
       </w:r>
     </w:p>
     <w:p>
@@ -793,8 +648,194 @@
         <w:rPr/>
       </w:pPr>
       <w:r>
-        <w:rPr/>
-        <w:t>Dördü de üretilmiştir. Kısaca:</w:t>
+        <w:rPr>
+          <w:rStyle w:val="Strong"/>
+        </w:rPr>
+        <w:t>IoMT (Internet of Medical Things)</w:t>
+      </w:r>
+      <w:r>
+        <w:rPr/>
+        <w:t xml:space="preserve">, hastanelerde ve evde bakımda kullanılan, ölçtüğü veriyi bir ağ üzerinden başka bir yere gönderen tıbbi cihazların ortak adıdır: infüzyon pompaları, hasta başı monitörleri, giyilebilir EKG ve solunum sensörleri. Bu cihazların ortak özelliği, ürettikleri verinin </w:t>
+      </w:r>
+      <w:r>
+        <w:rPr>
+          <w:rStyle w:val="Strong"/>
+        </w:rPr>
+        <w:t>zamanında ve değişmeden</w:t>
+      </w:r>
+      <w:r>
+        <w:rPr/>
+        <w:t xml:space="preserve"> ulaşmasının klinik bir gereklilik olmasıdır. Gecikmiş ya da eksik bir ölçüm, yalnızca bir veri kaybı değil, yanlış bir klinik karara dayanak olabilir.</w:t>
+      </w:r>
+    </w:p>
+    <w:p>
+      <w:pPr>
+        <w:pStyle w:val="BodyText"/>
+        <w:bidi w:val="0"/>
+        <w:rPr/>
+      </w:pPr>
+      <w:r>
+        <w:rPr/>
+        <w:t xml:space="preserve">Bu cihazlar aynı zamanda savunması en zayıf ağ bileşenleridir. Çoğu sınırlı işlemci ve bellekle çalışır, güncelleme alması üreticiye ve hastane prosedürlerine bağlıdır, ve klinik sertifikasyon süreçleri nedeniyle yazılımlarına müdahale edilmesi kolay değildir. Yani korumayı </w:t>
+      </w:r>
+      <w:r>
+        <w:rPr>
+          <w:rStyle w:val="Strong"/>
+        </w:rPr>
+        <w:t>cihazın içine</w:t>
+      </w:r>
+      <w:r>
+        <w:rPr/>
+        <w:t xml:space="preserve"> koymak çoğu durumda mümkün değildir.</w:t>
+      </w:r>
+    </w:p>
+    <w:p>
+      <w:pPr>
+        <w:pStyle w:val="BodyText"/>
+        <w:bidi w:val="0"/>
+        <w:rPr/>
+      </w:pPr>
+      <w:r>
+        <w:rPr/>
+        <w:t xml:space="preserve">Bu, savunmayı doğal olarak </w:t>
+      </w:r>
+      <w:r>
+        <w:rPr>
+          <w:rStyle w:val="Strong"/>
+        </w:rPr>
+        <w:t>ağ tarafına</w:t>
+      </w:r>
+      <w:r>
+        <w:rPr/>
+        <w:t xml:space="preserve"> taşır. Cihazlara dokunulamıyorsa, cihazların ürettiği trafik tek bir noktadan gözlenebilir ve trafiğin kendisindeki bozulmadan saldırının varlığı çıkarılabilir. Bu çalışmanın konusu tam olarak budur: </w:t>
+      </w:r>
+      <w:r>
+        <w:rPr>
+          <w:rStyle w:val="Strong"/>
+        </w:rPr>
+        <w:t>ağ trafiğinin ölçülebilir özelliklerinden saldırı tespiti.</w:t>
+      </w:r>
+    </w:p>
+    <w:p>
+      <w:pPr>
+        <w:pStyle w:val="Heading3"/>
+        <w:bidi w:val="0"/>
+        <w:ind w:hanging="0" w:left="0" w:right="0"/>
+        <w:rPr/>
+      </w:pPr>
+      <w:bookmarkStart w:id="5" w:name="12-neden-simulasyon"/>
+      <w:bookmarkEnd w:id="5"/>
+      <w:r>
+        <w:rPr/>
+        <w:t>1.2 Neden simülasyon</w:t>
+      </w:r>
+    </w:p>
+    <w:p>
+      <w:pPr>
+        <w:pStyle w:val="BodyText"/>
+        <w:bidi w:val="0"/>
+        <w:rPr/>
+      </w:pPr>
+      <w:r>
+        <w:rPr/>
+        <w:t xml:space="preserve">Gerçek bir hastane ağında kontrollü saldırı denemesi yapmak mümkün değildir; hem hasta güvenliği hem de etik ve yasal kısıtlar bunu engeller. Ayrıca makine öğrenmesi için gerekli olan şey yalnızca "saldırı altındaki trafik" değil, </w:t>
+      </w:r>
+      <w:r>
+        <w:rPr>
+          <w:rStyle w:val="Strong"/>
+        </w:rPr>
+        <w:t>etiketli</w:t>
+      </w:r>
+      <w:r>
+        <w:rPr/>
+        <w:t xml:space="preserve"> ve </w:t>
+      </w:r>
+      <w:r>
+        <w:rPr>
+          <w:rStyle w:val="Strong"/>
+        </w:rPr>
+        <w:t>tekrarlanabilir</w:t>
+      </w:r>
+      <w:r>
+        <w:rPr/>
+        <w:t xml:space="preserve"> trafiktir: hangi koşunun hangi saldırıyı, hangi şiddette içerdiğinin kesin olarak bilinmesi gerekir. Gerçek bir ortamda bu etiket ancak varsayımla üretilebilir.</w:t>
+      </w:r>
+    </w:p>
+    <w:p>
+      <w:pPr>
+        <w:pStyle w:val="BodyText"/>
+        <w:bidi w:val="0"/>
+        <w:rPr/>
+      </w:pPr>
+      <w:r>
+        <w:rPr/>
+        <w:t xml:space="preserve">Bu nedenle çalışma </w:t>
+      </w:r>
+      <w:r>
+        <w:rPr>
+          <w:rStyle w:val="Strong"/>
+        </w:rPr>
+        <w:t>NS-3</w:t>
+      </w:r>
+      <w:r>
+        <w:rPr/>
+        <w:t xml:space="preserve"> ağ simülatörü üzerinde yürütülmüştür. NS-3, paket seviyesinde ayrıklı-olay simülasyonu yapan, akademik olarak yerleşik açık kaynaklı bir simülatördür; Wi-Fi fiziksel katmanını, MAC kuyruklarını ve yönlendirmeyi ayrı ayrı modeller. Simülasyonun karşılığında verdiği şey, bir gerçek ölçümün asla veremeyeceği iki şeydir: </w:t>
+      </w:r>
+      <w:r>
+        <w:rPr>
+          <w:rStyle w:val="Strong"/>
+        </w:rPr>
+        <w:t>her koşunun etiketi kesindir</w:t>
+      </w:r>
+      <w:r>
+        <w:rPr/>
+        <w:t xml:space="preserve"> ve </w:t>
+      </w:r>
+      <w:r>
+        <w:rPr>
+          <w:rStyle w:val="Strong"/>
+        </w:rPr>
+        <w:t>her koşu tohum (seed) verilerek birebir tekrar üretilebilir</w:t>
+      </w:r>
+      <w:r>
+        <w:rPr/>
+        <w:t>.</w:t>
+      </w:r>
+    </w:p>
+    <w:p>
+      <w:pPr>
+        <w:pStyle w:val="BodyText"/>
+        <w:bidi w:val="0"/>
+        <w:rPr/>
+      </w:pPr>
+      <w:r>
+        <w:rPr/>
+        <w:t>Karşılığında ödenen bedel de açıktır ve bu rapor onu saklamaz: simülasyon, gerçek bir hastane ağının bütün karmaşıklığını içermez. Bunun sonuçlarımızı nasıl sınırladığı §9'da ayrıntısıyla tartışılmaktadır.</w:t>
+      </w:r>
+    </w:p>
+    <w:p>
+      <w:pPr>
+        <w:pStyle w:val="Heading3"/>
+        <w:bidi w:val="0"/>
+        <w:ind w:hanging="0" w:left="0" w:right="0"/>
+        <w:rPr/>
+      </w:pPr>
+      <w:bookmarkStart w:id="6" w:name="13-ne-yaplmas-istendi"/>
+      <w:bookmarkEnd w:id="6"/>
+      <w:r>
+        <w:rPr/>
+        <w:t>1.3 Ne yapılması istendi</w:t>
+      </w:r>
+    </w:p>
+    <w:p>
+      <w:pPr>
+        <w:pStyle w:val="BodyText"/>
+        <w:bidi w:val="0"/>
+        <w:rPr/>
+      </w:pPr>
+      <w:r>
+        <w:rPr/>
+        <w:t>Çalışmanın dört teslim edilebilir çıktısı vardır:</w:t>
       </w:r>
     </w:p>
     <w:p>
@@ -814,24 +855,8 @@
         <w:rPr/>
       </w:pPr>
       <w:r>
-        <w:rPr>
-          <w:rStyle w:val="Strong"/>
-        </w:rPr>
-        <w:t>Simülasyon tabanı.</w:t>
-      </w:r>
-      <w:r>
-        <w:rPr/>
-        <w:t xml:space="preserve"> Kaynak çalışmanın senaryo dosyaları temel alınmış, ancak doğrulandıktan sonra </w:t>
-      </w:r>
-      <w:r>
-        <w:rPr>
-          <w:rStyle w:val="Strong"/>
-        </w:rPr>
-        <w:t>yeniden yazılmıştır</w:t>
-      </w:r>
-      <w:r>
-        <w:rPr/>
-        <w:t xml:space="preserve"> — nedeni §2'de ayrıntısıyla verilen ampirik bir bulgudur: dosyaların üçünde saldırı fiilen gerçekleşmemektedir. Ayrıca senaryolara komut satırı parametreleri ve tohum yönetimi eklenmiş, ölçülebilir bir taban gürültüsü kalibre edilmiştir (§3). </w:t>
+        <w:rPr/>
+        <w:t xml:space="preserve">Mevcut bir saldırı senaryosunu yeniden üreten, çalışır bir NS-3 kurulumu. </w:t>
       </w:r>
     </w:p>
     <w:p>
@@ -851,64 +876,18 @@
         <w:rPr/>
       </w:pPr>
       <w:r>
-        <w:rPr>
-          <w:rStyle w:val="Strong"/>
-        </w:rPr>
-        <w:t>Veri seti.</w:t>
-      </w:r>
-      <w:r>
-        <w:rPr/>
-        <w:t xml:space="preserve"> 285 koşu, 5 sınıf, koşu başına 13 model girdisi. Sınıf dağılımı: </w:t>
-      </w:r>
-      <w:r>
-        <w:rPr>
-          <w:rStyle w:val="SourceText"/>
-        </w:rPr>
-        <w:t>greyhole</w:t>
-      </w:r>
-      <w:r>
-        <w:rPr/>
-        <w:t xml:space="preserve"> 110, </w:t>
-      </w:r>
-      <w:r>
-        <w:rPr>
-          <w:rStyle w:val="SourceText"/>
-        </w:rPr>
-        <w:t>dos</w:t>
-      </w:r>
-      <w:r>
-        <w:rPr/>
-        <w:t xml:space="preserve"> 100, </w:t>
-      </w:r>
-      <w:r>
-        <w:rPr>
-          <w:rStyle w:val="SourceText"/>
-        </w:rPr>
-        <w:t>normal</w:t>
-      </w:r>
-      <w:r>
-        <w:rPr/>
-        <w:t xml:space="preserve"> 40, </w:t>
-      </w:r>
-      <w:r>
-        <w:rPr>
-          <w:rStyle w:val="SourceText"/>
-        </w:rPr>
-        <w:t>ddos</w:t>
-      </w:r>
-      <w:r>
-        <w:rPr/>
-        <w:t xml:space="preserve"> 25, </w:t>
-      </w:r>
-      <w:r>
-        <w:rPr>
-          <w:rStyle w:val="SourceText"/>
-        </w:rPr>
-        <w:t>blackhole</w:t>
-      </w:r>
-      <w:r>
-        <w:rPr/>
-        <w:t xml:space="preserve"> 10 (§4). </w:t>
+        <w:rPr/>
+        <w:t xml:space="preserve">Simülasyonlardan çıkarılmış, </w:t>
+      </w:r>
+      <w:r>
+        <w:rPr>
+          <w:rStyle w:val="Strong"/>
+        </w:rPr>
+        <w:t>etiketli bir ağ trafiği veri seti</w:t>
+      </w:r>
+      <w:r>
+        <w:rPr/>
+        <w:t xml:space="preserve"> (normal + saldırılar). </w:t>
       </w:r>
     </w:p>
     <w:p>
@@ -928,94 +907,28 @@
         <w:rPr/>
       </w:pPr>
       <w:r>
-        <w:rPr>
-          <w:rStyle w:val="Strong"/>
-        </w:rPr>
-        <w:t>Detektör.</w:t>
-      </w:r>
-      <w:r>
-        <w:rPr/>
-        <w:t xml:space="preserve"> Tek bir çok-sınıflı Random Forest. Dürüst, konfigürasyon-grupli çapraz doğrulama altında makro-F1 </w:t>
-      </w:r>
-      <w:r>
-        <w:rPr>
-          <w:rStyle w:val="Strong"/>
-        </w:rPr>
-        <w:t>0.788 ± 0.094</w:t>
-      </w:r>
-      <w:r>
-        <w:rPr/>
-        <w:t xml:space="preserve">; ikili görünümde saldırı-F1 </w:t>
-      </w:r>
-      <w:r>
-        <w:rPr>
-          <w:rStyle w:val="Strong"/>
-        </w:rPr>
-        <w:t>0.960</w:t>
-      </w:r>
-      <w:r>
-        <w:rPr/>
-        <w:t xml:space="preserve">, yanlış alarm oranı </w:t>
-      </w:r>
-      <w:r>
-        <w:rPr>
-          <w:rStyle w:val="Strong"/>
-        </w:rPr>
-        <w:t>0.150</w:t>
-      </w:r>
-      <w:r>
-        <w:rPr/>
-        <w:t xml:space="preserve">. Sınıf bazında: </w:t>
-      </w:r>
-      <w:r>
-        <w:rPr>
-          <w:rStyle w:val="SourceText"/>
-        </w:rPr>
-        <w:t>greyhole</w:t>
-      </w:r>
-      <w:r>
-        <w:rPr/>
-        <w:t xml:space="preserve"> 0.958, </w:t>
-      </w:r>
-      <w:r>
-        <w:rPr>
-          <w:rStyle w:val="SourceText"/>
-        </w:rPr>
-        <w:t>blackhole</w:t>
-      </w:r>
-      <w:r>
-        <w:rPr/>
-        <w:t xml:space="preserve"> 0.952, </w:t>
-      </w:r>
-      <w:r>
-        <w:rPr>
-          <w:rStyle w:val="SourceText"/>
-        </w:rPr>
-        <w:t>normal</w:t>
-      </w:r>
-      <w:r>
-        <w:rPr/>
-        <w:t xml:space="preserve"> 0.800, </w:t>
-      </w:r>
-      <w:r>
-        <w:rPr>
-          <w:rStyle w:val="SourceText"/>
-        </w:rPr>
-        <w:t>dos</w:t>
-      </w:r>
-      <w:r>
-        <w:rPr/>
-        <w:t xml:space="preserve"> 0.676, </w:t>
-      </w:r>
-      <w:r>
-        <w:rPr>
-          <w:rStyle w:val="SourceText"/>
-        </w:rPr>
-        <w:t>ddos</w:t>
-      </w:r>
-      <w:r>
-        <w:rPr/>
-        <w:t xml:space="preserve"> 0.600 (§5, §6). </w:t>
+        <w:rPr/>
+        <w:t xml:space="preserve">Saldırı olup olmadığını işaretleyen ve </w:t>
+      </w:r>
+      <w:r>
+        <w:rPr>
+          <w:rStyle w:val="Strong"/>
+        </w:rPr>
+        <w:t>saldırı tipini</w:t>
+      </w:r>
+      <w:r>
+        <w:rPr/>
+        <w:t xml:space="preserve"> belirleyen bir makine öğrenmesi detektörü; yanında </w:t>
+      </w:r>
+      <w:r>
+        <w:rPr>
+          <w:rStyle w:val="Strong"/>
+        </w:rPr>
+        <w:t>tespit–saldırı şiddeti eğrisi</w:t>
+      </w:r>
+      <w:r>
+        <w:rPr/>
+        <w:t xml:space="preserve">. </w:t>
       </w:r>
     </w:p>
     <w:p>
@@ -1024,6 +937,292 @@
         <w:numPr>
           <w:ilvl w:val="0"/>
           <w:numId w:val="2"/>
+        </w:numPr>
+        <w:tabs>
+          <w:tab w:val="clear" w:pos="1134"/>
+          <w:tab w:val="left" w:pos="709" w:leader="none"/>
+        </w:tabs>
+        <w:bidi w:val="0"/>
+        <w:ind w:hanging="283" w:left="709"/>
+        <w:rPr/>
+      </w:pPr>
+      <w:r>
+        <w:rPr/>
+        <w:t xml:space="preserve">Kaynak çalışmada bulunmayan, </w:t>
+      </w:r>
+      <w:r>
+        <w:rPr>
+          <w:rStyle w:val="Strong"/>
+        </w:rPr>
+        <w:t>yeni ve sessiz bir saldırının</w:t>
+      </w:r>
+      <w:r>
+        <w:rPr/>
+        <w:t xml:space="preserve"> NS-3'te gerçeklenmesi ve detektöre karşı sınanması. </w:t>
+      </w:r>
+    </w:p>
+    <w:p>
+      <w:pPr>
+        <w:pStyle w:val="Heading3"/>
+        <w:bidi w:val="0"/>
+        <w:ind w:hanging="0" w:left="0" w:right="0"/>
+        <w:rPr/>
+      </w:pPr>
+      <w:bookmarkStart w:id="7" w:name="14-ne-yapld-sonuclarn-ozeti"/>
+      <w:bookmarkEnd w:id="7"/>
+      <w:r>
+        <w:rPr/>
+        <w:t>1.4 Ne yapıldı — sonuçların özeti</w:t>
+      </w:r>
+    </w:p>
+    <w:p>
+      <w:pPr>
+        <w:pStyle w:val="BodyText"/>
+        <w:bidi w:val="0"/>
+        <w:rPr/>
+      </w:pPr>
+      <w:r>
+        <w:rPr/>
+        <w:t>Dördü de üretilmiştir. Kısaca:</w:t>
+      </w:r>
+    </w:p>
+    <w:p>
+      <w:pPr>
+        <w:pStyle w:val="BodyText"/>
+        <w:numPr>
+          <w:ilvl w:val="0"/>
+          <w:numId w:val="3"/>
+        </w:numPr>
+        <w:tabs>
+          <w:tab w:val="clear" w:pos="1134"/>
+          <w:tab w:val="left" w:pos="709" w:leader="none"/>
+        </w:tabs>
+        <w:bidi w:val="0"/>
+        <w:spacing w:before="0" w:after="0"/>
+        <w:ind w:hanging="283" w:left="709"/>
+        <w:rPr/>
+      </w:pPr>
+      <w:r>
+        <w:rPr>
+          <w:rStyle w:val="Strong"/>
+        </w:rPr>
+        <w:t>Simülasyon tabanı.</w:t>
+      </w:r>
+      <w:r>
+        <w:rPr/>
+        <w:t xml:space="preserve"> Kaynak çalışmanın senaryo dosyaları temel alınmış, ancak doğrulandıktan sonra </w:t>
+      </w:r>
+      <w:r>
+        <w:rPr>
+          <w:rStyle w:val="Strong"/>
+        </w:rPr>
+        <w:t>yeniden yazılmıştır</w:t>
+      </w:r>
+      <w:r>
+        <w:rPr/>
+        <w:t xml:space="preserve"> — nedeni §2'de ayrıntısıyla verilen ampirik bir bulgudur: dosyaların üçünde saldırı fiilen gerçekleşmemektedir. Ayrıca senaryolara komut satırı parametreleri ve tohum yönetimi eklenmiş, ölçülebilir bir taban gürültüsü kalibre edilmiştir (§3). </w:t>
+      </w:r>
+    </w:p>
+    <w:p>
+      <w:pPr>
+        <w:pStyle w:val="BodyText"/>
+        <w:numPr>
+          <w:ilvl w:val="0"/>
+          <w:numId w:val="3"/>
+        </w:numPr>
+        <w:tabs>
+          <w:tab w:val="clear" w:pos="1134"/>
+          <w:tab w:val="left" w:pos="709" w:leader="none"/>
+        </w:tabs>
+        <w:bidi w:val="0"/>
+        <w:spacing w:before="0" w:after="0"/>
+        <w:ind w:hanging="283" w:left="709"/>
+        <w:rPr/>
+      </w:pPr>
+      <w:r>
+        <w:rPr>
+          <w:rStyle w:val="Strong"/>
+        </w:rPr>
+        <w:t>Veri seti.</w:t>
+      </w:r>
+      <w:r>
+        <w:rPr/>
+        <w:t xml:space="preserve"> 285 koşu, 5 sınıf, koşu başına 13 model girdisi. Sınıf dağılımı: </w:t>
+      </w:r>
+      <w:r>
+        <w:rPr>
+          <w:rStyle w:val="SourceText"/>
+        </w:rPr>
+        <w:t>greyhole</w:t>
+      </w:r>
+      <w:r>
+        <w:rPr/>
+        <w:t xml:space="preserve"> 110, </w:t>
+      </w:r>
+      <w:r>
+        <w:rPr>
+          <w:rStyle w:val="SourceText"/>
+        </w:rPr>
+        <w:t>dos</w:t>
+      </w:r>
+      <w:r>
+        <w:rPr/>
+        <w:t xml:space="preserve"> 100, </w:t>
+      </w:r>
+      <w:r>
+        <w:rPr>
+          <w:rStyle w:val="SourceText"/>
+        </w:rPr>
+        <w:t>normal</w:t>
+      </w:r>
+      <w:r>
+        <w:rPr/>
+        <w:t xml:space="preserve"> 40, </w:t>
+      </w:r>
+      <w:r>
+        <w:rPr>
+          <w:rStyle w:val="SourceText"/>
+        </w:rPr>
+        <w:t>ddos</w:t>
+      </w:r>
+      <w:r>
+        <w:rPr/>
+        <w:t xml:space="preserve"> 25, </w:t>
+      </w:r>
+      <w:r>
+        <w:rPr>
+          <w:rStyle w:val="SourceText"/>
+        </w:rPr>
+        <w:t>blackhole</w:t>
+      </w:r>
+      <w:r>
+        <w:rPr/>
+        <w:t xml:space="preserve"> 10 (§4). </w:t>
+      </w:r>
+    </w:p>
+    <w:p>
+      <w:pPr>
+        <w:pStyle w:val="BodyText"/>
+        <w:numPr>
+          <w:ilvl w:val="0"/>
+          <w:numId w:val="3"/>
+        </w:numPr>
+        <w:tabs>
+          <w:tab w:val="clear" w:pos="1134"/>
+          <w:tab w:val="left" w:pos="709" w:leader="none"/>
+        </w:tabs>
+        <w:bidi w:val="0"/>
+        <w:spacing w:before="0" w:after="0"/>
+        <w:ind w:hanging="283" w:left="709"/>
+        <w:rPr/>
+      </w:pPr>
+      <w:r>
+        <w:rPr>
+          <w:rStyle w:val="Strong"/>
+        </w:rPr>
+        <w:t>Detektör.</w:t>
+      </w:r>
+      <w:r>
+        <w:rPr/>
+        <w:t xml:space="preserve"> Tek bir çok-sınıflı Random Forest. Dürüst değerlendirme (</w:t>
+      </w:r>
+      <w:r>
+        <w:rPr>
+          <w:rStyle w:val="Emphasis"/>
+        </w:rPr>
+        <w:t>grouped cross-validation</w:t>
+      </w:r>
+      <w:r>
+        <w:rPr/>
+        <w:t xml:space="preserve">, §5.2) altında makro-F1 </w:t>
+      </w:r>
+      <w:r>
+        <w:rPr>
+          <w:rStyle w:val="Strong"/>
+        </w:rPr>
+        <w:t>0.788 ± 0.094</w:t>
+      </w:r>
+      <w:r>
+        <w:rPr/>
+        <w:t xml:space="preserve">; ikili görünümde saldırı-F1 </w:t>
+      </w:r>
+      <w:r>
+        <w:rPr>
+          <w:rStyle w:val="Strong"/>
+        </w:rPr>
+        <w:t>0.960</w:t>
+      </w:r>
+      <w:r>
+        <w:rPr/>
+        <w:t xml:space="preserve">, yanlış alarm oranı </w:t>
+      </w:r>
+      <w:r>
+        <w:rPr>
+          <w:rStyle w:val="Strong"/>
+        </w:rPr>
+        <w:t>0.150</w:t>
+      </w:r>
+      <w:r>
+        <w:rPr/>
+        <w:t xml:space="preserve">. Sınıf bazında: </w:t>
+      </w:r>
+      <w:r>
+        <w:rPr>
+          <w:rStyle w:val="SourceText"/>
+        </w:rPr>
+        <w:t>greyhole</w:t>
+      </w:r>
+      <w:r>
+        <w:rPr/>
+        <w:t xml:space="preserve"> 0.958, </w:t>
+      </w:r>
+      <w:r>
+        <w:rPr>
+          <w:rStyle w:val="SourceText"/>
+        </w:rPr>
+        <w:t>blackhole</w:t>
+      </w:r>
+      <w:r>
+        <w:rPr/>
+        <w:t xml:space="preserve"> 0.952, </w:t>
+      </w:r>
+      <w:r>
+        <w:rPr>
+          <w:rStyle w:val="SourceText"/>
+        </w:rPr>
+        <w:t>normal</w:t>
+      </w:r>
+      <w:r>
+        <w:rPr/>
+        <w:t xml:space="preserve"> 0.800, </w:t>
+      </w:r>
+      <w:r>
+        <w:rPr>
+          <w:rStyle w:val="SourceText"/>
+        </w:rPr>
+        <w:t>dos</w:t>
+      </w:r>
+      <w:r>
+        <w:rPr/>
+        <w:t xml:space="preserve"> 0.676, </w:t>
+      </w:r>
+      <w:r>
+        <w:rPr>
+          <w:rStyle w:val="SourceText"/>
+        </w:rPr>
+        <w:t>ddos</w:t>
+      </w:r>
+      <w:r>
+        <w:rPr/>
+        <w:t xml:space="preserve"> 0.600 (§5, §6). </w:t>
+      </w:r>
+    </w:p>
+    <w:p>
+      <w:pPr>
+        <w:pStyle w:val="BodyText"/>
+        <w:numPr>
+          <w:ilvl w:val="0"/>
+          <w:numId w:val="3"/>
         </w:numPr>
         <w:tabs>
           <w:tab w:val="clear" w:pos="1134"/>
@@ -2329,7 +2528,7 @@
         <w:pStyle w:val="BodyText"/>
         <w:numPr>
           <w:ilvl w:val="0"/>
-          <w:numId w:val="3"/>
+          <w:numId w:val="4"/>
         </w:numPr>
         <w:tabs>
           <w:tab w:val="clear" w:pos="1134"/>
@@ -2429,351 +2628,6 @@
       <w:r>
         <w:rPr/>
         <w:t xml:space="preserve"> ile sınırlar — model kusursuz çalışsa bile, birbirinin kopyası olan iki koşuya farklı etiket veremez. </w:t>
-      </w:r>
-    </w:p>
-    <w:p>
-      <w:pPr>
-        <w:pStyle w:val="BodyText"/>
-        <w:numPr>
-          <w:ilvl w:val="0"/>
-          <w:numId w:val="3"/>
-        </w:numPr>
-        <w:tabs>
-          <w:tab w:val="clear" w:pos="1134"/>
-          <w:tab w:val="left" w:pos="709" w:leader="none"/>
-        </w:tabs>
-        <w:bidi w:val="0"/>
-        <w:spacing w:before="0" w:after="0"/>
-        <w:ind w:hanging="283" w:left="709"/>
-        <w:rPr/>
-      </w:pPr>
-      <w:r>
-        <w:rPr>
-          <w:rStyle w:val="Strong"/>
-        </w:rPr>
-        <w:t>Alan kayması (domain shift).</w:t>
-      </w:r>
-      <w:r>
-        <w:rPr/>
-        <w:t xml:space="preserve"> Kaynağın topolojisi koşu başına sabit 9 akış üretirken bu çalışmanınki 3–15 akış üretmektedir (normal koşularda 3–7); toplam throughput'un medyanı bu çalışmada kaynağınkinin yaklaşık </w:t>
-      </w:r>
-      <w:r>
-        <w:rPr>
-          <w:rStyle w:val="Strong"/>
-        </w:rPr>
-        <w:t>5 katıdır</w:t>
-      </w:r>
-      <w:r>
-        <w:rPr/>
-        <w:t xml:space="preserve"> (11.29 Mbps'e karşı 2.20 Mbps) ve port düzeni ayrıdır. Adlandırılmış 12 özelliğin </w:t>
-      </w:r>
-      <w:r>
-        <w:rPr>
-          <w:rStyle w:val="Strong"/>
-        </w:rPr>
-        <w:t>6'sı</w:t>
-      </w:r>
-      <w:r>
-        <w:rPr/>
-        <w:t xml:space="preserve">, kaynağın 60 koşusunun tamamında eğitim verisinin değer aralığının </w:t>
-      </w:r>
-      <w:r>
-        <w:rPr>
-          <w:rStyle w:val="Strong"/>
-        </w:rPr>
-        <w:t>tümüyle dışında</w:t>
-      </w:r>
-      <w:r>
-        <w:rPr/>
-        <w:t xml:space="preserve"> kalmaktadır: </w:t>
-      </w:r>
-      <w:r>
-        <w:rPr>
-          <w:rStyle w:val="SourceText"/>
-        </w:rPr>
-        <w:t>max_flow_throughput_mbps</w:t>
-      </w:r>
-      <w:r>
-        <w:rPr/>
-        <w:t xml:space="preserve">, </w:t>
-      </w:r>
-      <w:r>
-        <w:rPr>
-          <w:rStyle w:val="SourceText"/>
-        </w:rPr>
-        <w:t>max_flow_txpackets</w:t>
-      </w:r>
-      <w:r>
-        <w:rPr/>
-        <w:t xml:space="preserve">, </w:t>
-      </w:r>
-      <w:r>
-        <w:rPr>
-          <w:rStyle w:val="SourceText"/>
-        </w:rPr>
-        <w:t>flow_concentration</w:t>
-      </w:r>
-      <w:r>
-        <w:rPr/>
-        <w:t xml:space="preserve">, </w:t>
-      </w:r>
-      <w:r>
-        <w:rPr>
-          <w:rStyle w:val="SourceText"/>
-        </w:rPr>
-        <w:t>monitor_owd_ms</w:t>
-      </w:r>
-      <w:r>
-        <w:rPr/>
-        <w:t xml:space="preserve">, </w:t>
-      </w:r>
-      <w:r>
-        <w:rPr>
-          <w:rStyle w:val="SourceText"/>
-        </w:rPr>
-        <w:t>monitor_pdv_ms</w:t>
-      </w:r>
-      <w:r>
-        <w:rPr/>
-        <w:t xml:space="preserve">, </w:t>
-      </w:r>
-      <w:r>
-        <w:rPr>
-          <w:rStyle w:val="SourceText"/>
-        </w:rPr>
-        <w:t>victim_startup_lag_ms</w:t>
-      </w:r>
-      <w:r>
-        <w:rPr/>
-        <w:t>. İki özellik daha kısmen dışarıdadır (</w:t>
-      </w:r>
-      <w:r>
-        <w:rPr>
-          <w:rStyle w:val="SourceText"/>
-        </w:rPr>
-        <w:t>mean_owd_ms</w:t>
-      </w:r>
-      <w:r>
-        <w:rPr/>
-        <w:t xml:space="preserve"> %85, </w:t>
-      </w:r>
-      <w:r>
-        <w:rPr>
-          <w:rStyle w:val="SourceText"/>
-        </w:rPr>
-        <w:t>mean_pdv_ms</w:t>
-      </w:r>
-      <w:r>
-        <w:rPr/>
-        <w:t xml:space="preserve"> %50). Karar ağacı toplulukları eğitim aralığının dışına </w:t>
-      </w:r>
-      <w:r>
-        <w:rPr>
-          <w:rStyle w:val="Strong"/>
-        </w:rPr>
-        <w:t>ekstrapolasyon yapamaz</w:t>
-      </w:r>
-      <w:r>
-        <w:rPr/>
-        <w:t xml:space="preserve"> — gördükleri son sınır değerine sabitlenirler — dolayısıyla bu girdilerin taşıdığı bilgi model için kullanılamaz durumdadır. </w:t>
-      </w:r>
-    </w:p>
-    <w:p>
-      <w:pPr>
-        <w:pStyle w:val="BodyText"/>
-        <w:numPr>
-          <w:ilvl w:val="0"/>
-          <w:numId w:val="3"/>
-        </w:numPr>
-        <w:tabs>
-          <w:tab w:val="clear" w:pos="1134"/>
-          <w:tab w:val="left" w:pos="709" w:leader="none"/>
-        </w:tabs>
-        <w:bidi w:val="0"/>
-        <w:ind w:hanging="283" w:left="709"/>
-        <w:rPr/>
-      </w:pPr>
-      <w:r>
-        <w:rPr>
-          <w:rStyle w:val="Strong"/>
-        </w:rPr>
-        <w:t>Saldırı sinyali normal varyansın içinde.</w:t>
-      </w:r>
-      <w:r>
-        <w:rPr/>
-        <w:t xml:space="preserve"> Kaynağın verisinde saldırı koşularıyla normal koşular arasındaki fark yaklaşık %1 düzeyindedir; bu, bu çalışmanın normal koşularının kendi içindeki dalgalanmadan küçüktür. </w:t>
-      </w:r>
-    </w:p>
-    <w:p>
-      <w:pPr>
-        <w:pStyle w:val="BodyText"/>
-        <w:bidi w:val="0"/>
-        <w:rPr/>
-      </w:pPr>
-      <w:r>
-        <w:rPr/>
-        <w:t xml:space="preserve">Bu üç bulgu birlikte, kaynağın verisinin bir </w:t>
-      </w:r>
-      <w:r>
-        <w:rPr>
-          <w:rStyle w:val="Strong"/>
-        </w:rPr>
-        <w:t>doğruluk kıyaslaması</w:t>
-      </w:r>
-      <w:r>
-        <w:rPr/>
-        <w:t xml:space="preserve"> olarak kullanılamayacağını göstermektedir. Bu çalışmada eğitilen detektör, o veri üzerinde </w:t>
-      </w:r>
-      <w:r>
-        <w:rPr>
-          <w:rStyle w:val="SourceText"/>
-        </w:rPr>
-        <w:t>normal</w:t>
-      </w:r>
-      <w:r>
-        <w:rPr/>
-        <w:t xml:space="preserve"> etiketli koşular dahil her şeyi tek bir sınıfa atamaktadır — ki bu, detektörün başarısızlığından çok, iki veri kümesinin aynı ölçüm evreninde bulunmadığının göstergesidir. Dolayısıyla bu test seti raporda bir </w:t>
-      </w:r>
-      <w:r>
-        <w:rPr>
-          <w:rStyle w:val="Strong"/>
-        </w:rPr>
-        <w:t>alan kayması probu</w:t>
-      </w:r>
-      <w:r>
-        <w:rPr/>
-        <w:t xml:space="preserve"> olarak sunulmakta, bir başarım ölçütü olarak sunulmamaktadır (§8.3).</w:t>
-      </w:r>
-    </w:p>
-    <w:p>
-      <w:pPr>
-        <w:pStyle w:val="BodyText"/>
-        <w:bidi w:val="0"/>
-        <w:rPr/>
-      </w:pPr>
-      <w:r>
-        <w:rPr/>
-        <w:t xml:space="preserve">Aynı zamanda §2.2'nin sonucunu bağımsız olarak desteklemektedir: </w:t>
-      </w:r>
-      <w:r>
-        <w:rPr>
-          <w:rStyle w:val="SourceText"/>
-        </w:rPr>
-        <w:t>dos</w:t>
-      </w:r>
-      <w:r>
-        <w:rPr/>
-        <w:t xml:space="preserve">, </w:t>
-      </w:r>
-      <w:r>
-        <w:rPr>
-          <w:rStyle w:val="SourceText"/>
-        </w:rPr>
-        <w:t>ddos</w:t>
-      </w:r>
-      <w:r>
-        <w:rPr/>
-        <w:t xml:space="preserve"> ve </w:t>
-      </w:r>
-      <w:r>
-        <w:rPr>
-          <w:rStyle w:val="SourceText"/>
-        </w:rPr>
-        <w:t>blackhole</w:t>
-      </w:r>
-      <w:r>
-        <w:rPr/>
-        <w:t xml:space="preserve"> koşularının birebir aynı dosyalar olması, o üç senaryonun ağ üzerinde birbirinden farklı hiçbir etki üretmediğinin ikinci bir kanıtıdır.</w:t>
-      </w:r>
-    </w:p>
-    <w:p>
-      <w:pPr>
-        <w:pStyle w:val="HorizontalLine"/>
-        <w:bidi w:val="0"/>
-        <w:rPr/>
-      </w:pPr>
-      <w:r>
-        <w:rPr/>
-      </w:r>
-    </w:p>
-    <w:p>
-      <w:pPr>
-        <w:pStyle w:val="Heading2"/>
-        <w:bidi w:val="0"/>
-        <w:ind w:hanging="0" w:left="0" w:right="0"/>
-        <w:rPr/>
-      </w:pPr>
-      <w:bookmarkStart w:id="14" w:name="3-simulasyon-taban"/>
-      <w:bookmarkEnd w:id="14"/>
-      <w:r>
-        <w:rPr/>
-        <w:t>3. Simülasyon tabanı</w:t>
-      </w:r>
-    </w:p>
-    <w:p>
-      <w:pPr>
-        <w:pStyle w:val="BlockQuotation"/>
-        <w:bidi w:val="0"/>
-        <w:rPr/>
-      </w:pPr>
-      <w:r>
-        <w:rPr/>
-        <w:t xml:space="preserve">Bu bölüm, verinin üretildiği ağı tanımlar: hangi cihazlar var, aralarında ne akıyor ve hangi büyüklükler ölçülüyor. Bölümün ağırlık merkezi topoloji değil, </w:t>
-      </w:r>
-      <w:r>
-        <w:rPr>
-          <w:rStyle w:val="Strong"/>
-        </w:rPr>
-        <w:t>taban gürültüsüdür</w:t>
-      </w:r>
-      <w:r>
-        <w:rPr/>
-        <w:t xml:space="preserve">. Sebebi şudur: devralınan simülasyon tamamen belirlenimliydi ve saldırısız koşularda teslim oranı </w:t>
-      </w:r>
-      <w:r>
-        <w:rPr>
-          <w:rStyle w:val="Strong"/>
-        </w:rPr>
-        <w:t>tam olarak 1.0</w:t>
-      </w:r>
-      <w:r>
-        <w:rPr/>
-        <w:t xml:space="preserve"> çıkıyordu. Sıfır varyanslı bir taban, her saldırıyı önemsiz biçimde ayrılabilir kılar ve tespit–şiddet eğrisini düzleştirir — yani ölçüm aracını işe yaramaz hale getirir. Bu bölümün büyük kısmı, tabana </w:t>
-      </w:r>
-      <w:r>
-        <w:rPr>
-          <w:rStyle w:val="Strong"/>
-        </w:rPr>
-        <w:t>ölçülebilir ve gerekçelendirilmiş</w:t>
-      </w:r>
-      <w:r>
-        <w:rPr/>
-        <w:t xml:space="preserve"> bir gürültü tabanının nasıl kazandırıldığını anlatır.</w:t>
-      </w:r>
-    </w:p>
-    <w:p>
-      <w:pPr>
-        <w:pStyle w:val="Heading3"/>
-        <w:bidi w:val="0"/>
-        <w:ind w:hanging="0" w:left="0" w:right="0"/>
-        <w:rPr/>
-      </w:pPr>
-      <w:bookmarkStart w:id="15" w:name="31-topoloji"/>
-      <w:bookmarkEnd w:id="15"/>
-      <w:r>
-        <w:rPr/>
-        <w:t>3.1 Topoloji</w:t>
-      </w:r>
-    </w:p>
-    <w:p>
-      <w:pPr>
-        <w:pStyle w:val="BodyText"/>
-        <w:bidi w:val="0"/>
-        <w:rPr/>
-      </w:pPr>
-      <w:r>
-        <w:rPr/>
-        <w:t>Simüle edilen ağ, bir hastane servisindeki kablosuz segmenti temsil eder:</w:t>
       </w:r>
     </w:p>
     <w:p>
@@ -2796,11 +2650,141 @@
         <w:rPr>
           <w:rStyle w:val="Strong"/>
         </w:rPr>
-        <w:t>9 Wi-Fi istasyonu (STA)</w:t>
-      </w:r>
-      <w:r>
-        <w:rPr/>
-        <w:t xml:space="preserve"> — hasta başı monitör, akıllı telefon/servis geçidi, ve çeşitli tıbbi cihazlar. </w:t>
+        <w:t>Alan kayması (domain shift).</w:t>
+      </w:r>
+      <w:r>
+        <w:rPr/>
+        <w:t xml:space="preserve"> Kaynağın topolojisi koşu başına sabit 9 akış üretirken bu çalışmanınki 3–15 akış üretmektedir (normal koşularda 3–7); toplam throughput'un medyanı bu çalışmada kaynağınkinin yaklaşık </w:t>
+      </w:r>
+      <w:r>
+        <w:rPr>
+          <w:rStyle w:val="Strong"/>
+        </w:rPr>
+        <w:t>5 katıdır</w:t>
+      </w:r>
+      <w:r>
+        <w:rPr/>
+        <w:t xml:space="preserve"> (11.29 Mbps'e karşı 2.20 Mbps) ve port düzeni ayrıdır. Adlandırılmış 12 özelliğin </w:t>
+      </w:r>
+      <w:r>
+        <w:rPr>
+          <w:rStyle w:val="Strong"/>
+        </w:rPr>
+        <w:t>6'sı</w:t>
+      </w:r>
+      <w:r>
+        <w:rPr/>
+        <w:t xml:space="preserve">, kaynağın 60 koşusunun tamamında eğitim verisinin değer aralığının </w:t>
+      </w:r>
+      <w:r>
+        <w:rPr>
+          <w:rStyle w:val="Strong"/>
+        </w:rPr>
+        <w:t>tümüyle dışında</w:t>
+      </w:r>
+      <w:r>
+        <w:rPr/>
+        <w:t xml:space="preserve"> kalmaktadır: </w:t>
+      </w:r>
+      <w:r>
+        <w:rPr>
+          <w:rStyle w:val="SourceText"/>
+        </w:rPr>
+        <w:t>max_flow_throughput_mbps</w:t>
+      </w:r>
+      <w:r>
+        <w:rPr/>
+        <w:t xml:space="preserve">, </w:t>
+      </w:r>
+      <w:r>
+        <w:rPr>
+          <w:rStyle w:val="SourceText"/>
+        </w:rPr>
+        <w:t>max_flow_txpackets</w:t>
+      </w:r>
+      <w:r>
+        <w:rPr/>
+        <w:t xml:space="preserve">, </w:t>
+      </w:r>
+      <w:r>
+        <w:rPr>
+          <w:rStyle w:val="SourceText"/>
+        </w:rPr>
+        <w:t>flow_concentration</w:t>
+      </w:r>
+      <w:r>
+        <w:rPr/>
+        <w:t xml:space="preserve">, </w:t>
+      </w:r>
+      <w:r>
+        <w:rPr>
+          <w:rStyle w:val="SourceText"/>
+        </w:rPr>
+        <w:t>monitor_owd_ms</w:t>
+      </w:r>
+      <w:r>
+        <w:rPr/>
+        <w:t xml:space="preserve">, </w:t>
+      </w:r>
+      <w:r>
+        <w:rPr>
+          <w:rStyle w:val="SourceText"/>
+        </w:rPr>
+        <w:t>monitor_pdv_ms</w:t>
+      </w:r>
+      <w:r>
+        <w:rPr/>
+        <w:t xml:space="preserve">, </w:t>
+      </w:r>
+      <w:r>
+        <w:rPr>
+          <w:rStyle w:val="SourceText"/>
+        </w:rPr>
+        <w:t>victim_startup_lag_ms</w:t>
+      </w:r>
+      <w:r>
+        <w:rPr/>
+        <w:t>. İki özellik daha kısmen dışarıdadır (</w:t>
+      </w:r>
+      <w:r>
+        <w:rPr>
+          <w:rStyle w:val="SourceText"/>
+        </w:rPr>
+        <w:t>mean_owd_ms</w:t>
+      </w:r>
+      <w:r>
+        <w:rPr/>
+        <w:t xml:space="preserve"> %85, </w:t>
+      </w:r>
+      <w:r>
+        <w:rPr>
+          <w:rStyle w:val="SourceText"/>
+        </w:rPr>
+        <w:t>mean_pdv_ms</w:t>
+      </w:r>
+      <w:r>
+        <w:rPr/>
+        <w:t xml:space="preserve"> %50). Karar ağacı toplulukları (</w:t>
+      </w:r>
+      <w:r>
+        <w:rPr>
+          <w:rStyle w:val="Emphasis"/>
+        </w:rPr>
+        <w:t>tree ensembles</w:t>
+      </w:r>
+      <w:r>
+        <w:rPr/>
+        <w:t xml:space="preserve">) eğitim aralığının dışına </w:t>
+      </w:r>
+      <w:r>
+        <w:rPr>
+          <w:rStyle w:val="Strong"/>
+        </w:rPr>
+        <w:t>ekstrapolasyon yapamaz</w:t>
+      </w:r>
+      <w:r>
+        <w:rPr/>
+        <w:t xml:space="preserve"> — gördükleri son sınır değerine sabitlenirler — dolayısıyla bu girdilerin taşıdığı bilgi model için kullanılamaz durumdadır. </w:t>
       </w:r>
     </w:p>
     <w:p>
@@ -2815,7 +2799,6 @@
           <w:tab w:val="left" w:pos="709" w:leader="none"/>
         </w:tabs>
         <w:bidi w:val="0"/>
-        <w:spacing w:before="0" w:after="0"/>
         <w:ind w:hanging="283" w:left="709"/>
         <w:rPr/>
       </w:pPr>
@@ -2823,7 +2806,89 @@
         <w:rPr>
           <w:rStyle w:val="Strong"/>
         </w:rPr>
-        <w:t>1 erişim noktası (AP)</w:t>
+        <w:t>Saldırı sinyali normal varyansın içinde.</w:t>
+      </w:r>
+      <w:r>
+        <w:rPr/>
+        <w:t xml:space="preserve"> Kaynağın verisinde saldırı koşularıyla normal koşular arasındaki fark yaklaşık %1 düzeyindedir; bu, bu çalışmanın normal koşularının kendi içindeki dalgalanmadan küçüktür. </w:t>
+      </w:r>
+    </w:p>
+    <w:p>
+      <w:pPr>
+        <w:pStyle w:val="BodyText"/>
+        <w:bidi w:val="0"/>
+        <w:rPr/>
+      </w:pPr>
+      <w:r>
+        <w:rPr/>
+        <w:t xml:space="preserve">Bu üç bulgu birlikte, kaynağın verisinin bir </w:t>
+      </w:r>
+      <w:r>
+        <w:rPr>
+          <w:rStyle w:val="Strong"/>
+        </w:rPr>
+        <w:t>doğruluk kıyaslaması</w:t>
+      </w:r>
+      <w:r>
+        <w:rPr/>
+        <w:t xml:space="preserve"> olarak kullanılamayacağını göstermektedir. Bu çalışmada eğitilen detektör, o veri üzerinde </w:t>
+      </w:r>
+      <w:r>
+        <w:rPr>
+          <w:rStyle w:val="SourceText"/>
+        </w:rPr>
+        <w:t>normal</w:t>
+      </w:r>
+      <w:r>
+        <w:rPr/>
+        <w:t xml:space="preserve"> etiketli koşular dahil her şeyi tek bir sınıfa atamaktadır — ki bu, detektörün başarısızlığından çok, iki veri kümesinin aynı ölçüm evreninde bulunmadığının göstergesidir. Dolayısıyla bu test seti raporda bir </w:t>
+      </w:r>
+      <w:r>
+        <w:rPr>
+          <w:rStyle w:val="Strong"/>
+        </w:rPr>
+        <w:t>alan kayması</w:t>
+      </w:r>
+      <w:r>
+        <w:rPr/>
+        <w:t xml:space="preserve"> (</w:t>
+      </w:r>
+      <w:r>
+        <w:rPr>
+          <w:rStyle w:val="Emphasis"/>
+        </w:rPr>
+        <w:t>domain shift</w:t>
+      </w:r>
+      <w:r>
+        <w:rPr/>
+        <w:t xml:space="preserve">) </w:t>
+      </w:r>
+      <w:r>
+        <w:rPr>
+          <w:rStyle w:val="Strong"/>
+        </w:rPr>
+        <w:t>probu</w:t>
+      </w:r>
+      <w:r>
+        <w:rPr/>
+        <w:t xml:space="preserve"> olarak sunulmakta, bir başarım ölçütü olarak sunulmamaktadır (§8.3).</w:t>
+      </w:r>
+    </w:p>
+    <w:p>
+      <w:pPr>
+        <w:pStyle w:val="BodyText"/>
+        <w:bidi w:val="0"/>
+        <w:rPr/>
+      </w:pPr>
+      <w:r>
+        <w:rPr/>
+        <w:t xml:space="preserve">Aynı zamanda §2.2'nin sonucunu bağımsız olarak desteklemektedir: </w:t>
+      </w:r>
+      <w:r>
+        <w:rPr>
+          <w:rStyle w:val="SourceText"/>
+        </w:rPr>
+        <w:t>dos</w:t>
       </w:r>
       <w:r>
         <w:rPr/>
@@ -2833,313 +2898,123 @@
         <w:rPr>
           <w:rStyle w:val="SourceText"/>
         </w:rPr>
-        <w:t>(0, 0)</w:t>
-      </w:r>
-      <w:r>
-        <w:rPr/>
-        <w:t xml:space="preserve"> konumunda sabit. Tüm istasyon-istasyon trafiği bu noktadan geçer; bu ayrıntı ileride önemli olacaktır (§3.3). </w:t>
+        <w:t>ddos</w:t>
+      </w:r>
+      <w:r>
+        <w:rPr/>
+        <w:t xml:space="preserve"> ve </w:t>
+      </w:r>
+      <w:r>
+        <w:rPr>
+          <w:rStyle w:val="SourceText"/>
+        </w:rPr>
+        <w:t>blackhole</w:t>
+      </w:r>
+      <w:r>
+        <w:rPr/>
+        <w:t xml:space="preserve"> koşularının birebir aynı dosyalar olması, o üç senaryonun ağ üzerinde birbirinden farklı hiçbir etki üretmediğinin ikinci bir kanıtıdır.</w:t>
+      </w:r>
+    </w:p>
+    <w:p>
+      <w:pPr>
+        <w:pStyle w:val="HorizontalLine"/>
+        <w:bidi w:val="0"/>
+        <w:rPr/>
+      </w:pPr>
+      <w:r>
+        <w:rPr/>
+      </w:r>
+    </w:p>
+    <w:p>
+      <w:pPr>
+        <w:pStyle w:val="Heading2"/>
+        <w:bidi w:val="0"/>
+        <w:ind w:hanging="0" w:left="0" w:right="0"/>
+        <w:rPr/>
+      </w:pPr>
+      <w:bookmarkStart w:id="14" w:name="3-simulasyon-taban"/>
+      <w:bookmarkEnd w:id="14"/>
+      <w:r>
+        <w:rPr/>
+        <w:t>3. Simülasyon tabanı</w:t>
+      </w:r>
+    </w:p>
+    <w:p>
+      <w:pPr>
+        <w:pStyle w:val="BlockQuotation"/>
+        <w:bidi w:val="0"/>
+        <w:rPr/>
+      </w:pPr>
+      <w:r>
+        <w:rPr/>
+        <w:t xml:space="preserve">Bu bölüm, verinin üretildiği ağı tanımlar: hangi cihazlar var, aralarında ne akıyor ve hangi büyüklükler ölçülüyor. Bölümün ağırlık merkezi topoloji değil, </w:t>
+      </w:r>
+      <w:r>
+        <w:rPr>
+          <w:rStyle w:val="Strong"/>
+        </w:rPr>
+        <w:t>taban gürültüsüdür</w:t>
+      </w:r>
+      <w:r>
+        <w:rPr/>
+        <w:t xml:space="preserve">. Sebebi şudur: devralınan simülasyon tamamen belirlenimliydi ve saldırısız koşularda teslim oranı </w:t>
+      </w:r>
+      <w:r>
+        <w:rPr>
+          <w:rStyle w:val="Strong"/>
+        </w:rPr>
+        <w:t>tam olarak 1.0</w:t>
+      </w:r>
+      <w:r>
+        <w:rPr/>
+        <w:t xml:space="preserve"> çıkıyordu. Sıfır varyanslı bir taban, her saldırıyı önemsiz biçimde ayrılabilir kılar ve tespit–şiddet eğrisini düzleştirir — yani ölçüm aracını işe yaramaz hale getirir. Bu bölümün büyük kısmı, tabana </w:t>
+      </w:r>
+      <w:r>
+        <w:rPr>
+          <w:rStyle w:val="Strong"/>
+        </w:rPr>
+        <w:t>ölçülebilir ve gerekçelendirilmiş</w:t>
+      </w:r>
+      <w:r>
+        <w:rPr/>
+        <w:t xml:space="preserve"> bir gürültü tabanının (</w:t>
+      </w:r>
+      <w:r>
+        <w:rPr>
+          <w:rStyle w:val="Emphasis"/>
+          <w:i/>
+          <w:iCs/>
+        </w:rPr>
+        <w:t>noise floor</w:t>
+      </w:r>
+      <w:r>
+        <w:rPr/>
+        <w:t>) nasıl kazandırıldığını anlatır.</w:t>
+      </w:r>
+    </w:p>
+    <w:p>
+      <w:pPr>
+        <w:pStyle w:val="Heading3"/>
+        <w:bidi w:val="0"/>
+        <w:ind w:hanging="0" w:left="0" w:right="0"/>
+        <w:rPr/>
+      </w:pPr>
+      <w:bookmarkStart w:id="15" w:name="31-topoloji"/>
+      <w:bookmarkEnd w:id="15"/>
+      <w:r>
+        <w:rPr/>
+        <w:t>3.1 Topoloji</w:t>
       </w:r>
     </w:p>
     <w:p>
       <w:pPr>
         <w:pStyle w:val="BodyText"/>
-        <w:numPr>
-          <w:ilvl w:val="0"/>
-          <w:numId w:val="4"/>
-        </w:numPr>
-        <w:tabs>
-          <w:tab w:val="clear" w:pos="1134"/>
-          <w:tab w:val="left" w:pos="709" w:leader="none"/>
-        </w:tabs>
-        <w:bidi w:val="0"/>
-        <w:ind w:hanging="283" w:left="709"/>
-        <w:rPr/>
-      </w:pPr>
-      <w:r>
-        <w:rPr>
-          <w:rStyle w:val="Strong"/>
-        </w:rPr>
-        <w:t>1 giyilebilir sensör düğümü</w:t>
-      </w:r>
-      <w:r>
-        <w:rPr/>
-        <w:t xml:space="preserve"> (Hexoskin tipi göğüs bandı). Bluetooth bağlantısı, düğümü bir istasyona bağlayan noktadan-noktaya bir bağlantıyla temsil edilir: 3 Mbps, 2 ms gecikme. </w:t>
-      </w:r>
-    </w:p>
-    <w:p>
-      <w:pPr>
-        <w:pStyle w:val="BodyText"/>
-        <w:bidi w:val="0"/>
-        <w:rPr/>
-      </w:pPr>
-      <w:r>
-        <w:rPr/>
-        <w:t xml:space="preserve">Wi-Fi yapılandırması </w:t>
-      </w:r>
-      <w:r>
-        <w:rPr>
-          <w:rStyle w:val="Strong"/>
-        </w:rPr>
-        <w:t>802.11n</w:t>
-      </w:r>
-      <w:r>
-        <w:rPr/>
-        <w:t xml:space="preserve">, hız uyarlaması </w:t>
-      </w:r>
-      <w:r>
-        <w:rPr>
-          <w:rStyle w:val="Strong"/>
-        </w:rPr>
-        <w:t>MinstrelHt</w:t>
-      </w:r>
-      <w:r>
-        <w:rPr/>
-        <w:t xml:space="preserve">, SSID </w:t>
-      </w:r>
-      <w:r>
-        <w:rPr>
-          <w:rStyle w:val="SourceText"/>
-        </w:rPr>
-        <w:t>HealthNet_24G</w:t>
-      </w:r>
-      <w:r>
-        <w:rPr/>
-        <w:t xml:space="preserve">, adres bloğu </w:t>
-      </w:r>
-      <w:r>
-        <w:rPr>
-          <w:rStyle w:val="SourceText"/>
-        </w:rPr>
-        <w:t>192.168.1.0/24</w:t>
-      </w:r>
-      <w:r>
-        <w:rPr/>
-        <w:t>. İstasyonlar 10 m aralıklı bir ızgaraya yerleştirilir (satır başına 5 düğüm), yani ağın toplam açıklığı yaklaşık 56 metredir — tek bir servis katının ölçeği. Konumlar sabit değildir: her koşuda her düğüm ±2 m rastgele kaydırılır (§3.3).</w:t>
-      </w:r>
-    </w:p>
-    <w:p>
-      <w:pPr>
-        <w:pStyle w:val="BodyText"/>
-        <w:bidi w:val="0"/>
-        <w:rPr/>
-      </w:pPr>
-      <w:r>
-        <w:rPr/>
-        <w:t>Simülasyon süresi 30 saniyedir; meşru trafik 1.–20. saniyeler arasında akar. Kalan süre, kuyrukların boşalmasına ve son paketlerin ölçüme girmesine ayrılmıştır.</w:t>
-      </w:r>
-    </w:p>
-    <w:p>
-      <w:pPr>
-        <w:pStyle w:val="Heading3"/>
-        <w:bidi w:val="0"/>
-        <w:ind w:hanging="0" w:left="0" w:right="0"/>
-        <w:rPr/>
-      </w:pPr>
-      <w:bookmarkStart w:id="16" w:name="32-trafik-modeli"/>
-      <w:bookmarkEnd w:id="16"/>
-      <w:r>
-        <w:rPr/>
-        <w:t>3.2 Trafik modeli</w:t>
-      </w:r>
-    </w:p>
-    <w:p>
-      <w:pPr>
-        <w:pStyle w:val="BodyText"/>
-        <w:bidi w:val="0"/>
-        <w:rPr/>
-      </w:pPr>
-      <w:r>
-        <w:rPr/>
-        <w:t>Ağdaki akışlar üç gruba ayrılır.</w:t>
-      </w:r>
-    </w:p>
-    <w:p>
-      <w:pPr>
-        <w:pStyle w:val="BodyText"/>
-        <w:bidi w:val="0"/>
-        <w:rPr/>
-      </w:pPr>
-      <w:r>
-        <w:rPr>
-          <w:rStyle w:val="Strong"/>
-        </w:rPr>
-        <w:t>Kurban yolu.</w:t>
-      </w:r>
-      <w:r>
-        <w:rPr/>
-        <w:t xml:space="preserve"> Çalışmanın merkezindeki akış, STA2'den STA0'a (hasta başı monitör) 8080 portundan giden bir EKG dalga formudur: </w:t>
-      </w:r>
-      <w:r>
-        <w:rPr>
-          <w:rStyle w:val="Strong"/>
-        </w:rPr>
-        <w:t>128 kbps, 128 baytlık paketler</w:t>
-      </w:r>
-      <w:r>
-        <w:rPr/>
-        <w:t xml:space="preserve">. Bu, keyfi seçilmiş bir profil değil, gerçek bir klinik telemetri profilidir — </w:t>
-      </w:r>
-      <w:r>
-        <w:rPr>
-          <w:rStyle w:val="Emphasis"/>
-        </w:rPr>
-        <w:t>düşük bit hızı, çok sayıda küçük paket</w:t>
-      </w:r>
-      <w:r>
-        <w:rPr/>
-        <w:t xml:space="preserve">. Seçim ölçüm açısından da bilinçlidir: teslim oranının ne kadar ince ölçülebileceğini belirleyen şey bit hızı değil </w:t>
-      </w:r>
-      <w:r>
-        <w:rPr>
-          <w:rStyle w:val="Strong"/>
-        </w:rPr>
-        <w:t>paket sayısıdır</w:t>
-      </w:r>
-      <w:r>
-        <w:rPr/>
-        <w:t>. Aynı bant genişliğini büyük paketlerle kullanmak, teslim ekseninin çözünürlüğünü düşürürdü.</w:t>
-      </w:r>
-    </w:p>
-    <w:p>
-      <w:pPr>
-        <w:pStyle w:val="BodyText"/>
-        <w:bidi w:val="0"/>
-        <w:rPr/>
-      </w:pPr>
-      <w:r>
-        <w:rPr>
-          <w:rStyle w:val="Strong"/>
-        </w:rPr>
-        <w:t>İkincil meşru akış.</w:t>
-      </w:r>
-      <w:r>
-        <w:rPr/>
-        <w:t xml:space="preserve"> Giyilebilir sensörden servis geçidine (STA1), 9090 portundan 64 kbps.</w:t>
-      </w:r>
-    </w:p>
-    <w:p>
-      <w:pPr>
-        <w:pStyle w:val="BodyText"/>
-        <w:bidi w:val="0"/>
-        <w:rPr/>
-      </w:pPr>
-      <w:r>
-        <w:rPr>
-          <w:rStyle w:val="Strong"/>
-        </w:rPr>
-        <w:t>Servisin geri kalanı.</w:t>
-      </w:r>
-      <w:r>
-        <w:rPr/>
-        <w:t xml:space="preserve"> Dört hafif tıbbi cihaz — ventilatör (64 kbps), pulse oksimetre (8 kbps), tansiyon manşonu (2 kbps), infüzyon pompası (16 kbps) — ve bunlardan farklı olarak bir </w:t>
-      </w:r>
-      <w:r>
-        <w:rPr>
-          <w:rStyle w:val="Strong"/>
-        </w:rPr>
-        <w:t>görüntüleme/video geçidi</w:t>
-      </w:r>
-      <w:r>
-        <w:rPr/>
-        <w:t xml:space="preserve"> (1200 baytlık paketler, yüksek hız). Hafif cihazların hepsi gerçek klinik profillere göre ayarlanmıştır: düşük bit hızı, küçük paketler. Bu cihazların görevi kendi başlarına özellik taşımak değil, akış sayısını ve ortam çekişmesini değiştirmektir. Görüntüleme geçidi ise §3.3'te açıklanacağı üzere ayrı ve merkezi bir role sahiptir.</w:t>
-      </w:r>
-    </w:p>
-    <w:p>
-      <w:pPr>
-        <w:pStyle w:val="BodyText"/>
-        <w:bidi w:val="0"/>
-        <w:rPr/>
-      </w:pPr>
-      <w:r>
-        <w:rPr/>
-        <w:t xml:space="preserve">Arka plan cihazlarının portları, veri çıkarma aşamasının rol tanıdığı portlardan (8080 kurban, 7070 aracı girişi, 9090 telemetri, 9 flood) kasıtlı olarak ayrı tutulmuştur. Böylece bu trafik yapısal ve hacim özelliklerini besler, ama </w:t>
-      </w:r>
-      <w:r>
-        <w:rPr>
-          <w:rStyle w:val="SourceText"/>
-        </w:rPr>
-        <w:t>delivery_ratio</w:t>
-      </w:r>
-      <w:r>
-        <w:rPr/>
-        <w:t xml:space="preserve"> yalnızca kurban yolunu ölçmeye devam eder.</w:t>
-      </w:r>
-    </w:p>
-    <w:p>
-      <w:pPr>
-        <w:pStyle w:val="Heading3"/>
-        <w:bidi w:val="0"/>
-        <w:ind w:hanging="0" w:left="0" w:right="0"/>
-        <w:rPr/>
-      </w:pPr>
-      <w:bookmarkStart w:id="17" w:name="33-taban-gurultusu-neden-gerekliydi-ve-n"/>
-      <w:bookmarkEnd w:id="17"/>
-      <w:r>
-        <w:rPr/>
-        <w:t>3.3 Taban gürültüsü: neden gerekliydi ve nasıl kalibre edildi</w:t>
-      </w:r>
-    </w:p>
-    <w:p>
-      <w:pPr>
-        <w:pStyle w:val="BodyText"/>
-        <w:bidi w:val="0"/>
-        <w:rPr/>
-      </w:pPr>
-      <w:r>
-        <w:rPr/>
-        <w:t xml:space="preserve">Devralınan simülasyon belirlenimliydi: sabit trafik parametreleri, temiz bir kanal modeli ve sabit düğüm konumları. Sonuç, saldırısız koşularda teslim oranının </w:t>
-      </w:r>
-      <w:r>
-        <w:rPr>
-          <w:rStyle w:val="Strong"/>
-        </w:rPr>
-        <w:t>tam olarak 1.0</w:t>
-      </w:r>
-      <w:r>
-        <w:rPr/>
-        <w:t xml:space="preserve"> olması ve koşular arası varyansın </w:t>
-      </w:r>
-      <w:r>
-        <w:rPr>
-          <w:rStyle w:val="Strong"/>
-        </w:rPr>
-        <w:t>sıfır</w:t>
-      </w:r>
-      <w:r>
-        <w:rPr/>
-        <w:t xml:space="preserve"> olmasıydı.</w:t>
-      </w:r>
-    </w:p>
-    <w:p>
-      <w:pPr>
-        <w:pStyle w:val="BodyText"/>
-        <w:bidi w:val="0"/>
-        <w:rPr/>
-      </w:pPr>
-      <w:r>
-        <w:rPr/>
-        <w:t xml:space="preserve">Bunun neden bir kusur olduğu ilk bakışta görünmeyebilir. Sorun şudur: varyansı sıfır olan bir taban karşısında, </w:t>
-      </w:r>
-      <w:r>
-        <w:rPr>
-          <w:rStyle w:val="Emphasis"/>
-        </w:rPr>
-        <w:t>en küçük</w:t>
-      </w:r>
-      <w:r>
-        <w:rPr/>
-        <w:t xml:space="preserve"> bozulma bile sonsuz derecede anlamlı görünür. Böyle bir veri üzerinde eğitilen detektörün yüksek skor alması kaçınılmazdır, ama bu skor detektörün yeteneğini değil ölçüm ortamının yapaylığını ölçer. Aynı sebeple tespit–şiddet eğrisi düzleşir: saldırı şiddeti ne olursa olsun tespit 1.0'da kalır, dolayısıyla "tespit nerede bozulmaya başlıyor" sorusu — ki çalışmanın manşet çıktısı budur — sorulamaz hale gelir.</w:t>
-      </w:r>
-    </w:p>
-    <w:p>
-      <w:pPr>
-        <w:pStyle w:val="BodyText"/>
-        <w:bidi w:val="0"/>
-        <w:rPr/>
-      </w:pPr>
-      <w:r>
-        <w:rPr/>
-        <w:t>Bu nedenle tabana dört katman halinde, tohumla sürülen ve tekrar üretilebilir bir rastgelelik eklenmiştir:</w:t>
+        <w:bidi w:val="0"/>
+        <w:rPr/>
+      </w:pPr>
+      <w:r>
+        <w:rPr/>
+        <w:t>Simüle edilen ağ, bir hastane servisindeki kablosuz segmenti temsil eder:</w:t>
       </w:r>
     </w:p>
     <w:p>
@@ -3162,11 +3037,11 @@
         <w:rPr>
           <w:rStyle w:val="Strong"/>
         </w:rPr>
-        <w:t>Kanal sönümlemesi.</w:t>
-      </w:r>
-      <w:r>
-        <w:rPr/>
-        <w:t xml:space="preserve"> Mevcut mesafeye bağlı yol kaybının üzerine Nakagami hızlı sönümlemesi. </w:t>
+        <w:t>9 Wi-Fi istasyonu (STA)</w:t>
+      </w:r>
+      <w:r>
+        <w:rPr/>
+        <w:t xml:space="preserve"> — hasta başı monitör, akıllı telefon/servis geçidi, ve çeşitli tıbbi cihazlar. </w:t>
       </w:r>
     </w:p>
     <w:p>
@@ -3189,21 +3064,21 @@
         <w:rPr>
           <w:rStyle w:val="Strong"/>
         </w:rPr>
-        <w:t>Konum kaymaları.</w:t>
-      </w:r>
-      <w:r>
-        <w:rPr/>
-        <w:t xml:space="preserve"> Her düğüm, her koşuda ±2 m rastgele kaydırılır. Bu yalnızca kanalı değiştirmez; farklı </w:t>
+        <w:t>1 erişim noktası (AP)</w:t>
+      </w:r>
+      <w:r>
+        <w:rPr/>
+        <w:t xml:space="preserve">, </w:t>
       </w:r>
       <w:r>
         <w:rPr>
           <w:rStyle w:val="SourceText"/>
         </w:rPr>
-        <w:t>--run</w:t>
-      </w:r>
-      <w:r>
-        <w:rPr/>
-        <w:t xml:space="preserve"> değerlerini birbirinin neredeyse kopyası olmaktan çıkarıp gerçekten bağımsız tekrarlara dönüştürür. </w:t>
+        <w:t>(0, 0)</w:t>
+      </w:r>
+      <w:r>
+        <w:rPr/>
+        <w:t xml:space="preserve"> konumunda sabit. Tüm istasyon-istasyon trafiği bu noktadan geçer; bu ayrıntı ileride önemli olacaktır (§3.3). </w:t>
       </w:r>
     </w:p>
     <w:p>
@@ -3218,7 +3093,6 @@
           <w:tab w:val="left" w:pos="709" w:leader="none"/>
         </w:tabs>
         <w:bidi w:val="0"/>
-        <w:spacing w:before="0" w:after="0"/>
         <w:ind w:hanging="283" w:left="709"/>
         <w:rPr/>
       </w:pPr>
@@ -3226,21 +3100,307 @@
         <w:rPr>
           <w:rStyle w:val="Strong"/>
         </w:rPr>
-        <w:t>Alıcı hatası.</w:t>
-      </w:r>
-      <w:r>
-        <w:rPr/>
-        <w:t xml:space="preserve"> Her Wi-Fi cihazının alıcısına, koşu başına </w:t>
+        <w:t>1 giyilebilir sensör düğümü</w:t>
+      </w:r>
+      <w:r>
+        <w:rPr/>
+        <w:t xml:space="preserve"> (Hexoskin tipi göğüs bandı). Bluetooth bağlantısı, düğümü bir istasyona bağlayan noktadan-noktaya bir bağlantıyla temsil edilir: 3 Mbps, 2 ms gecikme. </w:t>
+      </w:r>
+    </w:p>
+    <w:p>
+      <w:pPr>
+        <w:pStyle w:val="BodyText"/>
+        <w:bidi w:val="0"/>
+        <w:rPr/>
+      </w:pPr>
+      <w:r>
+        <w:rPr/>
+        <w:t xml:space="preserve">Wi-Fi yapılandırması </w:t>
+      </w:r>
+      <w:r>
+        <w:rPr>
+          <w:rStyle w:val="Strong"/>
+        </w:rPr>
+        <w:t>802.11n</w:t>
+      </w:r>
+      <w:r>
+        <w:rPr/>
+        <w:t>, hız uyarlama algoritması (</w:t>
+      </w:r>
+      <w:r>
+        <w:rPr>
+          <w:rStyle w:val="Emphasis"/>
+        </w:rPr>
+        <w:t>rate adaptation</w:t>
+      </w:r>
+      <w:r>
+        <w:rPr/>
+        <w:t xml:space="preserve">) </w:t>
+      </w:r>
+      <w:r>
+        <w:rPr>
+          <w:rStyle w:val="Strong"/>
+        </w:rPr>
+        <w:t>MinstrelHt</w:t>
+      </w:r>
+      <w:r>
+        <w:rPr/>
+        <w:t xml:space="preserve">, SSID </w:t>
       </w:r>
       <w:r>
         <w:rPr>
           <w:rStyle w:val="SourceText"/>
         </w:rPr>
-        <w:t>%0.5–2</w:t>
-      </w:r>
-      <w:r>
-        <w:rPr/>
-        <w:t xml:space="preserve"> arasında rastgele seçilen bir paket hata oranı verilir. </w:t>
+        <w:t>HealthNet_24G</w:t>
+      </w:r>
+      <w:r>
+        <w:rPr/>
+        <w:t xml:space="preserve">, adres bloğu </w:t>
+      </w:r>
+      <w:r>
+        <w:rPr>
+          <w:rStyle w:val="SourceText"/>
+        </w:rPr>
+        <w:t>192.168.1.0/24</w:t>
+      </w:r>
+      <w:r>
+        <w:rPr/>
+        <w:t>. İstasyonlar 10 m aralıklı bir ızgaraya yerleştirilir (satır başına 5 düğüm), yani ağın toplam açıklığı yaklaşık 56 metredir — tek bir servis katının ölçeği. Konumlar sabit değildir: her koşuda her düğüm ±2 m rastgele kaydırılır (§3.3).</w:t>
+      </w:r>
+    </w:p>
+    <w:p>
+      <w:pPr>
+        <w:pStyle w:val="BodyText"/>
+        <w:bidi w:val="0"/>
+        <w:rPr/>
+      </w:pPr>
+      <w:r>
+        <w:rPr/>
+        <w:t>Simülasyon süresi 30 saniyedir; meşru trafik 1.–20. saniyeler arasında akar. Kalan süre, kuyrukların boşalmasına ve son paketlerin ölçüme girmesine ayrılmıştır.</w:t>
+      </w:r>
+    </w:p>
+    <w:p>
+      <w:pPr>
+        <w:pStyle w:val="Heading3"/>
+        <w:bidi w:val="0"/>
+        <w:ind w:hanging="0" w:left="0" w:right="0"/>
+        <w:rPr/>
+      </w:pPr>
+      <w:bookmarkStart w:id="16" w:name="32-trafik-modeli"/>
+      <w:bookmarkEnd w:id="16"/>
+      <w:r>
+        <w:rPr/>
+        <w:t>3.2 Trafik modeli</w:t>
+      </w:r>
+    </w:p>
+    <w:p>
+      <w:pPr>
+        <w:pStyle w:val="BodyText"/>
+        <w:bidi w:val="0"/>
+        <w:rPr/>
+      </w:pPr>
+      <w:r>
+        <w:rPr/>
+        <w:t>Ağdaki akışlar üç gruba ayrılır.</w:t>
+      </w:r>
+    </w:p>
+    <w:p>
+      <w:pPr>
+        <w:pStyle w:val="BodyText"/>
+        <w:bidi w:val="0"/>
+        <w:rPr/>
+      </w:pPr>
+      <w:r>
+        <w:rPr>
+          <w:rStyle w:val="Strong"/>
+        </w:rPr>
+        <w:t>Kurban yolu.</w:t>
+      </w:r>
+      <w:r>
+        <w:rPr/>
+        <w:t xml:space="preserve"> Çalışmanın merkezindeki akış, STA2'den STA0'a (hasta başı monitör) 8080 portundan giden bir EKG dalga formudur: </w:t>
+      </w:r>
+      <w:r>
+        <w:rPr>
+          <w:rStyle w:val="Strong"/>
+        </w:rPr>
+        <w:t>128 kbps, 128 baytlık paketler</w:t>
+      </w:r>
+      <w:r>
+        <w:rPr/>
+        <w:t xml:space="preserve">. Bu, keyfi seçilmiş bir profil değil, gerçek bir klinik telemetri profilidir — </w:t>
+      </w:r>
+      <w:r>
+        <w:rPr>
+          <w:rStyle w:val="Emphasis"/>
+        </w:rPr>
+        <w:t>düşük bit hızı, çok sayıda küçük paket</w:t>
+      </w:r>
+      <w:r>
+        <w:rPr/>
+        <w:t xml:space="preserve">. Seçim ölçüm açısından da bilinçlidir: teslim oranının ne kadar ince ölçülebileceğini belirleyen şey bit hızı değil </w:t>
+      </w:r>
+      <w:r>
+        <w:rPr>
+          <w:rStyle w:val="Strong"/>
+        </w:rPr>
+        <w:t>paket sayısıdır</w:t>
+      </w:r>
+      <w:r>
+        <w:rPr/>
+        <w:t>. Aynı bant genişliğini büyük paketlerle kullanmak, teslim ekseninin çözünürlüğünü düşürürdü.</w:t>
+      </w:r>
+    </w:p>
+    <w:p>
+      <w:pPr>
+        <w:pStyle w:val="BodyText"/>
+        <w:bidi w:val="0"/>
+        <w:rPr/>
+      </w:pPr>
+      <w:r>
+        <w:rPr>
+          <w:rStyle w:val="Strong"/>
+        </w:rPr>
+        <w:t>İkincil meşru akış.</w:t>
+      </w:r>
+      <w:r>
+        <w:rPr/>
+        <w:t xml:space="preserve"> Giyilebilir sensörden servis geçidine (STA1), 9090 portundan 64 kbps.</w:t>
+      </w:r>
+    </w:p>
+    <w:p>
+      <w:pPr>
+        <w:pStyle w:val="BodyText"/>
+        <w:bidi w:val="0"/>
+        <w:rPr/>
+      </w:pPr>
+      <w:r>
+        <w:rPr>
+          <w:rStyle w:val="Strong"/>
+        </w:rPr>
+        <w:t>Servisin geri kalanı.</w:t>
+      </w:r>
+      <w:r>
+        <w:rPr/>
+        <w:t xml:space="preserve"> Dört hafif tıbbi cihaz — ventilatör (64 kbps), pulse oksimetre (8 kbps), tansiyon manşonu (2 kbps), infüzyon pompası (16 kbps) — ve bunlardan farklı olarak bir </w:t>
+      </w:r>
+      <w:r>
+        <w:rPr>
+          <w:rStyle w:val="Strong"/>
+        </w:rPr>
+        <w:t>görüntüleme/video geçidi</w:t>
+      </w:r>
+      <w:r>
+        <w:rPr/>
+        <w:t xml:space="preserve"> (1200 baytlık paketler, yüksek hız). Hafif cihazların hepsi gerçek klinik profillere göre ayarlanmıştır: düşük bit hızı, küçük paketler. Bu cihazların görevi kendi başlarına özellik taşımak değil, akış sayısını ve ortam çekişmesini (</w:t>
+      </w:r>
+      <w:r>
+        <w:rPr>
+          <w:rStyle w:val="Emphasis"/>
+        </w:rPr>
+        <w:t>medium contention</w:t>
+      </w:r>
+      <w:r>
+        <w:rPr/>
+        <w:t>) değiştirmektir. Görüntüleme geçidi ise §3.3'te açıklanacağı üzere ayrı ve merkezi bir role sahiptir.</w:t>
+      </w:r>
+    </w:p>
+    <w:p>
+      <w:pPr>
+        <w:pStyle w:val="BodyText"/>
+        <w:bidi w:val="0"/>
+        <w:rPr/>
+      </w:pPr>
+      <w:r>
+        <w:rPr/>
+        <w:t xml:space="preserve">Arka plan cihazlarının portları, veri çıkarma aşamasının rol tanıdığı portlardan (8080 kurban, 7070 aracı girişi, 9090 telemetri, 9 flood) kasıtlı olarak ayrı tutulmuştur. Böylece bu trafik yapısal ve hacim özelliklerini besler, ama </w:t>
+      </w:r>
+      <w:r>
+        <w:rPr>
+          <w:rStyle w:val="SourceText"/>
+        </w:rPr>
+        <w:t>delivery_ratio</w:t>
+      </w:r>
+      <w:r>
+        <w:rPr/>
+        <w:t xml:space="preserve"> yalnızca kurban yolunu ölçmeye devam eder.</w:t>
+      </w:r>
+    </w:p>
+    <w:p>
+      <w:pPr>
+        <w:pStyle w:val="Heading3"/>
+        <w:bidi w:val="0"/>
+        <w:ind w:hanging="0" w:left="0" w:right="0"/>
+        <w:rPr/>
+      </w:pPr>
+      <w:bookmarkStart w:id="17" w:name="33-taban-gurultusu-neden-gerekliydi-ve-n"/>
+      <w:bookmarkEnd w:id="17"/>
+      <w:r>
+        <w:rPr/>
+        <w:t>3.3 Taban gürültüsü: neden gerekliydi ve nasıl kalibre edildi</w:t>
+      </w:r>
+    </w:p>
+    <w:p>
+      <w:pPr>
+        <w:pStyle w:val="BodyText"/>
+        <w:bidi w:val="0"/>
+        <w:rPr/>
+      </w:pPr>
+      <w:r>
+        <w:rPr/>
+        <w:t xml:space="preserve">Devralınan simülasyon belirlenimliydi: sabit trafik parametreleri, temiz bir kanal modeli ve sabit düğüm konumları. Sonuç, saldırısız koşularda teslim oranının </w:t>
+      </w:r>
+      <w:r>
+        <w:rPr>
+          <w:rStyle w:val="Strong"/>
+        </w:rPr>
+        <w:t>tam olarak 1.0</w:t>
+      </w:r>
+      <w:r>
+        <w:rPr/>
+        <w:t xml:space="preserve"> olması ve koşular arası varyansın </w:t>
+      </w:r>
+      <w:r>
+        <w:rPr>
+          <w:rStyle w:val="Strong"/>
+        </w:rPr>
+        <w:t>sıfır</w:t>
+      </w:r>
+      <w:r>
+        <w:rPr/>
+        <w:t xml:space="preserve"> olmasıydı.</w:t>
+      </w:r>
+    </w:p>
+    <w:p>
+      <w:pPr>
+        <w:pStyle w:val="BodyText"/>
+        <w:bidi w:val="0"/>
+        <w:rPr/>
+      </w:pPr>
+      <w:r>
+        <w:rPr/>
+        <w:t xml:space="preserve">Bunun neden bir kusur olduğu ilk bakışta görünmeyebilir. Sorun şudur: varyansı sıfır olan bir taban karşısında, </w:t>
+      </w:r>
+      <w:r>
+        <w:rPr>
+          <w:rStyle w:val="Emphasis"/>
+        </w:rPr>
+        <w:t>en küçük</w:t>
+      </w:r>
+      <w:r>
+        <w:rPr/>
+        <w:t xml:space="preserve"> bozulma bile sonsuz derecede anlamlı görünür. Böyle bir veri üzerinde eğitilen detektörün yüksek skor alması kaçınılmazdır, ama bu skor detektörün yeteneğini değil ölçüm ortamının yapaylığını ölçer. Aynı sebeple tespit–şiddet eğrisi düzleşir: saldırı şiddeti ne olursa olsun tespit 1.0'da kalır, dolayısıyla "tespit nerede bozulmaya başlıyor" sorusu — ki çalışmanın manşet çıktısı budur — sorulamaz hale gelir.</w:t>
+      </w:r>
+    </w:p>
+    <w:p>
+      <w:pPr>
+        <w:pStyle w:val="BodyText"/>
+        <w:bidi w:val="0"/>
+        <w:rPr/>
+      </w:pPr>
+      <w:r>
+        <w:rPr/>
+        <w:t>Bu nedenle tabana dört katman halinde, tohumla sürülen ve tekrar üretilebilir bir rastgelelik eklenmiştir:</w:t>
       </w:r>
     </w:p>
     <w:p>
@@ -3248,13 +3408,14 @@
         <w:pStyle w:val="BodyText"/>
         <w:numPr>
           <w:ilvl w:val="0"/>
-          <w:numId w:val="5"/>
+          <w:numId w:val="6"/>
         </w:numPr>
         <w:tabs>
           <w:tab w:val="clear" w:pos="1134"/>
           <w:tab w:val="left" w:pos="709" w:leader="none"/>
         </w:tabs>
         <w:bidi w:val="0"/>
+        <w:spacing w:before="0" w:after="0"/>
         <w:ind w:hanging="283" w:left="709"/>
         <w:rPr/>
       </w:pPr>
@@ -3262,11 +3423,141 @@
         <w:rPr>
           <w:rStyle w:val="Strong"/>
         </w:rPr>
+        <w:t>Kanal sönümlemesi.</w:t>
+      </w:r>
+      <w:r>
+        <w:rPr/>
+        <w:t xml:space="preserve"> Mevcut mesafeye bağlı yol kaybının (</w:t>
+      </w:r>
+      <w:r>
+        <w:rPr>
+          <w:rStyle w:val="Emphasis"/>
+        </w:rPr>
+        <w:t>path loss</w:t>
+      </w:r>
+      <w:r>
+        <w:rPr/>
+        <w:t>) üzerine Nakagami hızlı sönümlemesi (</w:t>
+      </w:r>
+      <w:r>
+        <w:rPr>
+          <w:rStyle w:val="Emphasis"/>
+        </w:rPr>
+        <w:t>fast fading</w:t>
+      </w:r>
+      <w:r>
+        <w:rPr/>
+        <w:t xml:space="preserve">). </w:t>
+      </w:r>
+    </w:p>
+    <w:p>
+      <w:pPr>
+        <w:pStyle w:val="BodyText"/>
+        <w:numPr>
+          <w:ilvl w:val="0"/>
+          <w:numId w:val="6"/>
+        </w:numPr>
+        <w:tabs>
+          <w:tab w:val="clear" w:pos="1134"/>
+          <w:tab w:val="left" w:pos="709" w:leader="none"/>
+        </w:tabs>
+        <w:bidi w:val="0"/>
+        <w:spacing w:before="0" w:after="0"/>
+        <w:ind w:hanging="283" w:left="709"/>
+        <w:rPr/>
+      </w:pPr>
+      <w:r>
+        <w:rPr>
+          <w:rStyle w:val="Strong"/>
+        </w:rPr>
+        <w:t>Konum kaymaları.</w:t>
+      </w:r>
+      <w:r>
+        <w:rPr/>
+        <w:t xml:space="preserve"> Her düğüm, her koşuda ±2 m rastgele kaydırılır. Bu yalnızca kanalı değiştirmez; farklı </w:t>
+      </w:r>
+      <w:r>
+        <w:rPr>
+          <w:rStyle w:val="SourceText"/>
+        </w:rPr>
+        <w:t>--run</w:t>
+      </w:r>
+      <w:r>
+        <w:rPr/>
+        <w:t xml:space="preserve"> değerlerini birbirinin neredeyse kopyası olmaktan çıkarıp gerçekten bağımsız tekrarlara dönüştürür. </w:t>
+      </w:r>
+    </w:p>
+    <w:p>
+      <w:pPr>
+        <w:pStyle w:val="BodyText"/>
+        <w:numPr>
+          <w:ilvl w:val="0"/>
+          <w:numId w:val="6"/>
+        </w:numPr>
+        <w:tabs>
+          <w:tab w:val="clear" w:pos="1134"/>
+          <w:tab w:val="left" w:pos="709" w:leader="none"/>
+        </w:tabs>
+        <w:bidi w:val="0"/>
+        <w:spacing w:before="0" w:after="0"/>
+        <w:ind w:hanging="283" w:left="709"/>
+        <w:rPr/>
+      </w:pPr>
+      <w:r>
+        <w:rPr>
+          <w:rStyle w:val="Strong"/>
+        </w:rPr>
+        <w:t>Alıcı hatası.</w:t>
+      </w:r>
+      <w:r>
+        <w:rPr/>
+        <w:t xml:space="preserve"> Her Wi-Fi cihazının alıcısına, koşu başına </w:t>
+      </w:r>
+      <w:r>
+        <w:rPr>
+          <w:rStyle w:val="SourceText"/>
+        </w:rPr>
+        <w:t>%0.5–2</w:t>
+      </w:r>
+      <w:r>
+        <w:rPr/>
+        <w:t xml:space="preserve"> arasında rastgele seçilen bir paket hata oranı verilir. </w:t>
+      </w:r>
+    </w:p>
+    <w:p>
+      <w:pPr>
+        <w:pStyle w:val="BodyText"/>
+        <w:numPr>
+          <w:ilvl w:val="0"/>
+          <w:numId w:val="6"/>
+        </w:numPr>
+        <w:tabs>
+          <w:tab w:val="clear" w:pos="1134"/>
+          <w:tab w:val="left" w:pos="709" w:leader="none"/>
+        </w:tabs>
+        <w:bidi w:val="0"/>
+        <w:ind w:hanging="283" w:left="709"/>
+        <w:rPr/>
+      </w:pPr>
+      <w:r>
+        <w:rPr>
+          <w:rStyle w:val="Strong"/>
+        </w:rPr>
         <w:t>Trafiğin kendisinin rastgeleleştirilmesi.</w:t>
       </w:r>
       <w:r>
         <w:rPr/>
-        <w:t xml:space="preserve"> Meşru akışların veri hızı ve paket boyu tabanlarının ±%20'si içinde rastgele seçilir; sabit 1 s açık / 1 s kapalı deseni yerine rastgele süreli patlamalar konur. Bu, görev döngüsünü koşudan koşuya yaklaşık 0.33 ile 0.88 arasında salındırır (ortalama ≈ 0.63), yani </w:t>
+        <w:t xml:space="preserve"> Meşru akışların veri hızı ve paket boyu tabanlarının ±%20'si içinde rastgele seçilir; sabit 1 s açık / 1 s kapalı deseni yerine rastgele süreli patlamalar konur. Bu, görev döngüsünü (</w:t>
+      </w:r>
+      <w:r>
+        <w:rPr>
+          <w:rStyle w:val="Emphasis"/>
+        </w:rPr>
+        <w:t>duty cycle</w:t>
+      </w:r>
+      <w:r>
+        <w:rPr/>
+        <w:t xml:space="preserve">) koşudan koşuya yaklaşık 0.33 ile 0.88 arasında salındırır (ortalama ≈ 0.63), yani </w:t>
       </w:r>
       <w:r>
         <w:rPr>
@@ -3276,7 +3567,17 @@
       </w:r>
       <w:r>
         <w:rPr/>
-        <w:t xml:space="preserve"> hiçbir parametre değişmese bile koşular arasında farklılaşır. </w:t>
+        <w:t xml:space="preserve"> (</w:t>
+      </w:r>
+      <w:r>
+        <w:rPr>
+          <w:rStyle w:val="Emphasis"/>
+        </w:rPr>
+        <w:t>offered load</w:t>
+      </w:r>
+      <w:r>
+        <w:rPr/>
+        <w:t xml:space="preserve">) hiçbir parametre değişmese bile koşular arasında farklılaşır. </w:t>
       </w:r>
     </w:p>
     <w:p>
@@ -3394,7 +3695,17 @@
       </w:r>
       <w:r>
         <w:rPr/>
-        <w:t>.</w:t>
+        <w:t xml:space="preserve"> (</w:t>
+      </w:r>
+      <w:r>
+        <w:rPr>
+          <w:rStyle w:val="Emphasis"/>
+        </w:rPr>
+        <w:t>congestion loss</w:t>
+      </w:r>
+      <w:r>
+        <w:rPr/>
+        <w:t>).</w:t>
       </w:r>
     </w:p>
     <w:p>
@@ -3954,7 +4265,17 @@
       </w:pPr>
       <w:r>
         <w:rPr/>
-        <w:t xml:space="preserve">Sağdaki sütun doyumu doğrudan gösterir: teklif edilen yük 20 Mbps'i geçtikten sonra ölçülen throughput artmayı bırakır ve ~12.8 Mbps civarında sabitlenir. Fazladan teklif edilen her bit artık taşınmaz, </w:t>
+        <w:t>Sağdaki sütun doyumu (</w:t>
+      </w:r>
+      <w:r>
+        <w:rPr>
+          <w:rStyle w:val="Emphasis"/>
+        </w:rPr>
+        <w:t>saturation</w:t>
+      </w:r>
+      <w:r>
+        <w:rPr/>
+        <w:t xml:space="preserve">) doğrudan gösterir: teklif edilen yük 20 Mbps'i geçtikten sonra ölçülen throughput artmayı bırakır ve ~12.8 Mbps civarında sabitlenir. Fazladan teklif edilen her bit artık taşınmaz, </w:t>
       </w:r>
       <w:r>
         <w:rPr>
@@ -4016,7 +4337,7 @@
         <w:pStyle w:val="BodyText"/>
         <w:numPr>
           <w:ilvl w:val="0"/>
-          <w:numId w:val="6"/>
+          <w:numId w:val="7"/>
         </w:numPr>
         <w:tabs>
           <w:tab w:val="clear" w:pos="1134"/>
@@ -4063,7 +4384,7 @@
         <w:pStyle w:val="BodyText"/>
         <w:numPr>
           <w:ilvl w:val="0"/>
-          <w:numId w:val="6"/>
+          <w:numId w:val="7"/>
         </w:numPr>
         <w:tabs>
           <w:tab w:val="clear" w:pos="1134"/>
@@ -4091,7 +4412,17 @@
       </w:r>
       <w:r>
         <w:rPr/>
-        <w:t xml:space="preserve"> bir dağılım verirdi (tıkanmamış koşular / tıkanmış koşular). Bunun yerine sabit kalan geçidin </w:t>
+        <w:t xml:space="preserve"> (</w:t>
+      </w:r>
+      <w:r>
+        <w:rPr>
+          <w:rStyle w:val="Emphasis"/>
+        </w:rPr>
+        <w:t>bimodal</w:t>
+      </w:r>
+      <w:r>
+        <w:rPr/>
+        <w:t xml:space="preserve">) bir dağılım verirdi (tıkanmamış koşular / tıkanmış koşular). Bunun yerine sabit kalan geçidin </w:t>
       </w:r>
       <w:r>
         <w:rPr>
@@ -4131,7 +4462,7 @@
     </w:p>
     <w:tbl>
       <w:tblPr>
-        <w:tblW w:w="7406" w:type="dxa"/>
+        <w:tblW w:w="7910" w:type="dxa"/>
         <w:jc w:val="left"/>
         <w:tblInd w:w="28" w:type="dxa"/>
         <w:tblLayout w:type="fixed"/>
@@ -4147,7 +4478,7 @@
         <w:gridCol w:w="980"/>
         <w:gridCol w:w="724"/>
         <w:gridCol w:w="1343"/>
-        <w:gridCol w:w="1781"/>
+        <w:gridCol w:w="2285"/>
       </w:tblGrid>
       <w:tr>
         <w:trPr>
@@ -4243,7 +4574,7 @@
         </w:tc>
         <w:tc>
           <w:tcPr>
-            <w:tcW w:w="1781" w:type="dxa"/>
+            <w:tcW w:w="2285" w:type="dxa"/>
             <w:tcBorders/>
             <w:vAlign w:val="center"/>
           </w:tcPr>
@@ -4259,7 +4590,17 @@
             </w:pPr>
             <w:r>
               <w:rPr/>
-              <w:t>değişim katsayısı</w:t>
+              <w:t>değişim katsayısı (</w:t>
+            </w:r>
+            <w:r>
+              <w:rPr>
+                <w:rStyle w:val="Emphasis"/>
+              </w:rPr>
+              <w:t>CV</w:t>
+            </w:r>
+            <w:r>
+              <w:rPr/>
+              <w:t>)</w:t>
             </w:r>
           </w:p>
         </w:tc>
@@ -4350,7 +4691,7 @@
         </w:tc>
         <w:tc>
           <w:tcPr>
-            <w:tcW w:w="1781" w:type="dxa"/>
+            <w:tcW w:w="2285" w:type="dxa"/>
             <w:tcBorders/>
             <w:vAlign w:val="center"/>
           </w:tcPr>
@@ -4455,7 +4796,7 @@
         </w:tc>
         <w:tc>
           <w:tcPr>
-            <w:tcW w:w="1781" w:type="dxa"/>
+            <w:tcW w:w="2285" w:type="dxa"/>
             <w:tcBorders/>
             <w:vAlign w:val="center"/>
           </w:tcPr>
@@ -4560,7 +4901,7 @@
         </w:tc>
         <w:tc>
           <w:tcPr>
-            <w:tcW w:w="1781" w:type="dxa"/>
+            <w:tcW w:w="2285" w:type="dxa"/>
             <w:tcBorders/>
             <w:vAlign w:val="center"/>
           </w:tcPr>
@@ -4665,7 +5006,7 @@
         </w:tc>
         <w:tc>
           <w:tcPr>
-            <w:tcW w:w="1781" w:type="dxa"/>
+            <w:tcW w:w="2285" w:type="dxa"/>
             <w:tcBorders/>
             <w:vAlign w:val="center"/>
           </w:tcPr>
@@ -4770,7 +5111,7 @@
         </w:tc>
         <w:tc>
           <w:tcPr>
-            <w:tcW w:w="1781" w:type="dxa"/>
+            <w:tcW w:w="2285" w:type="dxa"/>
             <w:tcBorders/>
             <w:vAlign w:val="center"/>
           </w:tcPr>
@@ -5481,7 +5822,17 @@
       </w:r>
       <w:r>
         <w:rPr/>
-        <w:t>) simülasyonu bir kez derler ve bütün senaryo × şiddet × tohum kombinasyonlarını sırayla çalıştırarak ham çıktıları ve bir künye dosyası üretir.</w:t>
+        <w:t>) simülasyonu bir kez derler ve bütün senaryo × şiddet × tohum kombinasyonlarını sırayla çalıştırarak ham çıktıları ve bir künye dosyası (</w:t>
+      </w:r>
+      <w:r>
+        <w:rPr>
+          <w:rStyle w:val="Emphasis"/>
+        </w:rPr>
+        <w:t>manifest</w:t>
+      </w:r>
+      <w:r>
+        <w:rPr/>
+        <w:t>) üretir.</w:t>
       </w:r>
     </w:p>
     <w:p>
@@ -5798,19 +6149,2143 @@
     </w:p>
     <w:p>
       <w:pPr>
-        <w:pStyle w:val="BlockQuotation"/>
-        <w:bidi w:val="0"/>
-        <w:rPr/>
-      </w:pPr>
+        <w:pStyle w:val="BodyText"/>
+        <w:bidi w:val="0"/>
+        <w:rPr/>
+      </w:pPr>
+      <w:r>
+        <w:rPr/>
+        <w:t xml:space="preserve">Terimler ilk geçtikleri bölümde de tanımlanmıştır; burada bir arada toplanmışlardır. </w:t>
+      </w:r>
       <w:r>
         <w:rPr>
           <w:rStyle w:val="Emphasis"/>
-          <w:i/>
-          <w:iCs/>
-        </w:rPr>
-        <w:t>(Yazılacak.)</w:t>
-      </w:r>
-    </w:p>
+        </w:rPr>
+        <w:t>(Bu liste rapor ilerledikçe genişletilmektedir; §4 sonrası terimler eklenecektir.)</w:t>
+      </w:r>
+    </w:p>
+    <w:p>
+      <w:pPr>
+        <w:pStyle w:val="BodyText"/>
+        <w:bidi w:val="0"/>
+        <w:rPr/>
+      </w:pPr>
+      <w:r>
+        <w:rPr>
+          <w:rStyle w:val="Strong"/>
+        </w:rPr>
+        <w:t>Ağ ve simülasyon</w:t>
+      </w:r>
+    </w:p>
+    <w:tbl>
+      <w:tblPr>
+        <w:tblW w:w="11339" w:type="dxa"/>
+        <w:jc w:val="left"/>
+        <w:tblInd w:w="28" w:type="dxa"/>
+        <w:tblLayout w:type="fixed"/>
+        <w:tblCellMar>
+          <w:top w:w="28" w:type="dxa"/>
+          <w:left w:w="28" w:type="dxa"/>
+          <w:bottom w:w="28" w:type="dxa"/>
+          <w:right w:w="28" w:type="dxa"/>
+        </w:tblCellMar>
+      </w:tblPr>
+      <w:tblGrid>
+        <w:gridCol w:w="2420"/>
+        <w:gridCol w:w="8919"/>
+      </w:tblGrid>
+      <w:tr>
+        <w:trPr>
+          <w:tblHeader w:val="true"/>
+        </w:trPr>
+        <w:tc>
+          <w:tcPr>
+            <w:tcW w:w="2420" w:type="dxa"/>
+            <w:tcBorders/>
+            <w:vAlign w:val="center"/>
+          </w:tcPr>
+          <w:p>
+            <w:pPr>
+              <w:pStyle w:val="TableHeading"/>
+              <w:suppressLineNumbers/>
+              <w:shd w:fill="ECECEC" w:val="clear"/>
+              <w:bidi w:val="0"/>
+              <w:spacing w:before="0" w:after="140"/>
+              <w:jc w:val="left"/>
+              <w:rPr/>
+            </w:pPr>
+            <w:r>
+              <w:rPr/>
+              <w:t>terim</w:t>
+            </w:r>
+          </w:p>
+        </w:tc>
+        <w:tc>
+          <w:tcPr>
+            <w:tcW w:w="8919" w:type="dxa"/>
+            <w:tcBorders/>
+            <w:vAlign w:val="center"/>
+          </w:tcPr>
+          <w:p>
+            <w:pPr>
+              <w:pStyle w:val="TableHeading"/>
+              <w:suppressLineNumbers/>
+              <w:shd w:fill="ECECEC" w:val="clear"/>
+              <w:bidi w:val="0"/>
+              <w:spacing w:before="0" w:after="140"/>
+              <w:jc w:val="left"/>
+              <w:rPr/>
+            </w:pPr>
+            <w:r>
+              <w:rPr/>
+              <w:t>karşılığı / anlamı</w:t>
+            </w:r>
+          </w:p>
+        </w:tc>
+      </w:tr>
+      <w:tr>
+        <w:trPr/>
+        <w:tc>
+          <w:tcPr>
+            <w:tcW w:w="2420" w:type="dxa"/>
+            <w:tcBorders/>
+            <w:vAlign w:val="center"/>
+          </w:tcPr>
+          <w:p>
+            <w:pPr>
+              <w:pStyle w:val="TableContents"/>
+              <w:bidi w:val="0"/>
+              <w:spacing w:before="0" w:after="140"/>
+              <w:jc w:val="left"/>
+              <w:rPr/>
+            </w:pPr>
+            <w:r>
+              <w:rPr>
+                <w:rStyle w:val="Strong"/>
+              </w:rPr>
+              <w:t>flow</w:t>
+            </w:r>
+            <w:r>
+              <w:rPr/>
+              <w:t xml:space="preserve"> (akış)</w:t>
+            </w:r>
+          </w:p>
+        </w:tc>
+        <w:tc>
+          <w:tcPr>
+            <w:tcW w:w="8919" w:type="dxa"/>
+            <w:tcBorders/>
+            <w:vAlign w:val="center"/>
+          </w:tcPr>
+          <w:p>
+            <w:pPr>
+              <w:pStyle w:val="TableContents"/>
+              <w:bidi w:val="0"/>
+              <w:spacing w:before="0" w:after="140"/>
+              <w:jc w:val="left"/>
+              <w:rPr/>
+            </w:pPr>
+            <w:r>
+              <w:rPr/>
+              <w:t>Bir (kaynak IP, hedef IP, protokol, kaynak port, hedef port) beşlisiyle tanımlanan tek yönlü paket dizisi. FlowMonitor ölçümü akış başına tutar.</w:t>
+            </w:r>
+          </w:p>
+        </w:tc>
+      </w:tr>
+      <w:tr>
+        <w:trPr/>
+        <w:tc>
+          <w:tcPr>
+            <w:tcW w:w="2420" w:type="dxa"/>
+            <w:tcBorders/>
+            <w:vAlign w:val="center"/>
+          </w:tcPr>
+          <w:p>
+            <w:pPr>
+              <w:pStyle w:val="TableContents"/>
+              <w:bidi w:val="0"/>
+              <w:spacing w:before="0" w:after="140"/>
+              <w:jc w:val="left"/>
+              <w:rPr/>
+            </w:pPr>
+            <w:r>
+              <w:rPr>
+                <w:rStyle w:val="Strong"/>
+              </w:rPr>
+              <w:t>throughput</w:t>
+            </w:r>
+          </w:p>
+        </w:tc>
+        <w:tc>
+          <w:tcPr>
+            <w:tcW w:w="8919" w:type="dxa"/>
+            <w:tcBorders/>
+            <w:vAlign w:val="center"/>
+          </w:tcPr>
+          <w:p>
+            <w:pPr>
+              <w:pStyle w:val="TableContents"/>
+              <w:bidi w:val="0"/>
+              <w:spacing w:before="0" w:after="140"/>
+              <w:jc w:val="left"/>
+              <w:rPr/>
+            </w:pPr>
+            <w:r>
+              <w:rPr/>
+              <w:t xml:space="preserve">Birim zamanda başarıyla taşınan veri miktarı; bu raporda Mbps. "Teklif edilen yük"ten farkı, yalnızca </w:t>
+            </w:r>
+            <w:r>
+              <w:rPr>
+                <w:rStyle w:val="Strong"/>
+              </w:rPr>
+              <w:t>ulaşanı</w:t>
+            </w:r>
+            <w:r>
+              <w:rPr/>
+              <w:t xml:space="preserve"> sayması.</w:t>
+            </w:r>
+          </w:p>
+        </w:tc>
+      </w:tr>
+      <w:tr>
+        <w:trPr/>
+        <w:tc>
+          <w:tcPr>
+            <w:tcW w:w="2420" w:type="dxa"/>
+            <w:tcBorders/>
+            <w:vAlign w:val="center"/>
+          </w:tcPr>
+          <w:p>
+            <w:pPr>
+              <w:pStyle w:val="TableContents"/>
+              <w:bidi w:val="0"/>
+              <w:spacing w:before="0" w:after="140"/>
+              <w:jc w:val="left"/>
+              <w:rPr/>
+            </w:pPr>
+            <w:r>
+              <w:rPr>
+                <w:rStyle w:val="Strong"/>
+              </w:rPr>
+              <w:t>offered load</w:t>
+            </w:r>
+            <w:r>
+              <w:rPr/>
+              <w:t xml:space="preserve"> (teklif edilen yük)</w:t>
+            </w:r>
+          </w:p>
+        </w:tc>
+        <w:tc>
+          <w:tcPr>
+            <w:tcW w:w="8919" w:type="dxa"/>
+            <w:tcBorders/>
+            <w:vAlign w:val="center"/>
+          </w:tcPr>
+          <w:p>
+            <w:pPr>
+              <w:pStyle w:val="TableContents"/>
+              <w:bidi w:val="0"/>
+              <w:spacing w:before="0" w:after="140"/>
+              <w:jc w:val="left"/>
+              <w:rPr/>
+            </w:pPr>
+            <w:r>
+              <w:rPr/>
+              <w:t xml:space="preserve">Kaynağın göndermeye </w:t>
+            </w:r>
+            <w:r>
+              <w:rPr>
+                <w:rStyle w:val="Emphasis"/>
+              </w:rPr>
+              <w:t>çalıştığı</w:t>
+            </w:r>
+            <w:r>
+              <w:rPr/>
+              <w:t xml:space="preserve"> yük. Ağ doyduğunda bunun bir kısmı throughput'a dönüşmez, kaybolur.</w:t>
+            </w:r>
+          </w:p>
+        </w:tc>
+      </w:tr>
+      <w:tr>
+        <w:trPr/>
+        <w:tc>
+          <w:tcPr>
+            <w:tcW w:w="2420" w:type="dxa"/>
+            <w:tcBorders/>
+            <w:vAlign w:val="center"/>
+          </w:tcPr>
+          <w:p>
+            <w:pPr>
+              <w:pStyle w:val="TableContents"/>
+              <w:bidi w:val="0"/>
+              <w:spacing w:before="0" w:after="140"/>
+              <w:jc w:val="left"/>
+              <w:rPr/>
+            </w:pPr>
+            <w:r>
+              <w:rPr>
+                <w:rStyle w:val="Strong"/>
+              </w:rPr>
+              <w:t>saturation</w:t>
+            </w:r>
+            <w:r>
+              <w:rPr/>
+              <w:t xml:space="preserve"> (doyum)</w:t>
+            </w:r>
+          </w:p>
+        </w:tc>
+        <w:tc>
+          <w:tcPr>
+            <w:tcW w:w="8919" w:type="dxa"/>
+            <w:tcBorders/>
+            <w:vAlign w:val="center"/>
+          </w:tcPr>
+          <w:p>
+            <w:pPr>
+              <w:pStyle w:val="TableContents"/>
+              <w:bidi w:val="0"/>
+              <w:spacing w:before="0" w:after="140"/>
+              <w:jc w:val="left"/>
+              <w:rPr/>
+            </w:pPr>
+            <w:r>
+              <w:rPr/>
+              <w:t>Teklif edilen yük artırıldığı hâlde throughput'un artmayı bıraktığı nokta. Bu ağda ≈12.8 Mbps.</w:t>
+            </w:r>
+          </w:p>
+        </w:tc>
+      </w:tr>
+      <w:tr>
+        <w:trPr/>
+        <w:tc>
+          <w:tcPr>
+            <w:tcW w:w="2420" w:type="dxa"/>
+            <w:tcBorders/>
+            <w:vAlign w:val="center"/>
+          </w:tcPr>
+          <w:p>
+            <w:pPr>
+              <w:pStyle w:val="TableContents"/>
+              <w:bidi w:val="0"/>
+              <w:spacing w:before="0" w:after="140"/>
+              <w:jc w:val="left"/>
+              <w:rPr/>
+            </w:pPr>
+            <w:r>
+              <w:rPr>
+                <w:rStyle w:val="Strong"/>
+              </w:rPr>
+              <w:t>congestion</w:t>
+            </w:r>
+            <w:r>
+              <w:rPr/>
+              <w:t xml:space="preserve"> (tıkanıklık)</w:t>
+            </w:r>
+          </w:p>
+        </w:tc>
+        <w:tc>
+          <w:tcPr>
+            <w:tcW w:w="8919" w:type="dxa"/>
+            <w:tcBorders/>
+            <w:vAlign w:val="center"/>
+          </w:tcPr>
+          <w:p>
+            <w:pPr>
+              <w:pStyle w:val="TableContents"/>
+              <w:bidi w:val="0"/>
+              <w:spacing w:before="0" w:after="140"/>
+              <w:jc w:val="left"/>
+              <w:rPr/>
+            </w:pPr>
+            <w:r>
+              <w:rPr/>
+              <w:t>Ortama sığmayan trafiğin kuyruklarda birikmesi ve taşması. Kaybın ARQ ile gizlenemeyen tek kaynağı.</w:t>
+            </w:r>
+          </w:p>
+        </w:tc>
+      </w:tr>
+      <w:tr>
+        <w:trPr/>
+        <w:tc>
+          <w:tcPr>
+            <w:tcW w:w="2420" w:type="dxa"/>
+            <w:tcBorders/>
+            <w:vAlign w:val="center"/>
+          </w:tcPr>
+          <w:p>
+            <w:pPr>
+              <w:pStyle w:val="TableContents"/>
+              <w:bidi w:val="0"/>
+              <w:spacing w:before="0" w:after="140"/>
+              <w:jc w:val="left"/>
+              <w:rPr/>
+            </w:pPr>
+            <w:r>
+              <w:rPr>
+                <w:rStyle w:val="Strong"/>
+              </w:rPr>
+              <w:t>medium contention</w:t>
+            </w:r>
+            <w:r>
+              <w:rPr/>
+              <w:t xml:space="preserve"> (ortam çekişmesi)</w:t>
+            </w:r>
+          </w:p>
+        </w:tc>
+        <w:tc>
+          <w:tcPr>
+            <w:tcW w:w="8919" w:type="dxa"/>
+            <w:tcBorders/>
+            <w:vAlign w:val="center"/>
+          </w:tcPr>
+          <w:p>
+            <w:pPr>
+              <w:pStyle w:val="TableContents"/>
+              <w:bidi w:val="0"/>
+              <w:spacing w:before="0" w:after="140"/>
+              <w:jc w:val="left"/>
+              <w:rPr/>
+            </w:pPr>
+            <w:r>
+              <w:rPr/>
+              <w:t>Aynı kablosuz ortamı paylaşan cihazların iletim sırası için yarışması.</w:t>
+            </w:r>
+          </w:p>
+        </w:tc>
+      </w:tr>
+      <w:tr>
+        <w:trPr/>
+        <w:tc>
+          <w:tcPr>
+            <w:tcW w:w="2420" w:type="dxa"/>
+            <w:tcBorders/>
+            <w:vAlign w:val="center"/>
+          </w:tcPr>
+          <w:p>
+            <w:pPr>
+              <w:pStyle w:val="TableContents"/>
+              <w:bidi w:val="0"/>
+              <w:spacing w:before="0" w:after="140"/>
+              <w:jc w:val="left"/>
+              <w:rPr/>
+            </w:pPr>
+            <w:r>
+              <w:rPr>
+                <w:rStyle w:val="Strong"/>
+              </w:rPr>
+              <w:t>OWD</w:t>
+            </w:r>
+            <w:r>
+              <w:rPr/>
+              <w:t xml:space="preserve"> (</w:t>
+            </w:r>
+            <w:r>
+              <w:rPr>
+                <w:rStyle w:val="Emphasis"/>
+              </w:rPr>
+              <w:t>one-way delay</w:t>
+            </w:r>
+            <w:r>
+              <w:rPr/>
+              <w:t>)</w:t>
+            </w:r>
+          </w:p>
+        </w:tc>
+        <w:tc>
+          <w:tcPr>
+            <w:tcW w:w="8919" w:type="dxa"/>
+            <w:tcBorders/>
+            <w:vAlign w:val="center"/>
+          </w:tcPr>
+          <w:p>
+            <w:pPr>
+              <w:pStyle w:val="TableContents"/>
+              <w:bidi w:val="0"/>
+              <w:spacing w:before="0" w:after="140"/>
+              <w:jc w:val="left"/>
+              <w:rPr/>
+            </w:pPr>
+            <w:r>
+              <w:rPr/>
+              <w:t>Tek yönlü gecikme: paketin kaynaktan hedefe varış süresi.</w:t>
+            </w:r>
+          </w:p>
+        </w:tc>
+      </w:tr>
+      <w:tr>
+        <w:trPr/>
+        <w:tc>
+          <w:tcPr>
+            <w:tcW w:w="2420" w:type="dxa"/>
+            <w:tcBorders/>
+            <w:vAlign w:val="center"/>
+          </w:tcPr>
+          <w:p>
+            <w:pPr>
+              <w:pStyle w:val="TableContents"/>
+              <w:bidi w:val="0"/>
+              <w:spacing w:before="0" w:after="140"/>
+              <w:jc w:val="left"/>
+              <w:rPr/>
+            </w:pPr>
+            <w:r>
+              <w:rPr>
+                <w:rStyle w:val="Strong"/>
+              </w:rPr>
+              <w:t>PDV / jitter</w:t>
+            </w:r>
+          </w:p>
+        </w:tc>
+        <w:tc>
+          <w:tcPr>
+            <w:tcW w:w="8919" w:type="dxa"/>
+            <w:tcBorders/>
+            <w:vAlign w:val="center"/>
+          </w:tcPr>
+          <w:p>
+            <w:pPr>
+              <w:pStyle w:val="TableContents"/>
+              <w:bidi w:val="0"/>
+              <w:spacing w:before="0" w:after="140"/>
+              <w:jc w:val="left"/>
+              <w:rPr/>
+            </w:pPr>
+            <w:r>
+              <w:rPr/>
+              <w:t>Gecikmenin paketten pakete değişkenliği. Ortalama gecikme aynı kalırken jitter büyüyebilir; klinik telemetride bozucu olan çoğu zaman budur.</w:t>
+            </w:r>
+          </w:p>
+        </w:tc>
+      </w:tr>
+      <w:tr>
+        <w:trPr/>
+        <w:tc>
+          <w:tcPr>
+            <w:tcW w:w="2420" w:type="dxa"/>
+            <w:tcBorders/>
+            <w:vAlign w:val="center"/>
+          </w:tcPr>
+          <w:p>
+            <w:pPr>
+              <w:pStyle w:val="TableContents"/>
+              <w:bidi w:val="0"/>
+              <w:spacing w:before="0" w:after="140"/>
+              <w:jc w:val="left"/>
+              <w:rPr/>
+            </w:pPr>
+            <w:r>
+              <w:rPr>
+                <w:rStyle w:val="Strong"/>
+              </w:rPr>
+              <w:t>delivery ratio</w:t>
+            </w:r>
+            <w:r>
+              <w:rPr/>
+              <w:t xml:space="preserve"> (teslim oranı)</w:t>
+            </w:r>
+          </w:p>
+        </w:tc>
+        <w:tc>
+          <w:tcPr>
+            <w:tcW w:w="8919" w:type="dxa"/>
+            <w:tcBorders/>
+            <w:vAlign w:val="center"/>
+          </w:tcPr>
+          <w:p>
+            <w:pPr>
+              <w:pStyle w:val="TableContents"/>
+              <w:bidi w:val="0"/>
+              <w:spacing w:before="0" w:after="140"/>
+              <w:jc w:val="left"/>
+              <w:rPr/>
+            </w:pPr>
+            <w:r>
+              <w:rPr/>
+              <w:t>Gönderilen pakete karşılık ulaşan paket oranı. Bu raporda kurban yolu için hesaplanır.</w:t>
+            </w:r>
+          </w:p>
+        </w:tc>
+      </w:tr>
+      <w:tr>
+        <w:trPr/>
+        <w:tc>
+          <w:tcPr>
+            <w:tcW w:w="2420" w:type="dxa"/>
+            <w:tcBorders/>
+            <w:vAlign w:val="center"/>
+          </w:tcPr>
+          <w:p>
+            <w:pPr>
+              <w:pStyle w:val="TableContents"/>
+              <w:bidi w:val="0"/>
+              <w:spacing w:before="0" w:after="140"/>
+              <w:jc w:val="left"/>
+              <w:rPr/>
+            </w:pPr>
+            <w:r>
+              <w:rPr>
+                <w:rStyle w:val="Strong"/>
+              </w:rPr>
+              <w:t>path loss</w:t>
+            </w:r>
+            <w:r>
+              <w:rPr/>
+              <w:t xml:space="preserve"> (yol kaybı)</w:t>
+            </w:r>
+          </w:p>
+        </w:tc>
+        <w:tc>
+          <w:tcPr>
+            <w:tcW w:w="8919" w:type="dxa"/>
+            <w:tcBorders/>
+            <w:vAlign w:val="center"/>
+          </w:tcPr>
+          <w:p>
+            <w:pPr>
+              <w:pStyle w:val="TableContents"/>
+              <w:bidi w:val="0"/>
+              <w:spacing w:before="0" w:after="140"/>
+              <w:jc w:val="left"/>
+              <w:rPr/>
+            </w:pPr>
+            <w:r>
+              <w:rPr/>
+              <w:t>Sinyalin mesafeyle zayıflaması.</w:t>
+            </w:r>
+          </w:p>
+        </w:tc>
+      </w:tr>
+      <w:tr>
+        <w:trPr/>
+        <w:tc>
+          <w:tcPr>
+            <w:tcW w:w="2420" w:type="dxa"/>
+            <w:tcBorders/>
+            <w:vAlign w:val="center"/>
+          </w:tcPr>
+          <w:p>
+            <w:pPr>
+              <w:pStyle w:val="TableContents"/>
+              <w:bidi w:val="0"/>
+              <w:spacing w:before="0" w:after="140"/>
+              <w:jc w:val="left"/>
+              <w:rPr/>
+            </w:pPr>
+            <w:r>
+              <w:rPr>
+                <w:rStyle w:val="Strong"/>
+              </w:rPr>
+              <w:t>fast fading</w:t>
+            </w:r>
+            <w:r>
+              <w:rPr/>
+              <w:t xml:space="preserve"> (hızlı sönümleme)</w:t>
+            </w:r>
+          </w:p>
+        </w:tc>
+        <w:tc>
+          <w:tcPr>
+            <w:tcW w:w="8919" w:type="dxa"/>
+            <w:tcBorders/>
+            <w:vAlign w:val="center"/>
+          </w:tcPr>
+          <w:p>
+            <w:pPr>
+              <w:pStyle w:val="TableContents"/>
+              <w:bidi w:val="0"/>
+              <w:spacing w:before="0" w:after="140"/>
+              <w:jc w:val="left"/>
+              <w:rPr/>
+            </w:pPr>
+            <w:r>
+              <w:rPr/>
+              <w:t>Sinyal gücünün kısa zaman ölçeğinde dalgalanması; burada Nakagami modeliyle.</w:t>
+            </w:r>
+          </w:p>
+        </w:tc>
+      </w:tr>
+      <w:tr>
+        <w:trPr/>
+        <w:tc>
+          <w:tcPr>
+            <w:tcW w:w="2420" w:type="dxa"/>
+            <w:tcBorders/>
+            <w:vAlign w:val="center"/>
+          </w:tcPr>
+          <w:p>
+            <w:pPr>
+              <w:pStyle w:val="TableContents"/>
+              <w:bidi w:val="0"/>
+              <w:spacing w:before="0" w:after="140"/>
+              <w:jc w:val="left"/>
+              <w:rPr/>
+            </w:pPr>
+            <w:r>
+              <w:rPr>
+                <w:rStyle w:val="Strong"/>
+              </w:rPr>
+              <w:t>rate adaptation</w:t>
+            </w:r>
+            <w:r>
+              <w:rPr/>
+              <w:t xml:space="preserve"> (hız uyarlama)</w:t>
+            </w:r>
+          </w:p>
+        </w:tc>
+        <w:tc>
+          <w:tcPr>
+            <w:tcW w:w="8919" w:type="dxa"/>
+            <w:tcBorders/>
+            <w:vAlign w:val="center"/>
+          </w:tcPr>
+          <w:p>
+            <w:pPr>
+              <w:pStyle w:val="TableContents"/>
+              <w:bidi w:val="0"/>
+              <w:spacing w:before="0" w:after="140"/>
+              <w:jc w:val="left"/>
+              <w:rPr/>
+            </w:pPr>
+            <w:r>
+              <w:rPr/>
+              <w:t xml:space="preserve">Vericinin sinyal kalitesine göre modülasyon hızını değiştirmesi. Zayıf sinyale paket düşürerek değil </w:t>
+            </w:r>
+            <w:r>
+              <w:rPr>
+                <w:rStyle w:val="Strong"/>
+              </w:rPr>
+              <w:t>yavaşlayarak</w:t>
+            </w:r>
+            <w:r>
+              <w:rPr/>
+              <w:t xml:space="preserve"> yanıt verir — bu çalışmada teslim oranının neden kıpırdamadığının bir sebebi.</w:t>
+            </w:r>
+          </w:p>
+        </w:tc>
+      </w:tr>
+      <w:tr>
+        <w:trPr/>
+        <w:tc>
+          <w:tcPr>
+            <w:tcW w:w="2420" w:type="dxa"/>
+            <w:tcBorders/>
+            <w:vAlign w:val="center"/>
+          </w:tcPr>
+          <w:p>
+            <w:pPr>
+              <w:pStyle w:val="TableContents"/>
+              <w:bidi w:val="0"/>
+              <w:spacing w:before="0" w:after="140"/>
+              <w:jc w:val="left"/>
+              <w:rPr/>
+            </w:pPr>
+            <w:r>
+              <w:rPr>
+                <w:rStyle w:val="Strong"/>
+              </w:rPr>
+              <w:t>ARQ</w:t>
+            </w:r>
+            <w:r>
+              <w:rPr/>
+              <w:t xml:space="preserve"> (</w:t>
+            </w:r>
+            <w:r>
+              <w:rPr>
+                <w:rStyle w:val="Emphasis"/>
+              </w:rPr>
+              <w:t>automatic repeat request</w:t>
+            </w:r>
+            <w:r>
+              <w:rPr/>
+              <w:t>)</w:t>
+            </w:r>
+          </w:p>
+        </w:tc>
+        <w:tc>
+          <w:tcPr>
+            <w:tcW w:w="8919" w:type="dxa"/>
+            <w:tcBorders/>
+            <w:vAlign w:val="center"/>
+          </w:tcPr>
+          <w:p>
+            <w:pPr>
+              <w:pStyle w:val="TableContents"/>
+              <w:bidi w:val="0"/>
+              <w:spacing w:before="0" w:after="140"/>
+              <w:jc w:val="left"/>
+              <w:rPr/>
+            </w:pPr>
+            <w:r>
+              <w:rPr/>
+              <w:t>MAC katmanının bozulan çerçeveyi yeniden göndermesi (802.11'de ~7 deneme). Bağlantı hatasını uçtan uca teslimden gizler.</w:t>
+            </w:r>
+          </w:p>
+        </w:tc>
+      </w:tr>
+      <w:tr>
+        <w:trPr/>
+        <w:tc>
+          <w:tcPr>
+            <w:tcW w:w="2420" w:type="dxa"/>
+            <w:tcBorders/>
+            <w:vAlign w:val="center"/>
+          </w:tcPr>
+          <w:p>
+            <w:pPr>
+              <w:pStyle w:val="TableContents"/>
+              <w:bidi w:val="0"/>
+              <w:spacing w:before="0" w:after="140"/>
+              <w:jc w:val="left"/>
+              <w:rPr/>
+            </w:pPr>
+            <w:r>
+              <w:rPr>
+                <w:rStyle w:val="Strong"/>
+              </w:rPr>
+              <w:t>duty cycle</w:t>
+            </w:r>
+            <w:r>
+              <w:rPr/>
+              <w:t xml:space="preserve"> (görev döngüsü)</w:t>
+            </w:r>
+          </w:p>
+        </w:tc>
+        <w:tc>
+          <w:tcPr>
+            <w:tcW w:w="8919" w:type="dxa"/>
+            <w:tcBorders/>
+            <w:vAlign w:val="center"/>
+          </w:tcPr>
+          <w:p>
+            <w:pPr>
+              <w:pStyle w:val="TableContents"/>
+              <w:bidi w:val="0"/>
+              <w:spacing w:before="0" w:after="140"/>
+              <w:jc w:val="left"/>
+              <w:rPr/>
+            </w:pPr>
+            <w:r>
+              <w:rPr/>
+              <w:t>Bir kaynağın zamanının ne kadarında fiilen gönderim yaptığı.</w:t>
+            </w:r>
+          </w:p>
+        </w:tc>
+      </w:tr>
+      <w:tr>
+        <w:trPr/>
+        <w:tc>
+          <w:tcPr>
+            <w:tcW w:w="2420" w:type="dxa"/>
+            <w:tcBorders/>
+            <w:vAlign w:val="center"/>
+          </w:tcPr>
+          <w:p>
+            <w:pPr>
+              <w:pStyle w:val="TableContents"/>
+              <w:bidi w:val="0"/>
+              <w:spacing w:before="0" w:after="140"/>
+              <w:jc w:val="left"/>
+              <w:rPr/>
+            </w:pPr>
+            <w:r>
+              <w:rPr>
+                <w:rStyle w:val="Strong"/>
+              </w:rPr>
+              <w:t>noise floor</w:t>
+            </w:r>
+            <w:r>
+              <w:rPr/>
+              <w:t xml:space="preserve"> (gürültü tabanı)</w:t>
+            </w:r>
+          </w:p>
+        </w:tc>
+        <w:tc>
+          <w:tcPr>
+            <w:tcW w:w="8919" w:type="dxa"/>
+            <w:tcBorders/>
+            <w:vAlign w:val="center"/>
+          </w:tcPr>
+          <w:p>
+            <w:pPr>
+              <w:pStyle w:val="TableContents"/>
+              <w:bidi w:val="0"/>
+              <w:spacing w:before="0" w:after="140"/>
+              <w:jc w:val="left"/>
+              <w:rPr/>
+            </w:pPr>
+            <w:r>
+              <w:rPr/>
+              <w:t>Saldırı yokken bile var olan doğal ölçüm değişkenliği. Sıfır olması bir avantaj değil, ölçümü anlamsızlaştıran bir kusurdur (§3.3).</w:t>
+            </w:r>
+          </w:p>
+        </w:tc>
+      </w:tr>
+      <w:tr>
+        <w:trPr/>
+        <w:tc>
+          <w:tcPr>
+            <w:tcW w:w="2420" w:type="dxa"/>
+            <w:tcBorders/>
+            <w:vAlign w:val="center"/>
+          </w:tcPr>
+          <w:p>
+            <w:pPr>
+              <w:pStyle w:val="TableContents"/>
+              <w:bidi w:val="0"/>
+              <w:spacing w:before="0" w:after="140"/>
+              <w:jc w:val="left"/>
+              <w:rPr/>
+            </w:pPr>
+            <w:r>
+              <w:rPr>
+                <w:rStyle w:val="Strong"/>
+              </w:rPr>
+              <w:t>bimodal</w:t>
+            </w:r>
+            <w:r>
+              <w:rPr/>
+              <w:t xml:space="preserve"> (iki tepeli)</w:t>
+            </w:r>
+          </w:p>
+        </w:tc>
+        <w:tc>
+          <w:tcPr>
+            <w:tcW w:w="8919" w:type="dxa"/>
+            <w:tcBorders/>
+            <w:vAlign w:val="center"/>
+          </w:tcPr>
+          <w:p>
+            <w:pPr>
+              <w:pStyle w:val="TableContents"/>
+              <w:bidi w:val="0"/>
+              <w:spacing w:before="0" w:after="140"/>
+              <w:jc w:val="left"/>
+              <w:rPr/>
+            </w:pPr>
+            <w:r>
+              <w:rPr/>
+              <w:t>Tek bir ortalama etrafında değil, iki ayrı yoğunlaşma etrafında toplanan dağılım.</w:t>
+            </w:r>
+          </w:p>
+        </w:tc>
+      </w:tr>
+      <w:tr>
+        <w:trPr/>
+        <w:tc>
+          <w:tcPr>
+            <w:tcW w:w="2420" w:type="dxa"/>
+            <w:tcBorders/>
+            <w:vAlign w:val="center"/>
+          </w:tcPr>
+          <w:p>
+            <w:pPr>
+              <w:pStyle w:val="TableContents"/>
+              <w:bidi w:val="0"/>
+              <w:spacing w:before="0" w:after="140"/>
+              <w:jc w:val="left"/>
+              <w:rPr/>
+            </w:pPr>
+            <w:r>
+              <w:rPr>
+                <w:rStyle w:val="Strong"/>
+              </w:rPr>
+              <w:t>FlowMonitor</w:t>
+            </w:r>
+          </w:p>
+        </w:tc>
+        <w:tc>
+          <w:tcPr>
+            <w:tcW w:w="8919" w:type="dxa"/>
+            <w:tcBorders/>
+            <w:vAlign w:val="center"/>
+          </w:tcPr>
+          <w:p>
+            <w:pPr>
+              <w:pStyle w:val="TableContents"/>
+              <w:bidi w:val="0"/>
+              <w:spacing w:before="0" w:after="140"/>
+              <w:jc w:val="left"/>
+              <w:rPr/>
+            </w:pPr>
+            <w:r>
+              <w:rPr/>
+              <w:t>NS-3'ün akış başına paket, bayt, kayıp, gecikme ve jitter biriktiren ölçüm modülü.</w:t>
+            </w:r>
+          </w:p>
+        </w:tc>
+      </w:tr>
+      <w:tr>
+        <w:trPr/>
+        <w:tc>
+          <w:tcPr>
+            <w:tcW w:w="2420" w:type="dxa"/>
+            <w:tcBorders/>
+            <w:vAlign w:val="center"/>
+          </w:tcPr>
+          <w:p>
+            <w:pPr>
+              <w:pStyle w:val="TableContents"/>
+              <w:bidi w:val="0"/>
+              <w:spacing w:before="0" w:after="140"/>
+              <w:jc w:val="left"/>
+              <w:rPr/>
+            </w:pPr>
+            <w:r>
+              <w:rPr>
+                <w:rStyle w:val="Strong"/>
+              </w:rPr>
+              <w:t>seed / run</w:t>
+            </w:r>
+            <w:r>
+              <w:rPr/>
+              <w:t xml:space="preserve"> (tohum)</w:t>
+            </w:r>
+          </w:p>
+        </w:tc>
+        <w:tc>
+          <w:tcPr>
+            <w:tcW w:w="8919" w:type="dxa"/>
+            <w:tcBorders/>
+            <w:vAlign w:val="center"/>
+          </w:tcPr>
+          <w:p>
+            <w:pPr>
+              <w:pStyle w:val="TableContents"/>
+              <w:bidi w:val="0"/>
+              <w:spacing w:before="0" w:after="140"/>
+              <w:jc w:val="left"/>
+              <w:rPr/>
+            </w:pPr>
+            <w:r>
+              <w:rPr/>
+              <w:t>Rastgele sayı üretecinin başlangıç durumu. Aynı tohum aynı koşuyu birebir yeniden üretir; farklı tohumlar bağımsız tekrarlardır.</w:t>
+            </w:r>
+          </w:p>
+        </w:tc>
+      </w:tr>
+      <w:tr>
+        <w:trPr/>
+        <w:tc>
+          <w:tcPr>
+            <w:tcW w:w="2420" w:type="dxa"/>
+            <w:tcBorders/>
+            <w:vAlign w:val="center"/>
+          </w:tcPr>
+          <w:p>
+            <w:pPr>
+              <w:pStyle w:val="TableContents"/>
+              <w:bidi w:val="0"/>
+              <w:spacing w:before="0" w:after="140"/>
+              <w:jc w:val="left"/>
+              <w:rPr/>
+            </w:pPr>
+            <w:r>
+              <w:rPr>
+                <w:rStyle w:val="Strong"/>
+              </w:rPr>
+              <w:t>manifest</w:t>
+            </w:r>
+            <w:r>
+              <w:rPr/>
+              <w:t xml:space="preserve"> (künye)</w:t>
+            </w:r>
+          </w:p>
+        </w:tc>
+        <w:tc>
+          <w:tcPr>
+            <w:tcW w:w="8919" w:type="dxa"/>
+            <w:tcBorders/>
+            <w:vAlign w:val="center"/>
+          </w:tcPr>
+          <w:p>
+            <w:pPr>
+              <w:pStyle w:val="TableContents"/>
+              <w:bidi w:val="0"/>
+              <w:spacing w:before="0" w:after="140"/>
+              <w:jc w:val="left"/>
+              <w:rPr/>
+            </w:pPr>
+            <w:r>
+              <w:rPr/>
+              <w:t>Hangi koşunun hangi ayarlarla ve hangi tohumla üretildiğini kaydeden dosya.</w:t>
+            </w:r>
+          </w:p>
+        </w:tc>
+      </w:tr>
+    </w:tbl>
+    <w:p>
+      <w:pPr>
+        <w:pStyle w:val="BodyText"/>
+        <w:bidi w:val="0"/>
+        <w:rPr/>
+      </w:pPr>
+      <w:r>
+        <w:rPr>
+          <w:rStyle w:val="Strong"/>
+        </w:rPr>
+        <w:t>Saldırılar</w:t>
+      </w:r>
+    </w:p>
+    <w:tbl>
+      <w:tblPr>
+        <w:tblW w:w="11339" w:type="dxa"/>
+        <w:jc w:val="left"/>
+        <w:tblInd w:w="28" w:type="dxa"/>
+        <w:tblLayout w:type="fixed"/>
+        <w:tblCellMar>
+          <w:top w:w="28" w:type="dxa"/>
+          <w:left w:w="28" w:type="dxa"/>
+          <w:bottom w:w="28" w:type="dxa"/>
+          <w:right w:w="28" w:type="dxa"/>
+        </w:tblCellMar>
+      </w:tblPr>
+      <w:tblGrid>
+        <w:gridCol w:w="2053"/>
+        <w:gridCol w:w="9286"/>
+      </w:tblGrid>
+      <w:tr>
+        <w:trPr>
+          <w:tblHeader w:val="true"/>
+        </w:trPr>
+        <w:tc>
+          <w:tcPr>
+            <w:tcW w:w="2053" w:type="dxa"/>
+            <w:tcBorders/>
+            <w:vAlign w:val="center"/>
+          </w:tcPr>
+          <w:p>
+            <w:pPr>
+              <w:pStyle w:val="TableHeading"/>
+              <w:suppressLineNumbers/>
+              <w:shd w:fill="ECECEC" w:val="clear"/>
+              <w:bidi w:val="0"/>
+              <w:spacing w:before="0" w:after="140"/>
+              <w:jc w:val="left"/>
+              <w:rPr/>
+            </w:pPr>
+            <w:r>
+              <w:rPr/>
+              <w:t>terim</w:t>
+            </w:r>
+          </w:p>
+        </w:tc>
+        <w:tc>
+          <w:tcPr>
+            <w:tcW w:w="9286" w:type="dxa"/>
+            <w:tcBorders/>
+            <w:vAlign w:val="center"/>
+          </w:tcPr>
+          <w:p>
+            <w:pPr>
+              <w:pStyle w:val="TableHeading"/>
+              <w:suppressLineNumbers/>
+              <w:shd w:fill="ECECEC" w:val="clear"/>
+              <w:bidi w:val="0"/>
+              <w:spacing w:before="0" w:after="140"/>
+              <w:jc w:val="left"/>
+              <w:rPr/>
+            </w:pPr>
+            <w:r>
+              <w:rPr/>
+              <w:t>anlamı</w:t>
+            </w:r>
+          </w:p>
+        </w:tc>
+      </w:tr>
+      <w:tr>
+        <w:trPr/>
+        <w:tc>
+          <w:tcPr>
+            <w:tcW w:w="2053" w:type="dxa"/>
+            <w:tcBorders/>
+            <w:vAlign w:val="center"/>
+          </w:tcPr>
+          <w:p>
+            <w:pPr>
+              <w:pStyle w:val="TableContents"/>
+              <w:bidi w:val="0"/>
+              <w:spacing w:before="0" w:after="140"/>
+              <w:jc w:val="left"/>
+              <w:rPr/>
+            </w:pPr>
+            <w:r>
+              <w:rPr>
+                <w:rStyle w:val="Strong"/>
+              </w:rPr>
+              <w:t>DoS</w:t>
+            </w:r>
+            <w:r>
+              <w:rPr/>
+              <w:t xml:space="preserve"> (</w:t>
+            </w:r>
+            <w:r>
+              <w:rPr>
+                <w:rStyle w:val="Emphasis"/>
+              </w:rPr>
+              <w:t>denial of service</w:t>
+            </w:r>
+            <w:r>
+              <w:rPr/>
+              <w:t>)</w:t>
+            </w:r>
+          </w:p>
+        </w:tc>
+        <w:tc>
+          <w:tcPr>
+            <w:tcW w:w="9286" w:type="dxa"/>
+            <w:tcBorders/>
+            <w:vAlign w:val="center"/>
+          </w:tcPr>
+          <w:p>
+            <w:pPr>
+              <w:pStyle w:val="TableContents"/>
+              <w:bidi w:val="0"/>
+              <w:spacing w:before="0" w:after="140"/>
+              <w:jc w:val="left"/>
+              <w:rPr/>
+            </w:pPr>
+            <w:r>
+              <w:rPr/>
+              <w:t>Tek bir kaynaktan aşırı trafik göndererek ağı ya da hedefi hizmet veremez hâle getirme.</w:t>
+            </w:r>
+          </w:p>
+        </w:tc>
+      </w:tr>
+      <w:tr>
+        <w:trPr/>
+        <w:tc>
+          <w:tcPr>
+            <w:tcW w:w="2053" w:type="dxa"/>
+            <w:tcBorders/>
+            <w:vAlign w:val="center"/>
+          </w:tcPr>
+          <w:p>
+            <w:pPr>
+              <w:pStyle w:val="TableContents"/>
+              <w:bidi w:val="0"/>
+              <w:spacing w:before="0" w:after="140"/>
+              <w:jc w:val="left"/>
+              <w:rPr/>
+            </w:pPr>
+            <w:r>
+              <w:rPr>
+                <w:rStyle w:val="Strong"/>
+              </w:rPr>
+              <w:t>DDoS</w:t>
+            </w:r>
+            <w:r>
+              <w:rPr/>
+              <w:t xml:space="preserve"> (</w:t>
+            </w:r>
+            <w:r>
+              <w:rPr>
+                <w:rStyle w:val="Emphasis"/>
+              </w:rPr>
+              <w:t>distributed DoS</w:t>
+            </w:r>
+            <w:r>
+              <w:rPr/>
+              <w:t>)</w:t>
+            </w:r>
+          </w:p>
+        </w:tc>
+        <w:tc>
+          <w:tcPr>
+            <w:tcW w:w="9286" w:type="dxa"/>
+            <w:tcBorders/>
+            <w:vAlign w:val="center"/>
+          </w:tcPr>
+          <w:p>
+            <w:pPr>
+              <w:pStyle w:val="TableContents"/>
+              <w:bidi w:val="0"/>
+              <w:spacing w:before="0" w:after="140"/>
+              <w:jc w:val="left"/>
+              <w:rPr/>
+            </w:pPr>
+            <w:r>
+              <w:rPr/>
+              <w:t>Aynı saldırının birden çok kaynaktan eşzamanlı yapılması.</w:t>
+            </w:r>
+          </w:p>
+        </w:tc>
+      </w:tr>
+      <w:tr>
+        <w:trPr/>
+        <w:tc>
+          <w:tcPr>
+            <w:tcW w:w="2053" w:type="dxa"/>
+            <w:tcBorders/>
+            <w:vAlign w:val="center"/>
+          </w:tcPr>
+          <w:p>
+            <w:pPr>
+              <w:pStyle w:val="TableContents"/>
+              <w:bidi w:val="0"/>
+              <w:spacing w:before="0" w:after="140"/>
+              <w:jc w:val="left"/>
+              <w:rPr/>
+            </w:pPr>
+            <w:r>
+              <w:rPr>
+                <w:rStyle w:val="Strong"/>
+              </w:rPr>
+              <w:t>MITM</w:t>
+            </w:r>
+            <w:r>
+              <w:rPr/>
+              <w:t xml:space="preserve"> (</w:t>
+            </w:r>
+            <w:r>
+              <w:rPr>
+                <w:rStyle w:val="Emphasis"/>
+              </w:rPr>
+              <w:t>man in the middle</w:t>
+            </w:r>
+            <w:r>
+              <w:rPr/>
+              <w:t>)</w:t>
+            </w:r>
+          </w:p>
+        </w:tc>
+        <w:tc>
+          <w:tcPr>
+            <w:tcW w:w="9286" w:type="dxa"/>
+            <w:tcBorders/>
+            <w:vAlign w:val="center"/>
+          </w:tcPr>
+          <w:p>
+            <w:pPr>
+              <w:pStyle w:val="TableContents"/>
+              <w:bidi w:val="0"/>
+              <w:spacing w:before="0" w:after="140"/>
+              <w:jc w:val="left"/>
+              <w:rPr/>
+            </w:pPr>
+            <w:r>
+              <w:rPr/>
+              <w:t>Saldırganın iki taraf arasındaki yola yerleşip trafiği görmesi, değiştirmesi ya da geciktirmesi.</w:t>
+            </w:r>
+          </w:p>
+        </w:tc>
+      </w:tr>
+      <w:tr>
+        <w:trPr/>
+        <w:tc>
+          <w:tcPr>
+            <w:tcW w:w="2053" w:type="dxa"/>
+            <w:tcBorders/>
+            <w:vAlign w:val="center"/>
+          </w:tcPr>
+          <w:p>
+            <w:pPr>
+              <w:pStyle w:val="TableContents"/>
+              <w:bidi w:val="0"/>
+              <w:spacing w:before="0" w:after="140"/>
+              <w:jc w:val="left"/>
+              <w:rPr/>
+            </w:pPr>
+            <w:r>
+              <w:rPr>
+                <w:rStyle w:val="Strong"/>
+              </w:rPr>
+              <w:t>blackhole</w:t>
+            </w:r>
+          </w:p>
+        </w:tc>
+        <w:tc>
+          <w:tcPr>
+            <w:tcW w:w="9286" w:type="dxa"/>
+            <w:tcBorders/>
+            <w:vAlign w:val="center"/>
+          </w:tcPr>
+          <w:p>
+            <w:pPr>
+              <w:pStyle w:val="TableContents"/>
+              <w:bidi w:val="0"/>
+              <w:spacing w:before="0" w:after="140"/>
+              <w:jc w:val="left"/>
+              <w:rPr/>
+            </w:pPr>
+            <w:r>
+              <w:rPr/>
+              <w:t xml:space="preserve">Yola yerleşen düğümün kendisine gelen </w:t>
+            </w:r>
+            <w:r>
+              <w:rPr>
+                <w:rStyle w:val="Strong"/>
+              </w:rPr>
+              <w:t>bütün</w:t>
+            </w:r>
+            <w:r>
+              <w:rPr/>
+              <w:t xml:space="preserve"> paketleri düşürmesi. Gürültülü ve kolay fark edilir.</w:t>
+            </w:r>
+          </w:p>
+        </w:tc>
+      </w:tr>
+      <w:tr>
+        <w:trPr/>
+        <w:tc>
+          <w:tcPr>
+            <w:tcW w:w="2053" w:type="dxa"/>
+            <w:tcBorders/>
+            <w:vAlign w:val="center"/>
+          </w:tcPr>
+          <w:p>
+            <w:pPr>
+              <w:pStyle w:val="TableContents"/>
+              <w:bidi w:val="0"/>
+              <w:spacing w:before="0" w:after="140"/>
+              <w:jc w:val="left"/>
+              <w:rPr/>
+            </w:pPr>
+            <w:r>
+              <w:rPr>
+                <w:rStyle w:val="Strong"/>
+              </w:rPr>
+              <w:t>grey-hole</w:t>
+            </w:r>
+            <w:r>
+              <w:rPr/>
+              <w:t xml:space="preserve"> (seçici iletmeme)</w:t>
+            </w:r>
+          </w:p>
+        </w:tc>
+        <w:tc>
+          <w:tcPr>
+            <w:tcW w:w="9286" w:type="dxa"/>
+            <w:tcBorders/>
+            <w:vAlign w:val="center"/>
+          </w:tcPr>
+          <w:p>
+            <w:pPr>
+              <w:pStyle w:val="TableContents"/>
+              <w:bidi w:val="0"/>
+              <w:spacing w:before="0" w:after="140"/>
+              <w:jc w:val="left"/>
+              <w:rPr/>
+            </w:pPr>
+            <w:r>
+              <w:rPr/>
+              <w:t>Aynı düğümün paketlerin yalnızca bir kısmını düşürüp gerisini iletmesi. Ağ çalışıyor görünmeye devam ettiği için sessizdir; bu çalışmanın eklediği saldırı.</w:t>
+            </w:r>
+          </w:p>
+        </w:tc>
+      </w:tr>
+      <w:tr>
+        <w:trPr/>
+        <w:tc>
+          <w:tcPr>
+            <w:tcW w:w="2053" w:type="dxa"/>
+            <w:tcBorders/>
+            <w:vAlign w:val="center"/>
+          </w:tcPr>
+          <w:p>
+            <w:pPr>
+              <w:pStyle w:val="TableContents"/>
+              <w:bidi w:val="0"/>
+              <w:spacing w:before="0" w:after="140"/>
+              <w:jc w:val="left"/>
+              <w:rPr/>
+            </w:pPr>
+            <w:r>
+              <w:rPr>
+                <w:rStyle w:val="Strong"/>
+              </w:rPr>
+              <w:t>relay</w:t>
+            </w:r>
+            <w:r>
+              <w:rPr/>
+              <w:t xml:space="preserve"> (aracı)</w:t>
+            </w:r>
+          </w:p>
+        </w:tc>
+        <w:tc>
+          <w:tcPr>
+            <w:tcW w:w="9286" w:type="dxa"/>
+            <w:tcBorders/>
+            <w:vAlign w:val="center"/>
+          </w:tcPr>
+          <w:p>
+            <w:pPr>
+              <w:pStyle w:val="TableContents"/>
+              <w:bidi w:val="0"/>
+              <w:spacing w:before="0" w:after="140"/>
+              <w:jc w:val="left"/>
+              <w:rPr/>
+            </w:pPr>
+            <w:r>
+              <w:rPr/>
+              <w:t xml:space="preserve">Trafiği alıp yeniden gönderen ara düğüm. Bu raporda kritik bir ayrım: aracının </w:t>
+            </w:r>
+            <w:r>
+              <w:rPr>
+                <w:rStyle w:val="Strong"/>
+              </w:rPr>
+              <w:t>varlığı</w:t>
+            </w:r>
+            <w:r>
+              <w:rPr/>
+              <w:t xml:space="preserve"> ile aracının </w:t>
+            </w:r>
+            <w:r>
+              <w:rPr>
+                <w:rStyle w:val="Strong"/>
+              </w:rPr>
+              <w:t>kötü niyeti</w:t>
+            </w:r>
+            <w:r>
+              <w:rPr/>
+              <w:t xml:space="preserve"> ayrı şeylerdir (§8.1).</w:t>
+            </w:r>
+          </w:p>
+        </w:tc>
+      </w:tr>
+    </w:tbl>
+    <w:p>
+      <w:pPr>
+        <w:pStyle w:val="BodyText"/>
+        <w:bidi w:val="0"/>
+        <w:rPr/>
+      </w:pPr>
+      <w:r>
+        <w:rPr>
+          <w:rStyle w:val="Strong"/>
+        </w:rPr>
+        <w:t>Makine öğrenmesi</w:t>
+      </w:r>
+    </w:p>
+    <w:tbl>
+      <w:tblPr>
+        <w:tblW w:w="11339" w:type="dxa"/>
+        <w:jc w:val="left"/>
+        <w:tblInd w:w="28" w:type="dxa"/>
+        <w:tblLayout w:type="fixed"/>
+        <w:tblCellMar>
+          <w:top w:w="28" w:type="dxa"/>
+          <w:left w:w="28" w:type="dxa"/>
+          <w:bottom w:w="28" w:type="dxa"/>
+          <w:right w:w="28" w:type="dxa"/>
+        </w:tblCellMar>
+      </w:tblPr>
+      <w:tblGrid>
+        <w:gridCol w:w="2816"/>
+        <w:gridCol w:w="8523"/>
+      </w:tblGrid>
+      <w:tr>
+        <w:trPr>
+          <w:tblHeader w:val="true"/>
+        </w:trPr>
+        <w:tc>
+          <w:tcPr>
+            <w:tcW w:w="2816" w:type="dxa"/>
+            <w:tcBorders/>
+            <w:vAlign w:val="center"/>
+          </w:tcPr>
+          <w:p>
+            <w:pPr>
+              <w:pStyle w:val="TableHeading"/>
+              <w:suppressLineNumbers/>
+              <w:shd w:fill="ECECEC" w:val="clear"/>
+              <w:bidi w:val="0"/>
+              <w:spacing w:before="0" w:after="140"/>
+              <w:jc w:val="left"/>
+              <w:rPr/>
+            </w:pPr>
+            <w:r>
+              <w:rPr/>
+              <w:t>terim</w:t>
+            </w:r>
+          </w:p>
+        </w:tc>
+        <w:tc>
+          <w:tcPr>
+            <w:tcW w:w="8523" w:type="dxa"/>
+            <w:tcBorders/>
+            <w:vAlign w:val="center"/>
+          </w:tcPr>
+          <w:p>
+            <w:pPr>
+              <w:pStyle w:val="TableHeading"/>
+              <w:suppressLineNumbers/>
+              <w:shd w:fill="ECECEC" w:val="clear"/>
+              <w:bidi w:val="0"/>
+              <w:spacing w:before="0" w:after="140"/>
+              <w:jc w:val="left"/>
+              <w:rPr/>
+            </w:pPr>
+            <w:r>
+              <w:rPr/>
+              <w:t>anlamı</w:t>
+            </w:r>
+          </w:p>
+        </w:tc>
+      </w:tr>
+      <w:tr>
+        <w:trPr/>
+        <w:tc>
+          <w:tcPr>
+            <w:tcW w:w="2816" w:type="dxa"/>
+            <w:tcBorders/>
+            <w:vAlign w:val="center"/>
+          </w:tcPr>
+          <w:p>
+            <w:pPr>
+              <w:pStyle w:val="TableContents"/>
+              <w:bidi w:val="0"/>
+              <w:spacing w:before="0" w:after="140"/>
+              <w:jc w:val="left"/>
+              <w:rPr/>
+            </w:pPr>
+            <w:r>
+              <w:rPr>
+                <w:rStyle w:val="Strong"/>
+              </w:rPr>
+              <w:t>feature</w:t>
+            </w:r>
+            <w:r>
+              <w:rPr/>
+              <w:t xml:space="preserve"> (öznitelik)</w:t>
+            </w:r>
+          </w:p>
+        </w:tc>
+        <w:tc>
+          <w:tcPr>
+            <w:tcW w:w="8523" w:type="dxa"/>
+            <w:tcBorders/>
+            <w:vAlign w:val="center"/>
+          </w:tcPr>
+          <w:p>
+            <w:pPr>
+              <w:pStyle w:val="TableContents"/>
+              <w:bidi w:val="0"/>
+              <w:spacing w:before="0" w:after="140"/>
+              <w:jc w:val="left"/>
+              <w:rPr/>
+            </w:pPr>
+            <w:r>
+              <w:rPr/>
+              <w:t>Modele girdi olan ölçülmüş sayı. Bu çalışmada koşu başına 13 tane.</w:t>
+            </w:r>
+          </w:p>
+        </w:tc>
+      </w:tr>
+      <w:tr>
+        <w:trPr/>
+        <w:tc>
+          <w:tcPr>
+            <w:tcW w:w="2816" w:type="dxa"/>
+            <w:tcBorders/>
+            <w:vAlign w:val="center"/>
+          </w:tcPr>
+          <w:p>
+            <w:pPr>
+              <w:pStyle w:val="TableContents"/>
+              <w:bidi w:val="0"/>
+              <w:spacing w:before="0" w:after="140"/>
+              <w:jc w:val="left"/>
+              <w:rPr/>
+            </w:pPr>
+            <w:r>
+              <w:rPr>
+                <w:rStyle w:val="Strong"/>
+              </w:rPr>
+              <w:t>Random Forest</w:t>
+            </w:r>
+          </w:p>
+        </w:tc>
+        <w:tc>
+          <w:tcPr>
+            <w:tcW w:w="8523" w:type="dxa"/>
+            <w:tcBorders/>
+            <w:vAlign w:val="center"/>
+          </w:tcPr>
+          <w:p>
+            <w:pPr>
+              <w:pStyle w:val="TableContents"/>
+              <w:bidi w:val="0"/>
+              <w:spacing w:before="0" w:after="140"/>
+              <w:jc w:val="left"/>
+              <w:rPr/>
+            </w:pPr>
+            <w:r>
+              <w:rPr/>
+              <w:t>Çok sayıda karar ağacının oyunu birleştiren sınıflandırıcı.</w:t>
+            </w:r>
+          </w:p>
+        </w:tc>
+      </w:tr>
+      <w:tr>
+        <w:trPr/>
+        <w:tc>
+          <w:tcPr>
+            <w:tcW w:w="2816" w:type="dxa"/>
+            <w:tcBorders/>
+            <w:vAlign w:val="center"/>
+          </w:tcPr>
+          <w:p>
+            <w:pPr>
+              <w:pStyle w:val="TableContents"/>
+              <w:bidi w:val="0"/>
+              <w:spacing w:before="0" w:after="140"/>
+              <w:jc w:val="left"/>
+              <w:rPr/>
+            </w:pPr>
+            <w:r>
+              <w:rPr>
+                <w:rStyle w:val="Strong"/>
+              </w:rPr>
+              <w:t>tree ensembles</w:t>
+            </w:r>
+            <w:r>
+              <w:rPr/>
+              <w:t xml:space="preserve"> (karar ağacı toplulukları)</w:t>
+            </w:r>
+          </w:p>
+        </w:tc>
+        <w:tc>
+          <w:tcPr>
+            <w:tcW w:w="8523" w:type="dxa"/>
+            <w:tcBorders/>
+            <w:vAlign w:val="center"/>
+          </w:tcPr>
+          <w:p>
+            <w:pPr>
+              <w:pStyle w:val="TableContents"/>
+              <w:bidi w:val="0"/>
+              <w:spacing w:before="0" w:after="140"/>
+              <w:jc w:val="left"/>
+              <w:rPr/>
+            </w:pPr>
+            <w:r>
+              <w:rPr/>
+              <w:t xml:space="preserve">Random Forest'ın da dahil olduğu aile. Eğitimde görülen değer aralığının </w:t>
+            </w:r>
+            <w:r>
+              <w:rPr>
+                <w:rStyle w:val="Strong"/>
+              </w:rPr>
+              <w:t>dışına ekstrapolasyon yapamaz</w:t>
+            </w:r>
+            <w:r>
+              <w:rPr/>
+              <w:t>; sınır değerine sabitlenir.</w:t>
+            </w:r>
+          </w:p>
+        </w:tc>
+      </w:tr>
+      <w:tr>
+        <w:trPr/>
+        <w:tc>
+          <w:tcPr>
+            <w:tcW w:w="2816" w:type="dxa"/>
+            <w:tcBorders/>
+            <w:vAlign w:val="center"/>
+          </w:tcPr>
+          <w:p>
+            <w:pPr>
+              <w:pStyle w:val="TableContents"/>
+              <w:bidi w:val="0"/>
+              <w:spacing w:before="0" w:after="140"/>
+              <w:jc w:val="left"/>
+              <w:rPr/>
+            </w:pPr>
+            <w:r>
+              <w:rPr>
+                <w:rStyle w:val="Strong"/>
+              </w:rPr>
+              <w:t>cross-validation</w:t>
+            </w:r>
+            <w:r>
+              <w:rPr/>
+              <w:t xml:space="preserve"> (çapraz doğrulama)</w:t>
+            </w:r>
+          </w:p>
+        </w:tc>
+        <w:tc>
+          <w:tcPr>
+            <w:tcW w:w="8523" w:type="dxa"/>
+            <w:tcBorders/>
+            <w:vAlign w:val="center"/>
+          </w:tcPr>
+          <w:p>
+            <w:pPr>
+              <w:pStyle w:val="TableContents"/>
+              <w:bidi w:val="0"/>
+              <w:spacing w:before="0" w:after="140"/>
+              <w:jc w:val="left"/>
+              <w:rPr/>
+            </w:pPr>
+            <w:r>
+              <w:rPr/>
+              <w:t>Veriyi katlara bölüp her katı sırayla test olarak kullanma; tek bir bölmenin şansına bağlı kalmamayı sağlar.</w:t>
+            </w:r>
+          </w:p>
+        </w:tc>
+      </w:tr>
+      <w:tr>
+        <w:trPr/>
+        <w:tc>
+          <w:tcPr>
+            <w:tcW w:w="2816" w:type="dxa"/>
+            <w:tcBorders/>
+            <w:vAlign w:val="center"/>
+          </w:tcPr>
+          <w:p>
+            <w:pPr>
+              <w:pStyle w:val="TableContents"/>
+              <w:bidi w:val="0"/>
+              <w:spacing w:before="0" w:after="140"/>
+              <w:jc w:val="left"/>
+              <w:rPr/>
+            </w:pPr>
+            <w:r>
+              <w:rPr>
+                <w:rStyle w:val="Strong"/>
+              </w:rPr>
+              <w:t>grouped split</w:t>
+            </w:r>
+          </w:p>
+        </w:tc>
+        <w:tc>
+          <w:tcPr>
+            <w:tcW w:w="8523" w:type="dxa"/>
+            <w:tcBorders/>
+            <w:vAlign w:val="center"/>
+          </w:tcPr>
+          <w:p>
+            <w:pPr>
+              <w:pStyle w:val="TableContents"/>
+              <w:bidi w:val="0"/>
+              <w:spacing w:before="0" w:after="140"/>
+              <w:jc w:val="left"/>
+              <w:rPr/>
+            </w:pPr>
+            <w:r>
+              <w:rPr/>
+              <w:t xml:space="preserve">Birbirine bağlı koşuların bölmenin </w:t>
+            </w:r>
+            <w:r>
+              <w:rPr>
+                <w:rStyle w:val="Strong"/>
+              </w:rPr>
+              <w:t>aynı tarafında</w:t>
+            </w:r>
+            <w:r>
+              <w:rPr/>
+              <w:t xml:space="preserve"> tutulması. Burada aynı saldırı ayarının bütün tohumları tek tarafta kalır, böylece model test edilirken hiç görmediği bir şiddetle karşılaşır (§5.2).</w:t>
+            </w:r>
+          </w:p>
+        </w:tc>
+      </w:tr>
+      <w:tr>
+        <w:trPr/>
+        <w:tc>
+          <w:tcPr>
+            <w:tcW w:w="2816" w:type="dxa"/>
+            <w:tcBorders/>
+            <w:vAlign w:val="center"/>
+          </w:tcPr>
+          <w:p>
+            <w:pPr>
+              <w:pStyle w:val="TableContents"/>
+              <w:bidi w:val="0"/>
+              <w:spacing w:before="0" w:after="140"/>
+              <w:jc w:val="left"/>
+              <w:rPr/>
+            </w:pPr>
+            <w:r>
+              <w:rPr>
+                <w:rStyle w:val="Strong"/>
+              </w:rPr>
+              <w:t>precision / recall / F1</w:t>
+            </w:r>
+          </w:p>
+        </w:tc>
+        <w:tc>
+          <w:tcPr>
+            <w:tcW w:w="8523" w:type="dxa"/>
+            <w:tcBorders/>
+            <w:vAlign w:val="center"/>
+          </w:tcPr>
+          <w:p>
+            <w:pPr>
+              <w:pStyle w:val="TableContents"/>
+              <w:bidi w:val="0"/>
+              <w:spacing w:before="0" w:after="140"/>
+              <w:jc w:val="left"/>
+              <w:rPr/>
+            </w:pPr>
+            <w:r>
+              <w:rPr/>
+              <w:t>Sırasıyla: alarm verdiklerinin ne kadarı gerçekten saldırıydı; gerçek saldırıların ne kadarını yakaladı; ikisinin harmonik ortalaması.</w:t>
+            </w:r>
+          </w:p>
+        </w:tc>
+      </w:tr>
+      <w:tr>
+        <w:trPr/>
+        <w:tc>
+          <w:tcPr>
+            <w:tcW w:w="2816" w:type="dxa"/>
+            <w:tcBorders/>
+            <w:vAlign w:val="center"/>
+          </w:tcPr>
+          <w:p>
+            <w:pPr>
+              <w:pStyle w:val="TableContents"/>
+              <w:bidi w:val="0"/>
+              <w:spacing w:before="0" w:after="140"/>
+              <w:jc w:val="left"/>
+              <w:rPr/>
+            </w:pPr>
+            <w:r>
+              <w:rPr>
+                <w:rStyle w:val="Strong"/>
+              </w:rPr>
+              <w:t>macro-F1</w:t>
+            </w:r>
+          </w:p>
+        </w:tc>
+        <w:tc>
+          <w:tcPr>
+            <w:tcW w:w="8523" w:type="dxa"/>
+            <w:tcBorders/>
+            <w:vAlign w:val="center"/>
+          </w:tcPr>
+          <w:p>
+            <w:pPr>
+              <w:pStyle w:val="TableContents"/>
+              <w:bidi w:val="0"/>
+              <w:spacing w:before="0" w:after="140"/>
+              <w:jc w:val="left"/>
+              <w:rPr/>
+            </w:pPr>
+            <w:r>
+              <w:rPr/>
+              <w:t>Sınıfların F1 skorlarının, sınıf büyüklüğüne bakılmaksızın eşit ağırlıkla ortalaması. Küçük sınıfların gizlenmesini önler.</w:t>
+            </w:r>
+          </w:p>
+        </w:tc>
+      </w:tr>
+      <w:tr>
+        <w:trPr/>
+        <w:tc>
+          <w:tcPr>
+            <w:tcW w:w="2816" w:type="dxa"/>
+            <w:tcBorders/>
+            <w:vAlign w:val="center"/>
+          </w:tcPr>
+          <w:p>
+            <w:pPr>
+              <w:pStyle w:val="TableContents"/>
+              <w:bidi w:val="0"/>
+              <w:spacing w:before="0" w:after="140"/>
+              <w:jc w:val="left"/>
+              <w:rPr/>
+            </w:pPr>
+            <w:r>
+              <w:rPr>
+                <w:rStyle w:val="Strong"/>
+              </w:rPr>
+              <w:t>confusion matrix</w:t>
+            </w:r>
+            <w:r>
+              <w:rPr/>
+              <w:t xml:space="preserve"> (karışıklık matrisi)</w:t>
+            </w:r>
+          </w:p>
+        </w:tc>
+        <w:tc>
+          <w:tcPr>
+            <w:tcW w:w="8523" w:type="dxa"/>
+            <w:tcBorders/>
+            <w:vAlign w:val="center"/>
+          </w:tcPr>
+          <w:p>
+            <w:pPr>
+              <w:pStyle w:val="TableContents"/>
+              <w:bidi w:val="0"/>
+              <w:spacing w:before="0" w:after="140"/>
+              <w:jc w:val="left"/>
+              <w:rPr/>
+            </w:pPr>
+            <w:r>
+              <w:rPr/>
+              <w:t>Hangi gerçek sınıfın hangi sınıf olarak tahmin edildiğini gösteren tablo.</w:t>
+            </w:r>
+          </w:p>
+        </w:tc>
+      </w:tr>
+      <w:tr>
+        <w:trPr/>
+        <w:tc>
+          <w:tcPr>
+            <w:tcW w:w="2816" w:type="dxa"/>
+            <w:tcBorders/>
+            <w:vAlign w:val="center"/>
+          </w:tcPr>
+          <w:p>
+            <w:pPr>
+              <w:pStyle w:val="TableContents"/>
+              <w:bidi w:val="0"/>
+              <w:spacing w:before="0" w:after="140"/>
+              <w:jc w:val="left"/>
+              <w:rPr/>
+            </w:pPr>
+            <w:r>
+              <w:rPr>
+                <w:rStyle w:val="Strong"/>
+              </w:rPr>
+              <w:t>domain shift</w:t>
+            </w:r>
+            <w:r>
+              <w:rPr/>
+              <w:t xml:space="preserve"> (alan kayması)</w:t>
+            </w:r>
+          </w:p>
+        </w:tc>
+        <w:tc>
+          <w:tcPr>
+            <w:tcW w:w="8523" w:type="dxa"/>
+            <w:tcBorders/>
+            <w:vAlign w:val="center"/>
+          </w:tcPr>
+          <w:p>
+            <w:pPr>
+              <w:pStyle w:val="TableContents"/>
+              <w:bidi w:val="0"/>
+              <w:spacing w:before="0" w:after="140"/>
+              <w:jc w:val="left"/>
+              <w:rPr/>
+            </w:pPr>
+            <w:r>
+              <w:rPr/>
+              <w:t>Test verisinin, eğitim verisinden sistematik olarak farklı bir dağılımdan gelmesi. Modelin başarısızlığı ile verinin uyumsuzluğu ayrı şeylerdir (§2.4).</w:t>
+            </w:r>
+          </w:p>
+        </w:tc>
+      </w:tr>
+      <w:tr>
+        <w:trPr/>
+        <w:tc>
+          <w:tcPr>
+            <w:tcW w:w="2816" w:type="dxa"/>
+            <w:tcBorders/>
+            <w:vAlign w:val="center"/>
+          </w:tcPr>
+          <w:p>
+            <w:pPr>
+              <w:pStyle w:val="TableContents"/>
+              <w:bidi w:val="0"/>
+              <w:spacing w:before="0" w:after="140"/>
+              <w:jc w:val="left"/>
+              <w:rPr/>
+            </w:pPr>
+            <w:r>
+              <w:rPr>
+                <w:rStyle w:val="Strong"/>
+              </w:rPr>
+              <w:t>probe</w:t>
+            </w:r>
+            <w:r>
+              <w:rPr/>
+              <w:t xml:space="preserve"> (prob)</w:t>
+            </w:r>
+          </w:p>
+        </w:tc>
+        <w:tc>
+          <w:tcPr>
+            <w:tcW w:w="8523" w:type="dxa"/>
+            <w:tcBorders/>
+            <w:vAlign w:val="center"/>
+          </w:tcPr>
+          <w:p>
+            <w:pPr>
+              <w:pStyle w:val="TableContents"/>
+              <w:bidi w:val="0"/>
+              <w:spacing w:before="0" w:after="140"/>
+              <w:jc w:val="left"/>
+              <w:rPr/>
+            </w:pPr>
+            <w:r>
+              <w:rPr/>
+              <w:t xml:space="preserve">Ölçülen ama </w:t>
+            </w:r>
+            <w:r>
+              <w:rPr>
+                <w:rStyle w:val="Strong"/>
+              </w:rPr>
+              <w:t>eğitilmeyen</w:t>
+            </w:r>
+            <w:r>
+              <w:rPr/>
+              <w:t xml:space="preserve"> konfigürasyon. Modelin daha önce hiç görmediği bir duruma nasıl tepki verdiğini sınamak için kullanılır (§4).</w:t>
+            </w:r>
+          </w:p>
+        </w:tc>
+      </w:tr>
+      <w:tr>
+        <w:trPr/>
+        <w:tc>
+          <w:tcPr>
+            <w:tcW w:w="2816" w:type="dxa"/>
+            <w:tcBorders/>
+            <w:vAlign w:val="center"/>
+          </w:tcPr>
+          <w:p>
+            <w:pPr>
+              <w:pStyle w:val="TableContents"/>
+              <w:bidi w:val="0"/>
+              <w:spacing w:before="0" w:after="140"/>
+              <w:jc w:val="left"/>
+              <w:rPr/>
+            </w:pPr>
+            <w:r>
+              <w:rPr>
+                <w:rStyle w:val="Strong"/>
+              </w:rPr>
+              <w:t>CV</w:t>
+            </w:r>
+            <w:r>
+              <w:rPr/>
+              <w:t xml:space="preserve"> (</w:t>
+            </w:r>
+            <w:r>
+              <w:rPr>
+                <w:rStyle w:val="Emphasis"/>
+              </w:rPr>
+              <w:t>coefficient of variation</w:t>
+            </w:r>
+            <w:r>
+              <w:rPr/>
+              <w:t>, değişim katsayısı)</w:t>
+            </w:r>
+          </w:p>
+        </w:tc>
+        <w:tc>
+          <w:tcPr>
+            <w:tcW w:w="8523" w:type="dxa"/>
+            <w:tcBorders/>
+            <w:vAlign w:val="center"/>
+          </w:tcPr>
+          <w:p>
+            <w:pPr>
+              <w:pStyle w:val="TableContents"/>
+              <w:bidi w:val="0"/>
+              <w:spacing w:before="0" w:after="140"/>
+              <w:jc w:val="left"/>
+              <w:rPr/>
+            </w:pPr>
+            <w:r>
+              <w:rPr/>
+              <w:t>Standart sapmanın ortalamaya oranı; farklı birimlerdeki büyüklüklerin değişkenliğini karşılaştırmayı sağlar.</w:t>
+            </w:r>
+          </w:p>
+        </w:tc>
+      </w:tr>
+    </w:tbl>
     <w:p>
       <w:pPr>
         <w:pStyle w:val="Heading2"/>
@@ -5830,7 +8305,7 @@
         <w:pStyle w:val="BodyText"/>
         <w:numPr>
           <w:ilvl w:val="0"/>
-          <w:numId w:val="7"/>
+          <w:numId w:val="8"/>
         </w:numPr>
         <w:tabs>
           <w:tab w:val="clear" w:pos="1134"/>
@@ -5880,125 +8355,6 @@
   <w:abstractNum w:abstractNumId="1">
     <w:lvl w:ilvl="0">
       <w:start w:val="1"/>
-      <w:numFmt w:val="decimal"/>
-      <w:lvlText w:val="%1."/>
-      <w:lvlJc w:val="left"/>
-      <w:pPr>
-        <w:tabs>
-          <w:tab w:val="num" w:pos="709"/>
-        </w:tabs>
-        <w:ind w:left="709" w:hanging="283"/>
-      </w:pPr>
-      <w:rPr/>
-    </w:lvl>
-    <w:lvl w:ilvl="1">
-      <w:start w:val="1"/>
-      <w:numFmt w:val="decimal"/>
-      <w:lvlText w:val="%2."/>
-      <w:lvlJc w:val="left"/>
-      <w:pPr>
-        <w:tabs>
-          <w:tab w:val="num" w:pos="1418"/>
-        </w:tabs>
-        <w:ind w:left="1418" w:hanging="283"/>
-      </w:pPr>
-      <w:rPr/>
-    </w:lvl>
-    <w:lvl w:ilvl="2">
-      <w:start w:val="1"/>
-      <w:numFmt w:val="decimal"/>
-      <w:lvlText w:val="%3."/>
-      <w:lvlJc w:val="left"/>
-      <w:pPr>
-        <w:tabs>
-          <w:tab w:val="num" w:pos="2127"/>
-        </w:tabs>
-        <w:ind w:left="2127" w:hanging="283"/>
-      </w:pPr>
-      <w:rPr/>
-    </w:lvl>
-    <w:lvl w:ilvl="3">
-      <w:start w:val="1"/>
-      <w:numFmt w:val="decimal"/>
-      <w:lvlText w:val="%4."/>
-      <w:lvlJc w:val="left"/>
-      <w:pPr>
-        <w:tabs>
-          <w:tab w:val="num" w:pos="2836"/>
-        </w:tabs>
-        <w:ind w:left="2836" w:hanging="283"/>
-      </w:pPr>
-      <w:rPr/>
-    </w:lvl>
-    <w:lvl w:ilvl="4">
-      <w:start w:val="1"/>
-      <w:numFmt w:val="decimal"/>
-      <w:lvlText w:val="%5."/>
-      <w:lvlJc w:val="left"/>
-      <w:pPr>
-        <w:tabs>
-          <w:tab w:val="num" w:pos="3545"/>
-        </w:tabs>
-        <w:ind w:left="3545" w:hanging="283"/>
-      </w:pPr>
-      <w:rPr/>
-    </w:lvl>
-    <w:lvl w:ilvl="5">
-      <w:start w:val="1"/>
-      <w:numFmt w:val="decimal"/>
-      <w:lvlText w:val="%6."/>
-      <w:lvlJc w:val="left"/>
-      <w:pPr>
-        <w:tabs>
-          <w:tab w:val="num" w:pos="4254"/>
-        </w:tabs>
-        <w:ind w:left="4254" w:hanging="283"/>
-      </w:pPr>
-      <w:rPr/>
-    </w:lvl>
-    <w:lvl w:ilvl="6">
-      <w:start w:val="1"/>
-      <w:numFmt w:val="decimal"/>
-      <w:lvlText w:val="%7."/>
-      <w:lvlJc w:val="left"/>
-      <w:pPr>
-        <w:tabs>
-          <w:tab w:val="num" w:pos="4963"/>
-        </w:tabs>
-        <w:ind w:left="4963" w:hanging="283"/>
-      </w:pPr>
-      <w:rPr/>
-    </w:lvl>
-    <w:lvl w:ilvl="7">
-      <w:start w:val="1"/>
-      <w:numFmt w:val="decimal"/>
-      <w:lvlText w:val="%8."/>
-      <w:lvlJc w:val="left"/>
-      <w:pPr>
-        <w:tabs>
-          <w:tab w:val="num" w:pos="5672"/>
-        </w:tabs>
-        <w:ind w:left="5672" w:hanging="283"/>
-      </w:pPr>
-      <w:rPr/>
-    </w:lvl>
-    <w:lvl w:ilvl="8">
-      <w:start w:val="1"/>
-      <w:numFmt w:val="decimal"/>
-      <w:lvlText w:val="%9."/>
-      <w:lvlJc w:val="left"/>
-      <w:pPr>
-        <w:tabs>
-          <w:tab w:val="num" w:pos="6381"/>
-        </w:tabs>
-        <w:ind w:left="6381" w:hanging="283"/>
-      </w:pPr>
-      <w:rPr/>
-    </w:lvl>
-  </w:abstractNum>
-  <w:abstractNum w:abstractNumId="2">
-    <w:lvl w:ilvl="0">
-      <w:start w:val="1"/>
       <w:numFmt w:val="bullet"/>
       <w:lvlText w:val=""/>
       <w:lvlJc w:val="left"/>
@@ -6133,7 +8489,7 @@
       </w:rPr>
     </w:lvl>
   </w:abstractNum>
-  <w:abstractNum w:abstractNumId="3">
+  <w:abstractNum w:abstractNumId="2">
     <w:lvl w:ilvl="0">
       <w:start w:val="1"/>
       <w:numFmt w:val="decimal"/>
@@ -6252,7 +8608,7 @@
       <w:rPr/>
     </w:lvl>
   </w:abstractNum>
-  <w:abstractNum w:abstractNumId="4">
+  <w:abstractNum w:abstractNumId="3">
     <w:lvl w:ilvl="0">
       <w:start w:val="1"/>
       <w:numFmt w:val="bullet"/>
@@ -6389,7 +8745,7 @@
       </w:rPr>
     </w:lvl>
   </w:abstractNum>
-  <w:abstractNum w:abstractNumId="5">
+  <w:abstractNum w:abstractNumId="4">
     <w:lvl w:ilvl="0">
       <w:start w:val="1"/>
       <w:numFmt w:val="decimal"/>
@@ -6508,7 +8864,7 @@
       <w:rPr/>
     </w:lvl>
   </w:abstractNum>
-  <w:abstractNum w:abstractNumId="6">
+  <w:abstractNum w:abstractNumId="5">
     <w:lvl w:ilvl="0">
       <w:start w:val="1"/>
       <w:numFmt w:val="bullet"/>
@@ -6645,7 +9001,7 @@
       </w:rPr>
     </w:lvl>
   </w:abstractNum>
-  <w:abstractNum w:abstractNumId="7">
+  <w:abstractNum w:abstractNumId="6">
     <w:lvl w:ilvl="0">
       <w:start w:val="1"/>
       <w:numFmt w:val="decimal"/>
@@ -6764,7 +9120,263 @@
       <w:rPr/>
     </w:lvl>
   </w:abstractNum>
+  <w:abstractNum w:abstractNumId="7">
+    <w:lvl w:ilvl="0">
+      <w:start w:val="1"/>
+      <w:numFmt w:val="bullet"/>
+      <w:lvlText w:val=""/>
+      <w:lvlJc w:val="left"/>
+      <w:pPr>
+        <w:tabs>
+          <w:tab w:val="num" w:pos="709"/>
+        </w:tabs>
+        <w:ind w:left="709" w:hanging="283"/>
+      </w:pPr>
+      <w:rPr>
+        <w:rFonts w:ascii="Symbol" w:hAnsi="Symbol" w:cs="Symbol" w:hint="default"/>
+      </w:rPr>
+    </w:lvl>
+    <w:lvl w:ilvl="1">
+      <w:start w:val="1"/>
+      <w:numFmt w:val="bullet"/>
+      <w:lvlText w:val=""/>
+      <w:lvlJc w:val="left"/>
+      <w:pPr>
+        <w:tabs>
+          <w:tab w:val="num" w:pos="1418"/>
+        </w:tabs>
+        <w:ind w:left="1418" w:hanging="283"/>
+      </w:pPr>
+      <w:rPr>
+        <w:rFonts w:ascii="Symbol" w:hAnsi="Symbol" w:cs="Symbol" w:hint="default"/>
+      </w:rPr>
+    </w:lvl>
+    <w:lvl w:ilvl="2">
+      <w:start w:val="1"/>
+      <w:numFmt w:val="bullet"/>
+      <w:lvlText w:val=""/>
+      <w:lvlJc w:val="left"/>
+      <w:pPr>
+        <w:tabs>
+          <w:tab w:val="num" w:pos="2127"/>
+        </w:tabs>
+        <w:ind w:left="2127" w:hanging="283"/>
+      </w:pPr>
+      <w:rPr>
+        <w:rFonts w:ascii="Symbol" w:hAnsi="Symbol" w:cs="Symbol" w:hint="default"/>
+      </w:rPr>
+    </w:lvl>
+    <w:lvl w:ilvl="3">
+      <w:start w:val="1"/>
+      <w:numFmt w:val="bullet"/>
+      <w:lvlText w:val=""/>
+      <w:lvlJc w:val="left"/>
+      <w:pPr>
+        <w:tabs>
+          <w:tab w:val="num" w:pos="2836"/>
+        </w:tabs>
+        <w:ind w:left="2836" w:hanging="283"/>
+      </w:pPr>
+      <w:rPr>
+        <w:rFonts w:ascii="Symbol" w:hAnsi="Symbol" w:cs="Symbol" w:hint="default"/>
+      </w:rPr>
+    </w:lvl>
+    <w:lvl w:ilvl="4">
+      <w:start w:val="1"/>
+      <w:numFmt w:val="bullet"/>
+      <w:lvlText w:val=""/>
+      <w:lvlJc w:val="left"/>
+      <w:pPr>
+        <w:tabs>
+          <w:tab w:val="num" w:pos="3545"/>
+        </w:tabs>
+        <w:ind w:left="3545" w:hanging="283"/>
+      </w:pPr>
+      <w:rPr>
+        <w:rFonts w:ascii="Symbol" w:hAnsi="Symbol" w:cs="Symbol" w:hint="default"/>
+      </w:rPr>
+    </w:lvl>
+    <w:lvl w:ilvl="5">
+      <w:start w:val="1"/>
+      <w:numFmt w:val="bullet"/>
+      <w:lvlText w:val=""/>
+      <w:lvlJc w:val="left"/>
+      <w:pPr>
+        <w:tabs>
+          <w:tab w:val="num" w:pos="4254"/>
+        </w:tabs>
+        <w:ind w:left="4254" w:hanging="283"/>
+      </w:pPr>
+      <w:rPr>
+        <w:rFonts w:ascii="Symbol" w:hAnsi="Symbol" w:cs="Symbol" w:hint="default"/>
+      </w:rPr>
+    </w:lvl>
+    <w:lvl w:ilvl="6">
+      <w:start w:val="1"/>
+      <w:numFmt w:val="bullet"/>
+      <w:lvlText w:val=""/>
+      <w:lvlJc w:val="left"/>
+      <w:pPr>
+        <w:tabs>
+          <w:tab w:val="num" w:pos="4963"/>
+        </w:tabs>
+        <w:ind w:left="4963" w:hanging="283"/>
+      </w:pPr>
+      <w:rPr>
+        <w:rFonts w:ascii="Symbol" w:hAnsi="Symbol" w:cs="Symbol" w:hint="default"/>
+      </w:rPr>
+    </w:lvl>
+    <w:lvl w:ilvl="7">
+      <w:start w:val="1"/>
+      <w:numFmt w:val="bullet"/>
+      <w:lvlText w:val=""/>
+      <w:lvlJc w:val="left"/>
+      <w:pPr>
+        <w:tabs>
+          <w:tab w:val="num" w:pos="5672"/>
+        </w:tabs>
+        <w:ind w:left="5672" w:hanging="283"/>
+      </w:pPr>
+      <w:rPr>
+        <w:rFonts w:ascii="Symbol" w:hAnsi="Symbol" w:cs="Symbol" w:hint="default"/>
+      </w:rPr>
+    </w:lvl>
+    <w:lvl w:ilvl="8">
+      <w:start w:val="1"/>
+      <w:numFmt w:val="bullet"/>
+      <w:lvlText w:val=""/>
+      <w:lvlJc w:val="left"/>
+      <w:pPr>
+        <w:tabs>
+          <w:tab w:val="num" w:pos="6381"/>
+        </w:tabs>
+        <w:ind w:left="6381" w:hanging="283"/>
+      </w:pPr>
+      <w:rPr>
+        <w:rFonts w:ascii="Symbol" w:hAnsi="Symbol" w:cs="Symbol" w:hint="default"/>
+      </w:rPr>
+    </w:lvl>
+  </w:abstractNum>
   <w:abstractNum w:abstractNumId="8">
+    <w:lvl w:ilvl="0">
+      <w:start w:val="1"/>
+      <w:numFmt w:val="decimal"/>
+      <w:lvlText w:val="%1."/>
+      <w:lvlJc w:val="left"/>
+      <w:pPr>
+        <w:tabs>
+          <w:tab w:val="num" w:pos="709"/>
+        </w:tabs>
+        <w:ind w:left="709" w:hanging="283"/>
+      </w:pPr>
+      <w:rPr/>
+    </w:lvl>
+    <w:lvl w:ilvl="1">
+      <w:start w:val="1"/>
+      <w:numFmt w:val="decimal"/>
+      <w:lvlText w:val="%2."/>
+      <w:lvlJc w:val="left"/>
+      <w:pPr>
+        <w:tabs>
+          <w:tab w:val="num" w:pos="1418"/>
+        </w:tabs>
+        <w:ind w:left="1418" w:hanging="283"/>
+      </w:pPr>
+      <w:rPr/>
+    </w:lvl>
+    <w:lvl w:ilvl="2">
+      <w:start w:val="1"/>
+      <w:numFmt w:val="decimal"/>
+      <w:lvlText w:val="%3."/>
+      <w:lvlJc w:val="left"/>
+      <w:pPr>
+        <w:tabs>
+          <w:tab w:val="num" w:pos="2127"/>
+        </w:tabs>
+        <w:ind w:left="2127" w:hanging="283"/>
+      </w:pPr>
+      <w:rPr/>
+    </w:lvl>
+    <w:lvl w:ilvl="3">
+      <w:start w:val="1"/>
+      <w:numFmt w:val="decimal"/>
+      <w:lvlText w:val="%4."/>
+      <w:lvlJc w:val="left"/>
+      <w:pPr>
+        <w:tabs>
+          <w:tab w:val="num" w:pos="2836"/>
+        </w:tabs>
+        <w:ind w:left="2836" w:hanging="283"/>
+      </w:pPr>
+      <w:rPr/>
+    </w:lvl>
+    <w:lvl w:ilvl="4">
+      <w:start w:val="1"/>
+      <w:numFmt w:val="decimal"/>
+      <w:lvlText w:val="%5."/>
+      <w:lvlJc w:val="left"/>
+      <w:pPr>
+        <w:tabs>
+          <w:tab w:val="num" w:pos="3545"/>
+        </w:tabs>
+        <w:ind w:left="3545" w:hanging="283"/>
+      </w:pPr>
+      <w:rPr/>
+    </w:lvl>
+    <w:lvl w:ilvl="5">
+      <w:start w:val="1"/>
+      <w:numFmt w:val="decimal"/>
+      <w:lvlText w:val="%6."/>
+      <w:lvlJc w:val="left"/>
+      <w:pPr>
+        <w:tabs>
+          <w:tab w:val="num" w:pos="4254"/>
+        </w:tabs>
+        <w:ind w:left="4254" w:hanging="283"/>
+      </w:pPr>
+      <w:rPr/>
+    </w:lvl>
+    <w:lvl w:ilvl="6">
+      <w:start w:val="1"/>
+      <w:numFmt w:val="decimal"/>
+      <w:lvlText w:val="%7."/>
+      <w:lvlJc w:val="left"/>
+      <w:pPr>
+        <w:tabs>
+          <w:tab w:val="num" w:pos="4963"/>
+        </w:tabs>
+        <w:ind w:left="4963" w:hanging="283"/>
+      </w:pPr>
+      <w:rPr/>
+    </w:lvl>
+    <w:lvl w:ilvl="7">
+      <w:start w:val="1"/>
+      <w:numFmt w:val="decimal"/>
+      <w:lvlText w:val="%8."/>
+      <w:lvlJc w:val="left"/>
+      <w:pPr>
+        <w:tabs>
+          <w:tab w:val="num" w:pos="5672"/>
+        </w:tabs>
+        <w:ind w:left="5672" w:hanging="283"/>
+      </w:pPr>
+      <w:rPr/>
+    </w:lvl>
+    <w:lvl w:ilvl="8">
+      <w:start w:val="1"/>
+      <w:numFmt w:val="decimal"/>
+      <w:lvlText w:val="%9."/>
+      <w:lvlJc w:val="left"/>
+      <w:pPr>
+        <w:tabs>
+          <w:tab w:val="num" w:pos="6381"/>
+        </w:tabs>
+        <w:ind w:left="6381" w:hanging="283"/>
+      </w:pPr>
+      <w:rPr/>
+    </w:lvl>
+  </w:abstractNum>
+  <w:abstractNum w:abstractNumId="9">
     <w:lvl w:ilvl="0">
       <w:start w:val="1"/>
       <w:numFmt w:val="none"/>
@@ -6909,6 +9521,9 @@
   </w:num>
   <w:num w:numId="8">
     <w:abstractNumId w:val="8"/>
+  </w:num>
+  <w:num w:numId="9">
+    <w:abstractNumId w:val="9"/>
   </w:num>
 </w:numbering>
 </file>
@@ -7073,17 +9688,17 @@
       <w:iCs/>
     </w:rPr>
   </w:style>
-  <w:style w:type="character" w:styleId="NumberingSymbols">
-    <w:name w:val="Numbering Symbols"/>
-    <w:qFormat/>
-    <w:rPr/>
-  </w:style>
   <w:style w:type="character" w:styleId="Bullets">
     <w:name w:val="Bullets"/>
     <w:qFormat/>
     <w:rPr>
       <w:rFonts w:ascii="OpenSymbol" w:hAnsi="OpenSymbol" w:eastAsia="OpenSymbol" w:cs="OpenSymbol"/>
     </w:rPr>
+  </w:style>
+  <w:style w:type="character" w:styleId="NumberingSymbols">
+    <w:name w:val="Numbering Symbols"/>
+    <w:qFormat/>
+    <w:rPr/>
   </w:style>
   <w:style w:type="paragraph" w:styleId="HorizontalLine">
     <w:name w:val="Horizontal Line"/>

--- a/my-work/report/IoMT-ag-saldiri-tespiti-raporu.docx
+++ b/my-work/report/IoMT-ag-saldiri-tespiti-raporu.docx
@@ -5912,12 +5912,5109 @@
         <w:rPr/>
       </w:pPr>
       <w:r>
+        <w:rPr/>
+        <w:t xml:space="preserve">Bu bölüm, ham FlowMonitor çıktısının nasıl bir eğitim verisine dönüştüğünü anlatır. İki karar bölümün omurgasını oluşturur: </w:t>
+      </w:r>
+      <w:r>
+        <w:rPr>
+          <w:rStyle w:val="Strong"/>
+        </w:rPr>
+        <w:t>örneklem biriminin ne olduğu</w:t>
+      </w:r>
+      <w:r>
+        <w:rPr/>
+        <w:t xml:space="preserve"> (akış değil, koşu) ve </w:t>
+      </w:r>
+      <w:r>
+        <w:rPr>
+          <w:rStyle w:val="Strong"/>
+        </w:rPr>
+        <w:t>hangi konfigürasyonların eğitilip hangilerinin yalnızca ölçüldüğü</w:t>
+      </w:r>
+      <w:r>
+        <w:rPr/>
+        <w:t>. İkisi de sonuçların yorumunu doğrudan belirler, bu yüzden gerekçeleriyle birlikte verilmektedir.</w:t>
+      </w:r>
+    </w:p>
+    <w:p>
+      <w:pPr>
+        <w:pStyle w:val="Heading3"/>
+        <w:bidi w:val="0"/>
+        <w:ind w:hanging="0" w:left="0" w:right="0"/>
+        <w:rPr/>
+      </w:pPr>
+      <w:bookmarkStart w:id="24" w:name="41-orneklem-birimi-neden-kosu-neden-aks-"/>
+      <w:bookmarkEnd w:id="24"/>
+      <w:r>
+        <w:rPr/>
+        <w:t>4.1 Örneklem birimi: neden koşu, neden akış değil</w:t>
+      </w:r>
+    </w:p>
+    <w:p>
+      <w:pPr>
+        <w:pStyle w:val="BodyText"/>
+        <w:bidi w:val="0"/>
+        <w:rPr/>
+      </w:pPr>
+      <w:r>
+        <w:rPr/>
+        <w:t xml:space="preserve">Bu tür veri setlerinin alışılmış biçimi </w:t>
+      </w:r>
+      <w:r>
+        <w:rPr>
+          <w:rStyle w:val="Strong"/>
+        </w:rPr>
+        <w:t>akış başına bir satırdır</w:t>
+      </w:r>
+      <w:r>
+        <w:rPr/>
+        <w:t xml:space="preserve">: her flow bir eğitim örneği olur ve modelin görevi akışı normal ya da kötücül diye sınıflandırmaktır. Bu çalışma farklı bir birim seçmiştir — </w:t>
+      </w:r>
+      <w:r>
+        <w:rPr>
+          <w:rStyle w:val="Strong"/>
+        </w:rPr>
+        <w:t>her satır bir simülasyon koşusudur</w:t>
+      </w:r>
+      <w:r>
+        <w:rPr/>
+        <w:t xml:space="preserve"> ve o koşudaki bütün akışların özetini taşır. Karar bilinçlidir ve iki gerekçeye dayanır.</w:t>
+      </w:r>
+    </w:p>
+    <w:p>
+      <w:pPr>
+        <w:pStyle w:val="BodyText"/>
+        <w:bidi w:val="0"/>
+        <w:rPr/>
+      </w:pPr>
+      <w:r>
+        <w:rPr>
+          <w:rStyle w:val="Strong"/>
+        </w:rPr>
+        <w:t>Birincisi, ölçülmek istenen şey bir akışın değil ağın özelliğidir.</w:t>
+      </w:r>
+      <w:r>
+        <w:rPr/>
+        <w:t xml:space="preserve"> "Bu ağda şu anda bir saldırı var mı" sorusu, tek bir akışa bakılarak yanıtlanamaz. DDoS'un tanımı zaten </w:t>
+      </w:r>
+      <w:r>
+        <w:rPr>
+          <w:rStyle w:val="Emphasis"/>
+        </w:rPr>
+        <w:t>birden çok akışın birlikte</w:t>
+      </w:r>
+      <w:r>
+        <w:rPr/>
+        <w:t xml:space="preserve"> davranmasıdır; grey-hole'ün etkisi kurban yolunun iki bacağı arasındaki </w:t>
+      </w:r>
+      <w:r>
+        <w:rPr>
+          <w:rStyle w:val="Strong"/>
+        </w:rPr>
+        <w:t>farkta</w:t>
+      </w:r>
+      <w:r>
+        <w:rPr/>
+        <w:t xml:space="preserve"> görünür; bir flood'un varlığı, kurban akışının kendisinde değil onun yanındaki akışta okunur. Akış başına satır, bu ilişkileri modelin göremeyeceği biçimde parçalar. Nitekim bu çalışmanın en bilgilendirici özniteliklerinden ikisi — akış sayısı ve akış yoğunlaşması — akış seviyesinde </w:t>
+      </w:r>
+      <w:r>
+        <w:rPr>
+          <w:rStyle w:val="Strong"/>
+        </w:rPr>
+        <w:t>tanımsızdır</w:t>
+      </w:r>
+      <w:r>
+        <w:rPr/>
+        <w:t>; ancak koşu seviyesinde vardır.</w:t>
+      </w:r>
+    </w:p>
+    <w:p>
+      <w:pPr>
+        <w:pStyle w:val="BodyText"/>
+        <w:bidi w:val="0"/>
+        <w:rPr/>
+      </w:pPr>
+      <w:r>
+        <w:rPr>
+          <w:rStyle w:val="Strong"/>
+        </w:rPr>
+        <w:t>İkincisi, akış seviyesi bölme kuralını ihlal etmeyi kolaylaştırır.</w:t>
+      </w:r>
+      <w:r>
+        <w:rPr/>
+        <w:t xml:space="preserve"> Değerlendirmenin temel kuralı, aynı koşudan gelen verilerin eğitim ve test kümesine dağılmamasıdır; dağılırsa model test edilirken aslında ezberlediği koşuyu yeniden tanır ve skor gerçek olmaktan çıkar. Akış başına satır kullanıldığında bu kural ayrıca uygulanmak zorundadır ve unutulması kolaydır. Koşu başına satır kullanıldığında ihlal etmek </w:t>
+      </w:r>
+      <w:r>
+        <w:rPr>
+          <w:rStyle w:val="Strong"/>
+        </w:rPr>
+        <w:t>yapısal olarak imkânsızdır</w:t>
+      </w:r>
+      <w:r>
+        <w:rPr/>
+        <w:t>: bir koşunun tek bir satırı vardır, dolayısıyla bölmenin yalnızca bir tarafında olabilir.</w:t>
+      </w:r>
+    </w:p>
+    <w:p>
+      <w:pPr>
+        <w:pStyle w:val="BodyText"/>
+        <w:bidi w:val="0"/>
+        <w:rPr/>
+      </w:pPr>
+      <w:r>
+        <w:rPr/>
+        <w:t>Ödenen bedel de açıktır: veri seti küçülür (285 satır), ve model "hangi akış kötücül" sorusunu yanıtlayamaz — yalnızca "bu ağda saldırı var mı ve hangisi" sorusunu yanıtlar. İkinci soru bu çalışmanın sorusudur; birincisi, bir sonraki adım olarak §11'de tartışılmaktadır.</w:t>
+      </w:r>
+    </w:p>
+    <w:p>
+      <w:pPr>
+        <w:pStyle w:val="Heading3"/>
+        <w:bidi w:val="0"/>
+        <w:ind w:hanging="0" w:left="0" w:right="0"/>
+        <w:rPr/>
+      </w:pPr>
+      <w:bookmarkStart w:id="25" w:name="42-ham-olcumden-oznitelige"/>
+      <w:bookmarkEnd w:id="25"/>
+      <w:r>
+        <w:rPr/>
+        <w:t>4.2 Ham ölçümden özniteliğe</w:t>
+      </w:r>
+    </w:p>
+    <w:p>
+      <w:pPr>
+        <w:pStyle w:val="BodyText"/>
+        <w:bidi w:val="0"/>
+        <w:rPr/>
+      </w:pPr>
+      <w:r>
+        <w:rPr/>
+        <w:t>FlowMonitor her akış için şu ham büyüklükleri biriktirir: gönderilen ve alınan paket ve bayt sayısı, kaybolan paket sayısı, toplam gecikme, toplam jitter, ve ilk/son paketin gönderim ve alım zaman damgaları. Bunlar akış başınadır; bir koşuda 3 ile 15 arasında akış bulunur.</w:t>
+      </w:r>
+    </w:p>
+    <w:p>
+      <w:pPr>
+        <w:pStyle w:val="BodyText"/>
+        <w:bidi w:val="0"/>
+        <w:rPr/>
+      </w:pPr>
+      <w:r>
+        <w:rPr/>
+        <w:t xml:space="preserve">Akışlar, hedef portlarına göre bir </w:t>
+      </w:r>
+      <w:r>
+        <w:rPr>
+          <w:rStyle w:val="Strong"/>
+        </w:rPr>
+        <w:t>role</w:t>
+      </w:r>
+      <w:r>
+        <w:rPr/>
+        <w:t xml:space="preserve"> atanır. Bu, hangi ölçümün kurban yolunu anlattığını bilmek için gereklidir:</w:t>
+      </w:r>
+    </w:p>
+    <w:tbl>
+      <w:tblPr>
+        <w:tblW w:w="8168" w:type="dxa"/>
+        <w:jc w:val="left"/>
+        <w:tblInd w:w="28" w:type="dxa"/>
+        <w:tblLayout w:type="fixed"/>
+        <w:tblCellMar>
+          <w:top w:w="28" w:type="dxa"/>
+          <w:left w:w="28" w:type="dxa"/>
+          <w:bottom w:w="28" w:type="dxa"/>
+          <w:right w:w="28" w:type="dxa"/>
+        </w:tblCellMar>
+      </w:tblPr>
+      <w:tblGrid>
+        <w:gridCol w:w="583"/>
+        <w:gridCol w:w="1159"/>
+        <w:gridCol w:w="6426"/>
+      </w:tblGrid>
+      <w:tr>
+        <w:trPr>
+          <w:tblHeader w:val="true"/>
+        </w:trPr>
+        <w:tc>
+          <w:tcPr>
+            <w:tcW w:w="583" w:type="dxa"/>
+            <w:tcBorders/>
+            <w:vAlign w:val="center"/>
+          </w:tcPr>
+          <w:p>
+            <w:pPr>
+              <w:pStyle w:val="TableHeading"/>
+              <w:suppressLineNumbers/>
+              <w:shd w:fill="ECECEC" w:val="clear"/>
+              <w:bidi w:val="0"/>
+              <w:spacing w:before="0" w:after="140"/>
+              <w:jc w:val="left"/>
+              <w:rPr/>
+            </w:pPr>
+            <w:r>
+              <w:rPr/>
+              <w:t>port</w:t>
+            </w:r>
+          </w:p>
+        </w:tc>
+        <w:tc>
+          <w:tcPr>
+            <w:tcW w:w="1159" w:type="dxa"/>
+            <w:tcBorders/>
+            <w:vAlign w:val="center"/>
+          </w:tcPr>
+          <w:p>
+            <w:pPr>
+              <w:pStyle w:val="TableHeading"/>
+              <w:suppressLineNumbers/>
+              <w:shd w:fill="ECECEC" w:val="clear"/>
+              <w:bidi w:val="0"/>
+              <w:spacing w:before="0" w:after="140"/>
+              <w:jc w:val="left"/>
+              <w:rPr/>
+            </w:pPr>
+            <w:r>
+              <w:rPr/>
+              <w:t>rol</w:t>
+            </w:r>
+          </w:p>
+        </w:tc>
+        <w:tc>
+          <w:tcPr>
+            <w:tcW w:w="6426" w:type="dxa"/>
+            <w:tcBorders/>
+            <w:vAlign w:val="center"/>
+          </w:tcPr>
+          <w:p>
+            <w:pPr>
+              <w:pStyle w:val="TableHeading"/>
+              <w:suppressLineNumbers/>
+              <w:shd w:fill="ECECEC" w:val="clear"/>
+              <w:bidi w:val="0"/>
+              <w:spacing w:before="0" w:after="140"/>
+              <w:jc w:val="left"/>
+              <w:rPr/>
+            </w:pPr>
+            <w:r>
+              <w:rPr/>
+              <w:t>ne taşır</w:t>
+            </w:r>
+          </w:p>
+        </w:tc>
+      </w:tr>
+      <w:tr>
+        <w:trPr/>
+        <w:tc>
+          <w:tcPr>
+            <w:tcW w:w="583" w:type="dxa"/>
+            <w:tcBorders/>
+            <w:vAlign w:val="center"/>
+          </w:tcPr>
+          <w:p>
+            <w:pPr>
+              <w:pStyle w:val="TableContents"/>
+              <w:bidi w:val="0"/>
+              <w:spacing w:before="0" w:after="140"/>
+              <w:jc w:val="left"/>
+              <w:rPr/>
+            </w:pPr>
+            <w:r>
+              <w:rPr/>
+              <w:t>8080</w:t>
+            </w:r>
+          </w:p>
+        </w:tc>
+        <w:tc>
+          <w:tcPr>
+            <w:tcW w:w="1159" w:type="dxa"/>
+            <w:tcBorders/>
+            <w:vAlign w:val="center"/>
+          </w:tcPr>
+          <w:p>
+            <w:pPr>
+              <w:pStyle w:val="TableContents"/>
+              <w:bidi w:val="0"/>
+              <w:spacing w:before="0" w:after="140"/>
+              <w:jc w:val="left"/>
+              <w:rPr/>
+            </w:pPr>
+            <w:r>
+              <w:rPr>
+                <w:rStyle w:val="SourceText"/>
+              </w:rPr>
+              <w:t>monitor</w:t>
+            </w:r>
+          </w:p>
+        </w:tc>
+        <w:tc>
+          <w:tcPr>
+            <w:tcW w:w="6426" w:type="dxa"/>
+            <w:tcBorders/>
+            <w:vAlign w:val="center"/>
+          </w:tcPr>
+          <w:p>
+            <w:pPr>
+              <w:pStyle w:val="TableContents"/>
+              <w:bidi w:val="0"/>
+              <w:spacing w:before="0" w:after="140"/>
+              <w:jc w:val="left"/>
+              <w:rPr/>
+            </w:pPr>
+            <w:r>
+              <w:rPr/>
+              <w:t>kurban yolu: EKG akışının hasta başı monitöre varışı</w:t>
+            </w:r>
+          </w:p>
+        </w:tc>
+      </w:tr>
+      <w:tr>
+        <w:trPr/>
+        <w:tc>
+          <w:tcPr>
+            <w:tcW w:w="583" w:type="dxa"/>
+            <w:tcBorders/>
+            <w:vAlign w:val="center"/>
+          </w:tcPr>
+          <w:p>
+            <w:pPr>
+              <w:pStyle w:val="TableContents"/>
+              <w:bidi w:val="0"/>
+              <w:spacing w:before="0" w:after="140"/>
+              <w:jc w:val="left"/>
+              <w:rPr/>
+            </w:pPr>
+            <w:r>
+              <w:rPr/>
+              <w:t>7070</w:t>
+            </w:r>
+          </w:p>
+        </w:tc>
+        <w:tc>
+          <w:tcPr>
+            <w:tcW w:w="1159" w:type="dxa"/>
+            <w:tcBorders/>
+            <w:vAlign w:val="center"/>
+          </w:tcPr>
+          <w:p>
+            <w:pPr>
+              <w:pStyle w:val="TableContents"/>
+              <w:bidi w:val="0"/>
+              <w:spacing w:before="0" w:after="140"/>
+              <w:jc w:val="left"/>
+              <w:rPr/>
+            </w:pPr>
+            <w:r>
+              <w:rPr>
+                <w:rStyle w:val="SourceText"/>
+              </w:rPr>
+              <w:t>relay_in</w:t>
+            </w:r>
+          </w:p>
+        </w:tc>
+        <w:tc>
+          <w:tcPr>
+            <w:tcW w:w="6426" w:type="dxa"/>
+            <w:tcBorders/>
+            <w:vAlign w:val="center"/>
+          </w:tcPr>
+          <w:p>
+            <w:pPr>
+              <w:pStyle w:val="TableContents"/>
+              <w:bidi w:val="0"/>
+              <w:spacing w:before="0" w:after="140"/>
+              <w:jc w:val="left"/>
+              <w:rPr/>
+            </w:pPr>
+            <w:r>
+              <w:rPr/>
+              <w:t>kurban trafiğinin aracıya girişi (yalnız grey-hole/blackhole/MITM'de)</w:t>
+            </w:r>
+          </w:p>
+        </w:tc>
+      </w:tr>
+      <w:tr>
+        <w:trPr/>
+        <w:tc>
+          <w:tcPr>
+            <w:tcW w:w="583" w:type="dxa"/>
+            <w:tcBorders/>
+            <w:vAlign w:val="center"/>
+          </w:tcPr>
+          <w:p>
+            <w:pPr>
+              <w:pStyle w:val="TableContents"/>
+              <w:bidi w:val="0"/>
+              <w:spacing w:before="0" w:after="140"/>
+              <w:jc w:val="left"/>
+              <w:rPr/>
+            </w:pPr>
+            <w:r>
+              <w:rPr/>
+              <w:t>9090</w:t>
+            </w:r>
+          </w:p>
+        </w:tc>
+        <w:tc>
+          <w:tcPr>
+            <w:tcW w:w="1159" w:type="dxa"/>
+            <w:tcBorders/>
+            <w:vAlign w:val="center"/>
+          </w:tcPr>
+          <w:p>
+            <w:pPr>
+              <w:pStyle w:val="TableContents"/>
+              <w:bidi w:val="0"/>
+              <w:spacing w:before="0" w:after="140"/>
+              <w:jc w:val="left"/>
+              <w:rPr/>
+            </w:pPr>
+            <w:r>
+              <w:rPr>
+                <w:rStyle w:val="SourceText"/>
+              </w:rPr>
+              <w:t>telemetry</w:t>
+            </w:r>
+          </w:p>
+        </w:tc>
+        <w:tc>
+          <w:tcPr>
+            <w:tcW w:w="6426" w:type="dxa"/>
+            <w:tcBorders/>
+            <w:vAlign w:val="center"/>
+          </w:tcPr>
+          <w:p>
+            <w:pPr>
+              <w:pStyle w:val="TableContents"/>
+              <w:bidi w:val="0"/>
+              <w:spacing w:before="0" w:after="140"/>
+              <w:jc w:val="left"/>
+              <w:rPr/>
+            </w:pPr>
+            <w:r>
+              <w:rPr/>
+              <w:t>ikincil meşru akış</w:t>
+            </w:r>
+          </w:p>
+        </w:tc>
+      </w:tr>
+      <w:tr>
+        <w:trPr/>
+        <w:tc>
+          <w:tcPr>
+            <w:tcW w:w="583" w:type="dxa"/>
+            <w:tcBorders/>
+            <w:vAlign w:val="center"/>
+          </w:tcPr>
+          <w:p>
+            <w:pPr>
+              <w:pStyle w:val="TableContents"/>
+              <w:bidi w:val="0"/>
+              <w:spacing w:before="0" w:after="140"/>
+              <w:jc w:val="left"/>
+              <w:rPr/>
+            </w:pPr>
+            <w:r>
+              <w:rPr/>
+              <w:t>9</w:t>
+            </w:r>
+          </w:p>
+        </w:tc>
+        <w:tc>
+          <w:tcPr>
+            <w:tcW w:w="1159" w:type="dxa"/>
+            <w:tcBorders/>
+            <w:vAlign w:val="center"/>
+          </w:tcPr>
+          <w:p>
+            <w:pPr>
+              <w:pStyle w:val="TableContents"/>
+              <w:bidi w:val="0"/>
+              <w:spacing w:before="0" w:after="140"/>
+              <w:jc w:val="left"/>
+              <w:rPr/>
+            </w:pPr>
+            <w:r>
+              <w:rPr/>
+              <w:t>flood</w:t>
+            </w:r>
+          </w:p>
+        </w:tc>
+        <w:tc>
+          <w:tcPr>
+            <w:tcW w:w="6426" w:type="dxa"/>
+            <w:tcBorders/>
+            <w:vAlign w:val="center"/>
+          </w:tcPr>
+          <w:p>
+            <w:pPr>
+              <w:pStyle w:val="TableContents"/>
+              <w:bidi w:val="0"/>
+              <w:spacing w:before="0" w:after="140"/>
+              <w:jc w:val="left"/>
+              <w:rPr/>
+            </w:pPr>
+            <w:r>
+              <w:rPr/>
+              <w:t>saldırı trafiği</w:t>
+            </w:r>
+          </w:p>
+        </w:tc>
+      </w:tr>
+      <w:tr>
+        <w:trPr/>
+        <w:tc>
+          <w:tcPr>
+            <w:tcW w:w="583" w:type="dxa"/>
+            <w:tcBorders/>
+            <w:vAlign w:val="center"/>
+          </w:tcPr>
+          <w:p>
+            <w:pPr>
+              <w:pStyle w:val="TableContents"/>
+              <w:bidi w:val="0"/>
+              <w:spacing w:before="0" w:after="140"/>
+              <w:jc w:val="left"/>
+              <w:rPr/>
+            </w:pPr>
+            <w:r>
+              <w:rPr/>
+              <w:t>diğer</w:t>
+            </w:r>
+          </w:p>
+        </w:tc>
+        <w:tc>
+          <w:tcPr>
+            <w:tcW w:w="1159" w:type="dxa"/>
+            <w:tcBorders/>
+            <w:vAlign w:val="center"/>
+          </w:tcPr>
+          <w:p>
+            <w:pPr>
+              <w:pStyle w:val="TableContents"/>
+              <w:bidi w:val="0"/>
+              <w:spacing w:before="0" w:after="140"/>
+              <w:jc w:val="left"/>
+              <w:rPr/>
+            </w:pPr>
+            <w:r>
+              <w:rPr>
+                <w:rStyle w:val="SourceText"/>
+              </w:rPr>
+              <w:t>other</w:t>
+            </w:r>
+          </w:p>
+        </w:tc>
+        <w:tc>
+          <w:tcPr>
+            <w:tcW w:w="6426" w:type="dxa"/>
+            <w:tcBorders/>
+            <w:vAlign w:val="center"/>
+          </w:tcPr>
+          <w:p>
+            <w:pPr>
+              <w:pStyle w:val="TableContents"/>
+              <w:bidi w:val="0"/>
+              <w:spacing w:before="0" w:after="140"/>
+              <w:jc w:val="left"/>
+              <w:rPr/>
+            </w:pPr>
+            <w:r>
+              <w:rPr/>
+              <w:t>servisin arka plan cihazları</w:t>
+            </w:r>
+          </w:p>
+        </w:tc>
+      </w:tr>
+    </w:tbl>
+    <w:p>
+      <w:pPr>
+        <w:pStyle w:val="BodyText"/>
+        <w:bidi w:val="0"/>
+        <w:rPr/>
+      </w:pPr>
+      <w:r>
+        <w:rPr/>
+        <w:t xml:space="preserve">Koşudaki bütün akışlar, bu roller kullanılarak </w:t>
+      </w:r>
+      <w:r>
+        <w:rPr>
+          <w:rStyle w:val="Strong"/>
+        </w:rPr>
+        <w:t>tek bir öznitelik vektörüne</w:t>
+      </w:r>
+      <w:r>
+        <w:rPr/>
+        <w:t xml:space="preserve"> indirgenir.</w:t>
+      </w:r>
+    </w:p>
+    <w:p>
+      <w:pPr>
+        <w:pStyle w:val="Heading3"/>
+        <w:bidi w:val="0"/>
+        <w:ind w:hanging="0" w:left="0" w:right="0"/>
+        <w:rPr/>
+      </w:pPr>
+      <w:bookmarkStart w:id="26" w:name="43-uc-olcum-modalitesi"/>
+      <w:bookmarkEnd w:id="26"/>
+      <w:r>
+        <w:rPr/>
+        <w:t>4.3 Üç ölçüm modalitesi</w:t>
+      </w:r>
+    </w:p>
+    <w:p>
+      <w:pPr>
+        <w:pStyle w:val="BodyText"/>
+        <w:bidi w:val="0"/>
+        <w:rPr/>
+      </w:pPr>
+      <w:r>
+        <w:rPr/>
+        <w:t xml:space="preserve">Öznitelikler rastgele seçilmemiş, ağın bozulabileceği </w:t>
+      </w:r>
+      <w:r>
+        <w:rPr>
+          <w:rStyle w:val="Strong"/>
+        </w:rPr>
+        <w:t>üç bağımsız eksene</w:t>
+      </w:r>
+      <w:r>
+        <w:rPr/>
+        <w:t xml:space="preserve"> göre tasarlanmıştır. Bu ayrım raporun ilerleyen bölümlerinde defalarca kullanılacaktır:</w:t>
+      </w:r>
+    </w:p>
+    <w:p>
+      <w:pPr>
+        <w:pStyle w:val="BodyText"/>
+        <w:numPr>
+          <w:ilvl w:val="0"/>
+          <w:numId w:val="8"/>
+        </w:numPr>
+        <w:tabs>
+          <w:tab w:val="clear" w:pos="1134"/>
+          <w:tab w:val="left" w:pos="709" w:leader="none"/>
+        </w:tabs>
+        <w:bidi w:val="0"/>
+        <w:spacing w:before="0" w:after="0"/>
+        <w:ind w:hanging="283" w:left="709"/>
+        <w:rPr/>
+      </w:pPr>
+      <w:r>
+        <w:rPr>
+          <w:rStyle w:val="Strong"/>
+        </w:rPr>
+        <w:t>Hacim ve yapı</w:t>
+      </w:r>
+      <w:r>
+        <w:rPr/>
+        <w:t xml:space="preserve"> — ne kadar veri geçti, kaç akış vardı, yük nasıl dağıldı. Flood saldırılarının (dos, ddos) izini bırakacağı eksen. </w:t>
+      </w:r>
+    </w:p>
+    <w:p>
+      <w:pPr>
+        <w:pStyle w:val="BodyText"/>
+        <w:numPr>
+          <w:ilvl w:val="0"/>
+          <w:numId w:val="8"/>
+        </w:numPr>
+        <w:tabs>
+          <w:tab w:val="clear" w:pos="1134"/>
+          <w:tab w:val="left" w:pos="709" w:leader="none"/>
+        </w:tabs>
+        <w:bidi w:val="0"/>
+        <w:spacing w:before="0" w:after="0"/>
+        <w:ind w:hanging="283" w:left="709"/>
+        <w:rPr/>
+      </w:pPr>
+      <w:r>
+        <w:rPr>
+          <w:rStyle w:val="Strong"/>
+        </w:rPr>
+        <w:t>Teslim</w:t>
+      </w:r>
+      <w:r>
+        <w:rPr/>
+        <w:t xml:space="preserve"> — gönderilenin ne kadarı ulaştı. Paket düşüren saldırıların (grey-hole, blackhole) ekseni. </w:t>
+      </w:r>
+    </w:p>
+    <w:p>
+      <w:pPr>
+        <w:pStyle w:val="BodyText"/>
+        <w:numPr>
+          <w:ilvl w:val="0"/>
+          <w:numId w:val="8"/>
+        </w:numPr>
+        <w:tabs>
+          <w:tab w:val="clear" w:pos="1134"/>
+          <w:tab w:val="left" w:pos="709" w:leader="none"/>
+        </w:tabs>
+        <w:bidi w:val="0"/>
+        <w:ind w:hanging="283" w:left="709"/>
+        <w:rPr/>
+      </w:pPr>
+      <w:r>
+        <w:rPr>
+          <w:rStyle w:val="Strong"/>
+        </w:rPr>
+        <w:t>Zamanlama</w:t>
+      </w:r>
+      <w:r>
+        <w:rPr/>
+        <w:t xml:space="preserve"> — ulaşan ne kadar geç ve ne kadar düzensiz ulaştı. Paketleri düşürmeyip geciktiren saldırıların ekseni. </w:t>
+      </w:r>
+    </w:p>
+    <w:p>
+      <w:pPr>
+        <w:pStyle w:val="BodyText"/>
+        <w:bidi w:val="0"/>
+        <w:rPr/>
+      </w:pPr>
+      <w:r>
+        <w:rPr/>
+        <w:t>Modelin gördüğü 13 girdi bu üç eksene dağılmıştır:</w:t>
+      </w:r>
+    </w:p>
+    <w:tbl>
+      <w:tblPr>
+        <w:tblW w:w="10369" w:type="dxa"/>
+        <w:jc w:val="left"/>
+        <w:tblInd w:w="28" w:type="dxa"/>
+        <w:tblLayout w:type="fixed"/>
+        <w:tblCellMar>
+          <w:top w:w="28" w:type="dxa"/>
+          <w:left w:w="28" w:type="dxa"/>
+          <w:bottom w:w="28" w:type="dxa"/>
+          <w:right w:w="28" w:type="dxa"/>
+        </w:tblCellMar>
+      </w:tblPr>
+      <w:tblGrid>
+        <w:gridCol w:w="2929"/>
+        <w:gridCol w:w="1130"/>
+        <w:gridCol w:w="6310"/>
+      </w:tblGrid>
+      <w:tr>
+        <w:trPr>
+          <w:tblHeader w:val="true"/>
+        </w:trPr>
+        <w:tc>
+          <w:tcPr>
+            <w:tcW w:w="2929" w:type="dxa"/>
+            <w:tcBorders/>
+            <w:vAlign w:val="center"/>
+          </w:tcPr>
+          <w:p>
+            <w:pPr>
+              <w:pStyle w:val="TableHeading"/>
+              <w:suppressLineNumbers/>
+              <w:shd w:fill="ECECEC" w:val="clear"/>
+              <w:bidi w:val="0"/>
+              <w:spacing w:before="0" w:after="140"/>
+              <w:jc w:val="left"/>
+              <w:rPr/>
+            </w:pPr>
+            <w:r>
+              <w:rPr/>
+              <w:t>öznitelik</w:t>
+            </w:r>
+          </w:p>
+        </w:tc>
+        <w:tc>
+          <w:tcPr>
+            <w:tcW w:w="1130" w:type="dxa"/>
+            <w:tcBorders/>
+            <w:vAlign w:val="center"/>
+          </w:tcPr>
+          <w:p>
+            <w:pPr>
+              <w:pStyle w:val="TableHeading"/>
+              <w:suppressLineNumbers/>
+              <w:shd w:fill="ECECEC" w:val="clear"/>
+              <w:bidi w:val="0"/>
+              <w:spacing w:before="0" w:after="140"/>
+              <w:jc w:val="left"/>
+              <w:rPr/>
+            </w:pPr>
+            <w:r>
+              <w:rPr/>
+              <w:t>modalite</w:t>
+            </w:r>
+          </w:p>
+        </w:tc>
+        <w:tc>
+          <w:tcPr>
+            <w:tcW w:w="6310" w:type="dxa"/>
+            <w:tcBorders/>
+            <w:vAlign w:val="center"/>
+          </w:tcPr>
+          <w:p>
+            <w:pPr>
+              <w:pStyle w:val="TableHeading"/>
+              <w:suppressLineNumbers/>
+              <w:shd w:fill="ECECEC" w:val="clear"/>
+              <w:bidi w:val="0"/>
+              <w:spacing w:before="0" w:after="140"/>
+              <w:jc w:val="left"/>
+              <w:rPr/>
+            </w:pPr>
+            <w:r>
+              <w:rPr/>
+              <w:t>nasıl hesaplanır</w:t>
+            </w:r>
+          </w:p>
+        </w:tc>
+      </w:tr>
+      <w:tr>
+        <w:trPr/>
+        <w:tc>
+          <w:tcPr>
+            <w:tcW w:w="2929" w:type="dxa"/>
+            <w:tcBorders/>
+            <w:vAlign w:val="center"/>
+          </w:tcPr>
+          <w:p>
+            <w:pPr>
+              <w:pStyle w:val="TableContents"/>
+              <w:bidi w:val="0"/>
+              <w:spacing w:before="0" w:after="140"/>
+              <w:jc w:val="left"/>
+              <w:rPr/>
+            </w:pPr>
+            <w:r>
+              <w:rPr>
+                <w:rStyle w:val="SourceText"/>
+              </w:rPr>
+              <w:t>n_flows</w:t>
+            </w:r>
+          </w:p>
+        </w:tc>
+        <w:tc>
+          <w:tcPr>
+            <w:tcW w:w="1130" w:type="dxa"/>
+            <w:tcBorders/>
+            <w:vAlign w:val="center"/>
+          </w:tcPr>
+          <w:p>
+            <w:pPr>
+              <w:pStyle w:val="TableContents"/>
+              <w:bidi w:val="0"/>
+              <w:spacing w:before="0" w:after="140"/>
+              <w:jc w:val="left"/>
+              <w:rPr/>
+            </w:pPr>
+            <w:r>
+              <w:rPr/>
+              <w:t>yapı</w:t>
+            </w:r>
+          </w:p>
+        </w:tc>
+        <w:tc>
+          <w:tcPr>
+            <w:tcW w:w="6310" w:type="dxa"/>
+            <w:tcBorders/>
+            <w:vAlign w:val="center"/>
+          </w:tcPr>
+          <w:p>
+            <w:pPr>
+              <w:pStyle w:val="TableContents"/>
+              <w:bidi w:val="0"/>
+              <w:spacing w:before="0" w:after="140"/>
+              <w:jc w:val="left"/>
+              <w:rPr/>
+            </w:pPr>
+            <w:r>
+              <w:rPr/>
+              <w:t>koşudaki akış sayısı</w:t>
+            </w:r>
+          </w:p>
+        </w:tc>
+      </w:tr>
+      <w:tr>
+        <w:trPr/>
+        <w:tc>
+          <w:tcPr>
+            <w:tcW w:w="2929" w:type="dxa"/>
+            <w:tcBorders/>
+            <w:vAlign w:val="center"/>
+          </w:tcPr>
+          <w:p>
+            <w:pPr>
+              <w:pStyle w:val="TableContents"/>
+              <w:bidi w:val="0"/>
+              <w:spacing w:before="0" w:after="140"/>
+              <w:jc w:val="left"/>
+              <w:rPr/>
+            </w:pPr>
+            <w:r>
+              <w:rPr>
+                <w:rStyle w:val="SourceText"/>
+              </w:rPr>
+              <w:t>flow_concentration</w:t>
+            </w:r>
+          </w:p>
+        </w:tc>
+        <w:tc>
+          <w:tcPr>
+            <w:tcW w:w="1130" w:type="dxa"/>
+            <w:tcBorders/>
+            <w:vAlign w:val="center"/>
+          </w:tcPr>
+          <w:p>
+            <w:pPr>
+              <w:pStyle w:val="TableContents"/>
+              <w:bidi w:val="0"/>
+              <w:spacing w:before="0" w:after="140"/>
+              <w:jc w:val="left"/>
+              <w:rPr/>
+            </w:pPr>
+            <w:r>
+              <w:rPr/>
+              <w:t>yapı</w:t>
+            </w:r>
+          </w:p>
+        </w:tc>
+        <w:tc>
+          <w:tcPr>
+            <w:tcW w:w="6310" w:type="dxa"/>
+            <w:tcBorders/>
+            <w:vAlign w:val="center"/>
+          </w:tcPr>
+          <w:p>
+            <w:pPr>
+              <w:pStyle w:val="TableContents"/>
+              <w:bidi w:val="0"/>
+              <w:spacing w:before="0" w:after="140"/>
+              <w:jc w:val="left"/>
+              <w:rPr/>
+            </w:pPr>
+            <w:r>
+              <w:rPr/>
+              <w:t>en büyük akışın gönderdiği paketin, toplam gönderilen pakete oranı</w:t>
+            </w:r>
+          </w:p>
+        </w:tc>
+      </w:tr>
+      <w:tr>
+        <w:trPr/>
+        <w:tc>
+          <w:tcPr>
+            <w:tcW w:w="2929" w:type="dxa"/>
+            <w:tcBorders/>
+            <w:vAlign w:val="center"/>
+          </w:tcPr>
+          <w:p>
+            <w:pPr>
+              <w:pStyle w:val="TableContents"/>
+              <w:bidi w:val="0"/>
+              <w:spacing w:before="0" w:after="140"/>
+              <w:jc w:val="left"/>
+              <w:rPr/>
+            </w:pPr>
+            <w:r>
+              <w:rPr>
+                <w:rStyle w:val="SourceText"/>
+              </w:rPr>
+              <w:t>total_throughput_mbps</w:t>
+            </w:r>
+          </w:p>
+        </w:tc>
+        <w:tc>
+          <w:tcPr>
+            <w:tcW w:w="1130" w:type="dxa"/>
+            <w:tcBorders/>
+            <w:vAlign w:val="center"/>
+          </w:tcPr>
+          <w:p>
+            <w:pPr>
+              <w:pStyle w:val="TableContents"/>
+              <w:bidi w:val="0"/>
+              <w:spacing w:before="0" w:after="140"/>
+              <w:jc w:val="left"/>
+              <w:rPr/>
+            </w:pPr>
+            <w:r>
+              <w:rPr/>
+              <w:t>hacim</w:t>
+            </w:r>
+          </w:p>
+        </w:tc>
+        <w:tc>
+          <w:tcPr>
+            <w:tcW w:w="6310" w:type="dxa"/>
+            <w:tcBorders/>
+            <w:vAlign w:val="center"/>
+          </w:tcPr>
+          <w:p>
+            <w:pPr>
+              <w:pStyle w:val="TableContents"/>
+              <w:bidi w:val="0"/>
+              <w:spacing w:before="0" w:after="140"/>
+              <w:jc w:val="left"/>
+              <w:rPr/>
+            </w:pPr>
+            <w:r>
+              <w:rPr/>
+              <w:t>akış başına throughput'ların toplamı</w:t>
+            </w:r>
+          </w:p>
+        </w:tc>
+      </w:tr>
+      <w:tr>
+        <w:trPr/>
+        <w:tc>
+          <w:tcPr>
+            <w:tcW w:w="2929" w:type="dxa"/>
+            <w:tcBorders/>
+            <w:vAlign w:val="center"/>
+          </w:tcPr>
+          <w:p>
+            <w:pPr>
+              <w:pStyle w:val="TableContents"/>
+              <w:bidi w:val="0"/>
+              <w:spacing w:before="0" w:after="140"/>
+              <w:jc w:val="left"/>
+              <w:rPr/>
+            </w:pPr>
+            <w:r>
+              <w:rPr>
+                <w:rStyle w:val="SourceText"/>
+              </w:rPr>
+              <w:t>max_flow_throughput_mbps</w:t>
+            </w:r>
+          </w:p>
+        </w:tc>
+        <w:tc>
+          <w:tcPr>
+            <w:tcW w:w="1130" w:type="dxa"/>
+            <w:tcBorders/>
+            <w:vAlign w:val="center"/>
+          </w:tcPr>
+          <w:p>
+            <w:pPr>
+              <w:pStyle w:val="TableContents"/>
+              <w:bidi w:val="0"/>
+              <w:spacing w:before="0" w:after="140"/>
+              <w:jc w:val="left"/>
+              <w:rPr/>
+            </w:pPr>
+            <w:r>
+              <w:rPr/>
+              <w:t>hacim</w:t>
+            </w:r>
+          </w:p>
+        </w:tc>
+        <w:tc>
+          <w:tcPr>
+            <w:tcW w:w="6310" w:type="dxa"/>
+            <w:tcBorders/>
+            <w:vAlign w:val="center"/>
+          </w:tcPr>
+          <w:p>
+            <w:pPr>
+              <w:pStyle w:val="TableContents"/>
+              <w:bidi w:val="0"/>
+              <w:spacing w:before="0" w:after="140"/>
+              <w:jc w:val="left"/>
+              <w:rPr/>
+            </w:pPr>
+            <w:r>
+              <w:rPr/>
+              <w:t>en yüksek tek akış throughput'u</w:t>
+            </w:r>
+          </w:p>
+        </w:tc>
+      </w:tr>
+      <w:tr>
+        <w:trPr/>
+        <w:tc>
+          <w:tcPr>
+            <w:tcW w:w="2929" w:type="dxa"/>
+            <w:tcBorders/>
+            <w:vAlign w:val="center"/>
+          </w:tcPr>
+          <w:p>
+            <w:pPr>
+              <w:pStyle w:val="TableContents"/>
+              <w:bidi w:val="0"/>
+              <w:spacing w:before="0" w:after="140"/>
+              <w:jc w:val="left"/>
+              <w:rPr/>
+            </w:pPr>
+            <w:r>
+              <w:rPr>
+                <w:rStyle w:val="SourceText"/>
+              </w:rPr>
+              <w:t>max_flow_txpackets</w:t>
+            </w:r>
+          </w:p>
+        </w:tc>
+        <w:tc>
+          <w:tcPr>
+            <w:tcW w:w="1130" w:type="dxa"/>
+            <w:tcBorders/>
+            <w:vAlign w:val="center"/>
+          </w:tcPr>
+          <w:p>
+            <w:pPr>
+              <w:pStyle w:val="TableContents"/>
+              <w:bidi w:val="0"/>
+              <w:spacing w:before="0" w:after="140"/>
+              <w:jc w:val="left"/>
+              <w:rPr/>
+            </w:pPr>
+            <w:r>
+              <w:rPr/>
+              <w:t>hacim</w:t>
+            </w:r>
+          </w:p>
+        </w:tc>
+        <w:tc>
+          <w:tcPr>
+            <w:tcW w:w="6310" w:type="dxa"/>
+            <w:tcBorders/>
+            <w:vAlign w:val="center"/>
+          </w:tcPr>
+          <w:p>
+            <w:pPr>
+              <w:pStyle w:val="TableContents"/>
+              <w:bidi w:val="0"/>
+              <w:spacing w:before="0" w:after="140"/>
+              <w:jc w:val="left"/>
+              <w:rPr/>
+            </w:pPr>
+            <w:r>
+              <w:rPr/>
+              <w:t>en çok paket gönderen akışın paket sayısı</w:t>
+            </w:r>
+          </w:p>
+        </w:tc>
+      </w:tr>
+      <w:tr>
+        <w:trPr/>
+        <w:tc>
+          <w:tcPr>
+            <w:tcW w:w="2929" w:type="dxa"/>
+            <w:tcBorders/>
+            <w:vAlign w:val="center"/>
+          </w:tcPr>
+          <w:p>
+            <w:pPr>
+              <w:pStyle w:val="TableContents"/>
+              <w:bidi w:val="0"/>
+              <w:spacing w:before="0" w:after="140"/>
+              <w:jc w:val="left"/>
+              <w:rPr/>
+            </w:pPr>
+            <w:r>
+              <w:rPr>
+                <w:rStyle w:val="SourceText"/>
+              </w:rPr>
+              <w:t>delivery_ratio</w:t>
+            </w:r>
+          </w:p>
+        </w:tc>
+        <w:tc>
+          <w:tcPr>
+            <w:tcW w:w="1130" w:type="dxa"/>
+            <w:tcBorders/>
+            <w:vAlign w:val="center"/>
+          </w:tcPr>
+          <w:p>
+            <w:pPr>
+              <w:pStyle w:val="TableContents"/>
+              <w:bidi w:val="0"/>
+              <w:spacing w:before="0" w:after="140"/>
+              <w:jc w:val="left"/>
+              <w:rPr/>
+            </w:pPr>
+            <w:r>
+              <w:rPr/>
+              <w:t>teslim</w:t>
+            </w:r>
+          </w:p>
+        </w:tc>
+        <w:tc>
+          <w:tcPr>
+            <w:tcW w:w="6310" w:type="dxa"/>
+            <w:tcBorders/>
+            <w:vAlign w:val="center"/>
+          </w:tcPr>
+          <w:p>
+            <w:pPr>
+              <w:pStyle w:val="TableContents"/>
+              <w:bidi w:val="0"/>
+              <w:spacing w:before="0" w:after="140"/>
+              <w:jc w:val="left"/>
+              <w:rPr/>
+            </w:pPr>
+            <w:r>
+              <w:rPr/>
+              <w:t>kurban yolunun uçtan uca teslim oranı (§4.4)</w:t>
+            </w:r>
+          </w:p>
+        </w:tc>
+      </w:tr>
+      <w:tr>
+        <w:trPr/>
+        <w:tc>
+          <w:tcPr>
+            <w:tcW w:w="2929" w:type="dxa"/>
+            <w:tcBorders/>
+            <w:vAlign w:val="center"/>
+          </w:tcPr>
+          <w:p>
+            <w:pPr>
+              <w:pStyle w:val="TableContents"/>
+              <w:bidi w:val="0"/>
+              <w:spacing w:before="0" w:after="140"/>
+              <w:jc w:val="left"/>
+              <w:rPr/>
+            </w:pPr>
+            <w:r>
+              <w:rPr>
+                <w:rStyle w:val="SourceText"/>
+              </w:rPr>
+              <w:t>overall_loss_ratio</w:t>
+            </w:r>
+          </w:p>
+        </w:tc>
+        <w:tc>
+          <w:tcPr>
+            <w:tcW w:w="1130" w:type="dxa"/>
+            <w:tcBorders/>
+            <w:vAlign w:val="center"/>
+          </w:tcPr>
+          <w:p>
+            <w:pPr>
+              <w:pStyle w:val="TableContents"/>
+              <w:bidi w:val="0"/>
+              <w:spacing w:before="0" w:after="140"/>
+              <w:jc w:val="left"/>
+              <w:rPr/>
+            </w:pPr>
+            <w:r>
+              <w:rPr/>
+              <w:t>teslim</w:t>
+            </w:r>
+          </w:p>
+        </w:tc>
+        <w:tc>
+          <w:tcPr>
+            <w:tcW w:w="6310" w:type="dxa"/>
+            <w:tcBorders/>
+            <w:vAlign w:val="center"/>
+          </w:tcPr>
+          <w:p>
+            <w:pPr>
+              <w:pStyle w:val="TableContents"/>
+              <w:bidi w:val="0"/>
+              <w:spacing w:before="0" w:after="140"/>
+              <w:jc w:val="left"/>
+              <w:rPr/>
+            </w:pPr>
+            <w:r>
+              <w:rPr/>
+              <w:t>koşudaki toplam kayıp / toplam gönderim</w:t>
+            </w:r>
+          </w:p>
+        </w:tc>
+      </w:tr>
+      <w:tr>
+        <w:trPr/>
+        <w:tc>
+          <w:tcPr>
+            <w:tcW w:w="2929" w:type="dxa"/>
+            <w:tcBorders/>
+            <w:vAlign w:val="center"/>
+          </w:tcPr>
+          <w:p>
+            <w:pPr>
+              <w:pStyle w:val="TableContents"/>
+              <w:bidi w:val="0"/>
+              <w:spacing w:before="0" w:after="140"/>
+              <w:jc w:val="left"/>
+              <w:rPr/>
+            </w:pPr>
+            <w:r>
+              <w:rPr>
+                <w:rStyle w:val="SourceText"/>
+              </w:rPr>
+              <w:t>monitor_owd_ms</w:t>
+            </w:r>
+          </w:p>
+        </w:tc>
+        <w:tc>
+          <w:tcPr>
+            <w:tcW w:w="1130" w:type="dxa"/>
+            <w:tcBorders/>
+            <w:vAlign w:val="center"/>
+          </w:tcPr>
+          <w:p>
+            <w:pPr>
+              <w:pStyle w:val="TableContents"/>
+              <w:bidi w:val="0"/>
+              <w:spacing w:before="0" w:after="140"/>
+              <w:jc w:val="left"/>
+              <w:rPr/>
+            </w:pPr>
+            <w:r>
+              <w:rPr/>
+              <w:t>zamanlama</w:t>
+            </w:r>
+          </w:p>
+        </w:tc>
+        <w:tc>
+          <w:tcPr>
+            <w:tcW w:w="6310" w:type="dxa"/>
+            <w:tcBorders/>
+            <w:vAlign w:val="center"/>
+          </w:tcPr>
+          <w:p>
+            <w:pPr>
+              <w:pStyle w:val="TableContents"/>
+              <w:bidi w:val="0"/>
+              <w:spacing w:before="0" w:after="140"/>
+              <w:jc w:val="left"/>
+              <w:rPr/>
+            </w:pPr>
+            <w:r>
+              <w:rPr/>
+              <w:t>kurban yolunun uçtan uca tek yön gecikmesi</w:t>
+            </w:r>
+          </w:p>
+        </w:tc>
+      </w:tr>
+      <w:tr>
+        <w:trPr/>
+        <w:tc>
+          <w:tcPr>
+            <w:tcW w:w="2929" w:type="dxa"/>
+            <w:tcBorders/>
+            <w:vAlign w:val="center"/>
+          </w:tcPr>
+          <w:p>
+            <w:pPr>
+              <w:pStyle w:val="TableContents"/>
+              <w:bidi w:val="0"/>
+              <w:spacing w:before="0" w:after="140"/>
+              <w:jc w:val="left"/>
+              <w:rPr/>
+            </w:pPr>
+            <w:r>
+              <w:rPr>
+                <w:rStyle w:val="SourceText"/>
+              </w:rPr>
+              <w:t>monitor_pdv_ms</w:t>
+            </w:r>
+          </w:p>
+        </w:tc>
+        <w:tc>
+          <w:tcPr>
+            <w:tcW w:w="1130" w:type="dxa"/>
+            <w:tcBorders/>
+            <w:vAlign w:val="center"/>
+          </w:tcPr>
+          <w:p>
+            <w:pPr>
+              <w:pStyle w:val="TableContents"/>
+              <w:bidi w:val="0"/>
+              <w:spacing w:before="0" w:after="140"/>
+              <w:jc w:val="left"/>
+              <w:rPr/>
+            </w:pPr>
+            <w:r>
+              <w:rPr/>
+              <w:t>zamanlama</w:t>
+            </w:r>
+          </w:p>
+        </w:tc>
+        <w:tc>
+          <w:tcPr>
+            <w:tcW w:w="6310" w:type="dxa"/>
+            <w:tcBorders/>
+            <w:vAlign w:val="center"/>
+          </w:tcPr>
+          <w:p>
+            <w:pPr>
+              <w:pStyle w:val="TableContents"/>
+              <w:bidi w:val="0"/>
+              <w:spacing w:before="0" w:after="140"/>
+              <w:jc w:val="left"/>
+              <w:rPr/>
+            </w:pPr>
+            <w:r>
+              <w:rPr/>
+              <w:t>kurban yolunun uçtan uca jitter'ı</w:t>
+            </w:r>
+          </w:p>
+        </w:tc>
+      </w:tr>
+      <w:tr>
+        <w:trPr/>
+        <w:tc>
+          <w:tcPr>
+            <w:tcW w:w="2929" w:type="dxa"/>
+            <w:tcBorders/>
+            <w:vAlign w:val="center"/>
+          </w:tcPr>
+          <w:p>
+            <w:pPr>
+              <w:pStyle w:val="TableContents"/>
+              <w:bidi w:val="0"/>
+              <w:spacing w:before="0" w:after="140"/>
+              <w:jc w:val="left"/>
+              <w:rPr/>
+            </w:pPr>
+            <w:r>
+              <w:rPr>
+                <w:rStyle w:val="SourceText"/>
+              </w:rPr>
+              <w:t>victim_startup_lag_ms</w:t>
+            </w:r>
+          </w:p>
+        </w:tc>
+        <w:tc>
+          <w:tcPr>
+            <w:tcW w:w="1130" w:type="dxa"/>
+            <w:tcBorders/>
+            <w:vAlign w:val="center"/>
+          </w:tcPr>
+          <w:p>
+            <w:pPr>
+              <w:pStyle w:val="TableContents"/>
+              <w:bidi w:val="0"/>
+              <w:spacing w:before="0" w:after="140"/>
+              <w:jc w:val="left"/>
+              <w:rPr/>
+            </w:pPr>
+            <w:r>
+              <w:rPr/>
+              <w:t>zamanlama</w:t>
+            </w:r>
+          </w:p>
+        </w:tc>
+        <w:tc>
+          <w:tcPr>
+            <w:tcW w:w="6310" w:type="dxa"/>
+            <w:tcBorders/>
+            <w:vAlign w:val="center"/>
+          </w:tcPr>
+          <w:p>
+            <w:pPr>
+              <w:pStyle w:val="TableContents"/>
+              <w:bidi w:val="0"/>
+              <w:spacing w:before="0" w:after="140"/>
+              <w:jc w:val="left"/>
+              <w:rPr/>
+            </w:pPr>
+            <w:r>
+              <w:rPr/>
+              <w:t>kaynağın ilk gönderiminden monitörün ilk alımına geçen süre (§4.4)</w:t>
+            </w:r>
+          </w:p>
+        </w:tc>
+      </w:tr>
+      <w:tr>
+        <w:trPr/>
+        <w:tc>
+          <w:tcPr>
+            <w:tcW w:w="2929" w:type="dxa"/>
+            <w:tcBorders/>
+            <w:vAlign w:val="center"/>
+          </w:tcPr>
+          <w:p>
+            <w:pPr>
+              <w:pStyle w:val="TableContents"/>
+              <w:bidi w:val="0"/>
+              <w:spacing w:before="0" w:after="140"/>
+              <w:jc w:val="left"/>
+              <w:rPr/>
+            </w:pPr>
+            <w:r>
+              <w:rPr>
+                <w:rStyle w:val="SourceText"/>
+              </w:rPr>
+              <w:t>mean_owd_ms</w:t>
+            </w:r>
+          </w:p>
+        </w:tc>
+        <w:tc>
+          <w:tcPr>
+            <w:tcW w:w="1130" w:type="dxa"/>
+            <w:tcBorders/>
+            <w:vAlign w:val="center"/>
+          </w:tcPr>
+          <w:p>
+            <w:pPr>
+              <w:pStyle w:val="TableContents"/>
+              <w:bidi w:val="0"/>
+              <w:spacing w:before="0" w:after="140"/>
+              <w:jc w:val="left"/>
+              <w:rPr/>
+            </w:pPr>
+            <w:r>
+              <w:rPr/>
+              <w:t>zamanlama</w:t>
+            </w:r>
+          </w:p>
+        </w:tc>
+        <w:tc>
+          <w:tcPr>
+            <w:tcW w:w="6310" w:type="dxa"/>
+            <w:tcBorders/>
+            <w:vAlign w:val="center"/>
+          </w:tcPr>
+          <w:p>
+            <w:pPr>
+              <w:pStyle w:val="TableContents"/>
+              <w:bidi w:val="0"/>
+              <w:spacing w:before="0" w:after="140"/>
+              <w:jc w:val="left"/>
+              <w:rPr/>
+            </w:pPr>
+            <w:r>
+              <w:rPr/>
+              <w:t>koşudaki etkin akışların ortalama gecikmesi</w:t>
+            </w:r>
+          </w:p>
+        </w:tc>
+      </w:tr>
+      <w:tr>
+        <w:trPr/>
+        <w:tc>
+          <w:tcPr>
+            <w:tcW w:w="2929" w:type="dxa"/>
+            <w:tcBorders/>
+            <w:vAlign w:val="center"/>
+          </w:tcPr>
+          <w:p>
+            <w:pPr>
+              <w:pStyle w:val="TableContents"/>
+              <w:bidi w:val="0"/>
+              <w:spacing w:before="0" w:after="140"/>
+              <w:jc w:val="left"/>
+              <w:rPr/>
+            </w:pPr>
+            <w:r>
+              <w:rPr>
+                <w:rStyle w:val="SourceText"/>
+              </w:rPr>
+              <w:t>mean_pdv_ms</w:t>
+            </w:r>
+          </w:p>
+        </w:tc>
+        <w:tc>
+          <w:tcPr>
+            <w:tcW w:w="1130" w:type="dxa"/>
+            <w:tcBorders/>
+            <w:vAlign w:val="center"/>
+          </w:tcPr>
+          <w:p>
+            <w:pPr>
+              <w:pStyle w:val="TableContents"/>
+              <w:bidi w:val="0"/>
+              <w:spacing w:before="0" w:after="140"/>
+              <w:jc w:val="left"/>
+              <w:rPr/>
+            </w:pPr>
+            <w:r>
+              <w:rPr/>
+              <w:t>zamanlama</w:t>
+            </w:r>
+          </w:p>
+        </w:tc>
+        <w:tc>
+          <w:tcPr>
+            <w:tcW w:w="6310" w:type="dxa"/>
+            <w:tcBorders/>
+            <w:vAlign w:val="center"/>
+          </w:tcPr>
+          <w:p>
+            <w:pPr>
+              <w:pStyle w:val="TableContents"/>
+              <w:bidi w:val="0"/>
+              <w:spacing w:before="0" w:after="140"/>
+              <w:jc w:val="left"/>
+              <w:rPr/>
+            </w:pPr>
+            <w:r>
+              <w:rPr/>
+              <w:t>koşudaki etkin akışların ortalama jitter'ı</w:t>
+            </w:r>
+          </w:p>
+        </w:tc>
+      </w:tr>
+      <w:tr>
+        <w:trPr/>
+        <w:tc>
+          <w:tcPr>
+            <w:tcW w:w="2929" w:type="dxa"/>
+            <w:tcBorders/>
+            <w:vAlign w:val="center"/>
+          </w:tcPr>
+          <w:p>
+            <w:pPr>
+              <w:pStyle w:val="TableContents"/>
+              <w:bidi w:val="0"/>
+              <w:spacing w:before="0" w:after="140"/>
+              <w:jc w:val="left"/>
+              <w:rPr/>
+            </w:pPr>
+            <w:r>
+              <w:rPr>
+                <w:rStyle w:val="SourceText"/>
+              </w:rPr>
+              <w:t>monitor_missing</w:t>
+            </w:r>
+          </w:p>
+        </w:tc>
+        <w:tc>
+          <w:tcPr>
+            <w:tcW w:w="1130" w:type="dxa"/>
+            <w:tcBorders/>
+            <w:vAlign w:val="center"/>
+          </w:tcPr>
+          <w:p>
+            <w:pPr>
+              <w:pStyle w:val="TableContents"/>
+              <w:bidi w:val="0"/>
+              <w:spacing w:before="0" w:after="140"/>
+              <w:jc w:val="left"/>
+              <w:rPr/>
+            </w:pPr>
+            <w:r>
+              <w:rPr/>
+              <w:t>(gösterge)</w:t>
+            </w:r>
+          </w:p>
+        </w:tc>
+        <w:tc>
+          <w:tcPr>
+            <w:tcW w:w="6310" w:type="dxa"/>
+            <w:tcBorders/>
+            <w:vAlign w:val="center"/>
+          </w:tcPr>
+          <w:p>
+            <w:pPr>
+              <w:pStyle w:val="TableContents"/>
+              <w:bidi w:val="0"/>
+              <w:spacing w:before="0" w:after="140"/>
+              <w:jc w:val="left"/>
+              <w:rPr/>
+            </w:pPr>
+            <w:r>
+              <w:rPr/>
+              <w:t>kurban yolu zamanlaması ölçülemediğinde 1, aksi hâlde 0</w:t>
+            </w:r>
+          </w:p>
+        </w:tc>
+      </w:tr>
+    </w:tbl>
+    <w:p>
+      <w:pPr>
+        <w:pStyle w:val="BodyText"/>
+        <w:bidi w:val="0"/>
+        <w:rPr/>
+      </w:pPr>
+      <w:r>
+        <w:rPr>
+          <w:rStyle w:val="SourceText"/>
+        </w:rPr>
+        <w:t>intensity</w:t>
+      </w:r>
+      <w:r>
+        <w:rPr/>
+        <w:t xml:space="preserve">, </w:t>
+      </w:r>
+      <w:r>
+        <w:rPr>
+          <w:rStyle w:val="SourceText"/>
+        </w:rPr>
+        <w:t>run</w:t>
+      </w:r>
+      <w:r>
+        <w:rPr/>
+        <w:t xml:space="preserve">, </w:t>
+      </w:r>
+      <w:r>
+        <w:rPr>
+          <w:rStyle w:val="SourceText"/>
+        </w:rPr>
+        <w:t>scenario</w:t>
+      </w:r>
+      <w:r>
+        <w:rPr/>
+        <w:t xml:space="preserve"> ve </w:t>
+      </w:r>
+      <w:r>
+        <w:rPr>
+          <w:rStyle w:val="SourceText"/>
+        </w:rPr>
+        <w:t>run_id</w:t>
+      </w:r>
+      <w:r>
+        <w:rPr/>
+        <w:t xml:space="preserve"> sütunları veri setinde bulunur ama </w:t>
+      </w:r>
+      <w:r>
+        <w:rPr>
+          <w:rStyle w:val="Strong"/>
+        </w:rPr>
+        <w:t>modele girdi değildir</w:t>
+      </w:r>
+      <w:r>
+        <w:rPr/>
+        <w:t xml:space="preserve">. </w:t>
+      </w:r>
+      <w:r>
+        <w:rPr>
+          <w:rStyle w:val="SourceText"/>
+        </w:rPr>
+        <w:t>intensity</w:t>
+      </w:r>
+      <w:r>
+        <w:rPr/>
+        <w:t xml:space="preserve"> özellikle dışarıda tutulmuştur: birimi saldırıya göre değişir (grey-hole'de 0–1 arası olasılık, DoS'ta 10–1000 paket/s, DDoS'ta 1–8 saldırgan), dolayısıyla ortak bir sayı ekseni yoktur. Sadece koşuları gruplamak ve tespit–şiddet eğrisini çizmek için tutulur.</w:t>
+      </w:r>
+    </w:p>
+    <w:p>
+      <w:pPr>
+        <w:pStyle w:val="Heading3"/>
+        <w:bidi w:val="0"/>
+        <w:ind w:hanging="0" w:left="0" w:right="0"/>
+        <w:rPr/>
+      </w:pPr>
+      <w:bookmarkStart w:id="27" w:name="44-kurban-yolunu-olcmenin-iki-tuzag"/>
+      <w:bookmarkEnd w:id="27"/>
+      <w:r>
+        <w:rPr/>
+        <w:t>4.4 Kurban yolunu ölçmenin iki tuzağı</w:t>
+      </w:r>
+    </w:p>
+    <w:p>
+      <w:pPr>
+        <w:pStyle w:val="BodyText"/>
+        <w:bidi w:val="0"/>
+        <w:rPr/>
+      </w:pPr>
+      <w:r>
+        <w:rPr/>
+        <w:t>İki öznitelik, ilk bakışta görünmeyen ama sonuçları tersine çevirebilecek tasarım sorunları içermektedir. İkisi de raporun ilerideki bulgularını doğrudan etkilediği için burada açıklanmaktadır.</w:t>
+      </w:r>
+    </w:p>
+    <w:p>
+      <w:pPr>
+        <w:pStyle w:val="BodyText"/>
+        <w:bidi w:val="0"/>
+        <w:rPr/>
+      </w:pPr>
+      <w:r>
+        <w:rPr>
+          <w:rStyle w:val="Strong"/>
+        </w:rPr>
+        <w:t>Aracı, kurban yolunu iki akışa böler.</w:t>
+      </w:r>
+      <w:r>
+        <w:rPr/>
+        <w:t xml:space="preserve"> Altyapı modundaki bir Wi-Fi ağında bir istasyon başka bir istasyona doğrudan ulaşamaz; trafik erişim noktası üzerinden geçer. Bir aracı düğüm yola girdiğinde kurban yolu iki ayrı IP akışına ayrılır: sensörden aracıya (7070) ve aracıdan monitöre (8080). Yalnızca 8080 akışını ölçmek, bu senaryolarda </w:t>
+      </w:r>
+      <w:r>
+        <w:rPr>
+          <w:rStyle w:val="Strong"/>
+        </w:rPr>
+        <w:t>yolun son bacağını</w:t>
+      </w:r>
+      <w:r>
+        <w:rPr/>
+        <w:t xml:space="preserve">, diğer senaryolarda ise </w:t>
+      </w:r>
+      <w:r>
+        <w:rPr>
+          <w:rStyle w:val="Strong"/>
+        </w:rPr>
+        <w:t>yolun tamamını</w:t>
+      </w:r>
+      <w:r>
+        <w:rPr/>
+        <w:t xml:space="preserve"> ölçmek demektir — yani tek bir sütun sessizce iki farklı fiziksel büyüklüğü taşır.</w:t>
+      </w:r>
+    </w:p>
+    <w:p>
+      <w:pPr>
+        <w:pStyle w:val="BodyText"/>
+        <w:bidi w:val="0"/>
+        <w:rPr/>
+      </w:pPr>
+      <w:r>
+        <w:rPr/>
+        <w:t xml:space="preserve">Bunun sonucu yalnızca gürültü değil, </w:t>
+      </w:r>
+      <w:r>
+        <w:rPr>
+          <w:rStyle w:val="Strong"/>
+        </w:rPr>
+        <w:t>ters yönlü bir sinyaldir</w:t>
+      </w:r>
+      <w:r>
+        <w:rPr/>
+        <w:t xml:space="preserve">: ölçüldüğünde, aracılı yol doğrudan yoldan </w:t>
+      </w:r>
+      <w:r>
+        <w:rPr>
+          <w:rStyle w:val="Emphasis"/>
+        </w:rPr>
+        <w:t>daha hızlı</w:t>
+      </w:r>
+      <w:r>
+        <w:rPr/>
+        <w:t xml:space="preserve"> görünmektedir (14.5 ms'e karşı 16.2 ms), oysa gerçekte uçtan uca 1.76 kat daha yavaştır (28.4 ms). Düzeltilmeseydi model, aracının varlığını "daha hızlı" diye öğrenirdi. Bu nedenle hem teslim oranı hem gecikme, </w:t>
+      </w:r>
+      <w:r>
+        <w:rPr>
+          <w:rStyle w:val="Strong"/>
+        </w:rPr>
+        <w:t>iki bacak birleştirilerek</w:t>
+      </w:r>
+      <w:r>
+        <w:rPr/>
+        <w:t xml:space="preserve"> hesaplanır: teslim oranı </w:t>
+      </w:r>
+      <w:r>
+        <w:rPr>
+          <w:rStyle w:val="SourceText"/>
+        </w:rPr>
+        <w:t>monitörün aldığı / aracıya gönderilen</w:t>
+      </w:r>
+      <w:r>
+        <w:rPr/>
+        <w:t>, gecikme ise iki bacağın toplamıdır.</w:t>
+      </w:r>
+    </w:p>
+    <w:p>
+      <w:pPr>
+        <w:pStyle w:val="BodyText"/>
+        <w:bidi w:val="0"/>
+        <w:rPr/>
+      </w:pPr>
+      <w:r>
+        <w:rPr>
+          <w:rStyle w:val="Emphasis"/>
+        </w:rPr>
+        <w:t xml:space="preserve">(Jitter için bacakları toplamak bir yaklaşımdır — bağımsız iki bacak gerçekte </w:t>
+      </w:r>
+      <w:r>
+        <w:rPr>
+          <w:rStyle w:val="SourceText"/>
+        </w:rPr>
+        <w:t>√(a²+b²)</w:t>
+      </w:r>
+      <w:r>
+        <w:rPr>
+          <w:rStyle w:val="Emphasis"/>
+        </w:rPr>
+        <w:t xml:space="preserve"> gibi birleşir, dolayısıyla bu bir üst sınırdır. Yine de kullanılmaktadır, çünkü bir özniteliğin taşıması gereken temel özellik sınıflar arasında tutarlı olmasıdır; tek bacağı ölçmek yaklaşık değil, yanlıştır.)</w:t>
+      </w:r>
+    </w:p>
+    <w:p>
+      <w:pPr>
+        <w:pStyle w:val="BodyText"/>
+        <w:bidi w:val="0"/>
+        <w:rPr/>
+      </w:pPr>
+      <w:r>
+        <w:rPr>
+          <w:rStyle w:val="Strong"/>
+        </w:rPr>
+        <w:t>Ölçülemeyen bir değer sıfır değildir.</w:t>
+      </w:r>
+      <w:r>
+        <w:rPr/>
+        <w:t xml:space="preserve"> Kurban yoluna hiçbir paketin ulaşmadığı koşularda (blackhole, grey-hole </w:t>
+      </w:r>
+      <w:r>
+        <w:rPr>
+          <w:rStyle w:val="SourceText"/>
+        </w:rPr>
+        <w:t>p=1</w:t>
+      </w:r>
+      <w:r>
+        <w:rPr/>
+        <w:t xml:space="preserve">) ortalanacak bir gecikme yoktur. Bu durumda gecikme </w:t>
+      </w:r>
+      <w:r>
+        <w:rPr>
+          <w:rStyle w:val="SourceText"/>
+        </w:rPr>
+        <w:t>0.0</w:t>
+      </w:r>
+      <w:r>
+        <w:rPr/>
+        <w:t xml:space="preserve"> olarak kaydedilseydi, veri setindeki </w:t>
+      </w:r>
+      <w:r>
+        <w:rPr>
+          <w:rStyle w:val="Strong"/>
+        </w:rPr>
+        <w:t>en ağır saldırılar en hızlı koşular</w:t>
+      </w:r>
+      <w:r>
+        <w:rPr/>
+        <w:t xml:space="preserve"> olarak görünürdü — yine ters yönlü bir sinyal. Bu nedenle bu değerler </w:t>
+      </w:r>
+      <w:r>
+        <w:rPr>
+          <w:rStyle w:val="Emphasis"/>
+        </w:rPr>
+        <w:t>eksik</w:t>
+      </w:r>
+      <w:r>
+        <w:rPr/>
+        <w:t xml:space="preserve"> olarak işaretlenir (</w:t>
+      </w:r>
+      <w:r>
+        <w:rPr>
+          <w:rStyle w:val="SourceText"/>
+        </w:rPr>
+        <w:t>NaN</w:t>
+      </w:r>
+      <w:r>
+        <w:rPr/>
+        <w:t>), ve eksikliğin kendisi bilgi taşıdığı için modele ayrı bir gösterge sütunuyla (</w:t>
+      </w:r>
+      <w:r>
+        <w:rPr>
+          <w:rStyle w:val="SourceText"/>
+        </w:rPr>
+        <w:t>monitor_missing</w:t>
+      </w:r>
+      <w:r>
+        <w:rPr/>
+        <w:t>) bildirilir.</w:t>
+      </w:r>
+    </w:p>
+    <w:p>
+      <w:pPr>
+        <w:pStyle w:val="BodyText"/>
+        <w:bidi w:val="0"/>
+        <w:rPr/>
+      </w:pPr>
+      <w:r>
+        <w:rPr>
+          <w:rStyle w:val="Strong"/>
+        </w:rPr>
+        <w:t>Akış seviyesi ölçümün göremediği bir şey vardır.</w:t>
+      </w:r>
+      <w:r>
+        <w:rPr/>
+        <w:t xml:space="preserve"> FlowMonitor her akışın </w:t>
+      </w:r>
+      <w:r>
+        <w:rPr>
+          <w:rStyle w:val="Strong"/>
+        </w:rPr>
+        <w:t>kendi</w:t>
+      </w:r>
+      <w:r>
+        <w:rPr/>
+        <w:t xml:space="preserve"> transitini ölçer. Bir aracı, birinci akışı sonlandırıp ikincisini başlattığı için, aracının paketi elinde tuttuğu süre iki akışın </w:t>
+      </w:r>
+      <w:r>
+        <w:rPr>
+          <w:rStyle w:val="Emphasis"/>
+        </w:rPr>
+        <w:t>arasına</w:t>
+      </w:r>
+      <w:r>
+        <w:rPr/>
+        <w:t xml:space="preserve"> düşer: ikinci akışın gönderim zaman damgası tutma bittikten sonra atılır, dolayısıyla transiti değişmez. Ölçülmüştür: yaklaşık 200 ms tutan bir aracı, </w:t>
+      </w:r>
+      <w:r>
+        <w:rPr>
+          <w:rStyle w:val="SourceText"/>
+        </w:rPr>
+        <w:t>monitor_owd_ms</w:t>
+      </w:r>
+      <w:r>
+        <w:rPr/>
+        <w:t xml:space="preserve"> değerini hiç hareket ettirmemiştir.</w:t>
+      </w:r>
+    </w:p>
+    <w:p>
+      <w:pPr>
+        <w:pStyle w:val="BodyText"/>
+        <w:bidi w:val="0"/>
+        <w:rPr/>
+      </w:pPr>
+      <w:r>
+        <w:rPr>
+          <w:rStyle w:val="SourceText"/>
+        </w:rPr>
+        <w:t>victim_startup_lag_ms</w:t>
+      </w:r>
+      <w:r>
+        <w:rPr/>
+        <w:t xml:space="preserve"> tam olarak bu boşluğu kapatmak için eklenmiştir: kaynağın ilk gönderiminden monitörün ilk alımına kadar geçen süreyi ölçer, yani aracının bekleme süresini ölçülen aralığın </w:t>
+      </w:r>
+      <w:r>
+        <w:rPr>
+          <w:rStyle w:val="Strong"/>
+        </w:rPr>
+        <w:t>içine</w:t>
+      </w:r>
+      <w:r>
+        <w:rPr/>
+        <w:t xml:space="preserve"> alır. Bu özniteliğin doğru okunması için iki özelliği bilinmelidir: tek bir pakete dayandığı için ortalamaya dayalı zamanlama özniteliklerinden daha gürültülüdür, ve nominal tutma süresinin yaklaşık </w:t>
+      </w:r>
+      <w:r>
+        <w:rPr>
+          <w:rStyle w:val="Strong"/>
+        </w:rPr>
+        <w:t>yarısını</w:t>
+      </w:r>
+      <w:r>
+        <w:rPr/>
+        <w:t xml:space="preserve"> izler — ilk ulaşan paket, aracının rastgele gecikme aralığının en alt ucundan geçen pakettir.</w:t>
+      </w:r>
+    </w:p>
+    <w:p>
+      <w:pPr>
+        <w:pStyle w:val="Heading3"/>
+        <w:bidi w:val="0"/>
+        <w:ind w:hanging="0" w:left="0" w:right="0"/>
+        <w:rPr/>
+      </w:pPr>
+      <w:bookmarkStart w:id="28" w:name="45-siddet-eksenleri"/>
+      <w:bookmarkEnd w:id="28"/>
+      <w:r>
+        <w:rPr/>
+        <w:t>4.5 Şiddet eksenleri</w:t>
+      </w:r>
+    </w:p>
+    <w:p>
+      <w:pPr>
+        <w:pStyle w:val="BodyText"/>
+        <w:bidi w:val="0"/>
+        <w:rPr/>
+      </w:pPr>
+      <w:r>
+        <w:rPr/>
+        <w:t>Her saldırı sınıfının, sürekli biçimde artırılabilen bir şiddet parametresi vardır. Tespit–şiddet eğrisi bunun üzerine kurulur.</w:t>
+      </w:r>
+    </w:p>
+    <w:tbl>
+      <w:tblPr>
+        <w:tblW w:w="7435" w:type="dxa"/>
+        <w:jc w:val="left"/>
+        <w:tblInd w:w="28" w:type="dxa"/>
+        <w:tblLayout w:type="fixed"/>
+        <w:tblCellMar>
+          <w:top w:w="28" w:type="dxa"/>
+          <w:left w:w="28" w:type="dxa"/>
+          <w:bottom w:w="28" w:type="dxa"/>
+          <w:right w:w="28" w:type="dxa"/>
+        </w:tblCellMar>
+      </w:tblPr>
+      <w:tblGrid>
+        <w:gridCol w:w="1174"/>
+        <w:gridCol w:w="1899"/>
+        <w:gridCol w:w="3586"/>
+        <w:gridCol w:w="776"/>
+      </w:tblGrid>
+      <w:tr>
+        <w:trPr>
+          <w:tblHeader w:val="true"/>
+        </w:trPr>
+        <w:tc>
+          <w:tcPr>
+            <w:tcW w:w="1174" w:type="dxa"/>
+            <w:tcBorders/>
+            <w:vAlign w:val="center"/>
+          </w:tcPr>
+          <w:p>
+            <w:pPr>
+              <w:pStyle w:val="TableHeading"/>
+              <w:suppressLineNumbers/>
+              <w:shd w:fill="ECECEC" w:val="clear"/>
+              <w:bidi w:val="0"/>
+              <w:spacing w:before="0" w:after="140"/>
+              <w:jc w:val="left"/>
+              <w:rPr/>
+            </w:pPr>
+            <w:r>
+              <w:rPr/>
+              <w:t>sınıf</w:t>
+            </w:r>
+          </w:p>
+        </w:tc>
+        <w:tc>
+          <w:tcPr>
+            <w:tcW w:w="1899" w:type="dxa"/>
+            <w:tcBorders/>
+            <w:vAlign w:val="center"/>
+          </w:tcPr>
+          <w:p>
+            <w:pPr>
+              <w:pStyle w:val="TableHeading"/>
+              <w:suppressLineNumbers/>
+              <w:shd w:fill="ECECEC" w:val="clear"/>
+              <w:bidi w:val="0"/>
+              <w:spacing w:before="0" w:after="140"/>
+              <w:jc w:val="left"/>
+              <w:rPr/>
+            </w:pPr>
+            <w:r>
+              <w:rPr/>
+              <w:t>şiddet parametresi</w:t>
+            </w:r>
+          </w:p>
+        </w:tc>
+        <w:tc>
+          <w:tcPr>
+            <w:tcW w:w="3586" w:type="dxa"/>
+            <w:tcBorders/>
+            <w:vAlign w:val="center"/>
+          </w:tcPr>
+          <w:p>
+            <w:pPr>
+              <w:pStyle w:val="TableHeading"/>
+              <w:suppressLineNumbers/>
+              <w:shd w:fill="ECECEC" w:val="clear"/>
+              <w:bidi w:val="0"/>
+              <w:spacing w:before="0" w:after="140"/>
+              <w:jc w:val="left"/>
+              <w:rPr/>
+            </w:pPr>
+            <w:r>
+              <w:rPr/>
+              <w:t>taranan değerler</w:t>
+            </w:r>
+          </w:p>
+        </w:tc>
+        <w:tc>
+          <w:tcPr>
+            <w:tcW w:w="776" w:type="dxa"/>
+            <w:tcBorders/>
+            <w:vAlign w:val="center"/>
+          </w:tcPr>
+          <w:p>
+            <w:pPr>
+              <w:pStyle w:val="TableHeading"/>
+              <w:suppressLineNumbers/>
+              <w:shd w:fill="ECECEC" w:val="clear"/>
+              <w:bidi w:val="0"/>
+              <w:spacing w:before="0" w:after="140"/>
+              <w:jc w:val="left"/>
+              <w:rPr/>
+            </w:pPr>
+            <w:r>
+              <w:rPr/>
+              <w:t>tohum</w:t>
+            </w:r>
+          </w:p>
+        </w:tc>
+      </w:tr>
+      <w:tr>
+        <w:trPr/>
+        <w:tc>
+          <w:tcPr>
+            <w:tcW w:w="1174" w:type="dxa"/>
+            <w:tcBorders/>
+            <w:vAlign w:val="center"/>
+          </w:tcPr>
+          <w:p>
+            <w:pPr>
+              <w:pStyle w:val="TableContents"/>
+              <w:bidi w:val="0"/>
+              <w:spacing w:before="0" w:after="140"/>
+              <w:jc w:val="left"/>
+              <w:rPr/>
+            </w:pPr>
+            <w:r>
+              <w:rPr>
+                <w:rStyle w:val="SourceText"/>
+              </w:rPr>
+              <w:t>normal</w:t>
+            </w:r>
+          </w:p>
+        </w:tc>
+        <w:tc>
+          <w:tcPr>
+            <w:tcW w:w="1899" w:type="dxa"/>
+            <w:tcBorders/>
+            <w:vAlign w:val="center"/>
+          </w:tcPr>
+          <w:p>
+            <w:pPr>
+              <w:pStyle w:val="TableContents"/>
+              <w:bidi w:val="0"/>
+              <w:spacing w:before="0" w:after="140"/>
+              <w:jc w:val="left"/>
+              <w:rPr/>
+            </w:pPr>
+            <w:r>
+              <w:rPr/>
+              <w:t>—</w:t>
+            </w:r>
+          </w:p>
+        </w:tc>
+        <w:tc>
+          <w:tcPr>
+            <w:tcW w:w="3586" w:type="dxa"/>
+            <w:tcBorders/>
+            <w:vAlign w:val="center"/>
+          </w:tcPr>
+          <w:p>
+            <w:pPr>
+              <w:pStyle w:val="TableContents"/>
+              <w:bidi w:val="0"/>
+              <w:spacing w:before="0" w:after="140"/>
+              <w:jc w:val="left"/>
+              <w:rPr/>
+            </w:pPr>
+            <w:r>
+              <w:rPr/>
+              <w:t>—</w:t>
+            </w:r>
+          </w:p>
+        </w:tc>
+        <w:tc>
+          <w:tcPr>
+            <w:tcW w:w="776" w:type="dxa"/>
+            <w:tcBorders/>
+            <w:vAlign w:val="center"/>
+          </w:tcPr>
+          <w:p>
+            <w:pPr>
+              <w:pStyle w:val="TableContents"/>
+              <w:bidi w:val="0"/>
+              <w:spacing w:before="0" w:after="140"/>
+              <w:jc w:val="left"/>
+              <w:rPr/>
+            </w:pPr>
+            <w:r>
+              <w:rPr/>
+              <w:t>40</w:t>
+            </w:r>
+          </w:p>
+        </w:tc>
+      </w:tr>
+      <w:tr>
+        <w:trPr/>
+        <w:tc>
+          <w:tcPr>
+            <w:tcW w:w="1174" w:type="dxa"/>
+            <w:tcBorders/>
+            <w:vAlign w:val="center"/>
+          </w:tcPr>
+          <w:p>
+            <w:pPr>
+              <w:pStyle w:val="TableContents"/>
+              <w:bidi w:val="0"/>
+              <w:spacing w:before="0" w:after="140"/>
+              <w:jc w:val="left"/>
+              <w:rPr/>
+            </w:pPr>
+            <w:r>
+              <w:rPr>
+                <w:rStyle w:val="SourceText"/>
+              </w:rPr>
+              <w:t>dos</w:t>
+            </w:r>
+          </w:p>
+        </w:tc>
+        <w:tc>
+          <w:tcPr>
+            <w:tcW w:w="1899" w:type="dxa"/>
+            <w:tcBorders/>
+            <w:vAlign w:val="center"/>
+          </w:tcPr>
+          <w:p>
+            <w:pPr>
+              <w:pStyle w:val="TableContents"/>
+              <w:bidi w:val="0"/>
+              <w:spacing w:before="0" w:after="140"/>
+              <w:jc w:val="left"/>
+              <w:rPr/>
+            </w:pPr>
+            <w:r>
+              <w:rPr/>
+              <w:t>flood hızı (paket/s)</w:t>
+            </w:r>
+          </w:p>
+        </w:tc>
+        <w:tc>
+          <w:tcPr>
+            <w:tcW w:w="3586" w:type="dxa"/>
+            <w:tcBorders/>
+            <w:vAlign w:val="center"/>
+          </w:tcPr>
+          <w:p>
+            <w:pPr>
+              <w:pStyle w:val="TableContents"/>
+              <w:bidi w:val="0"/>
+              <w:spacing w:before="0" w:after="140"/>
+              <w:jc w:val="left"/>
+              <w:rPr/>
+            </w:pPr>
+            <w:r>
+              <w:rPr/>
+              <w:t>1, 2, 5, 10, 20, 50, 100, 200, 500, 1000</w:t>
+            </w:r>
+          </w:p>
+        </w:tc>
+        <w:tc>
+          <w:tcPr>
+            <w:tcW w:w="776" w:type="dxa"/>
+            <w:tcBorders/>
+            <w:vAlign w:val="center"/>
+          </w:tcPr>
+          <w:p>
+            <w:pPr>
+              <w:pStyle w:val="TableContents"/>
+              <w:bidi w:val="0"/>
+              <w:spacing w:before="0" w:after="140"/>
+              <w:jc w:val="left"/>
+              <w:rPr/>
+            </w:pPr>
+            <w:r>
+              <w:rPr/>
+              <w:t>10</w:t>
+            </w:r>
+          </w:p>
+        </w:tc>
+      </w:tr>
+      <w:tr>
+        <w:trPr/>
+        <w:tc>
+          <w:tcPr>
+            <w:tcW w:w="1174" w:type="dxa"/>
+            <w:tcBorders/>
+            <w:vAlign w:val="center"/>
+          </w:tcPr>
+          <w:p>
+            <w:pPr>
+              <w:pStyle w:val="TableContents"/>
+              <w:bidi w:val="0"/>
+              <w:spacing w:before="0" w:after="140"/>
+              <w:jc w:val="left"/>
+              <w:rPr/>
+            </w:pPr>
+            <w:r>
+              <w:rPr>
+                <w:rStyle w:val="SourceText"/>
+              </w:rPr>
+              <w:t>ddos</w:t>
+            </w:r>
+          </w:p>
+        </w:tc>
+        <w:tc>
+          <w:tcPr>
+            <w:tcW w:w="1899" w:type="dxa"/>
+            <w:tcBorders/>
+            <w:vAlign w:val="center"/>
+          </w:tcPr>
+          <w:p>
+            <w:pPr>
+              <w:pStyle w:val="TableContents"/>
+              <w:bidi w:val="0"/>
+              <w:spacing w:before="0" w:after="140"/>
+              <w:jc w:val="left"/>
+              <w:rPr/>
+            </w:pPr>
+            <w:r>
+              <w:rPr/>
+              <w:t>saldırgan sayısı</w:t>
+            </w:r>
+          </w:p>
+        </w:tc>
+        <w:tc>
+          <w:tcPr>
+            <w:tcW w:w="3586" w:type="dxa"/>
+            <w:tcBorders/>
+            <w:vAlign w:val="center"/>
+          </w:tcPr>
+          <w:p>
+            <w:pPr>
+              <w:pStyle w:val="TableContents"/>
+              <w:bidi w:val="0"/>
+              <w:spacing w:before="0" w:after="140"/>
+              <w:jc w:val="left"/>
+              <w:rPr/>
+            </w:pPr>
+            <w:r>
+              <w:rPr/>
+              <w:t>1, 2, 3, 5, 8</w:t>
+            </w:r>
+          </w:p>
+        </w:tc>
+        <w:tc>
+          <w:tcPr>
+            <w:tcW w:w="776" w:type="dxa"/>
+            <w:tcBorders/>
+            <w:vAlign w:val="center"/>
+          </w:tcPr>
+          <w:p>
+            <w:pPr>
+              <w:pStyle w:val="TableContents"/>
+              <w:bidi w:val="0"/>
+              <w:spacing w:before="0" w:after="140"/>
+              <w:jc w:val="left"/>
+              <w:rPr/>
+            </w:pPr>
+            <w:r>
+              <w:rPr/>
+              <w:t>5</w:t>
+            </w:r>
+          </w:p>
+        </w:tc>
+      </w:tr>
+      <w:tr>
+        <w:trPr/>
+        <w:tc>
+          <w:tcPr>
+            <w:tcW w:w="1174" w:type="dxa"/>
+            <w:tcBorders/>
+            <w:vAlign w:val="center"/>
+          </w:tcPr>
+          <w:p>
+            <w:pPr>
+              <w:pStyle w:val="TableContents"/>
+              <w:bidi w:val="0"/>
+              <w:spacing w:before="0" w:after="140"/>
+              <w:jc w:val="left"/>
+              <w:rPr/>
+            </w:pPr>
+            <w:r>
+              <w:rPr>
+                <w:rStyle w:val="SourceText"/>
+              </w:rPr>
+              <w:t>greyhole</w:t>
+            </w:r>
+          </w:p>
+        </w:tc>
+        <w:tc>
+          <w:tcPr>
+            <w:tcW w:w="1899" w:type="dxa"/>
+            <w:tcBorders/>
+            <w:vAlign w:val="center"/>
+          </w:tcPr>
+          <w:p>
+            <w:pPr>
+              <w:pStyle w:val="TableContents"/>
+              <w:bidi w:val="0"/>
+              <w:spacing w:before="0" w:after="140"/>
+              <w:jc w:val="left"/>
+              <w:rPr/>
+            </w:pPr>
+            <w:r>
+              <w:rPr/>
+              <w:t xml:space="preserve">düşürme olasılığı </w:t>
+            </w:r>
+            <w:r>
+              <w:rPr>
+                <w:rStyle w:val="SourceText"/>
+              </w:rPr>
+              <w:t>p</w:t>
+            </w:r>
+          </w:p>
+        </w:tc>
+        <w:tc>
+          <w:tcPr>
+            <w:tcW w:w="3586" w:type="dxa"/>
+            <w:tcBorders/>
+            <w:vAlign w:val="center"/>
+          </w:tcPr>
+          <w:p>
+            <w:pPr>
+              <w:pStyle w:val="TableContents"/>
+              <w:bidi w:val="0"/>
+              <w:spacing w:before="0" w:after="140"/>
+              <w:jc w:val="left"/>
+              <w:rPr/>
+            </w:pPr>
+            <w:r>
+              <w:rPr/>
+              <w:t>0.02, 0.05, 0.1 … 0.9</w:t>
+            </w:r>
+          </w:p>
+        </w:tc>
+        <w:tc>
+          <w:tcPr>
+            <w:tcW w:w="776" w:type="dxa"/>
+            <w:tcBorders/>
+            <w:vAlign w:val="center"/>
+          </w:tcPr>
+          <w:p>
+            <w:pPr>
+              <w:pStyle w:val="TableContents"/>
+              <w:bidi w:val="0"/>
+              <w:spacing w:before="0" w:after="140"/>
+              <w:jc w:val="left"/>
+              <w:rPr/>
+            </w:pPr>
+            <w:r>
+              <w:rPr/>
+              <w:t>10</w:t>
+            </w:r>
+          </w:p>
+        </w:tc>
+      </w:tr>
+      <w:tr>
+        <w:trPr/>
+        <w:tc>
+          <w:tcPr>
+            <w:tcW w:w="1174" w:type="dxa"/>
+            <w:tcBorders/>
+            <w:vAlign w:val="center"/>
+          </w:tcPr>
+          <w:p>
+            <w:pPr>
+              <w:pStyle w:val="TableContents"/>
+              <w:bidi w:val="0"/>
+              <w:spacing w:before="0" w:after="140"/>
+              <w:jc w:val="left"/>
+              <w:rPr/>
+            </w:pPr>
+            <w:r>
+              <w:rPr>
+                <w:rStyle w:val="SourceText"/>
+              </w:rPr>
+              <w:t>blackhole</w:t>
+            </w:r>
+          </w:p>
+        </w:tc>
+        <w:tc>
+          <w:tcPr>
+            <w:tcW w:w="1899" w:type="dxa"/>
+            <w:tcBorders/>
+            <w:vAlign w:val="center"/>
+          </w:tcPr>
+          <w:p>
+            <w:pPr>
+              <w:pStyle w:val="TableContents"/>
+              <w:bidi w:val="0"/>
+              <w:spacing w:before="0" w:after="140"/>
+              <w:jc w:val="left"/>
+              <w:rPr/>
+            </w:pPr>
+            <w:r>
+              <w:rPr/>
+              <w:t xml:space="preserve">— </w:t>
+            </w:r>
+            <w:r>
+              <w:rPr/>
+              <w:t>(tek nokta)</w:t>
+            </w:r>
+          </w:p>
+        </w:tc>
+        <w:tc>
+          <w:tcPr>
+            <w:tcW w:w="3586" w:type="dxa"/>
+            <w:tcBorders/>
+            <w:vAlign w:val="center"/>
+          </w:tcPr>
+          <w:p>
+            <w:pPr>
+              <w:pStyle w:val="TableContents"/>
+              <w:bidi w:val="0"/>
+              <w:spacing w:before="0" w:after="140"/>
+              <w:jc w:val="left"/>
+              <w:rPr/>
+            </w:pPr>
+            <w:r>
+              <w:rPr/>
+              <w:t>tam engelleme</w:t>
+            </w:r>
+          </w:p>
+        </w:tc>
+        <w:tc>
+          <w:tcPr>
+            <w:tcW w:w="776" w:type="dxa"/>
+            <w:tcBorders/>
+            <w:vAlign w:val="center"/>
+          </w:tcPr>
+          <w:p>
+            <w:pPr>
+              <w:pStyle w:val="TableContents"/>
+              <w:bidi w:val="0"/>
+              <w:spacing w:before="0" w:after="140"/>
+              <w:jc w:val="left"/>
+              <w:rPr/>
+            </w:pPr>
+            <w:r>
+              <w:rPr/>
+              <w:t>10</w:t>
+            </w:r>
+          </w:p>
+        </w:tc>
+      </w:tr>
+    </w:tbl>
+    <w:p>
+      <w:pPr>
+        <w:pStyle w:val="BodyText"/>
+        <w:bidi w:val="0"/>
+        <w:rPr/>
+      </w:pPr>
+      <w:r>
+        <w:rPr/>
+        <w:t xml:space="preserve">İki uç nokta grey-hole ızgarasından </w:t>
+      </w:r>
+      <w:r>
+        <w:rPr>
+          <w:rStyle w:val="Strong"/>
+        </w:rPr>
+        <w:t>kasten çıkarılmıştır</w:t>
+      </w:r>
+      <w:r>
+        <w:rPr/>
+        <w:t xml:space="preserve">. </w:t>
+      </w:r>
+      <w:r>
+        <w:rPr>
+          <w:rStyle w:val="SourceText"/>
+        </w:rPr>
+        <w:t>p = 0</w:t>
+      </w:r>
+      <w:r>
+        <w:rPr/>
+        <w:t xml:space="preserve"> hiçbir paket düşürmez, yani öznitelik vektörü normal koşularla birebir aynı olur; </w:t>
+      </w:r>
+      <w:r>
+        <w:rPr>
+          <w:rStyle w:val="SourceText"/>
+        </w:rPr>
+        <w:t>p = 1</w:t>
+      </w:r>
+      <w:r>
+        <w:rPr/>
+        <w:t xml:space="preserve"> her paketi düşürür, yani blackhole sınıfıyla birebir aynı olur. İkisi de aynı vektörü iki farklı etiket altına koyardı. Teslim ekseninin eğrisi bu yüzden şöyle okunur: grey-hole </w:t>
+      </w:r>
+      <w:r>
+        <w:rPr>
+          <w:rStyle w:val="SourceText"/>
+        </w:rPr>
+        <w:t>p = 0.02 … 0.9</w:t>
+      </w:r>
+      <w:r>
+        <w:rPr/>
+        <w:t xml:space="preserve">, artı blackhole'un kendisi </w:t>
+      </w:r>
+      <w:r>
+        <w:rPr>
+          <w:rStyle w:val="SourceText"/>
+        </w:rPr>
+        <w:t>p = 1</w:t>
+      </w:r>
+      <w:r>
+        <w:rPr/>
+        <w:t xml:space="preserve"> noktası olarak.</w:t>
+      </w:r>
+    </w:p>
+    <w:p>
+      <w:pPr>
+        <w:pStyle w:val="BodyText"/>
+        <w:bidi w:val="0"/>
+        <w:rPr/>
+      </w:pPr>
+      <w:r>
+        <w:rPr>
+          <w:rStyle w:val="SourceText"/>
+        </w:rPr>
+        <w:t>p = 0.02</w:t>
+      </w:r>
+      <w:r>
+        <w:rPr/>
+        <w:t xml:space="preserve"> ve </w:t>
+      </w:r>
+      <w:r>
+        <w:rPr>
+          <w:rStyle w:val="SourceText"/>
+        </w:rPr>
+        <w:t>0.05</w:t>
+      </w:r>
+      <w:r>
+        <w:rPr/>
+        <w:t xml:space="preserve"> noktaları sonradan eklenmiştir, ve sebebi §3.3'ün doğrudan sonucudur: taban artık bir gürültü tabanına sahip olduğu için (</w:t>
+      </w:r>
+      <w:r>
+        <w:rPr>
+          <w:rStyle w:val="SourceText"/>
+        </w:rPr>
+        <w:t>0.9695 ± 0.0321</w:t>
+      </w:r>
+      <w:r>
+        <w:rPr/>
+        <w:t xml:space="preserve">), </w:t>
+      </w:r>
+      <w:r>
+        <w:rPr>
+          <w:rStyle w:val="SourceText"/>
+        </w:rPr>
+        <w:t>p = 0.1</w:t>
+      </w:r>
+      <w:r>
+        <w:rPr/>
+        <w:t xml:space="preserve"> bu tabandan yalnızca ~2.8 standart sapma, </w:t>
+      </w:r>
+      <w:r>
+        <w:rPr>
+          <w:rStyle w:val="SourceText"/>
+        </w:rPr>
+        <w:t>p = 0.05</w:t>
+      </w:r>
+      <w:r>
+        <w:rPr/>
+        <w:t xml:space="preserve"> ~1.4, </w:t>
+      </w:r>
+      <w:r>
+        <w:rPr>
+          <w:rStyle w:val="SourceText"/>
+        </w:rPr>
+        <w:t>p = 0.02</w:t>
+      </w:r>
+      <w:r>
+        <w:rPr/>
+        <w:t xml:space="preserve"> ise ~0.6 sapma uzaktadır. Yani grey-hole'ün tespit edilebilirliği </w:t>
+      </w:r>
+      <w:r>
+        <w:rPr>
+          <w:rStyle w:val="SourceText"/>
+        </w:rPr>
+        <w:t>p = 0.1</w:t>
+      </w:r>
+      <w:r>
+        <w:rPr>
+          <w:rStyle w:val="Strong"/>
+        </w:rPr>
+        <w:t>'in altında</w:t>
+      </w:r>
+      <w:r>
+        <w:rPr/>
+        <w:t xml:space="preserve"> çökmektedir ve eski ızgara bu bölgeyi hiç görmüyordu. Aynı gerekçeyle DoS ızgarasına 1, 2 ve 5 paket/s noktaları eklenmiştir: eğrinin çöktüğü yeri göstermek için tabana ulaşması gerekir.</w:t>
+      </w:r>
+    </w:p>
+    <w:p>
+      <w:pPr>
+        <w:pStyle w:val="Heading3"/>
+        <w:bidi w:val="0"/>
+        <w:ind w:hanging="0" w:left="0" w:right="0"/>
+        <w:rPr/>
+      </w:pPr>
+      <w:bookmarkStart w:id="29" w:name="46-egitim-snf-ile-probe-ayrm"/>
+      <w:bookmarkEnd w:id="29"/>
+      <w:r>
+        <w:rPr/>
+        <w:t>4.6 Eğitim sınıfı ile probe ayrımı</w:t>
+      </w:r>
+    </w:p>
+    <w:p>
+      <w:pPr>
+        <w:pStyle w:val="BodyText"/>
+        <w:bidi w:val="0"/>
+        <w:rPr/>
+      </w:pPr>
+      <w:r>
+        <w:rPr/>
+        <w:t xml:space="preserve">Bir konfigürasyon ölçüldü diye eğitim verisine girmez. Bu çalışmada bazı konfigürasyonlar kasten </w:t>
+      </w:r>
+      <w:r>
+        <w:rPr>
+          <w:rStyle w:val="Strong"/>
+        </w:rPr>
+        <w:t>yalnızca değerlendirilmiş, hiç eğitilmemiştir</w:t>
+      </w:r>
+      <w:r>
+        <w:rPr/>
+        <w:t xml:space="preserve">; bunlara </w:t>
+      </w:r>
+      <w:r>
+        <w:rPr>
+          <w:rStyle w:val="Emphasis"/>
+        </w:rPr>
+        <w:t>probe</w:t>
+      </w:r>
+      <w:r>
+        <w:rPr/>
+        <w:t xml:space="preserve"> denmektedir. Bir konfigürasyonun probe olmasının üç gerekçesinden biri geçerlidir:</w:t>
+      </w:r>
+    </w:p>
+    <w:p>
+      <w:pPr>
+        <w:pStyle w:val="BodyText"/>
+        <w:numPr>
+          <w:ilvl w:val="0"/>
+          <w:numId w:val="9"/>
+        </w:numPr>
+        <w:tabs>
+          <w:tab w:val="clear" w:pos="1134"/>
+          <w:tab w:val="left" w:pos="709" w:leader="none"/>
+        </w:tabs>
+        <w:bidi w:val="0"/>
+        <w:spacing w:before="0" w:after="0"/>
+        <w:ind w:hanging="283" w:left="709"/>
+        <w:rPr/>
+      </w:pPr>
+      <w:r>
+        <w:rPr>
+          <w:rStyle w:val="Strong"/>
+        </w:rPr>
+        <w:t>Öznitelik vektörü mevcut bir sınıftan ayırt edilemiyordur</w:t>
+      </w:r>
+      <w:r>
+        <w:rPr/>
+        <w:t xml:space="preserve">, dolayısıyla eğitmek aynı vektörü iki etiket altına koymak olur. Bu, ölçülmüş bir maliyettir: 10 paket/s altındaki "sessiz" DoS koşuları eğitim setine katıldığında yanlış alarm oranı </w:t>
+      </w:r>
+      <w:r>
+        <w:rPr>
+          <w:rStyle w:val="Strong"/>
+        </w:rPr>
+        <w:t>%12.5'ten %35'e</w:t>
+      </w:r>
+      <w:r>
+        <w:rPr/>
+        <w:t xml:space="preserve"> çıkmış, makro-F1 </w:t>
+      </w:r>
+      <w:r>
+        <w:rPr>
+          <w:rStyle w:val="Strong"/>
+        </w:rPr>
+        <w:t>0.809'dan 0.741'e</w:t>
+      </w:r>
+      <w:r>
+        <w:rPr/>
+        <w:t xml:space="preserve"> düşmüştür. </w:t>
+      </w:r>
+    </w:p>
+    <w:p>
+      <w:pPr>
+        <w:pStyle w:val="BodyText"/>
+        <w:numPr>
+          <w:ilvl w:val="0"/>
+          <w:numId w:val="9"/>
+        </w:numPr>
+        <w:tabs>
+          <w:tab w:val="clear" w:pos="1134"/>
+          <w:tab w:val="left" w:pos="709" w:leader="none"/>
+        </w:tabs>
+        <w:bidi w:val="0"/>
+        <w:spacing w:before="0" w:after="0"/>
+        <w:ind w:hanging="283" w:left="709"/>
+        <w:rPr/>
+      </w:pPr>
+      <w:r>
+        <w:rPr>
+          <w:rStyle w:val="Strong"/>
+        </w:rPr>
+        <w:t>Soru genelleme sorusudur</w:t>
+      </w:r>
+      <w:r>
+        <w:rPr/>
+        <w:t xml:space="preserve"> — "hiç görmediği bir saldırı türüne ne der?" — ve cevabı eğitmek soruyu yok eder. </w:t>
+      </w:r>
+    </w:p>
+    <w:p>
+      <w:pPr>
+        <w:pStyle w:val="BodyText"/>
+        <w:numPr>
+          <w:ilvl w:val="0"/>
+          <w:numId w:val="9"/>
+        </w:numPr>
+        <w:tabs>
+          <w:tab w:val="clear" w:pos="1134"/>
+          <w:tab w:val="left" w:pos="709" w:leader="none"/>
+        </w:tabs>
+        <w:bidi w:val="0"/>
+        <w:ind w:hanging="283" w:left="709"/>
+        <w:rPr/>
+      </w:pPr>
+      <w:r>
+        <w:rPr>
+          <w:rStyle w:val="Strong"/>
+        </w:rPr>
+        <w:t>Eğitim setini sabit tutmak</w:t>
+      </w:r>
+      <w:r>
+        <w:rPr/>
+        <w:t xml:space="preserve">, sonuçların bu değişiklikler boyunca karşılaştırılabilir kalmasını sağlar; bir probe manşet rakamları oynatamaz. </w:t>
+      </w:r>
+    </w:p>
+    <w:p>
+      <w:pPr>
+        <w:pStyle w:val="BodyText"/>
+        <w:bidi w:val="0"/>
+        <w:rPr/>
+      </w:pPr>
+      <w:r>
+        <w:rPr/>
+        <w:t>Ölçülen probe konfigürasyonları:</w:t>
+      </w:r>
+    </w:p>
+    <w:tbl>
+      <w:tblPr>
+        <w:tblW w:w="8652" w:type="dxa"/>
+        <w:jc w:val="left"/>
+        <w:tblInd w:w="28" w:type="dxa"/>
+        <w:tblLayout w:type="fixed"/>
+        <w:tblCellMar>
+          <w:top w:w="28" w:type="dxa"/>
+          <w:left w:w="28" w:type="dxa"/>
+          <w:bottom w:w="28" w:type="dxa"/>
+          <w:right w:w="28" w:type="dxa"/>
+        </w:tblCellMar>
+      </w:tblPr>
+      <w:tblGrid>
+        <w:gridCol w:w="3220"/>
+        <w:gridCol w:w="4831"/>
+        <w:gridCol w:w="601"/>
+      </w:tblGrid>
+      <w:tr>
+        <w:trPr>
+          <w:tblHeader w:val="true"/>
+        </w:trPr>
+        <w:tc>
+          <w:tcPr>
+            <w:tcW w:w="3220" w:type="dxa"/>
+            <w:tcBorders/>
+            <w:vAlign w:val="center"/>
+          </w:tcPr>
+          <w:p>
+            <w:pPr>
+              <w:pStyle w:val="TableHeading"/>
+              <w:suppressLineNumbers/>
+              <w:shd w:fill="ECECEC" w:val="clear"/>
+              <w:bidi w:val="0"/>
+              <w:spacing w:before="0" w:after="140"/>
+              <w:jc w:val="left"/>
+              <w:rPr/>
+            </w:pPr>
+            <w:r>
+              <w:rPr/>
+              <w:t>probe</w:t>
+            </w:r>
+          </w:p>
+        </w:tc>
+        <w:tc>
+          <w:tcPr>
+            <w:tcW w:w="4831" w:type="dxa"/>
+            <w:tcBorders/>
+            <w:vAlign w:val="center"/>
+          </w:tcPr>
+          <w:p>
+            <w:pPr>
+              <w:pStyle w:val="TableHeading"/>
+              <w:suppressLineNumbers/>
+              <w:shd w:fill="ECECEC" w:val="clear"/>
+              <w:bidi w:val="0"/>
+              <w:spacing w:before="0" w:after="140"/>
+              <w:jc w:val="left"/>
+              <w:rPr/>
+            </w:pPr>
+            <w:r>
+              <w:rPr/>
+              <w:t>ne sorar</w:t>
+            </w:r>
+          </w:p>
+        </w:tc>
+        <w:tc>
+          <w:tcPr>
+            <w:tcW w:w="601" w:type="dxa"/>
+            <w:tcBorders/>
+            <w:vAlign w:val="center"/>
+          </w:tcPr>
+          <w:p>
+            <w:pPr>
+              <w:pStyle w:val="TableHeading"/>
+              <w:suppressLineNumbers/>
+              <w:shd w:fill="ECECEC" w:val="clear"/>
+              <w:bidi w:val="0"/>
+              <w:spacing w:before="0" w:after="140"/>
+              <w:jc w:val="left"/>
+              <w:rPr/>
+            </w:pPr>
+            <w:r>
+              <w:rPr/>
+              <w:t>koşu</w:t>
+            </w:r>
+          </w:p>
+        </w:tc>
+      </w:tr>
+      <w:tr>
+        <w:trPr/>
+        <w:tc>
+          <w:tcPr>
+            <w:tcW w:w="3220" w:type="dxa"/>
+            <w:tcBorders/>
+            <w:vAlign w:val="center"/>
+          </w:tcPr>
+          <w:p>
+            <w:pPr>
+              <w:pStyle w:val="TableContents"/>
+              <w:bidi w:val="0"/>
+              <w:spacing w:before="0" w:after="140"/>
+              <w:jc w:val="left"/>
+              <w:rPr/>
+            </w:pPr>
+            <w:r>
+              <w:rPr>
+                <w:rStyle w:val="SourceText"/>
+              </w:rPr>
+              <w:t>mitm</w:t>
+            </w:r>
+          </w:p>
+        </w:tc>
+        <w:tc>
+          <w:tcPr>
+            <w:tcW w:w="4831" w:type="dxa"/>
+            <w:tcBorders/>
+            <w:vAlign w:val="center"/>
+          </w:tcPr>
+          <w:p>
+            <w:pPr>
+              <w:pStyle w:val="TableContents"/>
+              <w:bidi w:val="0"/>
+              <w:spacing w:before="0" w:after="140"/>
+              <w:jc w:val="left"/>
+              <w:rPr/>
+            </w:pPr>
+            <w:r>
+              <w:rPr/>
+              <w:t>zamanlama saldırısına ne der? (1–200 ms tutma)</w:t>
+            </w:r>
+          </w:p>
+        </w:tc>
+        <w:tc>
+          <w:tcPr>
+            <w:tcW w:w="601" w:type="dxa"/>
+            <w:tcBorders/>
+            <w:vAlign w:val="center"/>
+          </w:tcPr>
+          <w:p>
+            <w:pPr>
+              <w:pStyle w:val="TableContents"/>
+              <w:bidi w:val="0"/>
+              <w:spacing w:before="0" w:after="140"/>
+              <w:jc w:val="left"/>
+              <w:rPr/>
+            </w:pPr>
+            <w:r>
+              <w:rPr/>
+              <w:t>80</w:t>
+            </w:r>
+          </w:p>
+        </w:tc>
+      </w:tr>
+      <w:tr>
+        <w:trPr/>
+        <w:tc>
+          <w:tcPr>
+            <w:tcW w:w="3220" w:type="dxa"/>
+            <w:tcBorders/>
+            <w:vAlign w:val="center"/>
+          </w:tcPr>
+          <w:p>
+            <w:pPr>
+              <w:pStyle w:val="TableContents"/>
+              <w:bidi w:val="0"/>
+              <w:spacing w:before="0" w:after="140"/>
+              <w:jc w:val="left"/>
+              <w:rPr/>
+            </w:pPr>
+            <w:r>
+              <w:rPr>
+                <w:rStyle w:val="SourceText"/>
+              </w:rPr>
+              <w:t>relay</w:t>
+            </w:r>
+          </w:p>
+        </w:tc>
+        <w:tc>
+          <w:tcPr>
+            <w:tcW w:w="4831" w:type="dxa"/>
+            <w:tcBorders/>
+            <w:vAlign w:val="center"/>
+          </w:tcPr>
+          <w:p>
+            <w:pPr>
+              <w:pStyle w:val="TableContents"/>
+              <w:bidi w:val="0"/>
+              <w:spacing w:before="0" w:after="140"/>
+              <w:jc w:val="left"/>
+              <w:rPr/>
+            </w:pPr>
+            <w:r>
+              <w:rPr>
+                <w:rStyle w:val="Strong"/>
+              </w:rPr>
+              <w:t>hiçbir şey yapmayan</w:t>
+            </w:r>
+            <w:r>
+              <w:rPr/>
+              <w:t xml:space="preserve"> aracıya ne der? (</w:t>
+            </w:r>
+            <w:r>
+              <w:rPr>
+                <w:rStyle w:val="SourceText"/>
+              </w:rPr>
+              <w:t>p = 0</w:t>
+            </w:r>
+            <w:r>
+              <w:rPr/>
+              <w:t>)</w:t>
+            </w:r>
+          </w:p>
+        </w:tc>
+        <w:tc>
+          <w:tcPr>
+            <w:tcW w:w="601" w:type="dxa"/>
+            <w:tcBorders/>
+            <w:vAlign w:val="center"/>
+          </w:tcPr>
+          <w:p>
+            <w:pPr>
+              <w:pStyle w:val="TableContents"/>
+              <w:bidi w:val="0"/>
+              <w:spacing w:before="0" w:after="140"/>
+              <w:jc w:val="left"/>
+              <w:rPr/>
+            </w:pPr>
+            <w:r>
+              <w:rPr/>
+              <w:t>40</w:t>
+            </w:r>
+          </w:p>
+        </w:tc>
+      </w:tr>
+      <w:tr>
+        <w:trPr/>
+        <w:tc>
+          <w:tcPr>
+            <w:tcW w:w="3220" w:type="dxa"/>
+            <w:tcBorders/>
+            <w:vAlign w:val="center"/>
+          </w:tcPr>
+          <w:p>
+            <w:pPr>
+              <w:pStyle w:val="TableContents"/>
+              <w:bidi w:val="0"/>
+              <w:spacing w:before="0" w:after="140"/>
+              <w:jc w:val="left"/>
+              <w:rPr/>
+            </w:pPr>
+            <w:r>
+              <w:rPr>
+                <w:rStyle w:val="SourceText"/>
+              </w:rPr>
+              <w:t>relaypos</w:t>
+            </w:r>
+          </w:p>
+        </w:tc>
+        <w:tc>
+          <w:tcPr>
+            <w:tcW w:w="4831" w:type="dxa"/>
+            <w:tcBorders/>
+            <w:vAlign w:val="center"/>
+          </w:tcPr>
+          <w:p>
+            <w:pPr>
+              <w:pStyle w:val="TableContents"/>
+              <w:bidi w:val="0"/>
+              <w:spacing w:before="0" w:after="140"/>
+              <w:jc w:val="left"/>
+              <w:rPr/>
+            </w:pPr>
+            <w:r>
+              <w:rPr/>
+              <w:t>aracının konumu sonucu ne kadar değiştiriyor?</w:t>
+            </w:r>
+          </w:p>
+        </w:tc>
+        <w:tc>
+          <w:tcPr>
+            <w:tcW w:w="601" w:type="dxa"/>
+            <w:tcBorders/>
+            <w:vAlign w:val="center"/>
+          </w:tcPr>
+          <w:p>
+            <w:pPr>
+              <w:pStyle w:val="TableContents"/>
+              <w:bidi w:val="0"/>
+              <w:spacing w:before="0" w:after="140"/>
+              <w:jc w:val="left"/>
+              <w:rPr/>
+            </w:pPr>
+            <w:r>
+              <w:rPr/>
+              <w:t>70</w:t>
+            </w:r>
+          </w:p>
+        </w:tc>
+      </w:tr>
+      <w:tr>
+        <w:trPr/>
+        <w:tc>
+          <w:tcPr>
+            <w:tcW w:w="3220" w:type="dxa"/>
+            <w:tcBorders/>
+            <w:vAlign w:val="center"/>
+          </w:tcPr>
+          <w:p>
+            <w:pPr>
+              <w:pStyle w:val="TableContents"/>
+              <w:bidi w:val="0"/>
+              <w:spacing w:before="0" w:after="140"/>
+              <w:jc w:val="left"/>
+              <w:rPr/>
+            </w:pPr>
+            <w:r>
+              <w:rPr>
+                <w:rStyle w:val="SourceText"/>
+              </w:rPr>
+              <w:t>greypos</w:t>
+            </w:r>
+          </w:p>
+        </w:tc>
+        <w:tc>
+          <w:tcPr>
+            <w:tcW w:w="4831" w:type="dxa"/>
+            <w:tcBorders/>
+            <w:vAlign w:val="center"/>
+          </w:tcPr>
+          <w:p>
+            <w:pPr>
+              <w:pStyle w:val="TableContents"/>
+              <w:bidi w:val="0"/>
+              <w:spacing w:before="0" w:after="140"/>
+              <w:jc w:val="left"/>
+              <w:rPr/>
+            </w:pPr>
+            <w:r>
+              <w:rPr/>
+              <w:t>grey-hole ızgarası, temiz bir aracı konumunda tekrar</w:t>
+            </w:r>
+          </w:p>
+        </w:tc>
+        <w:tc>
+          <w:tcPr>
+            <w:tcW w:w="601" w:type="dxa"/>
+            <w:tcBorders/>
+            <w:vAlign w:val="center"/>
+          </w:tcPr>
+          <w:p>
+            <w:pPr>
+              <w:pStyle w:val="TableContents"/>
+              <w:bidi w:val="0"/>
+              <w:spacing w:before="0" w:after="140"/>
+              <w:jc w:val="left"/>
+              <w:rPr/>
+            </w:pPr>
+            <w:r>
+              <w:rPr/>
+              <w:t>110</w:t>
+            </w:r>
+          </w:p>
+        </w:tc>
+      </w:tr>
+      <w:tr>
+        <w:trPr/>
+        <w:tc>
+          <w:tcPr>
+            <w:tcW w:w="3220" w:type="dxa"/>
+            <w:tcBorders/>
+            <w:vAlign w:val="center"/>
+          </w:tcPr>
+          <w:p>
+            <w:pPr>
+              <w:pStyle w:val="TableContents"/>
+              <w:bidi w:val="0"/>
+              <w:spacing w:before="0" w:after="140"/>
+              <w:jc w:val="left"/>
+              <w:rPr/>
+            </w:pPr>
+            <w:r>
+              <w:rPr>
+                <w:rStyle w:val="SourceText"/>
+              </w:rPr>
+              <w:t>volmatch_dos</w:t>
+            </w:r>
+            <w:r>
+              <w:rPr/>
+              <w:t xml:space="preserve"> / </w:t>
+            </w:r>
+            <w:r>
+              <w:rPr>
+                <w:rStyle w:val="SourceText"/>
+              </w:rPr>
+              <w:t>volmatch_ddos</w:t>
+            </w:r>
+          </w:p>
+        </w:tc>
+        <w:tc>
+          <w:tcPr>
+            <w:tcW w:w="4831" w:type="dxa"/>
+            <w:tcBorders/>
+            <w:vAlign w:val="center"/>
+          </w:tcPr>
+          <w:p>
+            <w:pPr>
+              <w:pStyle w:val="TableContents"/>
+              <w:bidi w:val="0"/>
+              <w:spacing w:before="0" w:after="140"/>
+              <w:jc w:val="left"/>
+              <w:rPr/>
+            </w:pPr>
+            <w:r>
+              <w:rPr/>
+              <w:t>toplam yük eşitlenirse dos ve ddos ayrılabiliyor mu?</w:t>
+            </w:r>
+          </w:p>
+        </w:tc>
+        <w:tc>
+          <w:tcPr>
+            <w:tcW w:w="601" w:type="dxa"/>
+            <w:tcBorders/>
+            <w:vAlign w:val="center"/>
+          </w:tcPr>
+          <w:p>
+            <w:pPr>
+              <w:pStyle w:val="TableContents"/>
+              <w:bidi w:val="0"/>
+              <w:spacing w:before="0" w:after="140"/>
+              <w:jc w:val="left"/>
+              <w:rPr/>
+            </w:pPr>
+            <w:r>
+              <w:rPr/>
+              <w:t>40</w:t>
+            </w:r>
+          </w:p>
+        </w:tc>
+      </w:tr>
+    </w:tbl>
+    <w:p>
+      <w:pPr>
+        <w:pStyle w:val="BodyText"/>
+        <w:bidi w:val="0"/>
+        <w:rPr/>
+      </w:pPr>
+      <w:r>
+        <w:rPr/>
+        <w:t xml:space="preserve">Bu listedeki </w:t>
+      </w:r>
+      <w:r>
+        <w:rPr>
+          <w:rStyle w:val="SourceText"/>
+        </w:rPr>
+        <w:t>relay</w:t>
+      </w:r>
+      <w:r>
+        <w:rPr/>
+        <w:t xml:space="preserve"> satırı, raporun §8.1'deki merkezî bulgusunun kaynağıdır: bir şiddet eğrisi yalnızca </w:t>
+      </w:r>
+      <w:r>
+        <w:rPr>
+          <w:rStyle w:val="Emphasis"/>
+        </w:rPr>
+        <w:t>taranan</w:t>
+      </w:r>
+      <w:r>
+        <w:rPr/>
+        <w:t xml:space="preserve"> değişkeni gösterir, oysa aracı eğrinin her noktasında zaten oradadır. Aracının kendi maliyetini ayrıca ölçmeden, eğrinin ne kadarının saldırıya ait olduğu bilinemez.</w:t>
+      </w:r>
+    </w:p>
+    <w:p>
+      <w:pPr>
+        <w:pStyle w:val="Heading3"/>
+        <w:bidi w:val="0"/>
+        <w:ind w:hanging="0" w:left="0" w:right="0"/>
+        <w:rPr/>
+      </w:pPr>
+      <w:bookmarkStart w:id="30" w:name="47-veri-setinin-ozeti"/>
+      <w:bookmarkEnd w:id="30"/>
+      <w:r>
+        <w:rPr/>
+        <w:t>4.7 Veri setinin özeti</w:t>
+      </w:r>
+    </w:p>
+    <w:p>
+      <w:pPr>
+        <w:pStyle w:val="BodyText"/>
+        <w:bidi w:val="0"/>
+        <w:rPr/>
+      </w:pPr>
+      <w:r>
+        <w:rPr>
+          <w:rStyle w:val="Strong"/>
+        </w:rPr>
+        <w:t>Eğitim verisi:</w:t>
+      </w:r>
+      <w:r>
+        <w:rPr/>
+        <w:t xml:space="preserve"> 285 koşu üretilmiş, bunların 30'u (10 paket/s altındaki DoS koşuları) §4.6'daki birinci gerekçeyle eğitim dışına alınmıştır → </w:t>
+      </w:r>
+      <w:r>
+        <w:rPr>
+          <w:rStyle w:val="Strong"/>
+        </w:rPr>
+        <w:t>255 eğitim koşusu</w:t>
+      </w:r>
+      <w:r>
+        <w:rPr/>
+        <w:t>.</w:t>
+      </w:r>
+    </w:p>
+    <w:tbl>
+      <w:tblPr>
+        <w:tblW w:w="4315" w:type="dxa"/>
+        <w:jc w:val="left"/>
+        <w:tblInd w:w="28" w:type="dxa"/>
+        <w:tblLayout w:type="fixed"/>
+        <w:tblCellMar>
+          <w:top w:w="28" w:type="dxa"/>
+          <w:left w:w="28" w:type="dxa"/>
+          <w:bottom w:w="28" w:type="dxa"/>
+          <w:right w:w="28" w:type="dxa"/>
+        </w:tblCellMar>
+      </w:tblPr>
+      <w:tblGrid>
+        <w:gridCol w:w="1174"/>
+        <w:gridCol w:w="1603"/>
+        <w:gridCol w:w="1538"/>
+      </w:tblGrid>
+      <w:tr>
+        <w:trPr>
+          <w:tblHeader w:val="true"/>
+        </w:trPr>
+        <w:tc>
+          <w:tcPr>
+            <w:tcW w:w="1174" w:type="dxa"/>
+            <w:tcBorders/>
+            <w:vAlign w:val="center"/>
+          </w:tcPr>
+          <w:p>
+            <w:pPr>
+              <w:pStyle w:val="TableHeading"/>
+              <w:suppressLineNumbers/>
+              <w:shd w:fill="ECECEC" w:val="clear"/>
+              <w:bidi w:val="0"/>
+              <w:spacing w:before="0" w:after="140"/>
+              <w:jc w:val="left"/>
+              <w:rPr/>
+            </w:pPr>
+            <w:r>
+              <w:rPr/>
+              <w:t>sınıf</w:t>
+            </w:r>
+          </w:p>
+        </w:tc>
+        <w:tc>
+          <w:tcPr>
+            <w:tcW w:w="1603" w:type="dxa"/>
+            <w:tcBorders/>
+            <w:vAlign w:val="center"/>
+          </w:tcPr>
+          <w:p>
+            <w:pPr>
+              <w:pStyle w:val="TableHeading"/>
+              <w:suppressLineNumbers/>
+              <w:shd w:fill="ECECEC" w:val="clear"/>
+              <w:bidi w:val="0"/>
+              <w:spacing w:before="0" w:after="140"/>
+              <w:jc w:val="left"/>
+              <w:rPr/>
+            </w:pPr>
+            <w:r>
+              <w:rPr/>
+              <w:t>koşu</w:t>
+            </w:r>
+          </w:p>
+        </w:tc>
+        <w:tc>
+          <w:tcPr>
+            <w:tcW w:w="1538" w:type="dxa"/>
+            <w:tcBorders/>
+            <w:vAlign w:val="center"/>
+          </w:tcPr>
+          <w:p>
+            <w:pPr>
+              <w:pStyle w:val="TableHeading"/>
+              <w:suppressLineNumbers/>
+              <w:shd w:fill="ECECEC" w:val="clear"/>
+              <w:bidi w:val="0"/>
+              <w:spacing w:before="0" w:after="140"/>
+              <w:jc w:val="left"/>
+              <w:rPr/>
+            </w:pPr>
+            <w:r>
+              <w:rPr/>
+              <w:t>konfigürasyon</w:t>
+            </w:r>
+          </w:p>
+        </w:tc>
+      </w:tr>
+      <w:tr>
+        <w:trPr/>
+        <w:tc>
+          <w:tcPr>
+            <w:tcW w:w="1174" w:type="dxa"/>
+            <w:tcBorders/>
+            <w:vAlign w:val="center"/>
+          </w:tcPr>
+          <w:p>
+            <w:pPr>
+              <w:pStyle w:val="TableContents"/>
+              <w:bidi w:val="0"/>
+              <w:spacing w:before="0" w:after="140"/>
+              <w:jc w:val="left"/>
+              <w:rPr/>
+            </w:pPr>
+            <w:r>
+              <w:rPr>
+                <w:rStyle w:val="SourceText"/>
+              </w:rPr>
+              <w:t>greyhole</w:t>
+            </w:r>
+          </w:p>
+        </w:tc>
+        <w:tc>
+          <w:tcPr>
+            <w:tcW w:w="1603" w:type="dxa"/>
+            <w:tcBorders/>
+            <w:vAlign w:val="center"/>
+          </w:tcPr>
+          <w:p>
+            <w:pPr>
+              <w:pStyle w:val="TableContents"/>
+              <w:bidi w:val="0"/>
+              <w:spacing w:before="0" w:after="140"/>
+              <w:jc w:val="left"/>
+              <w:rPr/>
+            </w:pPr>
+            <w:r>
+              <w:rPr/>
+              <w:t>110</w:t>
+            </w:r>
+          </w:p>
+        </w:tc>
+        <w:tc>
+          <w:tcPr>
+            <w:tcW w:w="1538" w:type="dxa"/>
+            <w:tcBorders/>
+            <w:vAlign w:val="center"/>
+          </w:tcPr>
+          <w:p>
+            <w:pPr>
+              <w:pStyle w:val="TableContents"/>
+              <w:bidi w:val="0"/>
+              <w:spacing w:before="0" w:after="140"/>
+              <w:jc w:val="left"/>
+              <w:rPr/>
+            </w:pPr>
+            <w:r>
+              <w:rPr/>
+              <w:t>11</w:t>
+            </w:r>
+          </w:p>
+        </w:tc>
+      </w:tr>
+      <w:tr>
+        <w:trPr/>
+        <w:tc>
+          <w:tcPr>
+            <w:tcW w:w="1174" w:type="dxa"/>
+            <w:tcBorders/>
+            <w:vAlign w:val="center"/>
+          </w:tcPr>
+          <w:p>
+            <w:pPr>
+              <w:pStyle w:val="TableContents"/>
+              <w:bidi w:val="0"/>
+              <w:spacing w:before="0" w:after="140"/>
+              <w:jc w:val="left"/>
+              <w:rPr/>
+            </w:pPr>
+            <w:r>
+              <w:rPr>
+                <w:rStyle w:val="SourceText"/>
+              </w:rPr>
+              <w:t>dos</w:t>
+            </w:r>
+          </w:p>
+        </w:tc>
+        <w:tc>
+          <w:tcPr>
+            <w:tcW w:w="1603" w:type="dxa"/>
+            <w:tcBorders/>
+            <w:vAlign w:val="center"/>
+          </w:tcPr>
+          <w:p>
+            <w:pPr>
+              <w:pStyle w:val="TableContents"/>
+              <w:bidi w:val="0"/>
+              <w:spacing w:before="0" w:after="140"/>
+              <w:jc w:val="left"/>
+              <w:rPr/>
+            </w:pPr>
+            <w:r>
+              <w:rPr/>
+              <w:t>100 (eğitilen 70)</w:t>
+            </w:r>
+          </w:p>
+        </w:tc>
+        <w:tc>
+          <w:tcPr>
+            <w:tcW w:w="1538" w:type="dxa"/>
+            <w:tcBorders/>
+            <w:vAlign w:val="center"/>
+          </w:tcPr>
+          <w:p>
+            <w:pPr>
+              <w:pStyle w:val="TableContents"/>
+              <w:bidi w:val="0"/>
+              <w:spacing w:before="0" w:after="140"/>
+              <w:jc w:val="left"/>
+              <w:rPr/>
+            </w:pPr>
+            <w:r>
+              <w:rPr/>
+              <w:t>7</w:t>
+            </w:r>
+          </w:p>
+        </w:tc>
+      </w:tr>
+      <w:tr>
+        <w:trPr/>
+        <w:tc>
+          <w:tcPr>
+            <w:tcW w:w="1174" w:type="dxa"/>
+            <w:tcBorders/>
+            <w:vAlign w:val="center"/>
+          </w:tcPr>
+          <w:p>
+            <w:pPr>
+              <w:pStyle w:val="TableContents"/>
+              <w:bidi w:val="0"/>
+              <w:spacing w:before="0" w:after="140"/>
+              <w:jc w:val="left"/>
+              <w:rPr/>
+            </w:pPr>
+            <w:r>
+              <w:rPr>
+                <w:rStyle w:val="SourceText"/>
+              </w:rPr>
+              <w:t>normal</w:t>
+            </w:r>
+          </w:p>
+        </w:tc>
+        <w:tc>
+          <w:tcPr>
+            <w:tcW w:w="1603" w:type="dxa"/>
+            <w:tcBorders/>
+            <w:vAlign w:val="center"/>
+          </w:tcPr>
+          <w:p>
+            <w:pPr>
+              <w:pStyle w:val="TableContents"/>
+              <w:bidi w:val="0"/>
+              <w:spacing w:before="0" w:after="140"/>
+              <w:jc w:val="left"/>
+              <w:rPr/>
+            </w:pPr>
+            <w:r>
+              <w:rPr/>
+              <w:t>40</w:t>
+            </w:r>
+          </w:p>
+        </w:tc>
+        <w:tc>
+          <w:tcPr>
+            <w:tcW w:w="1538" w:type="dxa"/>
+            <w:tcBorders/>
+            <w:vAlign w:val="center"/>
+          </w:tcPr>
+          <w:p>
+            <w:pPr>
+              <w:pStyle w:val="TableContents"/>
+              <w:bidi w:val="0"/>
+              <w:spacing w:before="0" w:after="140"/>
+              <w:jc w:val="left"/>
+              <w:rPr/>
+            </w:pPr>
+            <w:r>
+              <w:rPr/>
+              <w:t>—</w:t>
+            </w:r>
+          </w:p>
+        </w:tc>
+      </w:tr>
+      <w:tr>
+        <w:trPr/>
+        <w:tc>
+          <w:tcPr>
+            <w:tcW w:w="1174" w:type="dxa"/>
+            <w:tcBorders/>
+            <w:vAlign w:val="center"/>
+          </w:tcPr>
+          <w:p>
+            <w:pPr>
+              <w:pStyle w:val="TableContents"/>
+              <w:bidi w:val="0"/>
+              <w:spacing w:before="0" w:after="140"/>
+              <w:jc w:val="left"/>
+              <w:rPr/>
+            </w:pPr>
+            <w:r>
+              <w:rPr>
+                <w:rStyle w:val="SourceText"/>
+              </w:rPr>
+              <w:t>ddos</w:t>
+            </w:r>
+          </w:p>
+        </w:tc>
+        <w:tc>
+          <w:tcPr>
+            <w:tcW w:w="1603" w:type="dxa"/>
+            <w:tcBorders/>
+            <w:vAlign w:val="center"/>
+          </w:tcPr>
+          <w:p>
+            <w:pPr>
+              <w:pStyle w:val="TableContents"/>
+              <w:bidi w:val="0"/>
+              <w:spacing w:before="0" w:after="140"/>
+              <w:jc w:val="left"/>
+              <w:rPr/>
+            </w:pPr>
+            <w:r>
+              <w:rPr/>
+              <w:t>25</w:t>
+            </w:r>
+          </w:p>
+        </w:tc>
+        <w:tc>
+          <w:tcPr>
+            <w:tcW w:w="1538" w:type="dxa"/>
+            <w:tcBorders/>
+            <w:vAlign w:val="center"/>
+          </w:tcPr>
+          <w:p>
+            <w:pPr>
+              <w:pStyle w:val="TableContents"/>
+              <w:bidi w:val="0"/>
+              <w:spacing w:before="0" w:after="140"/>
+              <w:jc w:val="left"/>
+              <w:rPr/>
+            </w:pPr>
+            <w:r>
+              <w:rPr/>
+              <w:t>5</w:t>
+            </w:r>
+          </w:p>
+        </w:tc>
+      </w:tr>
+      <w:tr>
+        <w:trPr/>
+        <w:tc>
+          <w:tcPr>
+            <w:tcW w:w="1174" w:type="dxa"/>
+            <w:tcBorders/>
+            <w:vAlign w:val="center"/>
+          </w:tcPr>
+          <w:p>
+            <w:pPr>
+              <w:pStyle w:val="TableContents"/>
+              <w:bidi w:val="0"/>
+              <w:spacing w:before="0" w:after="140"/>
+              <w:jc w:val="left"/>
+              <w:rPr/>
+            </w:pPr>
+            <w:r>
+              <w:rPr>
+                <w:rStyle w:val="SourceText"/>
+              </w:rPr>
+              <w:t>blackhole</w:t>
+            </w:r>
+          </w:p>
+        </w:tc>
+        <w:tc>
+          <w:tcPr>
+            <w:tcW w:w="1603" w:type="dxa"/>
+            <w:tcBorders/>
+            <w:vAlign w:val="center"/>
+          </w:tcPr>
+          <w:p>
+            <w:pPr>
+              <w:pStyle w:val="TableContents"/>
+              <w:bidi w:val="0"/>
+              <w:spacing w:before="0" w:after="140"/>
+              <w:jc w:val="left"/>
+              <w:rPr/>
+            </w:pPr>
+            <w:r>
+              <w:rPr/>
+              <w:t>10</w:t>
+            </w:r>
+          </w:p>
+        </w:tc>
+        <w:tc>
+          <w:tcPr>
+            <w:tcW w:w="1538" w:type="dxa"/>
+            <w:tcBorders/>
+            <w:vAlign w:val="center"/>
+          </w:tcPr>
+          <w:p>
+            <w:pPr>
+              <w:pStyle w:val="TableContents"/>
+              <w:bidi w:val="0"/>
+              <w:spacing w:before="0" w:after="140"/>
+              <w:jc w:val="left"/>
+              <w:rPr/>
+            </w:pPr>
+            <w:r>
+              <w:rPr/>
+              <w:t>—</w:t>
+            </w:r>
+          </w:p>
+        </w:tc>
+      </w:tr>
+    </w:tbl>
+    <w:p>
+      <w:pPr>
+        <w:pStyle w:val="BodyText"/>
+        <w:bidi w:val="0"/>
+        <w:rPr/>
+      </w:pPr>
+      <w:r>
+        <w:rPr>
+          <w:rStyle w:val="Strong"/>
+        </w:rPr>
+        <w:t>Probe verisi:</w:t>
+      </w:r>
+      <w:r>
+        <w:rPr/>
+        <w:t xml:space="preserve"> 340 koşu, ayrı bir dosyada tutulur ve eğitim verisiyle hiçbir noktada birleşmez. Bu ayrımın yalnızca bir niyet beyanı olarak bırakılmadığı, makinece doğrulandığı §10'da anlatılmaktadır.</w:t>
+      </w:r>
+    </w:p>
+    <w:p>
+      <w:pPr>
+        <w:pStyle w:val="Heading2"/>
+        <w:bidi w:val="0"/>
+        <w:ind w:hanging="0" w:left="0" w:right="0"/>
+        <w:rPr/>
+      </w:pPr>
+      <w:bookmarkStart w:id="31" w:name="5-detektor-ve-degerlendirme-yontemi"/>
+      <w:bookmarkEnd w:id="31"/>
+      <w:r>
+        <w:rPr/>
+        <w:t>5. Detektör ve değerlendirme yöntemi</w:t>
+      </w:r>
+    </w:p>
+    <w:p>
+      <w:pPr>
+        <w:pStyle w:val="BlockQuotation"/>
+        <w:bidi w:val="0"/>
+        <w:rPr/>
+      </w:pPr>
+      <w:r>
+        <w:rPr/>
+        <w:t xml:space="preserve">Bu bölüm modeli tanıtır, ama asıl konusu model değil </w:t>
+      </w:r>
+      <w:r>
+        <w:rPr>
+          <w:rStyle w:val="Strong"/>
+        </w:rPr>
+        <w:t>sınavdır</w:t>
+      </w:r>
+      <w:r>
+        <w:rPr/>
+        <w:t>. Bir sınıflandırıcının skoru, ne kadar iyi olduğundan çok kendisine ne sorulduğunun bir ölçüsüdür; aynı model aynı veri üzerinde, yalnızca bölme yöntemi değiştirilerek belirgin biçimde farklı skorlar verebilir. Bu nedenle burada önce sınavın nasıl kurulduğu, sonra sonucun ne anlama geldiği anlatılmaktadır.</w:t>
+      </w:r>
+    </w:p>
+    <w:p>
+      <w:pPr>
+        <w:pStyle w:val="Heading3"/>
+        <w:bidi w:val="0"/>
+        <w:ind w:hanging="0" w:left="0" w:right="0"/>
+        <w:rPr/>
+      </w:pPr>
+      <w:bookmarkStart w:id="32" w:name="51-model"/>
+      <w:bookmarkEnd w:id="32"/>
+      <w:r>
+        <w:rPr/>
+        <w:t>5.1 Model</w:t>
+      </w:r>
+    </w:p>
+    <w:p>
+      <w:pPr>
+        <w:pStyle w:val="BodyText"/>
+        <w:bidi w:val="0"/>
+        <w:rPr/>
+      </w:pPr>
+      <w:r>
+        <w:rPr/>
+        <w:t xml:space="preserve">Detektör tek bir </w:t>
+      </w:r>
+      <w:r>
+        <w:rPr>
+          <w:rStyle w:val="Strong"/>
+        </w:rPr>
+        <w:t>çok-sınıflı Random Forest</w:t>
+      </w:r>
+      <w:r>
+        <w:rPr/>
+        <w:t>'tır (300 ağaç, sınıf ağırlıkları dengelenmiş). Üç sebeple seçilmiştir.</w:t>
+      </w:r>
+    </w:p>
+    <w:p>
+      <w:pPr>
+        <w:pStyle w:val="BodyText"/>
+        <w:bidi w:val="0"/>
+        <w:rPr/>
+      </w:pPr>
+      <w:r>
+        <w:rPr>
+          <w:rStyle w:val="Strong"/>
+        </w:rPr>
+        <w:t>Veri küçük ve öznitelikler heterojen.</w:t>
+      </w:r>
+      <w:r>
+        <w:rPr/>
+        <w:t xml:space="preserve"> 255 eğitim koşusu ve 13 öznitelik söz konusudur; öznitelikler farklı birimlerde ve çok farklı ölçeklerdedir (oranlar 0–1 arası, throughput'lar Mbps, gecikmeler milisaniye). Karar ağacı toplulukları bu ölçek farklarına duyarsızdır ve bu boyutta bir veride derin öğrenme yöntemlerinden daha güvenilirdir.</w:t>
+      </w:r>
+    </w:p>
+    <w:p>
+      <w:pPr>
+        <w:pStyle w:val="BodyText"/>
+        <w:bidi w:val="0"/>
+        <w:rPr/>
+      </w:pPr>
+      <w:r>
+        <w:rPr>
+          <w:rStyle w:val="Strong"/>
+        </w:rPr>
+        <w:t>Karar süreci incelenebilir.</w:t>
+      </w:r>
+      <w:r>
+        <w:rPr/>
+        <w:t xml:space="preserve"> Bu çalışmanın sonuçlarının çoğu "model neyi okuyor" sorusuna verilen yanıtlardan oluşmaktadır. Öznitelik önemi ve öznitelik grubu çıkarma (</w:t>
+      </w:r>
+      <w:r>
+        <w:rPr>
+          <w:rStyle w:val="Emphasis"/>
+        </w:rPr>
+        <w:t>ablation</w:t>
+      </w:r>
+      <w:r>
+        <w:rPr/>
+        <w:t>) analizleri, ancak modelin girdilerine tek tek müdahale edilebildiğinde anlamlıdır.</w:t>
+      </w:r>
+    </w:p>
+    <w:p>
+      <w:pPr>
+        <w:pStyle w:val="BodyText"/>
+        <w:bidi w:val="0"/>
+        <w:rPr/>
+      </w:pPr>
+      <w:r>
+        <w:rPr>
+          <w:rStyle w:val="Strong"/>
+        </w:rPr>
+        <w:t>İkili sınıflandırma ayrı bir model değildir.</w:t>
+      </w:r>
+      <w:r>
+        <w:rPr/>
+        <w:t xml:space="preserve"> "Saldırı var mı" sorusu, çok-sınıflı çıktının türevi olarak yanıtlanır: </w:t>
+      </w:r>
+      <w:r>
+        <w:rPr>
+          <w:rStyle w:val="SourceText"/>
+        </w:rPr>
+        <w:t>normal</w:t>
+      </w:r>
+      <w:r>
+        <w:rPr/>
+        <w:t xml:space="preserve"> dışındaki her tahmin bir alarmdır. Bu, iki ayrı modelin birbiriyle çelişmesini yapısal olarak imkânsız kılar — ikili detektörün "saldırı yok" dediği bir koşuya tip detektörünün "grey-hole" demesi mümkün değildir.</w:t>
+      </w:r>
+    </w:p>
+    <w:p>
+      <w:pPr>
+        <w:pStyle w:val="Heading3"/>
+        <w:bidi w:val="0"/>
+        <w:ind w:hanging="0" w:left="0" w:right="0"/>
+        <w:rPr/>
+      </w:pPr>
+      <w:bookmarkStart w:id="33" w:name="52-snav-grouped-split"/>
+      <w:bookmarkEnd w:id="33"/>
+      <w:r>
+        <w:rPr/>
+        <w:t xml:space="preserve">5.2 Sınav: </w:t>
+      </w:r>
+      <w:r>
+        <w:rPr>
+          <w:rStyle w:val="Emphasis"/>
+        </w:rPr>
+        <w:t>grouped split</w:t>
+      </w:r>
+    </w:p>
+    <w:p>
+      <w:pPr>
+        <w:pStyle w:val="BodyText"/>
+        <w:bidi w:val="0"/>
+        <w:rPr/>
+      </w:pPr>
+      <w:r>
+        <w:rPr/>
+        <w:t xml:space="preserve">Değerlendirme </w:t>
+      </w:r>
+      <w:r>
+        <w:rPr>
+          <w:rStyle w:val="Strong"/>
+        </w:rPr>
+        <w:t>5 katlı çapraz doğrulama</w:t>
+      </w:r>
+      <w:r>
+        <w:rPr/>
+        <w:t xml:space="preserve"> ile yapılır: veri beş parçaya bölünür, her parça sırayla test kümesi olur, kalan dördüyle model eğitilir. Buradaki kritik soru, bölmenin </w:t>
+      </w:r>
+      <w:r>
+        <w:rPr>
+          <w:rStyle w:val="Strong"/>
+        </w:rPr>
+        <w:t>neye göre</w:t>
+      </w:r>
+      <w:r>
+        <w:rPr/>
+        <w:t xml:space="preserve"> yapıldığıdır.</w:t>
+      </w:r>
+    </w:p>
+    <w:p>
+      <w:pPr>
+        <w:pStyle w:val="BodyText"/>
+        <w:bidi w:val="0"/>
+        <w:rPr/>
+      </w:pPr>
+      <w:r>
+        <w:rPr>
+          <w:rStyle w:val="Strong"/>
+        </w:rPr>
+        <w:t>Naif bölme (kullanılmadı).</w:t>
+      </w:r>
+      <w:r>
+        <w:rPr/>
+        <w:t xml:space="preserve"> Koşular rastgele dağıtılırsa, aynı saldırı ayarının bazı tohumları eğitimde, bazıları testte kalır. Model test edilirken, örneğin </w:t>
+      </w:r>
+      <w:r>
+        <w:rPr>
+          <w:rStyle w:val="SourceText"/>
+        </w:rPr>
+        <w:t>p = 0.5</w:t>
+      </w:r>
+      <w:r>
+        <w:rPr/>
+        <w:t xml:space="preserve"> grey-hole koşusunu daha önce başka tohumlarda </w:t>
+      </w:r>
+      <w:r>
+        <w:rPr>
+          <w:rStyle w:val="Strong"/>
+        </w:rPr>
+        <w:t>görmüştür</w:t>
+      </w:r>
+      <w:r>
+        <w:rPr/>
+        <w:t>. Bu bir ezber sınavıdır: gerçek bir ağda karşılaşılacak saldırının şiddeti, eğitim setinde bulunanla aynı olmak zorunda değildir.</w:t>
+      </w:r>
+    </w:p>
+    <w:p>
+      <w:pPr>
+        <w:pStyle w:val="BodyText"/>
+        <w:bidi w:val="0"/>
+        <w:rPr/>
+      </w:pPr>
+      <w:r>
+        <w:rPr>
+          <w:rStyle w:val="Strong"/>
+        </w:rPr>
+        <w:t>Kullanılan bölme.</w:t>
+      </w:r>
+      <w:r>
+        <w:rPr/>
+        <w:t xml:space="preserve"> Aynı konfigürasyonun bütün tohumları </w:t>
+      </w:r>
+      <w:r>
+        <w:rPr>
+          <w:rStyle w:val="Strong"/>
+        </w:rPr>
+        <w:t>tek bir grup</w:t>
+      </w:r>
+      <w:r>
+        <w:rPr/>
+        <w:t xml:space="preserve"> sayılır ve grup bölünmez. Bunun sonucu şudur: </w:t>
+      </w:r>
+      <w:r>
+        <w:rPr>
+          <w:rStyle w:val="SourceText"/>
+        </w:rPr>
+        <w:t>p = 0.5</w:t>
+      </w:r>
+      <w:r>
+        <w:rPr/>
+        <w:t xml:space="preserve"> konfigürasyonu teste düştüğünde, model o şiddeti hiçbir tohumda görmemiş olur. Yani sınav "bu koşuyu hatırlıyor musun" değil, </w:t>
+      </w:r>
+      <w:r>
+        <w:rPr>
+          <w:rStyle w:val="Strong"/>
+        </w:rPr>
+        <w:t>"hiç görmediğin bir şiddeti tanıyabiliyor musun"</w:t>
+      </w:r>
+      <w:r>
+        <w:rPr/>
+        <w:t xml:space="preserve"> sorusudur.</w:t>
+      </w:r>
+    </w:p>
+    <w:p>
+      <w:pPr>
+        <w:pStyle w:val="BodyText"/>
+        <w:bidi w:val="0"/>
+        <w:rPr/>
+      </w:pPr>
+      <w:r>
+        <w:rPr/>
+        <w:t>Grup kimliği bütün sınıflar için aynı biçimde tanımlanmaz; iki farklı durum vardır:</w:t>
+      </w:r>
+    </w:p>
+    <w:tbl>
+      <w:tblPr>
+        <w:tblW w:w="11339" w:type="dxa"/>
+        <w:jc w:val="left"/>
+        <w:tblInd w:w="28" w:type="dxa"/>
+        <w:tblLayout w:type="fixed"/>
+        <w:tblCellMar>
+          <w:top w:w="28" w:type="dxa"/>
+          <w:left w:w="28" w:type="dxa"/>
+          <w:bottom w:w="28" w:type="dxa"/>
+          <w:right w:w="28" w:type="dxa"/>
+        </w:tblCellMar>
+      </w:tblPr>
+      <w:tblGrid>
+        <w:gridCol w:w="1599"/>
+        <w:gridCol w:w="1387"/>
+        <w:gridCol w:w="8353"/>
+      </w:tblGrid>
+      <w:tr>
+        <w:trPr>
+          <w:tblHeader w:val="true"/>
+        </w:trPr>
+        <w:tc>
+          <w:tcPr>
+            <w:tcW w:w="1599" w:type="dxa"/>
+            <w:tcBorders/>
+            <w:vAlign w:val="center"/>
+          </w:tcPr>
+          <w:p>
+            <w:pPr>
+              <w:pStyle w:val="TableHeading"/>
+              <w:suppressLineNumbers/>
+              <w:shd w:fill="ECECEC" w:val="clear"/>
+              <w:bidi w:val="0"/>
+              <w:spacing w:before="0" w:after="140"/>
+              <w:jc w:val="left"/>
+              <w:rPr/>
+            </w:pPr>
+            <w:r>
+              <w:rPr/>
+              <w:t>sınıf türü</w:t>
+            </w:r>
+          </w:p>
+        </w:tc>
+        <w:tc>
+          <w:tcPr>
+            <w:tcW w:w="1387" w:type="dxa"/>
+            <w:tcBorders/>
+            <w:vAlign w:val="center"/>
+          </w:tcPr>
+          <w:p>
+            <w:pPr>
+              <w:pStyle w:val="TableHeading"/>
+              <w:suppressLineNumbers/>
+              <w:shd w:fill="ECECEC" w:val="clear"/>
+              <w:bidi w:val="0"/>
+              <w:spacing w:before="0" w:after="140"/>
+              <w:jc w:val="left"/>
+              <w:rPr/>
+            </w:pPr>
+            <w:r>
+              <w:rPr/>
+              <w:t>grup =</w:t>
+            </w:r>
+          </w:p>
+        </w:tc>
+        <w:tc>
+          <w:tcPr>
+            <w:tcW w:w="8353" w:type="dxa"/>
+            <w:tcBorders/>
+            <w:vAlign w:val="center"/>
+          </w:tcPr>
+          <w:p>
+            <w:pPr>
+              <w:pStyle w:val="TableHeading"/>
+              <w:suppressLineNumbers/>
+              <w:shd w:fill="ECECEC" w:val="clear"/>
+              <w:bidi w:val="0"/>
+              <w:spacing w:before="0" w:after="140"/>
+              <w:jc w:val="left"/>
+              <w:rPr/>
+            </w:pPr>
+            <w:r>
+              <w:rPr/>
+              <w:t>gerekçe</w:t>
+            </w:r>
+          </w:p>
+        </w:tc>
+      </w:tr>
+      <w:tr>
+        <w:trPr/>
+        <w:tc>
+          <w:tcPr>
+            <w:tcW w:w="1599" w:type="dxa"/>
+            <w:tcBorders/>
+            <w:vAlign w:val="center"/>
+          </w:tcPr>
+          <w:p>
+            <w:pPr>
+              <w:pStyle w:val="TableContents"/>
+              <w:bidi w:val="0"/>
+              <w:spacing w:before="0" w:after="140"/>
+              <w:jc w:val="left"/>
+              <w:rPr/>
+            </w:pPr>
+            <w:r>
+              <w:rPr>
+                <w:rStyle w:val="SourceText"/>
+              </w:rPr>
+              <w:t>normal</w:t>
+            </w:r>
+            <w:r>
+              <w:rPr/>
+              <w:t xml:space="preserve">, </w:t>
+            </w:r>
+            <w:r>
+              <w:rPr>
+                <w:rStyle w:val="SourceText"/>
+              </w:rPr>
+              <w:t>blackhole</w:t>
+            </w:r>
+          </w:p>
+        </w:tc>
+        <w:tc>
+          <w:tcPr>
+            <w:tcW w:w="1387" w:type="dxa"/>
+            <w:tcBorders/>
+            <w:vAlign w:val="center"/>
+          </w:tcPr>
+          <w:p>
+            <w:pPr>
+              <w:pStyle w:val="TableContents"/>
+              <w:bidi w:val="0"/>
+              <w:spacing w:before="0" w:after="140"/>
+              <w:jc w:val="left"/>
+              <w:rPr/>
+            </w:pPr>
+            <w:r>
+              <w:rPr/>
+              <w:t>her koşu ayrı grup</w:t>
+            </w:r>
+          </w:p>
+        </w:tc>
+        <w:tc>
+          <w:tcPr>
+            <w:tcW w:w="8353" w:type="dxa"/>
+            <w:tcBorders/>
+            <w:vAlign w:val="center"/>
+          </w:tcPr>
+          <w:p>
+            <w:pPr>
+              <w:pStyle w:val="TableContents"/>
+              <w:bidi w:val="0"/>
+              <w:spacing w:before="0" w:after="140"/>
+              <w:jc w:val="left"/>
+              <w:rPr/>
+            </w:pPr>
+            <w:r>
+              <w:rPr/>
+              <w:t>Tek bir konfigürasyonları vardır (taranacak bir şiddet parametreleri yok). Hepsini tek grup saymak, bu sınıfların tamamını tek bir kata yığar ve diğer dört katta hiç örneği kalmaz.</w:t>
+            </w:r>
+          </w:p>
+        </w:tc>
+      </w:tr>
+      <w:tr>
+        <w:trPr/>
+        <w:tc>
+          <w:tcPr>
+            <w:tcW w:w="1599" w:type="dxa"/>
+            <w:tcBorders/>
+            <w:vAlign w:val="center"/>
+          </w:tcPr>
+          <w:p>
+            <w:pPr>
+              <w:pStyle w:val="TableContents"/>
+              <w:bidi w:val="0"/>
+              <w:spacing w:before="0" w:after="140"/>
+              <w:jc w:val="left"/>
+              <w:rPr/>
+            </w:pPr>
+            <w:r>
+              <w:rPr>
+                <w:rStyle w:val="SourceText"/>
+              </w:rPr>
+              <w:t>dos</w:t>
+            </w:r>
+            <w:r>
+              <w:rPr/>
+              <w:t xml:space="preserve">, </w:t>
+            </w:r>
+            <w:r>
+              <w:rPr>
+                <w:rStyle w:val="SourceText"/>
+              </w:rPr>
+              <w:t>ddos</w:t>
+            </w:r>
+            <w:r>
+              <w:rPr/>
+              <w:t xml:space="preserve">, </w:t>
+            </w:r>
+            <w:r>
+              <w:rPr>
+                <w:rStyle w:val="SourceText"/>
+              </w:rPr>
+              <w:t>greyhole</w:t>
+            </w:r>
+          </w:p>
+        </w:tc>
+        <w:tc>
+          <w:tcPr>
+            <w:tcW w:w="1387" w:type="dxa"/>
+            <w:tcBorders/>
+            <w:vAlign w:val="center"/>
+          </w:tcPr>
+          <w:p>
+            <w:pPr>
+              <w:pStyle w:val="TableContents"/>
+              <w:bidi w:val="0"/>
+              <w:spacing w:before="0" w:after="140"/>
+              <w:jc w:val="left"/>
+              <w:rPr/>
+            </w:pPr>
+            <w:r>
+              <w:rPr/>
+              <w:t>her şiddet ayarı bir grup</w:t>
+            </w:r>
+          </w:p>
+        </w:tc>
+        <w:tc>
+          <w:tcPr>
+            <w:tcW w:w="8353" w:type="dxa"/>
+            <w:tcBorders/>
+            <w:vAlign w:val="center"/>
+          </w:tcPr>
+          <w:p>
+            <w:pPr>
+              <w:pStyle w:val="TableContents"/>
+              <w:bidi w:val="0"/>
+              <w:spacing w:before="0" w:after="140"/>
+              <w:jc w:val="left"/>
+              <w:rPr/>
+            </w:pPr>
+            <w:r>
+              <w:rPr/>
+              <w:t>Şiddet ekseni boyunca genellemeyi sınamak için.</w:t>
+            </w:r>
+          </w:p>
+        </w:tc>
+      </w:tr>
+    </w:tbl>
+    <w:p>
+      <w:pPr>
+        <w:pStyle w:val="BodyText"/>
+        <w:bidi w:val="0"/>
+        <w:rPr/>
+      </w:pPr>
+      <w:r>
+        <w:rPr/>
+        <w:t xml:space="preserve">Bu tanımla 255 eğitim koşusu </w:t>
+      </w:r>
+      <w:r>
+        <w:rPr>
+          <w:rStyle w:val="Strong"/>
+        </w:rPr>
+        <w:t>73 gruba</w:t>
+      </w:r>
+      <w:r>
+        <w:rPr/>
+        <w:t xml:space="preserve"> dağılır: </w:t>
+      </w:r>
+      <w:r>
+        <w:rPr>
+          <w:rStyle w:val="SourceText"/>
+        </w:rPr>
+        <w:t>normal</w:t>
+      </w:r>
+      <w:r>
+        <w:rPr/>
+        <w:t xml:space="preserve"> 40, </w:t>
+      </w:r>
+      <w:r>
+        <w:rPr>
+          <w:rStyle w:val="SourceText"/>
+        </w:rPr>
+        <w:t>greyhole</w:t>
+      </w:r>
+      <w:r>
+        <w:rPr/>
+        <w:t xml:space="preserve"> 11, </w:t>
+      </w:r>
+      <w:r>
+        <w:rPr>
+          <w:rStyle w:val="SourceText"/>
+        </w:rPr>
+        <w:t>blackhole</w:t>
+      </w:r>
+      <w:r>
+        <w:rPr/>
+        <w:t xml:space="preserve"> 10, </w:t>
+      </w:r>
+      <w:r>
+        <w:rPr>
+          <w:rStyle w:val="SourceText"/>
+        </w:rPr>
+        <w:t>dos</w:t>
+      </w:r>
+      <w:r>
+        <w:rPr/>
+        <w:t xml:space="preserve"> 7, </w:t>
+      </w:r>
+      <w:r>
+        <w:rPr>
+          <w:rStyle w:val="SourceText"/>
+        </w:rPr>
+        <w:t>ddos</w:t>
+      </w:r>
+      <w:r>
+        <w:rPr/>
+        <w:t xml:space="preserve"> 5.</w:t>
+      </w:r>
+    </w:p>
+    <w:p>
+      <w:pPr>
+        <w:pStyle w:val="BodyText"/>
+        <w:bidi w:val="0"/>
+        <w:rPr/>
+      </w:pPr>
+      <w:r>
+        <w:rPr/>
+        <w:t xml:space="preserve">Buradan görülen bir şey, sonuçların okunması için önemlidir: </w:t>
+      </w:r>
+      <w:r>
+        <w:rPr>
+          <w:rStyle w:val="SourceText"/>
+        </w:rPr>
+        <w:t>ddos</w:t>
+      </w:r>
+      <w:r>
+        <w:rPr/>
+        <w:t xml:space="preserve"> sınıfı </w:t>
+      </w:r>
+      <w:r>
+        <w:rPr>
+          <w:rStyle w:val="Strong"/>
+        </w:rPr>
+        <w:t>yalnızca 5 grup</w:t>
+      </w:r>
+      <w:r>
+        <w:rPr/>
+        <w:t xml:space="preserve"> ile temsil edilmektedir; yani her katta bu sınıfın tek bir konfigürasyonu test edilmektedir. Bu sınıfın skoru bu yüzden yapısal olarak belirsizdir ve §6'daki </w:t>
+      </w:r>
+      <w:r>
+        <w:rPr>
+          <w:rStyle w:val="SourceText"/>
+        </w:rPr>
+        <w:t>ddos</w:t>
+      </w:r>
+      <w:r>
+        <w:rPr/>
+        <w:t xml:space="preserve"> rakamı bu bilgiyle okunmalıdır.</w:t>
+      </w:r>
+    </w:p>
+    <w:p>
+      <w:pPr>
+        <w:pStyle w:val="Heading3"/>
+        <w:bidi w:val="0"/>
+        <w:ind w:hanging="0" w:left="0" w:right="0"/>
+        <w:rPr/>
+      </w:pPr>
+      <w:bookmarkStart w:id="34" w:name="53-snavn-maliyeti-ve-bu-maliyetin-ne-olm"/>
+      <w:bookmarkEnd w:id="34"/>
+      <w:r>
+        <w:rPr/>
+        <w:t>5.3 Sınavın maliyeti — ve bu maliyetin ne olmadığı</w:t>
+      </w:r>
+    </w:p>
+    <w:p>
+      <w:pPr>
+        <w:pStyle w:val="BodyText"/>
+        <w:bidi w:val="0"/>
+        <w:rPr/>
+      </w:pPr>
+      <w:r>
+        <w:rPr/>
+        <w:t>Aynı model, aynı veri üzerinde iki bölme yöntemiyle değerlendirildiğinde:</w:t>
+      </w:r>
+    </w:p>
+    <w:tbl>
+      <w:tblPr>
+        <w:tblW w:w="3815" w:type="dxa"/>
+        <w:jc w:val="left"/>
+        <w:tblInd w:w="28" w:type="dxa"/>
+        <w:tblLayout w:type="fixed"/>
+        <w:tblCellMar>
+          <w:top w:w="28" w:type="dxa"/>
+          <w:left w:w="28" w:type="dxa"/>
+          <w:bottom w:w="28" w:type="dxa"/>
+          <w:right w:w="28" w:type="dxa"/>
+        </w:tblCellMar>
+      </w:tblPr>
+      <w:tblGrid>
+        <w:gridCol w:w="2417"/>
+        <w:gridCol w:w="1398"/>
+      </w:tblGrid>
+      <w:tr>
+        <w:trPr>
+          <w:tblHeader w:val="true"/>
+        </w:trPr>
+        <w:tc>
+          <w:tcPr>
+            <w:tcW w:w="2417" w:type="dxa"/>
+            <w:tcBorders/>
+            <w:vAlign w:val="center"/>
+          </w:tcPr>
+          <w:p>
+            <w:pPr>
+              <w:pStyle w:val="TableHeading"/>
+              <w:suppressLineNumbers/>
+              <w:shd w:fill="ECECEC" w:val="clear"/>
+              <w:bidi w:val="0"/>
+              <w:spacing w:before="0" w:after="140"/>
+              <w:jc w:val="left"/>
+              <w:rPr/>
+            </w:pPr>
+            <w:r>
+              <w:rPr/>
+              <w:t>bölme</w:t>
+            </w:r>
+          </w:p>
+        </w:tc>
+        <w:tc>
+          <w:tcPr>
+            <w:tcW w:w="1398" w:type="dxa"/>
+            <w:tcBorders/>
+            <w:vAlign w:val="center"/>
+          </w:tcPr>
+          <w:p>
+            <w:pPr>
+              <w:pStyle w:val="TableHeading"/>
+              <w:suppressLineNumbers/>
+              <w:shd w:fill="ECECEC" w:val="clear"/>
+              <w:bidi w:val="0"/>
+              <w:spacing w:before="0" w:after="140"/>
+              <w:jc w:val="left"/>
+              <w:rPr/>
+            </w:pPr>
+            <w:r>
+              <w:rPr/>
+              <w:t>makro-F1</w:t>
+            </w:r>
+          </w:p>
+        </w:tc>
+      </w:tr>
+      <w:tr>
+        <w:trPr/>
+        <w:tc>
+          <w:tcPr>
+            <w:tcW w:w="2417" w:type="dxa"/>
+            <w:tcBorders/>
+            <w:vAlign w:val="center"/>
+          </w:tcPr>
+          <w:p>
+            <w:pPr>
+              <w:pStyle w:val="TableContents"/>
+              <w:bidi w:val="0"/>
+              <w:spacing w:before="0" w:after="140"/>
+              <w:jc w:val="left"/>
+              <w:rPr/>
+            </w:pPr>
+            <w:r>
+              <w:rPr/>
+              <w:t>rastgele (iyimser)</w:t>
+            </w:r>
+          </w:p>
+        </w:tc>
+        <w:tc>
+          <w:tcPr>
+            <w:tcW w:w="1398" w:type="dxa"/>
+            <w:tcBorders/>
+            <w:vAlign w:val="center"/>
+          </w:tcPr>
+          <w:p>
+            <w:pPr>
+              <w:pStyle w:val="TableContents"/>
+              <w:bidi w:val="0"/>
+              <w:spacing w:before="0" w:after="140"/>
+              <w:jc w:val="left"/>
+              <w:rPr/>
+            </w:pPr>
+            <w:r>
+              <w:rPr>
+                <w:rStyle w:val="Strong"/>
+              </w:rPr>
+              <w:t>0.828 ± 0.065</w:t>
+            </w:r>
+          </w:p>
+        </w:tc>
+      </w:tr>
+      <w:tr>
+        <w:trPr/>
+        <w:tc>
+          <w:tcPr>
+            <w:tcW w:w="2417" w:type="dxa"/>
+            <w:tcBorders/>
+            <w:vAlign w:val="center"/>
+          </w:tcPr>
+          <w:p>
+            <w:pPr>
+              <w:pStyle w:val="TableContents"/>
+              <w:bidi w:val="0"/>
+              <w:spacing w:before="0" w:after="140"/>
+              <w:jc w:val="left"/>
+              <w:rPr/>
+            </w:pPr>
+            <w:r>
+              <w:rPr>
+                <w:rStyle w:val="Emphasis"/>
+              </w:rPr>
+              <w:t>grouped split</w:t>
+            </w:r>
+            <w:r>
+              <w:rPr/>
+              <w:t xml:space="preserve"> (kullanılan)</w:t>
+            </w:r>
+          </w:p>
+        </w:tc>
+        <w:tc>
+          <w:tcPr>
+            <w:tcW w:w="1398" w:type="dxa"/>
+            <w:tcBorders/>
+            <w:vAlign w:val="center"/>
+          </w:tcPr>
+          <w:p>
+            <w:pPr>
+              <w:pStyle w:val="TableContents"/>
+              <w:bidi w:val="0"/>
+              <w:spacing w:before="0" w:after="140"/>
+              <w:jc w:val="left"/>
+              <w:rPr/>
+            </w:pPr>
+            <w:r>
+              <w:rPr>
+                <w:rStyle w:val="Strong"/>
+              </w:rPr>
+              <w:t>0.788 ± 0.094</w:t>
+            </w:r>
+          </w:p>
+        </w:tc>
+      </w:tr>
+      <w:tr>
+        <w:trPr/>
+        <w:tc>
+          <w:tcPr>
+            <w:tcW w:w="2417" w:type="dxa"/>
+            <w:tcBorders/>
+            <w:vAlign w:val="center"/>
+          </w:tcPr>
+          <w:p>
+            <w:pPr>
+              <w:pStyle w:val="TableContents"/>
+              <w:bidi w:val="0"/>
+              <w:spacing w:before="0" w:after="140"/>
+              <w:jc w:val="left"/>
+              <w:rPr/>
+            </w:pPr>
+            <w:r>
+              <w:rPr>
+                <w:rStyle w:val="Strong"/>
+              </w:rPr>
+              <w:t>fark</w:t>
+            </w:r>
+          </w:p>
+        </w:tc>
+        <w:tc>
+          <w:tcPr>
+            <w:tcW w:w="1398" w:type="dxa"/>
+            <w:tcBorders/>
+            <w:vAlign w:val="center"/>
+          </w:tcPr>
+          <w:p>
+            <w:pPr>
+              <w:pStyle w:val="TableContents"/>
+              <w:bidi w:val="0"/>
+              <w:spacing w:before="0" w:after="140"/>
+              <w:jc w:val="left"/>
+              <w:rPr/>
+            </w:pPr>
+            <w:r>
+              <w:rPr>
+                <w:rStyle w:val="Strong"/>
+              </w:rPr>
+              <w:t>0.040</w:t>
+            </w:r>
+          </w:p>
+        </w:tc>
+      </w:tr>
+    </w:tbl>
+    <w:p>
+      <w:pPr>
+        <w:pStyle w:val="BodyText"/>
+        <w:bidi w:val="0"/>
+        <w:rPr/>
+      </w:pPr>
+      <w:r>
+        <w:rPr/>
+        <w:t xml:space="preserve">Yani dürüst sınav, skoru yaklaşık 0.04 düşürmektedir. Standart sapmanın da büyüdüğüne dikkat edilmelidir (0.065 → 0.094): görülmemiş bir şiddetle sınanmak yalnızca skoru düşürmez, </w:t>
+      </w:r>
+      <w:r>
+        <w:rPr>
+          <w:rStyle w:val="Strong"/>
+        </w:rPr>
+        <w:t>sonucu daha oynak</w:t>
+      </w:r>
+      <w:r>
+        <w:rPr/>
+        <w:t xml:space="preserve"> hale getirir; hangi konfigürasyonun teste düştüğü önemli olmaya başlar.</w:t>
+      </w:r>
+    </w:p>
+    <w:p>
+      <w:pPr>
+        <w:pStyle w:val="BodyText"/>
+        <w:bidi w:val="0"/>
+        <w:rPr/>
+      </w:pPr>
+      <w:r>
+        <w:rPr/>
+        <w:t xml:space="preserve">Bu farkın küçük görünmesi bir kusur değil, tabanın kalitesinin bir sonucudur. Erken bir ölçümde bu maliyet çok daha büyük görünmüştü, ancak o ölçüm §3.3'te anlatılan </w:t>
+      </w:r>
+      <w:r>
+        <w:rPr>
+          <w:rStyle w:val="Strong"/>
+        </w:rPr>
+        <w:t>gürültüsüz</w:t>
+      </w:r>
+      <w:r>
+        <w:rPr/>
+        <w:t xml:space="preserve"> veri seti üzerinde yapılmıştı: normal koşuların teslim oranı tam olarak 1.0 ve varyansı sıfır olduğunda, her ayrım yapay biçimde keskinleşir ve bölme yöntemini değiştirmek dramatik farklar üretir. Taban gerçekçi hale getirildikten sonra iki bölme birbirine yaklaşmıştır.</w:t>
+      </w:r>
+    </w:p>
+    <w:p>
+      <w:pPr>
+        <w:pStyle w:val="BodyText"/>
+        <w:bidi w:val="0"/>
+        <w:rPr/>
+      </w:pPr>
+      <w:r>
+        <w:rPr>
+          <w:rStyle w:val="Strong"/>
+        </w:rPr>
+        <w:t>Bunun doğru okunuşu şudur:</w:t>
+      </w:r>
+      <w:r>
+        <w:rPr/>
+        <w:t xml:space="preserve"> bu çalışmanın kazanımı dürüst bölme yöntemini kullanmış olmak değil — o bir asgari gerekliliktir — </w:t>
+      </w:r>
+      <w:r>
+        <w:rPr>
+          <w:rStyle w:val="Strong"/>
+        </w:rPr>
+        <w:t>ölçülmeye değer bir taban kurmuş olmaktır.</w:t>
+      </w:r>
+      <w:r>
+        <w:rPr/>
+        <w:t xml:space="preserve"> Gürültüsüz bir taban üzerinde hangi bölme yöntemi kullanılırsa kullanılsın, sonuç ağın değil kurulumun yapaylığını ölçer.</w:t>
+      </w:r>
+    </w:p>
+    <w:p>
+      <w:pPr>
+        <w:pStyle w:val="Heading3"/>
+        <w:bidi w:val="0"/>
+        <w:ind w:hanging="0" w:left="0" w:right="0"/>
+        <w:rPr/>
+      </w:pPr>
+      <w:bookmarkStart w:id="35" w:name="54-hangi-metrikler-neden"/>
+      <w:bookmarkEnd w:id="35"/>
+      <w:r>
+        <w:rPr/>
+        <w:t>5.4 Hangi metrikler, neden</w:t>
+      </w:r>
+    </w:p>
+    <w:p>
+      <w:pPr>
+        <w:pStyle w:val="BodyText"/>
+        <w:bidi w:val="0"/>
+        <w:rPr/>
+      </w:pPr>
+      <w:r>
+        <w:rPr/>
+        <w:t>Ham doğruluk (</w:t>
+      </w:r>
+      <w:r>
+        <w:rPr>
+          <w:rStyle w:val="Emphasis"/>
+        </w:rPr>
+        <w:t>accuracy</w:t>
+      </w:r>
+      <w:r>
+        <w:rPr/>
+        <w:t xml:space="preserve">) raporlanmamaktadır. Sebebi sınıf dengesizliğidir: </w:t>
+      </w:r>
+      <w:r>
+        <w:rPr>
+          <w:rStyle w:val="SourceText"/>
+        </w:rPr>
+        <w:t>blackhole</w:t>
+      </w:r>
+      <w:r>
+        <w:rPr/>
+        <w:t xml:space="preserve"> sınıfının 10 koşusu, veri setinin %4'ünden azdır. Bu sınıfı tamamen ıskalayan bir model bile yüksek doğruluk alabilir.</w:t>
+      </w:r>
+    </w:p>
+    <w:p>
+      <w:pPr>
+        <w:pStyle w:val="BodyText"/>
+        <w:bidi w:val="0"/>
+        <w:rPr/>
+      </w:pPr>
+      <w:r>
+        <w:rPr/>
+        <w:t>Bunun yerine:</w:t>
+      </w:r>
+    </w:p>
+    <w:p>
+      <w:pPr>
+        <w:pStyle w:val="BodyText"/>
+        <w:numPr>
+          <w:ilvl w:val="0"/>
+          <w:numId w:val="10"/>
+        </w:numPr>
+        <w:tabs>
+          <w:tab w:val="clear" w:pos="1134"/>
+          <w:tab w:val="left" w:pos="709" w:leader="none"/>
+        </w:tabs>
+        <w:bidi w:val="0"/>
+        <w:spacing w:before="0" w:after="0"/>
+        <w:ind w:hanging="283" w:left="709"/>
+        <w:rPr/>
+      </w:pPr>
+      <w:r>
+        <w:rPr>
+          <w:rStyle w:val="Strong"/>
+        </w:rPr>
+        <w:t>Sınıf başına precision, recall ve F1.</w:t>
+      </w:r>
+      <w:r>
+        <w:rPr/>
+        <w:t xml:space="preserve"> Hangi sınıfın nerede ve </w:t>
+      </w:r>
+      <w:r>
+        <w:rPr>
+          <w:rStyle w:val="Strong"/>
+        </w:rPr>
+        <w:t>hangi yönde</w:t>
+      </w:r>
+      <w:r>
+        <w:rPr/>
+        <w:t xml:space="preserve"> başarısız olduğunu gösterirler. Bir sınıfın düşük precision'ı ile düşük recall'ı çok farklı sorunlardır: birincisi yanlış alarm, ikincisi kaçırılan saldırı demektir. </w:t>
+      </w:r>
+    </w:p>
+    <w:p>
+      <w:pPr>
+        <w:pStyle w:val="BodyText"/>
+        <w:numPr>
+          <w:ilvl w:val="0"/>
+          <w:numId w:val="10"/>
+        </w:numPr>
+        <w:tabs>
+          <w:tab w:val="clear" w:pos="1134"/>
+          <w:tab w:val="left" w:pos="709" w:leader="none"/>
+        </w:tabs>
+        <w:bidi w:val="0"/>
+        <w:spacing w:before="0" w:after="0"/>
+        <w:ind w:hanging="283" w:left="709"/>
+        <w:rPr/>
+      </w:pPr>
+      <w:r>
+        <w:rPr>
+          <w:rStyle w:val="Strong"/>
+        </w:rPr>
+        <w:t>Makro-F1.</w:t>
+      </w:r>
+      <w:r>
+        <w:rPr/>
+        <w:t xml:space="preserve"> Sınıf F1'lerinin, sınıf büyüklüğüne bakılmaksızın eşit ağırlıklı ortalaması. Küçük sınıfların büyük sınıfların arkasına gizlenmesini önler. </w:t>
+      </w:r>
+    </w:p>
+    <w:p>
+      <w:pPr>
+        <w:pStyle w:val="BodyText"/>
+        <w:numPr>
+          <w:ilvl w:val="0"/>
+          <w:numId w:val="10"/>
+        </w:numPr>
+        <w:tabs>
+          <w:tab w:val="clear" w:pos="1134"/>
+          <w:tab w:val="left" w:pos="709" w:leader="none"/>
+        </w:tabs>
+        <w:bidi w:val="0"/>
+        <w:spacing w:before="0" w:after="0"/>
+        <w:ind w:hanging="283" w:left="709"/>
+        <w:rPr/>
+      </w:pPr>
+      <w:r>
+        <w:rPr>
+          <w:rStyle w:val="Strong"/>
+        </w:rPr>
+        <w:t>Karışıklık matrisi.</w:t>
+      </w:r>
+      <w:r>
+        <w:rPr/>
+        <w:t xml:space="preserve"> Hangi sınıfın hangisiyle karıştığını gösterir. Bu çalışmada belirleyici olmuştur: </w:t>
+      </w:r>
+      <w:r>
+        <w:rPr>
+          <w:rStyle w:val="SourceText"/>
+        </w:rPr>
+        <w:t>dos</w:t>
+      </w:r>
+      <w:r>
+        <w:rPr/>
+        <w:t xml:space="preserve"> ve </w:t>
+      </w:r>
+      <w:r>
+        <w:rPr>
+          <w:rStyle w:val="SourceText"/>
+        </w:rPr>
+        <w:t>ddos</w:t>
+      </w:r>
+      <w:r>
+        <w:rPr/>
+        <w:t xml:space="preserve">'un </w:t>
+      </w:r>
+      <w:r>
+        <w:rPr>
+          <w:rStyle w:val="Strong"/>
+        </w:rPr>
+        <w:t>çift yönlü</w:t>
+      </w:r>
+      <w:r>
+        <w:rPr/>
+        <w:t xml:space="preserve"> karıştığının görülmesi, sorunun bir eşik kayması değil ayrımın kendisinin olmadığı anlamına gelir (§8.2). </w:t>
+      </w:r>
+    </w:p>
+    <w:p>
+      <w:pPr>
+        <w:pStyle w:val="BodyText"/>
+        <w:numPr>
+          <w:ilvl w:val="0"/>
+          <w:numId w:val="10"/>
+        </w:numPr>
+        <w:tabs>
+          <w:tab w:val="clear" w:pos="1134"/>
+          <w:tab w:val="left" w:pos="709" w:leader="none"/>
+        </w:tabs>
+        <w:bidi w:val="0"/>
+        <w:ind w:hanging="283" w:left="709"/>
+        <w:rPr/>
+      </w:pPr>
+      <w:r>
+        <w:rPr>
+          <w:rStyle w:val="Strong"/>
+        </w:rPr>
+        <w:t>İkili görünüm:</w:t>
+      </w:r>
+      <w:r>
+        <w:rPr/>
+        <w:t xml:space="preserve"> </w:t>
+      </w:r>
+      <w:r>
+        <w:rPr>
+          <w:rStyle w:val="SourceText"/>
+        </w:rPr>
+        <w:t>normal</w:t>
+      </w:r>
+      <w:r>
+        <w:rPr/>
+        <w:t xml:space="preserve"> dışındaki her tahminin alarm sayıldığı 2×2 tablo, ve ondan türeyen yanlış alarm oranı. </w:t>
+      </w:r>
+    </w:p>
+    <w:p>
+      <w:pPr>
+        <w:pStyle w:val="BodyText"/>
+        <w:bidi w:val="0"/>
+        <w:rPr/>
+      </w:pPr>
+      <w:r>
+        <w:rPr/>
+        <w:t xml:space="preserve">Çapraz doğrulamanın beş katından gelen sonuçlar iki ayrı biçimde bildirilmektedir ve karıştırılmamalıdırlar: </w:t>
+      </w:r>
+      <w:r>
+        <w:rPr>
+          <w:rStyle w:val="Strong"/>
+        </w:rPr>
+        <w:t>kat ortalaması ± kat standart sapması</w:t>
+      </w:r>
+      <w:r>
+        <w:rPr/>
+        <w:t xml:space="preserve"> (0.788 ± 0.094) sonucun ne kadar oynak olduğunu gösterir; </w:t>
+      </w:r>
+      <w:r>
+        <w:rPr>
+          <w:rStyle w:val="Strong"/>
+        </w:rPr>
+        <w:t>havuzlanmış</w:t>
+      </w:r>
+      <w:r>
+        <w:rPr/>
+        <w:t xml:space="preserve"> değer (0.797) ise bütün tahminler tek bir tabloda toplanarak hesaplanır ve sınıf başına metrikler bundan üretilir.</w:t>
+      </w:r>
+    </w:p>
+    <w:p>
+      <w:pPr>
+        <w:pStyle w:val="Heading2"/>
+        <w:bidi w:val="0"/>
+        <w:ind w:hanging="0" w:left="0" w:right="0"/>
+        <w:rPr/>
+      </w:pPr>
+      <w:bookmarkStart w:id="36" w:name="6-sonuclar"/>
+      <w:bookmarkEnd w:id="36"/>
+      <w:r>
+        <w:rPr/>
+        <w:t>6. Sonuçlar</w:t>
+      </w:r>
+    </w:p>
+    <w:p>
+      <w:pPr>
+        <w:pStyle w:val="BlockQuotation"/>
+        <w:bidi w:val="0"/>
+        <w:rPr/>
+      </w:pPr>
+      <w:r>
         <w:rPr>
           <w:rStyle w:val="Emphasis"/>
           <w:i/>
           <w:iCs/>
         </w:rPr>
-        <w:t>(Yazılacak: "koşu" neden örneklem birimi seçildi; üç ölçüm modalitesi — hacim, teslim, zamanlama; 13 özelliğin tanımı ve hangi ham FlowMonitor büyüklüğünden türediği; şiddet eksenleri; eğitim sınıfı ile değerlendirme probu ayrımı ve kuralı.)</w:t>
+        <w:t>(Yazılacak: ikili tespit; çok-sınıflı sınıf bazında sonuçlar; karışıklık matrisi; tespit–şiddet eğrisi; eşik ayarı.)</w:t>
       </w:r>
     </w:p>
     <w:p>
@@ -5927,11 +11024,11 @@
         <w:ind w:hanging="0" w:left="0" w:right="0"/>
         <w:rPr/>
       </w:pPr>
-      <w:bookmarkStart w:id="24" w:name="5-detektor-ve-degerlendirme-yontemi"/>
-      <w:bookmarkEnd w:id="24"/>
-      <w:r>
-        <w:rPr/>
-        <w:t>5. Detektör ve değerlendirme yöntemi</w:t>
+      <w:bookmarkStart w:id="37" w:name="7-yeni-saldr"/>
+      <w:bookmarkEnd w:id="37"/>
+      <w:r>
+        <w:rPr/>
+        <w:t>7. Yeni saldırı</w:t>
       </w:r>
     </w:p>
     <w:p>
@@ -5946,7 +11043,7 @@
           <w:i/>
           <w:iCs/>
         </w:rPr>
-        <w:t>(Yazılacak: model seçimi; konfigürasyon-grupli bölme nedir ve neden koşu-bazlı bölmeden daha sert bir sınavdır; iyimser bölmeyle farkı; hangi metriklerin neden raporlandığı.)</w:t>
+        <w:t>(Yazılacak: 7.1 grey-hole tasarımı, gerçeklenmesi ve doğrulanması; 7.2 timing-MITM ve akış seviyesi ölçümün yapısal körlüğü; 7.3 değerlendirilip reddedilen alternatifler.)</w:t>
       </w:r>
     </w:p>
     <w:p>
@@ -5956,11 +11053,11 @@
         <w:ind w:hanging="0" w:left="0" w:right="0"/>
         <w:rPr/>
       </w:pPr>
-      <w:bookmarkStart w:id="25" w:name="6-sonuclar"/>
-      <w:bookmarkEnd w:id="25"/>
-      <w:r>
-        <w:rPr/>
-        <w:t>6. Sonuçlar</w:t>
+      <w:bookmarkStart w:id="38" w:name="8-ne-olctugumuzu-sorgulamak"/>
+      <w:bookmarkEnd w:id="38"/>
+      <w:r>
+        <w:rPr/>
+        <w:t>8. Ne ölçtüğümüzü sorgulamak</w:t>
       </w:r>
     </w:p>
     <w:p>
@@ -5975,7 +11072,7 @@
           <w:i/>
           <w:iCs/>
         </w:rPr>
-        <w:t>(Yazılacak: ikili tespit; çok-sınıflı sınıf bazında sonuçlar; karışıklık matrisi; tespit–şiddet eğrisi; eşik ayarı.)</w:t>
+        <w:t>(Yazılacak: 8.1 zararsız relay tabanı ve R0 = 0.975; 8.2 dos/ddos ayrımının hasar eksenine indirgenmesi; 8.3 alan kayması probu; 8.4 üç bulgunun ortak açıklaması.)</w:t>
       </w:r>
     </w:p>
     <w:p>
@@ -5985,11 +11082,11 @@
         <w:ind w:hanging="0" w:left="0" w:right="0"/>
         <w:rPr/>
       </w:pPr>
-      <w:bookmarkStart w:id="26" w:name="7-yeni-saldr"/>
-      <w:bookmarkEnd w:id="26"/>
-      <w:r>
-        <w:rPr/>
-        <w:t>7. Yeni saldırı</w:t>
+      <w:bookmarkStart w:id="39" w:name="9-snrllklar"/>
+      <w:bookmarkEnd w:id="39"/>
+      <w:r>
+        <w:rPr/>
+        <w:t>9. Sınırlılıklar</w:t>
       </w:r>
     </w:p>
     <w:p>
@@ -6004,7 +11101,7 @@
           <w:i/>
           <w:iCs/>
         </w:rPr>
-        <w:t>(Yazılacak: 7.1 grey-hole tasarımı, gerçeklenmesi ve doğrulanması; 7.2 timing-MITM ve akış seviyesi ölçümün yapısal körlüğü; 7.3 değerlendirilip reddedilen alternatifler.)</w:t>
+        <w:t>(Yazılacak.)</w:t>
       </w:r>
     </w:p>
     <w:p>
@@ -6014,11 +11111,11 @@
         <w:ind w:hanging="0" w:left="0" w:right="0"/>
         <w:rPr/>
       </w:pPr>
-      <w:bookmarkStart w:id="27" w:name="8-ne-olctugumuzu-sorgulamak"/>
-      <w:bookmarkEnd w:id="27"/>
-      <w:r>
-        <w:rPr/>
-        <w:t>8. Ne ölçtüğümüzü sorgulamak</w:t>
+      <w:bookmarkStart w:id="40" w:name="10-yeniden-uretilebilirlik-ve-surum-yone"/>
+      <w:bookmarkEnd w:id="40"/>
+      <w:r>
+        <w:rPr/>
+        <w:t>10. Yeniden üretilebilirlik ve sürüm yönetimi</w:t>
       </w:r>
     </w:p>
     <w:p>
@@ -6033,7 +11130,7 @@
           <w:i/>
           <w:iCs/>
         </w:rPr>
-        <w:t>(Yazılacak: 8.1 zararsız relay tabanı ve R0 = 0.975; 8.2 dos/ddos ayrımının hasar eksenine indirgenmesi; 8.3 alan kayması probu; 8.4 üç bulgunun ortak açıklaması.)</w:t>
+        <w:t>(Yazılacak: v1.1 sürümü, manifest ve özet değerler; her rakamın tek kaynaktan üretilmesi; yayımlanan sürümün kendi iddialarını doğrulayan kapılar.)</w:t>
       </w:r>
     </w:p>
     <w:p>
@@ -6043,11 +11140,11 @@
         <w:ind w:hanging="0" w:left="0" w:right="0"/>
         <w:rPr/>
       </w:pPr>
-      <w:bookmarkStart w:id="28" w:name="9-snrllklar"/>
-      <w:bookmarkEnd w:id="28"/>
-      <w:r>
-        <w:rPr/>
-        <w:t>9. Sınırlılıklar</w:t>
+      <w:bookmarkStart w:id="41" w:name="11-sonuc-ve-gelecek-calsma"/>
+      <w:bookmarkEnd w:id="41"/>
+      <w:r>
+        <w:rPr/>
+        <w:t>11. Sonuç ve gelecek çalışma</w:t>
       </w:r>
     </w:p>
     <w:p>
@@ -6067,81 +11164,23 @@
     </w:p>
     <w:p>
       <w:pPr>
+        <w:pStyle w:val="HorizontalLine"/>
+        <w:bidi w:val="0"/>
+        <w:rPr/>
+      </w:pPr>
+      <w:r>
+        <w:rPr/>
+      </w:r>
+    </w:p>
+    <w:p>
+      <w:pPr>
         <w:pStyle w:val="Heading2"/>
         <w:bidi w:val="0"/>
         <w:ind w:hanging="0" w:left="0" w:right="0"/>
         <w:rPr/>
       </w:pPr>
-      <w:bookmarkStart w:id="29" w:name="10-yeniden-uretilebilirlik-ve-surum-yone"/>
-      <w:bookmarkEnd w:id="29"/>
-      <w:r>
-        <w:rPr/>
-        <w:t>10. Yeniden üretilebilirlik ve sürüm yönetimi</w:t>
-      </w:r>
-    </w:p>
-    <w:p>
-      <w:pPr>
-        <w:pStyle w:val="BlockQuotation"/>
-        <w:bidi w:val="0"/>
-        <w:rPr/>
-      </w:pPr>
-      <w:r>
-        <w:rPr>
-          <w:rStyle w:val="Emphasis"/>
-          <w:i/>
-          <w:iCs/>
-        </w:rPr>
-        <w:t>(Yazılacak: v1.1 sürümü, manifest ve özet değerler; her rakamın tek kaynaktan üretilmesi; yayımlanan sürümün kendi iddialarını doğrulayan kapılar.)</w:t>
-      </w:r>
-    </w:p>
-    <w:p>
-      <w:pPr>
-        <w:pStyle w:val="Heading2"/>
-        <w:bidi w:val="0"/>
-        <w:ind w:hanging="0" w:left="0" w:right="0"/>
-        <w:rPr/>
-      </w:pPr>
-      <w:bookmarkStart w:id="30" w:name="11-sonuc-ve-gelecek-calsma"/>
-      <w:bookmarkEnd w:id="30"/>
-      <w:r>
-        <w:rPr/>
-        <w:t>11. Sonuç ve gelecek çalışma</w:t>
-      </w:r>
-    </w:p>
-    <w:p>
-      <w:pPr>
-        <w:pStyle w:val="BlockQuotation"/>
-        <w:bidi w:val="0"/>
-        <w:rPr/>
-      </w:pPr>
-      <w:r>
-        <w:rPr>
-          <w:rStyle w:val="Emphasis"/>
-          <w:i/>
-          <w:iCs/>
-        </w:rPr>
-        <w:t>(Yazılacak.)</w:t>
-      </w:r>
-    </w:p>
-    <w:p>
-      <w:pPr>
-        <w:pStyle w:val="HorizontalLine"/>
-        <w:bidi w:val="0"/>
-        <w:rPr/>
-      </w:pPr>
-      <w:r>
-        <w:rPr/>
-      </w:r>
-    </w:p>
-    <w:p>
-      <w:pPr>
-        <w:pStyle w:val="Heading2"/>
-        <w:bidi w:val="0"/>
-        <w:ind w:hanging="0" w:left="0" w:right="0"/>
-        <w:rPr/>
-      </w:pPr>
-      <w:bookmarkStart w:id="31" w:name="ek-a-terimler-sozlugu"/>
-      <w:bookmarkEnd w:id="31"/>
+      <w:bookmarkStart w:id="42" w:name="ek-a-terimler-sozlugu"/>
+      <w:bookmarkEnd w:id="42"/>
       <w:r>
         <w:rPr/>
         <w:t>Ek A — Terimler Sözlüğü</w:t>
@@ -8293,8 +13332,8 @@
         <w:ind w:hanging="0" w:left="0" w:right="0"/>
         <w:rPr/>
       </w:pPr>
-      <w:bookmarkStart w:id="32" w:name="kaynakca"/>
-      <w:bookmarkEnd w:id="32"/>
+      <w:bookmarkStart w:id="43" w:name="kaynakca"/>
+      <w:bookmarkEnd w:id="43"/>
       <w:r>
         <w:rPr/>
         <w:t>Kaynakça</w:t>
@@ -8305,7 +13344,7 @@
         <w:pStyle w:val="BodyText"/>
         <w:numPr>
           <w:ilvl w:val="0"/>
-          <w:numId w:val="8"/>
+          <w:numId w:val="11"/>
         </w:numPr>
         <w:tabs>
           <w:tab w:val="clear" w:pos="1134"/>
@@ -9260,6 +14299,143 @@
   <w:abstractNum w:abstractNumId="8">
     <w:lvl w:ilvl="0">
       <w:start w:val="1"/>
+      <w:numFmt w:val="bullet"/>
+      <w:lvlText w:val=""/>
+      <w:lvlJc w:val="left"/>
+      <w:pPr>
+        <w:tabs>
+          <w:tab w:val="num" w:pos="709"/>
+        </w:tabs>
+        <w:ind w:left="709" w:hanging="283"/>
+      </w:pPr>
+      <w:rPr>
+        <w:rFonts w:ascii="Symbol" w:hAnsi="Symbol" w:cs="Symbol" w:hint="default"/>
+      </w:rPr>
+    </w:lvl>
+    <w:lvl w:ilvl="1">
+      <w:start w:val="1"/>
+      <w:numFmt w:val="bullet"/>
+      <w:lvlText w:val=""/>
+      <w:lvlJc w:val="left"/>
+      <w:pPr>
+        <w:tabs>
+          <w:tab w:val="num" w:pos="1418"/>
+        </w:tabs>
+        <w:ind w:left="1418" w:hanging="283"/>
+      </w:pPr>
+      <w:rPr>
+        <w:rFonts w:ascii="Symbol" w:hAnsi="Symbol" w:cs="Symbol" w:hint="default"/>
+      </w:rPr>
+    </w:lvl>
+    <w:lvl w:ilvl="2">
+      <w:start w:val="1"/>
+      <w:numFmt w:val="bullet"/>
+      <w:lvlText w:val=""/>
+      <w:lvlJc w:val="left"/>
+      <w:pPr>
+        <w:tabs>
+          <w:tab w:val="num" w:pos="2127"/>
+        </w:tabs>
+        <w:ind w:left="2127" w:hanging="283"/>
+      </w:pPr>
+      <w:rPr>
+        <w:rFonts w:ascii="Symbol" w:hAnsi="Symbol" w:cs="Symbol" w:hint="default"/>
+      </w:rPr>
+    </w:lvl>
+    <w:lvl w:ilvl="3">
+      <w:start w:val="1"/>
+      <w:numFmt w:val="bullet"/>
+      <w:lvlText w:val=""/>
+      <w:lvlJc w:val="left"/>
+      <w:pPr>
+        <w:tabs>
+          <w:tab w:val="num" w:pos="2836"/>
+        </w:tabs>
+        <w:ind w:left="2836" w:hanging="283"/>
+      </w:pPr>
+      <w:rPr>
+        <w:rFonts w:ascii="Symbol" w:hAnsi="Symbol" w:cs="Symbol" w:hint="default"/>
+      </w:rPr>
+    </w:lvl>
+    <w:lvl w:ilvl="4">
+      <w:start w:val="1"/>
+      <w:numFmt w:val="bullet"/>
+      <w:lvlText w:val=""/>
+      <w:lvlJc w:val="left"/>
+      <w:pPr>
+        <w:tabs>
+          <w:tab w:val="num" w:pos="3545"/>
+        </w:tabs>
+        <w:ind w:left="3545" w:hanging="283"/>
+      </w:pPr>
+      <w:rPr>
+        <w:rFonts w:ascii="Symbol" w:hAnsi="Symbol" w:cs="Symbol" w:hint="default"/>
+      </w:rPr>
+    </w:lvl>
+    <w:lvl w:ilvl="5">
+      <w:start w:val="1"/>
+      <w:numFmt w:val="bullet"/>
+      <w:lvlText w:val=""/>
+      <w:lvlJc w:val="left"/>
+      <w:pPr>
+        <w:tabs>
+          <w:tab w:val="num" w:pos="4254"/>
+        </w:tabs>
+        <w:ind w:left="4254" w:hanging="283"/>
+      </w:pPr>
+      <w:rPr>
+        <w:rFonts w:ascii="Symbol" w:hAnsi="Symbol" w:cs="Symbol" w:hint="default"/>
+      </w:rPr>
+    </w:lvl>
+    <w:lvl w:ilvl="6">
+      <w:start w:val="1"/>
+      <w:numFmt w:val="bullet"/>
+      <w:lvlText w:val=""/>
+      <w:lvlJc w:val="left"/>
+      <w:pPr>
+        <w:tabs>
+          <w:tab w:val="num" w:pos="4963"/>
+        </w:tabs>
+        <w:ind w:left="4963" w:hanging="283"/>
+      </w:pPr>
+      <w:rPr>
+        <w:rFonts w:ascii="Symbol" w:hAnsi="Symbol" w:cs="Symbol" w:hint="default"/>
+      </w:rPr>
+    </w:lvl>
+    <w:lvl w:ilvl="7">
+      <w:start w:val="1"/>
+      <w:numFmt w:val="bullet"/>
+      <w:lvlText w:val=""/>
+      <w:lvlJc w:val="left"/>
+      <w:pPr>
+        <w:tabs>
+          <w:tab w:val="num" w:pos="5672"/>
+        </w:tabs>
+        <w:ind w:left="5672" w:hanging="283"/>
+      </w:pPr>
+      <w:rPr>
+        <w:rFonts w:ascii="Symbol" w:hAnsi="Symbol" w:cs="Symbol" w:hint="default"/>
+      </w:rPr>
+    </w:lvl>
+    <w:lvl w:ilvl="8">
+      <w:start w:val="1"/>
+      <w:numFmt w:val="bullet"/>
+      <w:lvlText w:val=""/>
+      <w:lvlJc w:val="left"/>
+      <w:pPr>
+        <w:tabs>
+          <w:tab w:val="num" w:pos="6381"/>
+        </w:tabs>
+        <w:ind w:left="6381" w:hanging="283"/>
+      </w:pPr>
+      <w:rPr>
+        <w:rFonts w:ascii="Symbol" w:hAnsi="Symbol" w:cs="Symbol" w:hint="default"/>
+      </w:rPr>
+    </w:lvl>
+  </w:abstractNum>
+  <w:abstractNum w:abstractNumId="9">
+    <w:lvl w:ilvl="0">
+      <w:start w:val="1"/>
       <w:numFmt w:val="decimal"/>
       <w:lvlText w:val="%1."/>
       <w:lvlJc w:val="left"/>
@@ -9376,7 +14552,263 @@
       <w:rPr/>
     </w:lvl>
   </w:abstractNum>
-  <w:abstractNum w:abstractNumId="9">
+  <w:abstractNum w:abstractNumId="10">
+    <w:lvl w:ilvl="0">
+      <w:start w:val="1"/>
+      <w:numFmt w:val="bullet"/>
+      <w:lvlText w:val=""/>
+      <w:lvlJc w:val="left"/>
+      <w:pPr>
+        <w:tabs>
+          <w:tab w:val="num" w:pos="709"/>
+        </w:tabs>
+        <w:ind w:left="709" w:hanging="283"/>
+      </w:pPr>
+      <w:rPr>
+        <w:rFonts w:ascii="Symbol" w:hAnsi="Symbol" w:cs="Symbol" w:hint="default"/>
+      </w:rPr>
+    </w:lvl>
+    <w:lvl w:ilvl="1">
+      <w:start w:val="1"/>
+      <w:numFmt w:val="bullet"/>
+      <w:lvlText w:val=""/>
+      <w:lvlJc w:val="left"/>
+      <w:pPr>
+        <w:tabs>
+          <w:tab w:val="num" w:pos="1418"/>
+        </w:tabs>
+        <w:ind w:left="1418" w:hanging="283"/>
+      </w:pPr>
+      <w:rPr>
+        <w:rFonts w:ascii="Symbol" w:hAnsi="Symbol" w:cs="Symbol" w:hint="default"/>
+      </w:rPr>
+    </w:lvl>
+    <w:lvl w:ilvl="2">
+      <w:start w:val="1"/>
+      <w:numFmt w:val="bullet"/>
+      <w:lvlText w:val=""/>
+      <w:lvlJc w:val="left"/>
+      <w:pPr>
+        <w:tabs>
+          <w:tab w:val="num" w:pos="2127"/>
+        </w:tabs>
+        <w:ind w:left="2127" w:hanging="283"/>
+      </w:pPr>
+      <w:rPr>
+        <w:rFonts w:ascii="Symbol" w:hAnsi="Symbol" w:cs="Symbol" w:hint="default"/>
+      </w:rPr>
+    </w:lvl>
+    <w:lvl w:ilvl="3">
+      <w:start w:val="1"/>
+      <w:numFmt w:val="bullet"/>
+      <w:lvlText w:val=""/>
+      <w:lvlJc w:val="left"/>
+      <w:pPr>
+        <w:tabs>
+          <w:tab w:val="num" w:pos="2836"/>
+        </w:tabs>
+        <w:ind w:left="2836" w:hanging="283"/>
+      </w:pPr>
+      <w:rPr>
+        <w:rFonts w:ascii="Symbol" w:hAnsi="Symbol" w:cs="Symbol" w:hint="default"/>
+      </w:rPr>
+    </w:lvl>
+    <w:lvl w:ilvl="4">
+      <w:start w:val="1"/>
+      <w:numFmt w:val="bullet"/>
+      <w:lvlText w:val=""/>
+      <w:lvlJc w:val="left"/>
+      <w:pPr>
+        <w:tabs>
+          <w:tab w:val="num" w:pos="3545"/>
+        </w:tabs>
+        <w:ind w:left="3545" w:hanging="283"/>
+      </w:pPr>
+      <w:rPr>
+        <w:rFonts w:ascii="Symbol" w:hAnsi="Symbol" w:cs="Symbol" w:hint="default"/>
+      </w:rPr>
+    </w:lvl>
+    <w:lvl w:ilvl="5">
+      <w:start w:val="1"/>
+      <w:numFmt w:val="bullet"/>
+      <w:lvlText w:val=""/>
+      <w:lvlJc w:val="left"/>
+      <w:pPr>
+        <w:tabs>
+          <w:tab w:val="num" w:pos="4254"/>
+        </w:tabs>
+        <w:ind w:left="4254" w:hanging="283"/>
+      </w:pPr>
+      <w:rPr>
+        <w:rFonts w:ascii="Symbol" w:hAnsi="Symbol" w:cs="Symbol" w:hint="default"/>
+      </w:rPr>
+    </w:lvl>
+    <w:lvl w:ilvl="6">
+      <w:start w:val="1"/>
+      <w:numFmt w:val="bullet"/>
+      <w:lvlText w:val=""/>
+      <w:lvlJc w:val="left"/>
+      <w:pPr>
+        <w:tabs>
+          <w:tab w:val="num" w:pos="4963"/>
+        </w:tabs>
+        <w:ind w:left="4963" w:hanging="283"/>
+      </w:pPr>
+      <w:rPr>
+        <w:rFonts w:ascii="Symbol" w:hAnsi="Symbol" w:cs="Symbol" w:hint="default"/>
+      </w:rPr>
+    </w:lvl>
+    <w:lvl w:ilvl="7">
+      <w:start w:val="1"/>
+      <w:numFmt w:val="bullet"/>
+      <w:lvlText w:val=""/>
+      <w:lvlJc w:val="left"/>
+      <w:pPr>
+        <w:tabs>
+          <w:tab w:val="num" w:pos="5672"/>
+        </w:tabs>
+        <w:ind w:left="5672" w:hanging="283"/>
+      </w:pPr>
+      <w:rPr>
+        <w:rFonts w:ascii="Symbol" w:hAnsi="Symbol" w:cs="Symbol" w:hint="default"/>
+      </w:rPr>
+    </w:lvl>
+    <w:lvl w:ilvl="8">
+      <w:start w:val="1"/>
+      <w:numFmt w:val="bullet"/>
+      <w:lvlText w:val=""/>
+      <w:lvlJc w:val="left"/>
+      <w:pPr>
+        <w:tabs>
+          <w:tab w:val="num" w:pos="6381"/>
+        </w:tabs>
+        <w:ind w:left="6381" w:hanging="283"/>
+      </w:pPr>
+      <w:rPr>
+        <w:rFonts w:ascii="Symbol" w:hAnsi="Symbol" w:cs="Symbol" w:hint="default"/>
+      </w:rPr>
+    </w:lvl>
+  </w:abstractNum>
+  <w:abstractNum w:abstractNumId="11">
+    <w:lvl w:ilvl="0">
+      <w:start w:val="1"/>
+      <w:numFmt w:val="decimal"/>
+      <w:lvlText w:val="%1."/>
+      <w:lvlJc w:val="left"/>
+      <w:pPr>
+        <w:tabs>
+          <w:tab w:val="num" w:pos="709"/>
+        </w:tabs>
+        <w:ind w:left="709" w:hanging="283"/>
+      </w:pPr>
+      <w:rPr/>
+    </w:lvl>
+    <w:lvl w:ilvl="1">
+      <w:start w:val="1"/>
+      <w:numFmt w:val="decimal"/>
+      <w:lvlText w:val="%2."/>
+      <w:lvlJc w:val="left"/>
+      <w:pPr>
+        <w:tabs>
+          <w:tab w:val="num" w:pos="1418"/>
+        </w:tabs>
+        <w:ind w:left="1418" w:hanging="283"/>
+      </w:pPr>
+      <w:rPr/>
+    </w:lvl>
+    <w:lvl w:ilvl="2">
+      <w:start w:val="1"/>
+      <w:numFmt w:val="decimal"/>
+      <w:lvlText w:val="%3."/>
+      <w:lvlJc w:val="left"/>
+      <w:pPr>
+        <w:tabs>
+          <w:tab w:val="num" w:pos="2127"/>
+        </w:tabs>
+        <w:ind w:left="2127" w:hanging="283"/>
+      </w:pPr>
+      <w:rPr/>
+    </w:lvl>
+    <w:lvl w:ilvl="3">
+      <w:start w:val="1"/>
+      <w:numFmt w:val="decimal"/>
+      <w:lvlText w:val="%4."/>
+      <w:lvlJc w:val="left"/>
+      <w:pPr>
+        <w:tabs>
+          <w:tab w:val="num" w:pos="2836"/>
+        </w:tabs>
+        <w:ind w:left="2836" w:hanging="283"/>
+      </w:pPr>
+      <w:rPr/>
+    </w:lvl>
+    <w:lvl w:ilvl="4">
+      <w:start w:val="1"/>
+      <w:numFmt w:val="decimal"/>
+      <w:lvlText w:val="%5."/>
+      <w:lvlJc w:val="left"/>
+      <w:pPr>
+        <w:tabs>
+          <w:tab w:val="num" w:pos="3545"/>
+        </w:tabs>
+        <w:ind w:left="3545" w:hanging="283"/>
+      </w:pPr>
+      <w:rPr/>
+    </w:lvl>
+    <w:lvl w:ilvl="5">
+      <w:start w:val="1"/>
+      <w:numFmt w:val="decimal"/>
+      <w:lvlText w:val="%6."/>
+      <w:lvlJc w:val="left"/>
+      <w:pPr>
+        <w:tabs>
+          <w:tab w:val="num" w:pos="4254"/>
+        </w:tabs>
+        <w:ind w:left="4254" w:hanging="283"/>
+      </w:pPr>
+      <w:rPr/>
+    </w:lvl>
+    <w:lvl w:ilvl="6">
+      <w:start w:val="1"/>
+      <w:numFmt w:val="decimal"/>
+      <w:lvlText w:val="%7."/>
+      <w:lvlJc w:val="left"/>
+      <w:pPr>
+        <w:tabs>
+          <w:tab w:val="num" w:pos="4963"/>
+        </w:tabs>
+        <w:ind w:left="4963" w:hanging="283"/>
+      </w:pPr>
+      <w:rPr/>
+    </w:lvl>
+    <w:lvl w:ilvl="7">
+      <w:start w:val="1"/>
+      <w:numFmt w:val="decimal"/>
+      <w:lvlText w:val="%8."/>
+      <w:lvlJc w:val="left"/>
+      <w:pPr>
+        <w:tabs>
+          <w:tab w:val="num" w:pos="5672"/>
+        </w:tabs>
+        <w:ind w:left="5672" w:hanging="283"/>
+      </w:pPr>
+      <w:rPr/>
+    </w:lvl>
+    <w:lvl w:ilvl="8">
+      <w:start w:val="1"/>
+      <w:numFmt w:val="decimal"/>
+      <w:lvlText w:val="%9."/>
+      <w:lvlJc w:val="left"/>
+      <w:pPr>
+        <w:tabs>
+          <w:tab w:val="num" w:pos="6381"/>
+        </w:tabs>
+        <w:ind w:left="6381" w:hanging="283"/>
+      </w:pPr>
+      <w:rPr/>
+    </w:lvl>
+  </w:abstractNum>
+  <w:abstractNum w:abstractNumId="12">
     <w:lvl w:ilvl="0">
       <w:start w:val="1"/>
       <w:numFmt w:val="none"/>
@@ -9524,6 +14956,15 @@
   </w:num>
   <w:num w:numId="9">
     <w:abstractNumId w:val="9"/>
+  </w:num>
+  <w:num w:numId="10">
+    <w:abstractNumId w:val="10"/>
+  </w:num>
+  <w:num w:numId="11">
+    <w:abstractNumId w:val="11"/>
+  </w:num>
+  <w:num w:numId="12">
+    <w:abstractNumId w:val="12"/>
   </w:num>
 </w:numbering>
 </file>
